--- a/docs/lectures/lecture_07/07_lecture_powerpoint.docx
+++ b/docs/lectures/lecture_07/07_lecture_powerpoint.docx
@@ -29,9 +29,10 @@
     </w:p>
     <w:bookmarkEnd w:id="9"/>
     <w:sectPr>
-      <w:footnotePr>
-        <w:numRestart w:val="eachSect"/>
-      </w:footnotePr>
+      <w:pgSz w:h="15840" w:w="12240"/>
+      <w:pgMar w:bottom="1440" w:footer="720" w:gutter="0" w:header="720" w:left="1440" w:right="1440" w:top="1440"/>
+      <w:cols w:space="720"/>
+      <w:docGrid w:linePitch="360"/>
     </w:sectPr>
   </w:body>
 </w:document>
@@ -145,191 +146,410 @@
 </file>
 
 <file path=word/styles.xml><?xml version="1.0" encoding="utf-8"?>
-<w:styles xmlns:r="http://schemas.openxmlformats.org/officeDocument/2006/relationships" xmlns:w="http://schemas.openxmlformats.org/wordprocessingml/2006/main">
+<w:styles xmlns:mc="http://schemas.openxmlformats.org/markup-compatibility/2006" xmlns:r="http://schemas.openxmlformats.org/officeDocument/2006/relationships" xmlns:w="http://schemas.openxmlformats.org/wordprocessingml/2006/main" xmlns:w14="http://schemas.microsoft.com/office/word/2010/wordml" xmlns:w15="http://schemas.microsoft.com/office/word/2012/wordml" xmlns:w16="http://schemas.microsoft.com/office/word/2018/wordml" xmlns:w16cex="http://schemas.microsoft.com/office/word/2018/wordml/cex" xmlns:w16cid="http://schemas.microsoft.com/office/word/2016/wordml/cid" xmlns:w16du="http://schemas.microsoft.com/office/word/2023/wordml/word16du" xmlns:w16sdtdh="http://schemas.microsoft.com/office/word/2020/wordml/sdtdatahash" xmlns:w16sdtfl="http://schemas.microsoft.com/office/word/2024/wordml/sdtformatlock" xmlns:w16se="http://schemas.microsoft.com/office/word/2015/wordml/symex" mc:Ignorable="w14 w15 w16se w16cid w16 w16cex w16sdtdh w16sdtfl w16du">
   <w:docDefaults>
     <w:rPrDefault>
       <w:rPr>
-        <w:rFonts w:asciiTheme="minorHAnsi" w:cstheme="minorBidi" w:eastAsiaTheme="minorEastAsia" w:hAnsiTheme="minorHAnsi"/>
+        <w:rFonts w:ascii="Arial" w:cs="Times New Roman (Body CS)" w:eastAsiaTheme="minorHAnsi" w:hAnsi="Arial"/>
+        <w:kern w:val="2"/>
         <w:sz w:val="24"/>
         <w:szCs w:val="24"/>
-        <w:lang w:bidi="ar-SA" w:eastAsia="zh-CN" w:val="en-US"/>
+        <w:lang w:bidi="ar-SA" w:eastAsia="en-US" w:val="en-US"/>
+        <w14:ligatures w14:val="standardContextual"/>
       </w:rPr>
     </w:rPrDefault>
-    <w:pPrDefault>
-      <w:pPr>
-        <w:spacing w:after="200"/>
-      </w:pPr>
-    </w:pPrDefault>
+    <w:pPrDefault/>
   </w:docDefaults>
-  <w:latentStyles w:count="276" w:defLockedState="0" w:defQFormat="0" w:defSemiHidden="0" w:defUIPriority="0" w:defUnhideWhenUsed="0"/>
+  <w:latentStyles w:count="376" w:defLockedState="0" w:defQFormat="0" w:defSemiHidden="0" w:defUIPriority="99" w:defUnhideWhenUsed="0">
+    <w:lsdException w:name="Normal" w:qFormat="1" w:uiPriority="0"/>
+    <w:lsdException w:name="heading 1" w:qFormat="1" w:uiPriority="9"/>
+    <w:lsdException w:name="heading 2" w:qFormat="1" w:semiHidden="1" w:uiPriority="9" w:unhideWhenUsed="1"/>
+    <w:lsdException w:name="heading 3" w:qFormat="1" w:semiHidden="1" w:uiPriority="9" w:unhideWhenUsed="1"/>
+    <w:lsdException w:name="heading 4" w:qFormat="1" w:semiHidden="1" w:uiPriority="9" w:unhideWhenUsed="1"/>
+    <w:lsdException w:name="heading 5" w:qFormat="1" w:semiHidden="1" w:uiPriority="9" w:unhideWhenUsed="1"/>
+    <w:lsdException w:name="heading 6" w:qFormat="1" w:semiHidden="1" w:uiPriority="9" w:unhideWhenUsed="1"/>
+    <w:lsdException w:name="heading 7" w:qFormat="1" w:semiHidden="1" w:uiPriority="9" w:unhideWhenUsed="1"/>
+    <w:lsdException w:name="heading 8" w:qFormat="1" w:semiHidden="1" w:uiPriority="9" w:unhideWhenUsed="1"/>
+    <w:lsdException w:name="heading 9" w:qFormat="1" w:semiHidden="1" w:uiPriority="9" w:unhideWhenUsed="1"/>
+    <w:lsdException w:name="index 1" w:semiHidden="1" w:unhideWhenUsed="1"/>
+    <w:lsdException w:name="index 2" w:semiHidden="1" w:unhideWhenUsed="1"/>
+    <w:lsdException w:name="index 3" w:semiHidden="1" w:unhideWhenUsed="1"/>
+    <w:lsdException w:name="index 4" w:semiHidden="1" w:unhideWhenUsed="1"/>
+    <w:lsdException w:name="index 5" w:semiHidden="1" w:unhideWhenUsed="1"/>
+    <w:lsdException w:name="index 6" w:semiHidden="1" w:unhideWhenUsed="1"/>
+    <w:lsdException w:name="index 7" w:semiHidden="1" w:unhideWhenUsed="1"/>
+    <w:lsdException w:name="index 8" w:semiHidden="1" w:unhideWhenUsed="1"/>
+    <w:lsdException w:name="index 9" w:semiHidden="1" w:unhideWhenUsed="1"/>
+    <w:lsdException w:name="toc 1" w:semiHidden="1" w:uiPriority="39" w:unhideWhenUsed="1"/>
+    <w:lsdException w:name="toc 2" w:semiHidden="1" w:uiPriority="39" w:unhideWhenUsed="1"/>
+    <w:lsdException w:name="toc 3" w:semiHidden="1" w:uiPriority="39" w:unhideWhenUsed="1"/>
+    <w:lsdException w:name="toc 4" w:semiHidden="1" w:uiPriority="39" w:unhideWhenUsed="1"/>
+    <w:lsdException w:name="toc 5" w:semiHidden="1" w:uiPriority="39" w:unhideWhenUsed="1"/>
+    <w:lsdException w:name="toc 6" w:semiHidden="1" w:uiPriority="39" w:unhideWhenUsed="1"/>
+    <w:lsdException w:name="toc 7" w:semiHidden="1" w:uiPriority="39" w:unhideWhenUsed="1"/>
+    <w:lsdException w:name="toc 8" w:semiHidden="1" w:uiPriority="39" w:unhideWhenUsed="1"/>
+    <w:lsdException w:name="toc 9" w:semiHidden="1" w:uiPriority="39" w:unhideWhenUsed="1"/>
+    <w:lsdException w:name="Normal Indent" w:semiHidden="1" w:unhideWhenUsed="1"/>
+    <w:lsdException w:name="footnote text" w:semiHidden="1" w:unhideWhenUsed="1"/>
+    <w:lsdException w:name="annotation text" w:semiHidden="1" w:unhideWhenUsed="1"/>
+    <w:lsdException w:name="header" w:semiHidden="1" w:unhideWhenUsed="1"/>
+    <w:lsdException w:name="footer" w:semiHidden="1" w:unhideWhenUsed="1"/>
+    <w:lsdException w:name="index heading" w:semiHidden="1" w:unhideWhenUsed="1"/>
+    <w:lsdException w:name="caption" w:qFormat="1" w:semiHidden="1" w:uiPriority="35" w:unhideWhenUsed="1"/>
+    <w:lsdException w:name="table of figures" w:semiHidden="1" w:unhideWhenUsed="1"/>
+    <w:lsdException w:name="envelope address" w:semiHidden="1" w:unhideWhenUsed="1"/>
+    <w:lsdException w:name="envelope return" w:semiHidden="1" w:unhideWhenUsed="1"/>
+    <w:lsdException w:name="footnote reference" w:semiHidden="1" w:unhideWhenUsed="1"/>
+    <w:lsdException w:name="annotation reference" w:semiHidden="1" w:unhideWhenUsed="1"/>
+    <w:lsdException w:name="line number" w:semiHidden="1" w:unhideWhenUsed="1"/>
+    <w:lsdException w:name="page number" w:semiHidden="1" w:unhideWhenUsed="1"/>
+    <w:lsdException w:name="endnote reference" w:semiHidden="1" w:unhideWhenUsed="1"/>
+    <w:lsdException w:name="endnote text" w:semiHidden="1" w:unhideWhenUsed="1"/>
+    <w:lsdException w:name="table of authorities" w:semiHidden="1" w:unhideWhenUsed="1"/>
+    <w:lsdException w:name="macro" w:semiHidden="1" w:unhideWhenUsed="1"/>
+    <w:lsdException w:name="toa heading" w:semiHidden="1" w:unhideWhenUsed="1"/>
+    <w:lsdException w:name="List" w:semiHidden="1" w:unhideWhenUsed="1"/>
+    <w:lsdException w:name="List Bullet" w:semiHidden="1" w:unhideWhenUsed="1"/>
+    <w:lsdException w:name="List Number" w:semiHidden="1" w:unhideWhenUsed="1"/>
+    <w:lsdException w:name="List 2" w:semiHidden="1" w:unhideWhenUsed="1"/>
+    <w:lsdException w:name="List 3" w:semiHidden="1" w:unhideWhenUsed="1"/>
+    <w:lsdException w:name="List 4" w:semiHidden="1" w:unhideWhenUsed="1"/>
+    <w:lsdException w:name="List 5" w:semiHidden="1" w:unhideWhenUsed="1"/>
+    <w:lsdException w:name="List Bullet 2" w:semiHidden="1" w:unhideWhenUsed="1"/>
+    <w:lsdException w:name="List Bullet 3" w:semiHidden="1" w:unhideWhenUsed="1"/>
+    <w:lsdException w:name="List Bullet 4" w:semiHidden="1" w:unhideWhenUsed="1"/>
+    <w:lsdException w:name="List Bullet 5" w:semiHidden="1" w:unhideWhenUsed="1"/>
+    <w:lsdException w:name="List Number 2" w:semiHidden="1" w:unhideWhenUsed="1"/>
+    <w:lsdException w:name="List Number 3" w:semiHidden="1" w:unhideWhenUsed="1"/>
+    <w:lsdException w:name="List Number 4" w:semiHidden="1" w:unhideWhenUsed="1"/>
+    <w:lsdException w:name="List Number 5" w:semiHidden="1" w:unhideWhenUsed="1"/>
+    <w:lsdException w:name="Title" w:qFormat="1" w:uiPriority="10"/>
+    <w:lsdException w:name="Closing" w:semiHidden="1" w:unhideWhenUsed="1"/>
+    <w:lsdException w:name="Signature" w:semiHidden="1" w:unhideWhenUsed="1"/>
+    <w:lsdException w:name="Default Paragraph Font" w:semiHidden="1" w:uiPriority="1" w:unhideWhenUsed="1"/>
+    <w:lsdException w:name="Body Text" w:semiHidden="1" w:unhideWhenUsed="1"/>
+    <w:lsdException w:name="Body Text Indent" w:semiHidden="1" w:unhideWhenUsed="1"/>
+    <w:lsdException w:name="List Continue" w:semiHidden="1" w:unhideWhenUsed="1"/>
+    <w:lsdException w:name="List Continue 2" w:semiHidden="1" w:unhideWhenUsed="1"/>
+    <w:lsdException w:name="List Continue 3" w:semiHidden="1" w:unhideWhenUsed="1"/>
+    <w:lsdException w:name="List Continue 4" w:semiHidden="1" w:unhideWhenUsed="1"/>
+    <w:lsdException w:name="List Continue 5" w:semiHidden="1" w:unhideWhenUsed="1"/>
+    <w:lsdException w:name="Message Header" w:semiHidden="1" w:unhideWhenUsed="1"/>
+    <w:lsdException w:name="Subtitle" w:qFormat="1" w:uiPriority="11"/>
+    <w:lsdException w:name="Salutation" w:semiHidden="1" w:unhideWhenUsed="1"/>
+    <w:lsdException w:name="Date" w:semiHidden="1" w:unhideWhenUsed="1"/>
+    <w:lsdException w:name="Body Text First Indent" w:semiHidden="1" w:unhideWhenUsed="1"/>
+    <w:lsdException w:name="Body Text First Indent 2" w:semiHidden="1" w:unhideWhenUsed="1"/>
+    <w:lsdException w:name="Note Heading" w:semiHidden="1" w:unhideWhenUsed="1"/>
+    <w:lsdException w:name="Body Text 2" w:semiHidden="1" w:unhideWhenUsed="1"/>
+    <w:lsdException w:name="Body Text 3" w:semiHidden="1" w:unhideWhenUsed="1"/>
+    <w:lsdException w:name="Body Text Indent 2" w:semiHidden="1" w:unhideWhenUsed="1"/>
+    <w:lsdException w:name="Body Text Indent 3" w:semiHidden="1" w:unhideWhenUsed="1"/>
+    <w:lsdException w:name="Block Text" w:semiHidden="1" w:unhideWhenUsed="1"/>
+    <w:lsdException w:name="Hyperlink" w:semiHidden="1" w:unhideWhenUsed="1"/>
+    <w:lsdException w:name="FollowedHyperlink" w:semiHidden="1" w:unhideWhenUsed="1"/>
+    <w:lsdException w:name="Strong" w:qFormat="1" w:uiPriority="22"/>
+    <w:lsdException w:name="Emphasis" w:qFormat="1" w:uiPriority="20"/>
+    <w:lsdException w:name="Document Map" w:semiHidden="1" w:unhideWhenUsed="1"/>
+    <w:lsdException w:name="Plain Text" w:semiHidden="1" w:unhideWhenUsed="1"/>
+    <w:lsdException w:name="E-mail Signature" w:semiHidden="1" w:unhideWhenUsed="1"/>
+    <w:lsdException w:name="HTML Top of Form" w:semiHidden="1" w:unhideWhenUsed="1"/>
+    <w:lsdException w:name="HTML Bottom of Form" w:semiHidden="1" w:unhideWhenUsed="1"/>
+    <w:lsdException w:name="Normal (Web)" w:semiHidden="1" w:unhideWhenUsed="1"/>
+    <w:lsdException w:name="HTML Acronym" w:semiHidden="1" w:unhideWhenUsed="1"/>
+    <w:lsdException w:name="HTML Address" w:semiHidden="1" w:unhideWhenUsed="1"/>
+    <w:lsdException w:name="HTML Cite" w:semiHidden="1" w:unhideWhenUsed="1"/>
+    <w:lsdException w:name="HTML Code" w:semiHidden="1" w:unhideWhenUsed="1"/>
+    <w:lsdException w:name="HTML Definition" w:semiHidden="1" w:unhideWhenUsed="1"/>
+    <w:lsdException w:name="HTML Keyboard" w:semiHidden="1" w:unhideWhenUsed="1"/>
+    <w:lsdException w:name="HTML Preformatted" w:semiHidden="1" w:unhideWhenUsed="1"/>
+    <w:lsdException w:name="HTML Sample" w:semiHidden="1" w:unhideWhenUsed="1"/>
+    <w:lsdException w:name="HTML Typewriter" w:semiHidden="1" w:unhideWhenUsed="1"/>
+    <w:lsdException w:name="HTML Variable" w:semiHidden="1" w:unhideWhenUsed="1"/>
+    <w:lsdException w:name="Normal Table" w:semiHidden="1" w:unhideWhenUsed="1"/>
+    <w:lsdException w:name="annotation subject" w:semiHidden="1" w:unhideWhenUsed="1"/>
+    <w:lsdException w:name="No List" w:semiHidden="1" w:unhideWhenUsed="1"/>
+    <w:lsdException w:name="Outline List 1" w:semiHidden="1" w:unhideWhenUsed="1"/>
+    <w:lsdException w:name="Outline List 2" w:semiHidden="1" w:unhideWhenUsed="1"/>
+    <w:lsdException w:name="Outline List 3" w:semiHidden="1" w:unhideWhenUsed="1"/>
+    <w:lsdException w:name="Table Simple 1" w:semiHidden="1" w:unhideWhenUsed="1"/>
+    <w:lsdException w:name="Table Simple 2" w:semiHidden="1" w:unhideWhenUsed="1"/>
+    <w:lsdException w:name="Table Simple 3" w:semiHidden="1" w:unhideWhenUsed="1"/>
+    <w:lsdException w:name="Table Classic 1" w:semiHidden="1" w:unhideWhenUsed="1"/>
+    <w:lsdException w:name="Table Classic 2" w:semiHidden="1" w:unhideWhenUsed="1"/>
+    <w:lsdException w:name="Table Classic 3" w:semiHidden="1" w:unhideWhenUsed="1"/>
+    <w:lsdException w:name="Table Classic 4" w:semiHidden="1" w:unhideWhenUsed="1"/>
+    <w:lsdException w:name="Table Colorful 1" w:semiHidden="1" w:unhideWhenUsed="1"/>
+    <w:lsdException w:name="Table Colorful 2" w:semiHidden="1" w:unhideWhenUsed="1"/>
+    <w:lsdException w:name="Table Colorful 3" w:semiHidden="1" w:unhideWhenUsed="1"/>
+    <w:lsdException w:name="Table Columns 1" w:semiHidden="1" w:unhideWhenUsed="1"/>
+    <w:lsdException w:name="Table Columns 2" w:semiHidden="1" w:unhideWhenUsed="1"/>
+    <w:lsdException w:name="Table Columns 3" w:semiHidden="1" w:unhideWhenUsed="1"/>
+    <w:lsdException w:name="Table Columns 4" w:semiHidden="1" w:unhideWhenUsed="1"/>
+    <w:lsdException w:name="Table Columns 5" w:semiHidden="1" w:unhideWhenUsed="1"/>
+    <w:lsdException w:name="Table Grid 1" w:semiHidden="1" w:unhideWhenUsed="1"/>
+    <w:lsdException w:name="Table Grid 2" w:semiHidden="1" w:unhideWhenUsed="1"/>
+    <w:lsdException w:name="Table Grid 3" w:semiHidden="1" w:unhideWhenUsed="1"/>
+    <w:lsdException w:name="Table Grid 4" w:semiHidden="1" w:unhideWhenUsed="1"/>
+    <w:lsdException w:name="Table Grid 5" w:semiHidden="1" w:unhideWhenUsed="1"/>
+    <w:lsdException w:name="Table Grid 6" w:semiHidden="1" w:unhideWhenUsed="1"/>
+    <w:lsdException w:name="Table Grid 7" w:semiHidden="1" w:unhideWhenUsed="1"/>
+    <w:lsdException w:name="Table Grid 8" w:semiHidden="1" w:unhideWhenUsed="1"/>
+    <w:lsdException w:name="Table List 1" w:semiHidden="1" w:unhideWhenUsed="1"/>
+    <w:lsdException w:name="Table List 2" w:semiHidden="1" w:unhideWhenUsed="1"/>
+    <w:lsdException w:name="Table List 3" w:semiHidden="1" w:unhideWhenUsed="1"/>
+    <w:lsdException w:name="Table List 4" w:semiHidden="1" w:unhideWhenUsed="1"/>
+    <w:lsdException w:name="Table List 5" w:semiHidden="1" w:unhideWhenUsed="1"/>
+    <w:lsdException w:name="Table List 6" w:semiHidden="1" w:unhideWhenUsed="1"/>
+    <w:lsdException w:name="Table List 7" w:semiHidden="1" w:unhideWhenUsed="1"/>
+    <w:lsdException w:name="Table List 8" w:semiHidden="1" w:unhideWhenUsed="1"/>
+    <w:lsdException w:name="Table 3D effects 1" w:semiHidden="1" w:unhideWhenUsed="1"/>
+    <w:lsdException w:name="Table 3D effects 2" w:semiHidden="1" w:unhideWhenUsed="1"/>
+    <w:lsdException w:name="Table 3D effects 3" w:semiHidden="1" w:unhideWhenUsed="1"/>
+    <w:lsdException w:name="Table Contemporary" w:semiHidden="1" w:unhideWhenUsed="1"/>
+    <w:lsdException w:name="Table Elegant" w:semiHidden="1" w:unhideWhenUsed="1"/>
+    <w:lsdException w:name="Table Professional" w:semiHidden="1" w:unhideWhenUsed="1"/>
+    <w:lsdException w:name="Table Subtle 1" w:semiHidden="1" w:unhideWhenUsed="1"/>
+    <w:lsdException w:name="Table Subtle 2" w:semiHidden="1" w:unhideWhenUsed="1"/>
+    <w:lsdException w:name="Table Web 1" w:semiHidden="1" w:unhideWhenUsed="1"/>
+    <w:lsdException w:name="Table Web 2" w:semiHidden="1" w:unhideWhenUsed="1"/>
+    <w:lsdException w:name="Table Web 3" w:semiHidden="1" w:unhideWhenUsed="1"/>
+    <w:lsdException w:name="Balloon Text" w:semiHidden="1" w:unhideWhenUsed="1"/>
+    <w:lsdException w:name="Table Grid" w:uiPriority="39"/>
+    <w:lsdException w:name="Table Theme" w:semiHidden="1" w:unhideWhenUsed="1"/>
+    <w:lsdException w:name="Placeholder Text" w:semiHidden="1"/>
+    <w:lsdException w:name="No Spacing" w:qFormat="1" w:uiPriority="1"/>
+    <w:lsdException w:name="Light Shading" w:uiPriority="60"/>
+    <w:lsdException w:name="Light List" w:uiPriority="61"/>
+    <w:lsdException w:name="Light Grid" w:uiPriority="62"/>
+    <w:lsdException w:name="Medium Shading 1" w:uiPriority="63"/>
+    <w:lsdException w:name="Medium Shading 2" w:uiPriority="64"/>
+    <w:lsdException w:name="Medium List 1" w:uiPriority="65"/>
+    <w:lsdException w:name="Medium List 2" w:uiPriority="66"/>
+    <w:lsdException w:name="Medium Grid 1" w:uiPriority="67"/>
+    <w:lsdException w:name="Medium Grid 2" w:uiPriority="68"/>
+    <w:lsdException w:name="Medium Grid 3" w:uiPriority="69"/>
+    <w:lsdException w:name="Dark List" w:uiPriority="70"/>
+    <w:lsdException w:name="Colorful Shading" w:uiPriority="71"/>
+    <w:lsdException w:name="Colorful List" w:uiPriority="72"/>
+    <w:lsdException w:name="Colorful Grid" w:uiPriority="73"/>
+    <w:lsdException w:name="Light Shading Accent 1" w:uiPriority="60"/>
+    <w:lsdException w:name="Light List Accent 1" w:uiPriority="61"/>
+    <w:lsdException w:name="Light Grid Accent 1" w:uiPriority="62"/>
+    <w:lsdException w:name="Medium Shading 1 Accent 1" w:uiPriority="63"/>
+    <w:lsdException w:name="Medium Shading 2 Accent 1" w:uiPriority="64"/>
+    <w:lsdException w:name="Medium List 1 Accent 1" w:uiPriority="65"/>
+    <w:lsdException w:name="Revision" w:semiHidden="1"/>
+    <w:lsdException w:name="List Paragraph" w:qFormat="1" w:uiPriority="34"/>
+    <w:lsdException w:name="Quote" w:qFormat="1" w:uiPriority="29"/>
+    <w:lsdException w:name="Intense Quote" w:qFormat="1" w:uiPriority="30"/>
+    <w:lsdException w:name="Medium List 2 Accent 1" w:uiPriority="66"/>
+    <w:lsdException w:name="Medium Grid 1 Accent 1" w:uiPriority="67"/>
+    <w:lsdException w:name="Medium Grid 2 Accent 1" w:uiPriority="68"/>
+    <w:lsdException w:name="Medium Grid 3 Accent 1" w:uiPriority="69"/>
+    <w:lsdException w:name="Dark List Accent 1" w:uiPriority="70"/>
+    <w:lsdException w:name="Colorful Shading Accent 1" w:uiPriority="71"/>
+    <w:lsdException w:name="Colorful List Accent 1" w:uiPriority="72"/>
+    <w:lsdException w:name="Colorful Grid Accent 1" w:uiPriority="73"/>
+    <w:lsdException w:name="Light Shading Accent 2" w:uiPriority="60"/>
+    <w:lsdException w:name="Light List Accent 2" w:uiPriority="61"/>
+    <w:lsdException w:name="Light Grid Accent 2" w:uiPriority="62"/>
+    <w:lsdException w:name="Medium Shading 1 Accent 2" w:uiPriority="63"/>
+    <w:lsdException w:name="Medium Shading 2 Accent 2" w:uiPriority="64"/>
+    <w:lsdException w:name="Medium List 1 Accent 2" w:uiPriority="65"/>
+    <w:lsdException w:name="Medium List 2 Accent 2" w:uiPriority="66"/>
+    <w:lsdException w:name="Medium Grid 1 Accent 2" w:uiPriority="67"/>
+    <w:lsdException w:name="Medium Grid 2 Accent 2" w:uiPriority="68"/>
+    <w:lsdException w:name="Medium Grid 3 Accent 2" w:uiPriority="69"/>
+    <w:lsdException w:name="Dark List Accent 2" w:uiPriority="70"/>
+    <w:lsdException w:name="Colorful Shading Accent 2" w:uiPriority="71"/>
+    <w:lsdException w:name="Colorful List Accent 2" w:uiPriority="72"/>
+    <w:lsdException w:name="Colorful Grid Accent 2" w:uiPriority="73"/>
+    <w:lsdException w:name="Light Shading Accent 3" w:uiPriority="60"/>
+    <w:lsdException w:name="Light List Accent 3" w:uiPriority="61"/>
+    <w:lsdException w:name="Light Grid Accent 3" w:uiPriority="62"/>
+    <w:lsdException w:name="Medium Shading 1 Accent 3" w:uiPriority="63"/>
+    <w:lsdException w:name="Medium Shading 2 Accent 3" w:uiPriority="64"/>
+    <w:lsdException w:name="Medium List 1 Accent 3" w:uiPriority="65"/>
+    <w:lsdException w:name="Medium List 2 Accent 3" w:uiPriority="66"/>
+    <w:lsdException w:name="Medium Grid 1 Accent 3" w:uiPriority="67"/>
+    <w:lsdException w:name="Medium Grid 2 Accent 3" w:uiPriority="68"/>
+    <w:lsdException w:name="Medium Grid 3 Accent 3" w:uiPriority="69"/>
+    <w:lsdException w:name="Dark List Accent 3" w:uiPriority="70"/>
+    <w:lsdException w:name="Colorful Shading Accent 3" w:uiPriority="71"/>
+    <w:lsdException w:name="Colorful List Accent 3" w:uiPriority="72"/>
+    <w:lsdException w:name="Colorful Grid Accent 3" w:uiPriority="73"/>
+    <w:lsdException w:name="Light Shading Accent 4" w:uiPriority="60"/>
+    <w:lsdException w:name="Light List Accent 4" w:uiPriority="61"/>
+    <w:lsdException w:name="Light Grid Accent 4" w:uiPriority="62"/>
+    <w:lsdException w:name="Medium Shading 1 Accent 4" w:uiPriority="63"/>
+    <w:lsdException w:name="Medium Shading 2 Accent 4" w:uiPriority="64"/>
+    <w:lsdException w:name="Medium List 1 Accent 4" w:uiPriority="65"/>
+    <w:lsdException w:name="Medium List 2 Accent 4" w:uiPriority="66"/>
+    <w:lsdException w:name="Medium Grid 1 Accent 4" w:uiPriority="67"/>
+    <w:lsdException w:name="Medium Grid 2 Accent 4" w:uiPriority="68"/>
+    <w:lsdException w:name="Medium Grid 3 Accent 4" w:uiPriority="69"/>
+    <w:lsdException w:name="Dark List Accent 4" w:uiPriority="70"/>
+    <w:lsdException w:name="Colorful Shading Accent 4" w:uiPriority="71"/>
+    <w:lsdException w:name="Colorful List Accent 4" w:uiPriority="72"/>
+    <w:lsdException w:name="Colorful Grid Accent 4" w:uiPriority="73"/>
+    <w:lsdException w:name="Light Shading Accent 5" w:uiPriority="60"/>
+    <w:lsdException w:name="Light List Accent 5" w:uiPriority="61"/>
+    <w:lsdException w:name="Light Grid Accent 5" w:uiPriority="62"/>
+    <w:lsdException w:name="Medium Shading 1 Accent 5" w:uiPriority="63"/>
+    <w:lsdException w:name="Medium Shading 2 Accent 5" w:uiPriority="64"/>
+    <w:lsdException w:name="Medium List 1 Accent 5" w:uiPriority="65"/>
+    <w:lsdException w:name="Medium List 2 Accent 5" w:uiPriority="66"/>
+    <w:lsdException w:name="Medium Grid 1 Accent 5" w:uiPriority="67"/>
+    <w:lsdException w:name="Medium Grid 2 Accent 5" w:uiPriority="68"/>
+    <w:lsdException w:name="Medium Grid 3 Accent 5" w:uiPriority="69"/>
+    <w:lsdException w:name="Dark List Accent 5" w:uiPriority="70"/>
+    <w:lsdException w:name="Colorful Shading Accent 5" w:uiPriority="71"/>
+    <w:lsdException w:name="Colorful List Accent 5" w:uiPriority="72"/>
+    <w:lsdException w:name="Colorful Grid Accent 5" w:uiPriority="73"/>
+    <w:lsdException w:name="Light Shading Accent 6" w:uiPriority="60"/>
+    <w:lsdException w:name="Light List Accent 6" w:uiPriority="61"/>
+    <w:lsdException w:name="Light Grid Accent 6" w:uiPriority="62"/>
+    <w:lsdException w:name="Medium Shading 1 Accent 6" w:uiPriority="63"/>
+    <w:lsdException w:name="Medium Shading 2 Accent 6" w:uiPriority="64"/>
+    <w:lsdException w:name="Medium List 1 Accent 6" w:uiPriority="65"/>
+    <w:lsdException w:name="Medium List 2 Accent 6" w:uiPriority="66"/>
+    <w:lsdException w:name="Medium Grid 1 Accent 6" w:uiPriority="67"/>
+    <w:lsdException w:name="Medium Grid 2 Accent 6" w:uiPriority="68"/>
+    <w:lsdException w:name="Medium Grid 3 Accent 6" w:uiPriority="69"/>
+    <w:lsdException w:name="Dark List Accent 6" w:uiPriority="70"/>
+    <w:lsdException w:name="Colorful Shading Accent 6" w:uiPriority="71"/>
+    <w:lsdException w:name="Colorful List Accent 6" w:uiPriority="72"/>
+    <w:lsdException w:name="Colorful Grid Accent 6" w:uiPriority="73"/>
+    <w:lsdException w:name="Subtle Emphasis" w:qFormat="1" w:uiPriority="19"/>
+    <w:lsdException w:name="Intense Emphasis" w:qFormat="1" w:uiPriority="21"/>
+    <w:lsdException w:name="Subtle Reference" w:qFormat="1" w:uiPriority="31"/>
+    <w:lsdException w:name="Intense Reference" w:qFormat="1" w:uiPriority="32"/>
+    <w:lsdException w:name="Book Title" w:qFormat="1" w:uiPriority="33"/>
+    <w:lsdException w:name="Bibliography" w:semiHidden="1" w:uiPriority="37" w:unhideWhenUsed="1"/>
+    <w:lsdException w:name="TOC Heading" w:qFormat="1" w:semiHidden="1" w:uiPriority="39" w:unhideWhenUsed="1"/>
+    <w:lsdException w:name="Plain Table 1" w:uiPriority="41"/>
+    <w:lsdException w:name="Plain Table 2" w:uiPriority="42"/>
+    <w:lsdException w:name="Plain Table 3" w:uiPriority="43"/>
+    <w:lsdException w:name="Plain Table 4" w:uiPriority="44"/>
+    <w:lsdException w:name="Plain Table 5" w:uiPriority="45"/>
+    <w:lsdException w:name="Grid Table Light" w:uiPriority="40"/>
+    <w:lsdException w:name="Grid Table 1 Light" w:uiPriority="46"/>
+    <w:lsdException w:name="Grid Table 2" w:uiPriority="47"/>
+    <w:lsdException w:name="Grid Table 3" w:uiPriority="48"/>
+    <w:lsdException w:name="Grid Table 4" w:uiPriority="49"/>
+    <w:lsdException w:name="Grid Table 5 Dark" w:uiPriority="50"/>
+    <w:lsdException w:name="Grid Table 6 Colorful" w:uiPriority="51"/>
+    <w:lsdException w:name="Grid Table 7 Colorful" w:uiPriority="52"/>
+    <w:lsdException w:name="Grid Table 1 Light Accent 1" w:uiPriority="46"/>
+    <w:lsdException w:name="Grid Table 2 Accent 1" w:uiPriority="47"/>
+    <w:lsdException w:name="Grid Table 3 Accent 1" w:uiPriority="48"/>
+    <w:lsdException w:name="Grid Table 4 Accent 1" w:uiPriority="49"/>
+    <w:lsdException w:name="Grid Table 5 Dark Accent 1" w:uiPriority="50"/>
+    <w:lsdException w:name="Grid Table 6 Colorful Accent 1" w:uiPriority="51"/>
+    <w:lsdException w:name="Grid Table 7 Colorful Accent 1" w:uiPriority="52"/>
+    <w:lsdException w:name="Grid Table 1 Light Accent 2" w:uiPriority="46"/>
+    <w:lsdException w:name="Grid Table 2 Accent 2" w:uiPriority="47"/>
+    <w:lsdException w:name="Grid Table 3 Accent 2" w:uiPriority="48"/>
+    <w:lsdException w:name="Grid Table 4 Accent 2" w:uiPriority="49"/>
+    <w:lsdException w:name="Grid Table 5 Dark Accent 2" w:uiPriority="50"/>
+    <w:lsdException w:name="Grid Table 6 Colorful Accent 2" w:uiPriority="51"/>
+    <w:lsdException w:name="Grid Table 7 Colorful Accent 2" w:uiPriority="52"/>
+    <w:lsdException w:name="Grid Table 1 Light Accent 3" w:uiPriority="46"/>
+    <w:lsdException w:name="Grid Table 2 Accent 3" w:uiPriority="47"/>
+    <w:lsdException w:name="Grid Table 3 Accent 3" w:uiPriority="48"/>
+    <w:lsdException w:name="Grid Table 4 Accent 3" w:uiPriority="49"/>
+    <w:lsdException w:name="Grid Table 5 Dark Accent 3" w:uiPriority="50"/>
+    <w:lsdException w:name="Grid Table 6 Colorful Accent 3" w:uiPriority="51"/>
+    <w:lsdException w:name="Grid Table 7 Colorful Accent 3" w:uiPriority="52"/>
+    <w:lsdException w:name="Grid Table 1 Light Accent 4" w:uiPriority="46"/>
+    <w:lsdException w:name="Grid Table 2 Accent 4" w:uiPriority="47"/>
+    <w:lsdException w:name="Grid Table 3 Accent 4" w:uiPriority="48"/>
+    <w:lsdException w:name="Grid Table 4 Accent 4" w:uiPriority="49"/>
+    <w:lsdException w:name="Grid Table 5 Dark Accent 4" w:uiPriority="50"/>
+    <w:lsdException w:name="Grid Table 6 Colorful Accent 4" w:uiPriority="51"/>
+    <w:lsdException w:name="Grid Table 7 Colorful Accent 4" w:uiPriority="52"/>
+    <w:lsdException w:name="Grid Table 1 Light Accent 5" w:uiPriority="46"/>
+    <w:lsdException w:name="Grid Table 2 Accent 5" w:uiPriority="47"/>
+    <w:lsdException w:name="Grid Table 3 Accent 5" w:uiPriority="48"/>
+    <w:lsdException w:name="Grid Table 4 Accent 5" w:uiPriority="49"/>
+    <w:lsdException w:name="Grid Table 5 Dark Accent 5" w:uiPriority="50"/>
+    <w:lsdException w:name="Grid Table 6 Colorful Accent 5" w:uiPriority="51"/>
+    <w:lsdException w:name="Grid Table 7 Colorful Accent 5" w:uiPriority="52"/>
+    <w:lsdException w:name="Grid Table 1 Light Accent 6" w:uiPriority="46"/>
+    <w:lsdException w:name="Grid Table 2 Accent 6" w:uiPriority="47"/>
+    <w:lsdException w:name="Grid Table 3 Accent 6" w:uiPriority="48"/>
+    <w:lsdException w:name="Grid Table 4 Accent 6" w:uiPriority="49"/>
+    <w:lsdException w:name="Grid Table 5 Dark Accent 6" w:uiPriority="50"/>
+    <w:lsdException w:name="Grid Table 6 Colorful Accent 6" w:uiPriority="51"/>
+    <w:lsdException w:name="Grid Table 7 Colorful Accent 6" w:uiPriority="52"/>
+    <w:lsdException w:name="List Table 1 Light" w:uiPriority="46"/>
+    <w:lsdException w:name="List Table 2" w:uiPriority="47"/>
+    <w:lsdException w:name="List Table 3" w:uiPriority="48"/>
+    <w:lsdException w:name="List Table 4" w:uiPriority="49"/>
+    <w:lsdException w:name="List Table 5 Dark" w:uiPriority="50"/>
+    <w:lsdException w:name="List Table 6 Colorful" w:uiPriority="51"/>
+    <w:lsdException w:name="List Table 7 Colorful" w:uiPriority="52"/>
+    <w:lsdException w:name="List Table 1 Light Accent 1" w:uiPriority="46"/>
+    <w:lsdException w:name="List Table 2 Accent 1" w:uiPriority="47"/>
+    <w:lsdException w:name="List Table 3 Accent 1" w:uiPriority="48"/>
+    <w:lsdException w:name="List Table 4 Accent 1" w:uiPriority="49"/>
+    <w:lsdException w:name="List Table 5 Dark Accent 1" w:uiPriority="50"/>
+    <w:lsdException w:name="List Table 6 Colorful Accent 1" w:uiPriority="51"/>
+    <w:lsdException w:name="List Table 7 Colorful Accent 1" w:uiPriority="52"/>
+    <w:lsdException w:name="List Table 1 Light Accent 2" w:uiPriority="46"/>
+    <w:lsdException w:name="List Table 2 Accent 2" w:uiPriority="47"/>
+    <w:lsdException w:name="List Table 3 Accent 2" w:uiPriority="48"/>
+    <w:lsdException w:name="List Table 4 Accent 2" w:uiPriority="49"/>
+    <w:lsdException w:name="List Table 5 Dark Accent 2" w:uiPriority="50"/>
+    <w:lsdException w:name="List Table 6 Colorful Accent 2" w:uiPriority="51"/>
+    <w:lsdException w:name="List Table 7 Colorful Accent 2" w:uiPriority="52"/>
+    <w:lsdException w:name="List Table 1 Light Accent 3" w:uiPriority="46"/>
+    <w:lsdException w:name="List Table 2 Accent 3" w:uiPriority="47"/>
+    <w:lsdException w:name="List Table 3 Accent 3" w:uiPriority="48"/>
+    <w:lsdException w:name="List Table 4 Accent 3" w:uiPriority="49"/>
+    <w:lsdException w:name="List Table 5 Dark Accent 3" w:uiPriority="50"/>
+    <w:lsdException w:name="List Table 6 Colorful Accent 3" w:uiPriority="51"/>
+    <w:lsdException w:name="List Table 7 Colorful Accent 3" w:uiPriority="52"/>
+    <w:lsdException w:name="List Table 1 Light Accent 4" w:uiPriority="46"/>
+    <w:lsdException w:name="List Table 2 Accent 4" w:uiPriority="47"/>
+    <w:lsdException w:name="List Table 3 Accent 4" w:uiPriority="48"/>
+    <w:lsdException w:name="List Table 4 Accent 4" w:uiPriority="49"/>
+    <w:lsdException w:name="List Table 5 Dark Accent 4" w:uiPriority="50"/>
+    <w:lsdException w:name="List Table 6 Colorful Accent 4" w:uiPriority="51"/>
+    <w:lsdException w:name="List Table 7 Colorful Accent 4" w:uiPriority="52"/>
+    <w:lsdException w:name="List Table 1 Light Accent 5" w:uiPriority="46"/>
+    <w:lsdException w:name="List Table 2 Accent 5" w:uiPriority="47"/>
+    <w:lsdException w:name="List Table 3 Accent 5" w:uiPriority="48"/>
+    <w:lsdException w:name="List Table 4 Accent 5" w:uiPriority="49"/>
+    <w:lsdException w:name="List Table 5 Dark Accent 5" w:uiPriority="50"/>
+    <w:lsdException w:name="List Table 6 Colorful Accent 5" w:uiPriority="51"/>
+    <w:lsdException w:name="List Table 7 Colorful Accent 5" w:uiPriority="52"/>
+    <w:lsdException w:name="List Table 1 Light Accent 6" w:uiPriority="46"/>
+    <w:lsdException w:name="List Table 2 Accent 6" w:uiPriority="47"/>
+    <w:lsdException w:name="List Table 3 Accent 6" w:uiPriority="48"/>
+    <w:lsdException w:name="List Table 4 Accent 6" w:uiPriority="49"/>
+    <w:lsdException w:name="List Table 5 Dark Accent 6" w:uiPriority="50"/>
+    <w:lsdException w:name="List Table 6 Colorful Accent 6" w:uiPriority="51"/>
+    <w:lsdException w:name="List Table 7 Colorful Accent 6" w:uiPriority="52"/>
+    <w:lsdException w:name="Mention" w:semiHidden="1" w:unhideWhenUsed="1"/>
+    <w:lsdException w:name="Smart Hyperlink" w:semiHidden="1" w:unhideWhenUsed="1"/>
+    <w:lsdException w:name="Hashtag" w:semiHidden="1" w:unhideWhenUsed="1"/>
+    <w:lsdException w:name="Unresolved Mention" w:semiHidden="1" w:unhideWhenUsed="1"/>
+    <w:lsdException w:name="Smart Link" w:semiHidden="1" w:unhideWhenUsed="1"/>
+  </w:latentStyles>
   <w:style w:default="1" w:styleId="Normal" w:type="paragraph">
     <w:name w:val="Normal"/>
     <w:qFormat/>
   </w:style>
-  <w:style w:styleId="BodyText" w:type="paragraph">
-    <w:name w:val="Body Text"/>
-    <w:basedOn w:val="Normal"/>
-    <w:link w:val="BodyTextChar"/>
-    <w:qFormat/>
-    <w:pPr>
-      <w:spacing w:after="180" w:before="180"/>
-    </w:pPr>
-  </w:style>
-  <w:style w:customStyle="1" w:styleId="FirstParagraph" w:type="paragraph">
-    <w:name w:val="First Paragraph"/>
-    <w:basedOn w:val="BodyText"/>
-    <w:next w:val="BodyText"/>
-    <w:qFormat/>
-  </w:style>
-  <w:style w:customStyle="1" w:styleId="Compact" w:type="paragraph">
-    <w:name w:val="Compact"/>
-    <w:basedOn w:val="BodyText"/>
-    <w:qFormat/>
-    <w:pPr>
-      <w:spacing w:after="36" w:before="36"/>
-    </w:pPr>
-  </w:style>
-  <w:style w:styleId="Title" w:type="paragraph">
-    <w:name w:val="Title"/>
-    <w:basedOn w:val="Normal"/>
-    <w:next w:val="BodyText"/>
-    <w:link w:val="TitleChar"/>
-    <w:uiPriority w:val="10"/>
-    <w:qFormat/>
-    <w:rsid w:val="00A10FD9"/>
-    <w:pPr>
-      <w:spacing w:after="80" w:line="240" w:lineRule="auto"/>
-      <w:contextualSpacing/>
-      <w:jc w:val="center"/>
-    </w:pPr>
-    <w:rPr>
-      <w:rFonts w:asciiTheme="majorHAnsi" w:cstheme="majorBidi" w:eastAsiaTheme="majorEastAsia" w:hAnsiTheme="majorHAnsi"/>
-      <w:sz w:val="56"/>
-      <w:szCs w:val="56"/>
-    </w:rPr>
-  </w:style>
-  <w:style w:customStyle="1" w:styleId="TitleChar" w:type="character">
-    <w:name w:val="Title Char"/>
-    <w:basedOn w:val="DefaultParagraphFont"/>
-    <w:link w:val="Title"/>
-    <w:uiPriority w:val="10"/>
-    <w:rsid w:val="00A10FD9"/>
-    <w:rPr>
-      <w:rFonts w:asciiTheme="majorHAnsi" w:cstheme="majorBidi" w:eastAsiaTheme="majorEastAsia" w:hAnsiTheme="majorHAnsi"/>
-      <w:sz w:val="56"/>
-      <w:szCs w:val="56"/>
-    </w:rPr>
-  </w:style>
-  <w:style w:styleId="Subtitle" w:type="paragraph">
-    <w:name w:val="Subtitle"/>
-    <w:basedOn w:val="Title"/>
-    <w:next w:val="BodyText"/>
-    <w:link w:val="SubtitleChar"/>
-    <w:uiPriority w:val="11"/>
-    <w:qFormat/>
-    <w:rsid w:val="00A10FD9"/>
-    <w:pPr>
-      <w:numPr>
-        <w:ilvl w:val="1"/>
-      </w:numPr>
-    </w:pPr>
-    <w:rPr>
-      <w:rFonts w:cstheme="majorBidi" w:eastAsiaTheme="majorEastAsia"/>
-      <w:spacing w:val="15"/>
-      <w:sz w:val="28"/>
-      <w:szCs w:val="28"/>
-    </w:rPr>
-  </w:style>
-  <w:style w:customStyle="1" w:styleId="SubtitleChar" w:type="character">
-    <w:name w:val="Subtitle Char"/>
-    <w:basedOn w:val="DefaultParagraphFont"/>
-    <w:link w:val="Subtitle"/>
-    <w:uiPriority w:val="11"/>
-    <w:rsid w:val="00A10FD9"/>
-    <w:rPr>
-      <w:rFonts w:cstheme="majorBidi" w:eastAsiaTheme="majorEastAsia"/>
-      <w:color w:themeColor="text1" w:themeTint="A6" w:val="595959"/>
-      <w:spacing w:val="15"/>
-      <w:sz w:val="28"/>
-      <w:szCs w:val="28"/>
-    </w:rPr>
-  </w:style>
-  <w:style w:customStyle="1" w:styleId="Author" w:type="paragraph">
-    <w:name w:val="Author"/>
-    <w:basedOn w:val="Title"/>
-    <w:next w:val="BodyText"/>
-    <w:qFormat/>
-    <w:pPr>
-      <w:keepNext/>
-      <w:keepLines/>
-    </w:pPr>
-    <w:rPr>
-      <w:sz w:val="24"/>
-      <w:szCs w:val="24"/>
-    </w:rPr>
-  </w:style>
-  <w:style w:styleId="Date" w:type="paragraph">
-    <w:name w:val="Date"/>
-    <w:basedOn w:val="Title"/>
-    <w:next w:val="BodyText"/>
-    <w:qFormat/>
-    <w:pPr>
-      <w:keepNext/>
-      <w:keepLines/>
-    </w:pPr>
-    <w:rPr>
-      <w:sz w:val="24"/>
-      <w:szCs w:val="24"/>
-    </w:rPr>
-  </w:style>
-  <w:style w:customStyle="1" w:styleId="AbstractTitle" w:type="paragraph">
-    <w:name w:val="Abstract Title"/>
-    <w:basedOn w:val="Normal"/>
-    <w:next w:val="Abstract"/>
-    <w:qFormat/>
-    <w:pPr>
-      <w:keepNext/>
-      <w:keepLines/>
-      <w:spacing w:after="0" w:before="300"/>
-      <w:jc w:val="center"/>
-    </w:pPr>
-    <w:rPr>
-      <w:b/>
-      <w:sz w:val="20"/>
-      <w:szCs w:val="20"/>
-    </w:rPr>
-  </w:style>
-  <w:style w:customStyle="1" w:styleId="Abstract" w:type="paragraph">
-    <w:name w:val="Abstract"/>
-    <w:basedOn w:val="Normal"/>
-    <w:next w:val="BodyText"/>
-    <w:qFormat/>
-    <w:pPr>
-      <w:keepNext/>
-      <w:keepLines/>
-      <w:spacing w:after="300" w:before="100"/>
-    </w:pPr>
-    <w:rPr>
-      <w:sz w:val="20"/>
-      <w:szCs w:val="20"/>
-    </w:rPr>
-  </w:style>
-  <w:style w:styleId="Bibliography" w:type="paragraph">
-    <w:name w:val="Bibliography"/>
-    <w:basedOn w:val="Normal"/>
-    <w:next w:val="Bibliography"/>
-    <w:qFormat/>
-    <w:pPr/>
-    <w:rPr/>
-  </w:style>
   <w:style w:styleId="Heading1" w:type="paragraph">
     <w:name w:val="heading 1"/>
     <w:basedOn w:val="Normal"/>
-    <w:next w:val="BodyText"/>
+    <w:next w:val="Normal"/>
     <w:link w:val="Heading1Char"/>
     <w:uiPriority w:val="9"/>
     <w:qFormat/>
-    <w:rsid w:val="00A10FD9"/>
+    <w:rsid w:val="00846576"/>
     <w:pPr>
       <w:keepNext/>
       <w:keepLines/>
@@ -338,21 +558,22 @@
     </w:pPr>
     <w:rPr>
       <w:rFonts w:asciiTheme="majorHAnsi" w:cstheme="majorBidi" w:eastAsiaTheme="majorEastAsia" w:hAnsiTheme="majorHAnsi"/>
+      <w:b/>
       <w:color w:themeColor="accent1" w:themeShade="BF" w:val="0F4761"/>
-      <w:sz w:val="40"/>
+      <w:sz w:val="28"/>
       <w:szCs w:val="40"/>
     </w:rPr>
   </w:style>
   <w:style w:styleId="Heading2" w:type="paragraph">
     <w:name w:val="heading 2"/>
     <w:basedOn w:val="Normal"/>
-    <w:next w:val="BodyText"/>
+    <w:next w:val="Normal"/>
     <w:link w:val="Heading2Char"/>
     <w:uiPriority w:val="9"/>
     <w:semiHidden/>
     <w:unhideWhenUsed/>
     <w:qFormat/>
-    <w:rsid w:val="00A10FD9"/>
+    <w:rsid w:val="00846576"/>
     <w:pPr>
       <w:keepNext/>
       <w:keepLines/>
@@ -362,20 +583,18 @@
     <w:rPr>
       <w:rFonts w:asciiTheme="majorHAnsi" w:cstheme="majorBidi" w:eastAsiaTheme="majorEastAsia" w:hAnsiTheme="majorHAnsi"/>
       <w:color w:themeColor="accent1" w:themeShade="BF" w:val="0F4761"/>
-      <w:sz w:val="32"/>
       <w:szCs w:val="32"/>
     </w:rPr>
   </w:style>
   <w:style w:styleId="Heading3" w:type="paragraph">
     <w:name w:val="heading 3"/>
     <w:basedOn w:val="Normal"/>
-    <w:next w:val="BodyText"/>
+    <w:next w:val="Normal"/>
     <w:link w:val="Heading3Char"/>
     <w:uiPriority w:val="9"/>
-    <w:semiHidden/>
     <w:unhideWhenUsed/>
     <w:qFormat/>
-    <w:rsid w:val="00A10FD9"/>
+    <w:rsid w:val="00846576"/>
     <w:pPr>
       <w:keepNext/>
       <w:keepLines/>
@@ -383,22 +602,22 @@
       <w:outlineLvl w:val="2"/>
     </w:pPr>
     <w:rPr>
-      <w:rFonts w:cstheme="majorBidi" w:eastAsiaTheme="majorEastAsia"/>
+      <w:rFonts w:asciiTheme="minorHAnsi" w:cstheme="majorBidi" w:eastAsiaTheme="majorEastAsia" w:hAnsiTheme="minorHAnsi"/>
       <w:color w:themeColor="accent1" w:themeShade="BF" w:val="0F4761"/>
-      <w:sz w:val="28"/>
+      <w:sz w:val="22"/>
       <w:szCs w:val="28"/>
     </w:rPr>
   </w:style>
   <w:style w:styleId="Heading4" w:type="paragraph">
     <w:name w:val="heading 4"/>
     <w:basedOn w:val="Normal"/>
-    <w:next w:val="BodyText"/>
+    <w:next w:val="Normal"/>
     <w:link w:val="Heading4Char"/>
     <w:uiPriority w:val="9"/>
     <w:semiHidden/>
     <w:unhideWhenUsed/>
     <w:qFormat/>
-    <w:rsid w:val="00A10FD9"/>
+    <w:rsid w:val="00846576"/>
     <w:pPr>
       <w:keepNext/>
       <w:keepLines/>
@@ -406,8 +625,7 @@
       <w:outlineLvl w:val="3"/>
     </w:pPr>
     <w:rPr>
-      <w:rFonts w:cstheme="majorBidi" w:eastAsiaTheme="majorEastAsia"/>
-      <w:i/>
+      <w:rFonts w:asciiTheme="minorHAnsi" w:cstheme="majorBidi" w:eastAsiaTheme="majorEastAsia" w:hAnsiTheme="minorHAnsi"/>
       <w:iCs/>
       <w:color w:themeColor="accent1" w:themeShade="BF" w:val="0F4761"/>
     </w:rPr>
@@ -415,13 +633,13 @@
   <w:style w:styleId="Heading5" w:type="paragraph">
     <w:name w:val="heading 5"/>
     <w:basedOn w:val="Normal"/>
-    <w:next w:val="BodyText"/>
+    <w:next w:val="Normal"/>
     <w:link w:val="Heading5Char"/>
     <w:uiPriority w:val="9"/>
     <w:semiHidden/>
     <w:unhideWhenUsed/>
     <w:qFormat/>
-    <w:rsid w:val="00A10FD9"/>
+    <w:rsid w:val="00AF5CF1"/>
     <w:pPr>
       <w:keepNext/>
       <w:keepLines/>
@@ -429,29 +647,28 @@
       <w:outlineLvl w:val="4"/>
     </w:pPr>
     <w:rPr>
-      <w:rFonts w:cstheme="majorBidi" w:eastAsiaTheme="majorEastAsia"/>
+      <w:rFonts w:asciiTheme="minorHAnsi" w:cstheme="majorBidi" w:eastAsiaTheme="majorEastAsia" w:hAnsiTheme="minorHAnsi"/>
       <w:color w:themeColor="accent1" w:themeShade="BF" w:val="0F4761"/>
     </w:rPr>
   </w:style>
   <w:style w:styleId="Heading6" w:type="paragraph">
     <w:name w:val="heading 6"/>
     <w:basedOn w:val="Normal"/>
-    <w:next w:val="BodyText"/>
+    <w:next w:val="Normal"/>
     <w:link w:val="Heading6Char"/>
     <w:uiPriority w:val="9"/>
     <w:semiHidden/>
     <w:unhideWhenUsed/>
     <w:qFormat/>
-    <w:rsid w:val="00A10FD9"/>
+    <w:rsid w:val="00846576"/>
     <w:pPr>
       <w:keepNext/>
       <w:keepLines/>
-      <w:spacing w:after="0" w:before="40"/>
+      <w:spacing w:before="40"/>
       <w:outlineLvl w:val="5"/>
     </w:pPr>
     <w:rPr>
-      <w:rFonts w:cstheme="majorBidi" w:eastAsiaTheme="majorEastAsia"/>
-      <w:i/>
+      <w:rFonts w:asciiTheme="minorHAnsi" w:cstheme="majorBidi" w:eastAsiaTheme="majorEastAsia" w:hAnsiTheme="minorHAnsi"/>
       <w:iCs/>
       <w:color w:themeColor="text1" w:themeTint="A6" w:val="595959"/>
     </w:rPr>
@@ -459,43 +676,41 @@
   <w:style w:styleId="Heading7" w:type="paragraph">
     <w:name w:val="heading 7"/>
     <w:basedOn w:val="Normal"/>
-    <w:next w:val="BodyText"/>
+    <w:next w:val="Normal"/>
     <w:link w:val="Heading7Char"/>
     <w:uiPriority w:val="9"/>
     <w:semiHidden/>
     <w:unhideWhenUsed/>
     <w:qFormat/>
-    <w:rsid w:val="00A10FD9"/>
+    <w:rsid w:val="00AF5CF1"/>
     <w:pPr>
       <w:keepNext/>
       <w:keepLines/>
-      <w:spacing w:after="0" w:before="40"/>
+      <w:spacing w:before="40"/>
       <w:outlineLvl w:val="6"/>
     </w:pPr>
     <w:rPr>
-      <w:rFonts w:cstheme="majorBidi" w:eastAsiaTheme="majorEastAsia"/>
+      <w:rFonts w:asciiTheme="minorHAnsi" w:cstheme="majorBidi" w:eastAsiaTheme="majorEastAsia" w:hAnsiTheme="minorHAnsi"/>
       <w:color w:themeColor="text1" w:themeTint="A6" w:val="595959"/>
     </w:rPr>
   </w:style>
   <w:style w:styleId="Heading8" w:type="paragraph">
     <w:name w:val="heading 8"/>
     <w:basedOn w:val="Normal"/>
-    <w:next w:val="BodyText"/>
+    <w:next w:val="Normal"/>
     <w:link w:val="Heading8Char"/>
     <w:uiPriority w:val="9"/>
     <w:semiHidden/>
     <w:unhideWhenUsed/>
     <w:qFormat/>
-    <w:rsid w:val="00A10FD9"/>
+    <w:rsid w:val="00846576"/>
     <w:pPr>
       <w:keepNext/>
       <w:keepLines/>
-      <w:spacing w:after="0"/>
       <w:outlineLvl w:val="7"/>
     </w:pPr>
     <w:rPr>
-      <w:rFonts w:cstheme="majorBidi" w:eastAsiaTheme="majorEastAsia"/>
-      <w:i/>
+      <w:rFonts w:asciiTheme="minorHAnsi" w:cstheme="majorBidi" w:eastAsiaTheme="majorEastAsia" w:hAnsiTheme="minorHAnsi"/>
       <w:iCs/>
       <w:color w:themeColor="text1" w:themeTint="D8" w:val="272727"/>
     </w:rPr>
@@ -503,186 +718,35 @@
   <w:style w:styleId="Heading9" w:type="paragraph">
     <w:name w:val="heading 9"/>
     <w:basedOn w:val="Normal"/>
-    <w:next w:val="BodyText"/>
+    <w:next w:val="Normal"/>
     <w:link w:val="Heading9Char"/>
     <w:uiPriority w:val="9"/>
     <w:semiHidden/>
     <w:unhideWhenUsed/>
     <w:qFormat/>
-    <w:rsid w:val="00A10FD9"/>
+    <w:rsid w:val="00846576"/>
     <w:pPr>
       <w:keepNext/>
       <w:keepLines/>
-      <w:spacing w:after="0"/>
       <w:outlineLvl w:val="8"/>
     </w:pPr>
     <w:rPr>
-      <w:rFonts w:cstheme="majorBidi" w:eastAsiaTheme="majorEastAsia"/>
+      <w:rFonts w:asciiTheme="minorHAnsi" w:cstheme="majorBidi" w:eastAsiaTheme="majorEastAsia" w:hAnsiTheme="minorHAnsi"/>
       <w:color w:themeColor="text1" w:themeTint="D8" w:val="272727"/>
-    </w:rPr>
-  </w:style>
-  <w:style w:customStyle="1" w:styleId="Heading1Char" w:type="character">
-    <w:name w:val="Heading 1 Char"/>
-    <w:basedOn w:val="DefaultParagraphFont"/>
-    <w:link w:val="Heading1"/>
-    <w:uiPriority w:val="9"/>
-    <w:rsid w:val="00A10FD9"/>
-    <w:rPr>
-      <w:rFonts w:asciiTheme="majorHAnsi" w:cstheme="majorBidi" w:eastAsiaTheme="majorEastAsia" w:hAnsiTheme="majorHAnsi"/>
-      <w:color w:themeColor="accent1" w:themeShade="BF" w:val="0F4761"/>
-      <w:sz w:val="40"/>
-      <w:szCs w:val="40"/>
-    </w:rPr>
-  </w:style>
-  <w:style w:customStyle="1" w:styleId="Heading2Char" w:type="character">
-    <w:name w:val="Heading 2 Char"/>
-    <w:basedOn w:val="DefaultParagraphFont"/>
-    <w:link w:val="Heading2"/>
-    <w:uiPriority w:val="9"/>
-    <w:semiHidden/>
-    <w:rsid w:val="00A10FD9"/>
-    <w:rPr>
-      <w:rFonts w:asciiTheme="majorHAnsi" w:cstheme="majorBidi" w:eastAsiaTheme="majorEastAsia" w:hAnsiTheme="majorHAnsi"/>
-      <w:color w:themeColor="accent1" w:themeShade="BF" w:val="0F4761"/>
-      <w:sz w:val="32"/>
-      <w:szCs w:val="32"/>
-    </w:rPr>
-  </w:style>
-  <w:style w:customStyle="1" w:styleId="Heading3Char" w:type="character">
-    <w:name w:val="Heading 3 Char"/>
-    <w:basedOn w:val="DefaultParagraphFont"/>
-    <w:link w:val="Heading3"/>
-    <w:uiPriority w:val="9"/>
-    <w:semiHidden/>
-    <w:rsid w:val="00A10FD9"/>
-    <w:rPr>
-      <w:rFonts w:cstheme="majorBidi" w:eastAsiaTheme="majorEastAsia"/>
-      <w:color w:themeColor="accent1" w:themeShade="BF" w:val="0F4761"/>
-      <w:sz w:val="28"/>
-      <w:szCs w:val="28"/>
-    </w:rPr>
-  </w:style>
-  <w:style w:customStyle="1" w:styleId="Heading4Char" w:type="character">
-    <w:name w:val="Heading 4 Char"/>
-    <w:basedOn w:val="DefaultParagraphFont"/>
-    <w:link w:val="Heading4"/>
-    <w:uiPriority w:val="9"/>
-    <w:semiHidden/>
-    <w:rsid w:val="00A10FD9"/>
-    <w:rPr>
-      <w:rFonts w:cstheme="majorBidi" w:eastAsiaTheme="majorEastAsia"/>
-      <w:i/>
-      <w:iCs/>
-      <w:color w:themeColor="accent1" w:themeShade="BF" w:val="0F4761"/>
-    </w:rPr>
-  </w:style>
-  <w:style w:customStyle="1" w:styleId="Heading5Char" w:type="character">
-    <w:name w:val="Heading 5 Char"/>
-    <w:basedOn w:val="DefaultParagraphFont"/>
-    <w:link w:val="Heading5"/>
-    <w:uiPriority w:val="9"/>
-    <w:semiHidden/>
-    <w:rsid w:val="00A10FD9"/>
-    <w:rPr>
-      <w:rFonts w:cstheme="majorBidi" w:eastAsiaTheme="majorEastAsia"/>
-      <w:color w:themeColor="accent1" w:themeShade="BF" w:val="0F4761"/>
-    </w:rPr>
-  </w:style>
-  <w:style w:customStyle="1" w:styleId="Heading6Char" w:type="character">
-    <w:name w:val="Heading 6 Char"/>
-    <w:basedOn w:val="DefaultParagraphFont"/>
-    <w:link w:val="Heading6"/>
-    <w:uiPriority w:val="9"/>
-    <w:semiHidden/>
-    <w:rsid w:val="00A10FD9"/>
-    <w:rPr>
-      <w:rFonts w:cstheme="majorBidi" w:eastAsiaTheme="majorEastAsia"/>
-      <w:i/>
-      <w:iCs/>
-      <w:color w:themeColor="text1" w:themeTint="A6" w:val="595959"/>
-    </w:rPr>
-  </w:style>
-  <w:style w:customStyle="1" w:styleId="Heading7Char" w:type="character">
-    <w:name w:val="Heading 7 Char"/>
-    <w:basedOn w:val="DefaultParagraphFont"/>
-    <w:link w:val="Heading7"/>
-    <w:uiPriority w:val="9"/>
-    <w:semiHidden/>
-    <w:rsid w:val="00A10FD9"/>
-    <w:rPr>
-      <w:rFonts w:cstheme="majorBidi" w:eastAsiaTheme="majorEastAsia"/>
-      <w:color w:themeColor="text1" w:themeTint="A6" w:val="595959"/>
-    </w:rPr>
-  </w:style>
-  <w:style w:customStyle="1" w:styleId="Heading8Char" w:type="character">
-    <w:name w:val="Heading 8 Char"/>
-    <w:basedOn w:val="DefaultParagraphFont"/>
-    <w:link w:val="Heading8"/>
-    <w:uiPriority w:val="9"/>
-    <w:semiHidden/>
-    <w:rsid w:val="00A10FD9"/>
-    <w:rPr>
-      <w:rFonts w:cstheme="majorBidi" w:eastAsiaTheme="majorEastAsia"/>
-      <w:i/>
-      <w:iCs/>
-      <w:color w:themeColor="text1" w:themeTint="D8" w:val="272727"/>
-    </w:rPr>
-  </w:style>
-  <w:style w:customStyle="1" w:styleId="Heading9Char" w:type="character">
-    <w:name w:val="Heading 9 Char"/>
-    <w:basedOn w:val="DefaultParagraphFont"/>
-    <w:link w:val="Heading9"/>
-    <w:uiPriority w:val="9"/>
-    <w:semiHidden/>
-    <w:rsid w:val="00A10FD9"/>
-    <w:rPr>
-      <w:rFonts w:cstheme="majorBidi" w:eastAsiaTheme="majorEastAsia"/>
-      <w:color w:themeColor="text1" w:themeTint="D8" w:val="272727"/>
-    </w:rPr>
-  </w:style>
-  <w:style w:styleId="BlockText" w:type="paragraph">
-    <w:name w:val="Block Text"/>
-    <w:basedOn w:val="BodyText"/>
-    <w:next w:val="BodyText"/>
-    <w:uiPriority w:val="9"/>
-    <w:unhideWhenUsed/>
-    <w:qFormat/>
-    <w:pPr>
-      <w:spacing w:after="100" w:before="100"/>
-      <w:ind w:firstLine="0" w:left="480" w:right="480"/>
-    </w:pPr>
-  </w:style>
-  <w:style w:styleId="FootnoteText" w:type="paragraph">
-    <w:name w:val="Footnote Text"/>
-    <w:basedOn w:val="Normal"/>
-    <w:next w:val="FootnoteText"/>
-    <w:uiPriority w:val="9"/>
-    <w:unhideWhenUsed/>
-    <w:qFormat/>
-  </w:style>
-  <w:style w:styleId="FootnoteBlockText" w:type="paragraph">
-    <w:name w:val="Footnote Block Text"/>
-    <w:basedOn w:val="FootnoteText"/>
-    <w:next w:val="FootnoteText"/>
-    <w:uiPriority w:val="9"/>
-    <w:unhideWhenUsed/>
-    <w:qFormat/>
-    <w:pPr>
-      <w:spacing w:after="100" w:before="100"/>
-      <w:ind w:firstLine="0" w:left="480" w:right="480"/>
-    </w:pPr>
+      <w:sz w:val="22"/>
+    </w:rPr>
   </w:style>
   <w:style w:default="1" w:styleId="DefaultParagraphFont" w:type="character">
     <w:name w:val="Default Paragraph Font"/>
+    <w:uiPriority w:val="1"/>
     <w:semiHidden/>
     <w:unhideWhenUsed/>
   </w:style>
-  <w:style w:default="1" w:styleId="Table" w:type="table">
-    <w:name w:val="Table"/>
-    <w:basedOn w:val="TableNormal"/>
+  <w:style w:default="1" w:styleId="TableNormal" w:type="table">
+    <w:name w:val="Normal Table"/>
+    <w:uiPriority w:val="99"/>
     <w:semiHidden/>
     <w:unhideWhenUsed/>
-    <w:qFormat/>
     <w:tblPr>
       <w:tblInd w:type="dxa" w:w="0"/>
       <w:tblCellMar>
@@ -692,374 +756,630 @@
         <w:right w:type="dxa" w:w="108"/>
       </w:tblCellMar>
     </w:tblPr>
-    <w:tblStylePr w:type="firstRow">
-      <w:tcPr>
-        <w:tcBorders>
-          <w:bottom w:val="single"/>
-        </w:tcBorders>
-        <w:vAlign w:val="bottom"/>
-      </w:tcPr>
-    </w:tblStylePr>
-  </w:style>
-  <w:style w:customStyle="1" w:styleId="DefinitionTerm" w:type="paragraph">
-    <w:name w:val="Definition Term"/>
-    <w:basedOn w:val="Normal"/>
-    <w:next w:val="Definition"/>
-    <w:pPr>
-      <w:keepNext/>
-      <w:keepLines/>
-      <w:spacing w:after="0"/>
-    </w:pPr>
-    <w:rPr>
+  </w:style>
+  <w:style w:default="1" w:styleId="NoList" w:type="numbering">
+    <w:name w:val="No List"/>
+    <w:uiPriority w:val="99"/>
+    <w:semiHidden/>
+    <w:unhideWhenUsed/>
+  </w:style>
+  <w:style w:customStyle="1" w:styleId="Heading1Char" w:type="character">
+    <w:name w:val="Heading 1 Char"/>
+    <w:basedOn w:val="DefaultParagraphFont"/>
+    <w:link w:val="Heading1"/>
+    <w:uiPriority w:val="9"/>
+    <w:rsid w:val="00846576"/>
+    <w:rPr>
+      <w:rFonts w:asciiTheme="majorHAnsi" w:cstheme="majorBidi" w:eastAsiaTheme="majorEastAsia" w:hAnsiTheme="majorHAnsi"/>
       <w:b/>
-    </w:rPr>
-  </w:style>
-  <w:style w:customStyle="1" w:styleId="Definition" w:type="paragraph">
-    <w:name w:val="Definition"/>
-    <w:basedOn w:val="Normal"/>
-  </w:style>
-  <w:style w:styleId="Caption" w:type="paragraph">
-    <w:name w:val="Caption"/>
-    <w:basedOn w:val="Normal"/>
-    <w:link w:val="BodyTextChar"/>
-    <w:pPr>
-      <w:spacing w:after="120" w:before="0"/>
+      <w:color w:themeColor="accent1" w:themeShade="BF" w:val="0F4761"/>
+      <w:sz w:val="28"/>
+      <w:szCs w:val="40"/>
+    </w:rPr>
+  </w:style>
+  <w:style w:customStyle="1" w:styleId="Heading2Char" w:type="character">
+    <w:name w:val="Heading 2 Char"/>
+    <w:basedOn w:val="DefaultParagraphFont"/>
+    <w:link w:val="Heading2"/>
+    <w:uiPriority w:val="9"/>
+    <w:semiHidden/>
+    <w:rsid w:val="00846576"/>
+    <w:rPr>
+      <w:rFonts w:asciiTheme="majorHAnsi" w:cstheme="majorBidi" w:eastAsiaTheme="majorEastAsia" w:hAnsiTheme="majorHAnsi"/>
+      <w:color w:themeColor="accent1" w:themeShade="BF" w:val="0F4761"/>
+      <w:szCs w:val="32"/>
+    </w:rPr>
+  </w:style>
+  <w:style w:customStyle="1" w:styleId="Heading3Char" w:type="character">
+    <w:name w:val="Heading 3 Char"/>
+    <w:basedOn w:val="DefaultParagraphFont"/>
+    <w:link w:val="Heading3"/>
+    <w:uiPriority w:val="9"/>
+    <w:rsid w:val="00846576"/>
+    <w:rPr>
+      <w:rFonts w:asciiTheme="minorHAnsi" w:cstheme="majorBidi" w:eastAsiaTheme="majorEastAsia" w:hAnsiTheme="minorHAnsi"/>
+      <w:color w:themeColor="accent1" w:themeShade="BF" w:val="0F4761"/>
+      <w:sz w:val="22"/>
+      <w:szCs w:val="28"/>
+    </w:rPr>
+  </w:style>
+  <w:style w:customStyle="1" w:styleId="Heading4Char" w:type="character">
+    <w:name w:val="Heading 4 Char"/>
+    <w:basedOn w:val="DefaultParagraphFont"/>
+    <w:link w:val="Heading4"/>
+    <w:uiPriority w:val="9"/>
+    <w:semiHidden/>
+    <w:rsid w:val="00846576"/>
+    <w:rPr>
+      <w:rFonts w:asciiTheme="minorHAnsi" w:cstheme="majorBidi" w:eastAsiaTheme="majorEastAsia" w:hAnsiTheme="minorHAnsi"/>
+      <w:iCs/>
+      <w:color w:themeColor="accent1" w:themeShade="BF" w:val="0F4761"/>
+    </w:rPr>
+  </w:style>
+  <w:style w:customStyle="1" w:styleId="Heading5Char" w:type="character">
+    <w:name w:val="Heading 5 Char"/>
+    <w:basedOn w:val="DefaultParagraphFont"/>
+    <w:link w:val="Heading5"/>
+    <w:uiPriority w:val="9"/>
+    <w:semiHidden/>
+    <w:rsid w:val="00AF5CF1"/>
+    <w:rPr>
+      <w:rFonts w:asciiTheme="minorHAnsi" w:cstheme="majorBidi" w:eastAsiaTheme="majorEastAsia" w:hAnsiTheme="minorHAnsi"/>
+      <w:color w:themeColor="accent1" w:themeShade="BF" w:val="0F4761"/>
+    </w:rPr>
+  </w:style>
+  <w:style w:customStyle="1" w:styleId="Heading6Char" w:type="character">
+    <w:name w:val="Heading 6 Char"/>
+    <w:basedOn w:val="DefaultParagraphFont"/>
+    <w:link w:val="Heading6"/>
+    <w:uiPriority w:val="9"/>
+    <w:semiHidden/>
+    <w:rsid w:val="00846576"/>
+    <w:rPr>
+      <w:rFonts w:asciiTheme="minorHAnsi" w:cstheme="majorBidi" w:eastAsiaTheme="majorEastAsia" w:hAnsiTheme="minorHAnsi"/>
+      <w:iCs/>
+      <w:color w:themeColor="text1" w:themeTint="A6" w:val="595959"/>
+    </w:rPr>
+  </w:style>
+  <w:style w:customStyle="1" w:styleId="Heading7Char" w:type="character">
+    <w:name w:val="Heading 7 Char"/>
+    <w:basedOn w:val="DefaultParagraphFont"/>
+    <w:link w:val="Heading7"/>
+    <w:uiPriority w:val="9"/>
+    <w:semiHidden/>
+    <w:rsid w:val="00AF5CF1"/>
+    <w:rPr>
+      <w:rFonts w:asciiTheme="minorHAnsi" w:cstheme="majorBidi" w:eastAsiaTheme="majorEastAsia" w:hAnsiTheme="minorHAnsi"/>
+      <w:color w:themeColor="text1" w:themeTint="A6" w:val="595959"/>
+    </w:rPr>
+  </w:style>
+  <w:style w:customStyle="1" w:styleId="Heading8Char" w:type="character">
+    <w:name w:val="Heading 8 Char"/>
+    <w:basedOn w:val="DefaultParagraphFont"/>
+    <w:link w:val="Heading8"/>
+    <w:uiPriority w:val="9"/>
+    <w:semiHidden/>
+    <w:rsid w:val="00846576"/>
+    <w:rPr>
+      <w:rFonts w:asciiTheme="minorHAnsi" w:cstheme="majorBidi" w:eastAsiaTheme="majorEastAsia" w:hAnsiTheme="minorHAnsi"/>
+      <w:iCs/>
+      <w:color w:themeColor="text1" w:themeTint="D8" w:val="272727"/>
+    </w:rPr>
+  </w:style>
+  <w:style w:customStyle="1" w:styleId="Heading9Char" w:type="character">
+    <w:name w:val="Heading 9 Char"/>
+    <w:basedOn w:val="DefaultParagraphFont"/>
+    <w:link w:val="Heading9"/>
+    <w:uiPriority w:val="9"/>
+    <w:semiHidden/>
+    <w:rsid w:val="00846576"/>
+    <w:rPr>
+      <w:rFonts w:asciiTheme="minorHAnsi" w:cstheme="majorBidi" w:eastAsiaTheme="majorEastAsia" w:hAnsiTheme="minorHAnsi"/>
+      <w:color w:themeColor="text1" w:themeTint="D8" w:val="272727"/>
+      <w:sz w:val="22"/>
+    </w:rPr>
+  </w:style>
+  <w:style w:styleId="Title" w:type="paragraph">
+    <w:name w:val="Title"/>
+    <w:basedOn w:val="Normal"/>
+    <w:next w:val="Normal"/>
+    <w:link w:val="TitleChar"/>
+    <w:uiPriority w:val="10"/>
+    <w:qFormat/>
+    <w:rsid w:val="00AF5CF1"/>
+    <w:pPr>
+      <w:spacing w:after="80"/>
+      <w:contextualSpacing/>
+    </w:pPr>
+    <w:rPr>
+      <w:rFonts w:asciiTheme="majorHAnsi" w:cstheme="majorBidi" w:eastAsiaTheme="majorEastAsia" w:hAnsiTheme="majorHAnsi"/>
+      <w:spacing w:val="-10"/>
+      <w:kern w:val="28"/>
+      <w:sz w:val="56"/>
+      <w:szCs w:val="56"/>
+    </w:rPr>
+  </w:style>
+  <w:style w:customStyle="1" w:styleId="TitleChar" w:type="character">
+    <w:name w:val="Title Char"/>
+    <w:basedOn w:val="DefaultParagraphFont"/>
+    <w:link w:val="Title"/>
+    <w:uiPriority w:val="10"/>
+    <w:rsid w:val="00AF5CF1"/>
+    <w:rPr>
+      <w:rFonts w:asciiTheme="majorHAnsi" w:cstheme="majorBidi" w:eastAsiaTheme="majorEastAsia" w:hAnsiTheme="majorHAnsi"/>
+      <w:spacing w:val="-10"/>
+      <w:kern w:val="28"/>
+      <w:sz w:val="56"/>
+      <w:szCs w:val="56"/>
+    </w:rPr>
+  </w:style>
+  <w:style w:styleId="Subtitle" w:type="paragraph">
+    <w:name w:val="Subtitle"/>
+    <w:basedOn w:val="Normal"/>
+    <w:next w:val="Normal"/>
+    <w:link w:val="SubtitleChar"/>
+    <w:uiPriority w:val="11"/>
+    <w:qFormat/>
+    <w:rsid w:val="00AF5CF1"/>
+    <w:pPr>
+      <w:numPr>
+        <w:ilvl w:val="1"/>
+      </w:numPr>
+      <w:spacing w:after="160"/>
+    </w:pPr>
+    <w:rPr>
+      <w:rFonts w:asciiTheme="minorHAnsi" w:cstheme="majorBidi" w:eastAsiaTheme="majorEastAsia" w:hAnsiTheme="minorHAnsi"/>
+      <w:color w:themeColor="text1" w:themeTint="A6" w:val="595959"/>
+      <w:spacing w:val="15"/>
+      <w:sz w:val="28"/>
+      <w:szCs w:val="28"/>
+    </w:rPr>
+  </w:style>
+  <w:style w:customStyle="1" w:styleId="SubtitleChar" w:type="character">
+    <w:name w:val="Subtitle Char"/>
+    <w:basedOn w:val="DefaultParagraphFont"/>
+    <w:link w:val="Subtitle"/>
+    <w:uiPriority w:val="11"/>
+    <w:rsid w:val="00AF5CF1"/>
+    <w:rPr>
+      <w:rFonts w:asciiTheme="minorHAnsi" w:cstheme="majorBidi" w:eastAsiaTheme="majorEastAsia" w:hAnsiTheme="minorHAnsi"/>
+      <w:color w:themeColor="text1" w:themeTint="A6" w:val="595959"/>
+      <w:spacing w:val="15"/>
+      <w:sz w:val="28"/>
+      <w:szCs w:val="28"/>
+    </w:rPr>
+  </w:style>
+  <w:style w:styleId="Quote" w:type="paragraph">
+    <w:name w:val="Quote"/>
+    <w:basedOn w:val="Normal"/>
+    <w:next w:val="Normal"/>
+    <w:link w:val="QuoteChar"/>
+    <w:uiPriority w:val="29"/>
+    <w:qFormat/>
+    <w:rsid w:val="00AF5CF1"/>
+    <w:pPr>
+      <w:spacing w:after="160" w:before="160"/>
+      <w:jc w:val="center"/>
     </w:pPr>
     <w:rPr>
       <w:i/>
-    </w:rPr>
-  </w:style>
-  <w:style w:customStyle="1" w:styleId="TableCaption" w:type="paragraph">
-    <w:name w:val="Table Caption"/>
-    <w:basedOn w:val="Caption"/>
-    <w:pPr>
-      <w:keepNext/>
-    </w:pPr>
-  </w:style>
-  <w:style w:customStyle="1" w:styleId="ImageCaption" w:type="paragraph">
-    <w:name w:val="Image Caption"/>
-    <w:basedOn w:val="Caption"/>
-  </w:style>
-  <w:style w:customStyle="1" w:styleId="Figure" w:type="paragraph">
-    <w:name w:val="Figure"/>
-    <w:basedOn w:val="Normal"/>
-  </w:style>
-  <w:style w:customStyle="1" w:styleId="CaptionedFigure" w:type="paragraph">
-    <w:name w:val="Captioned Figure"/>
-    <w:basedOn w:val="Figure"/>
-    <w:pPr>
-      <w:keepNext/>
-    </w:pPr>
-  </w:style>
-  <w:style w:customStyle="1" w:styleId="BodyTextChar" w:type="character">
-    <w:name w:val="Body Text Char"/>
+      <w:iCs/>
+      <w:color w:themeColor="text1" w:themeTint="BF" w:val="404040"/>
+    </w:rPr>
+  </w:style>
+  <w:style w:customStyle="1" w:styleId="QuoteChar" w:type="character">
+    <w:name w:val="Quote Char"/>
     <w:basedOn w:val="DefaultParagraphFont"/>
-    <w:link w:val="BodyText"/>
-  </w:style>
-  <w:style w:customStyle="1" w:styleId="VerbatimChar" w:type="character">
-    <w:name w:val="Verbatim Char"/>
-    <w:basedOn w:val="BodyTextChar"/>
-    <w:rPr>
-      <w:rFonts w:ascii="Consolas" w:hAnsi="Consolas"/>
-      <w:sz w:val="22"/>
-    </w:rPr>
-  </w:style>
-  <w:style w:customStyle="1" w:styleId="SectionNumber" w:type="character">
-    <w:name w:val="Section Number"/>
-    <w:basedOn w:val="BodyTextChar"/>
-  </w:style>
-  <w:style w:styleId="FootnoteReference" w:type="character">
-    <w:name w:val="Footnote Reference"/>
-    <w:basedOn w:val="BodyTextChar"/>
-    <w:rPr>
-      <w:vertAlign w:val="superscript"/>
-    </w:rPr>
-  </w:style>
-  <w:style w:styleId="Hyperlink" w:type="character">
-    <w:name w:val="Hyperlink"/>
-    <w:basedOn w:val="BodyTextChar"/>
-    <w:rPr>
-      <w:color w:themeColor="accent1" w:val="4F81BD"/>
-    </w:rPr>
-  </w:style>
-  <w:style w:styleId="TOCHeading" w:type="paragraph">
-    <w:name w:val="TOC Heading"/>
-    <w:basedOn w:val="Heading1"/>
-    <w:next w:val="BodyText"/>
+    <w:link w:val="Quote"/>
+    <w:uiPriority w:val="29"/>
+    <w:rsid w:val="00AF5CF1"/>
+    <w:rPr>
+      <w:i/>
+      <w:iCs/>
+      <w:color w:themeColor="text1" w:themeTint="BF" w:val="404040"/>
+    </w:rPr>
+  </w:style>
+  <w:style w:styleId="ListParagraph" w:type="paragraph">
+    <w:name w:val="List Paragraph"/>
+    <w:basedOn w:val="Normal"/>
+    <w:uiPriority w:val="34"/>
+    <w:qFormat/>
+    <w:rsid w:val="00AF5CF1"/>
+    <w:pPr>
+      <w:ind w:left="720"/>
+      <w:contextualSpacing/>
+    </w:pPr>
+  </w:style>
+  <w:style w:styleId="IntenseEmphasis" w:type="character">
+    <w:name w:val="Intense Emphasis"/>
+    <w:basedOn w:val="DefaultParagraphFont"/>
+    <w:uiPriority w:val="21"/>
+    <w:qFormat/>
+    <w:rsid w:val="00AF5CF1"/>
+    <w:rPr>
+      <w:i/>
+      <w:iCs/>
+      <w:color w:themeColor="accent1" w:themeShade="BF" w:val="0F4761"/>
+    </w:rPr>
+  </w:style>
+  <w:style w:styleId="IntenseQuote" w:type="paragraph">
+    <w:name w:val="Intense Quote"/>
+    <w:basedOn w:val="Normal"/>
+    <w:next w:val="Normal"/>
+    <w:link w:val="IntenseQuoteChar"/>
+    <w:uiPriority w:val="30"/>
+    <w:qFormat/>
+    <w:rsid w:val="00AF5CF1"/>
+    <w:pPr>
+      <w:pBdr>
+        <w:top w:color="0F4761" w:space="10" w:sz="4" w:themeColor="accent1" w:themeShade="BF" w:val="single"/>
+        <w:bottom w:color="0F4761" w:space="10" w:sz="4" w:themeColor="accent1" w:themeShade="BF" w:val="single"/>
+      </w:pBdr>
+      <w:spacing w:after="360" w:before="360"/>
+      <w:ind w:left="864" w:right="864"/>
+      <w:jc w:val="center"/>
+    </w:pPr>
+    <w:rPr>
+      <w:i/>
+      <w:iCs/>
+      <w:color w:themeColor="accent1" w:themeShade="BF" w:val="0F4761"/>
+    </w:rPr>
+  </w:style>
+  <w:style w:customStyle="1" w:styleId="IntenseQuoteChar" w:type="character">
+    <w:name w:val="Intense Quote Char"/>
+    <w:basedOn w:val="DefaultParagraphFont"/>
+    <w:link w:val="IntenseQuote"/>
+    <w:uiPriority w:val="30"/>
+    <w:rsid w:val="00AF5CF1"/>
+    <w:rPr>
+      <w:i/>
+      <w:iCs/>
+      <w:color w:themeColor="accent1" w:themeShade="BF" w:val="0F4761"/>
+    </w:rPr>
+  </w:style>
+  <w:style w:styleId="IntenseReference" w:type="character">
+    <w:name w:val="Intense Reference"/>
+    <w:basedOn w:val="DefaultParagraphFont"/>
+    <w:uiPriority w:val="32"/>
+    <w:qFormat/>
+    <w:rsid w:val="00AF5CF1"/>
+    <w:rPr>
+      <w:b/>
+      <w:bCs/>
+      <w:smallCaps/>
+      <w:color w:themeColor="accent1" w:themeShade="BF" w:val="0F4761"/>
+      <w:spacing w:val="5"/>
+    </w:rPr>
+  </w:style>
+  <w:style w:styleId="HTMLCode" w:type="character">
+    <w:name w:val="HTML Code"/>
+    <w:basedOn w:val="DefaultParagraphFont"/>
+    <w:uiPriority w:val="99"/>
+    <w:unhideWhenUsed/>
+    <w:rsid w:val="00771E03"/>
+    <w:rPr>
+      <w:rFonts w:ascii="Consolas" w:cs="Consolas" w:hAnsi="Consolas"/>
+      <w:sz w:val="18"/>
+      <w:szCs w:val="20"/>
+    </w:rPr>
+  </w:style>
+  <w:style w:customStyle="1" w:styleId="Code" w:type="paragraph">
+    <w:name w:val="Code"/>
+    <w:basedOn w:val="Normal"/>
+    <w:next w:val="Normal"/>
+    <w:qFormat/>
+    <w:rsid w:val="00BC28E9"/>
+    <w:pPr>
+      <w:pBdr>
+        <w:top w:color="FF0000" w:space="1" w:sz="8" w:val="single"/>
+        <w:left w:color="FF0000" w:space="4" w:sz="8" w:val="single"/>
+        <w:bottom w:color="FF0000" w:space="1" w:sz="8" w:val="single"/>
+        <w:right w:color="FF0000" w:space="4" w:sz="8" w:val="single"/>
+      </w:pBdr>
+      <w:shd w:color="auto" w:fill="auto" w:val="pct15"/>
+      <w:spacing w:after="120" w:before="120"/>
+      <w:ind w:left="432" w:right="432"/>
+    </w:pPr>
+    <w:rPr>
+      <w:rFonts w:ascii="Courier New" w:hAnsi="Courier New"/>
+      <w:sz w:val="18"/>
+    </w:rPr>
+  </w:style>
+  <w:style w:customStyle="1" w:styleId="SourceCode" w:type="paragraph">
+    <w:name w:val="Source Code"/>
+    <w:basedOn w:val="Normal"/>
+    <w:qFormat/>
+    <w:rsid w:val="00771E03"/>
+    <w:pPr>
+      <w:pBdr>
+        <w:top w:color="auto" w:space="1" w:sz="8" w:val="single"/>
+        <w:left w:color="auto" w:space="4" w:sz="8" w:val="single"/>
+        <w:bottom w:color="auto" w:space="1" w:sz="8" w:val="single"/>
+        <w:right w:color="auto" w:space="4" w:sz="8" w:val="single"/>
+      </w:pBdr>
+      <w:shd w:color="auto" w:fill="auto" w:val="pct15"/>
+      <w:spacing w:after="240" w:before="240"/>
+      <w:ind w:left="432" w:right="432"/>
+    </w:pPr>
+    <w:rPr>
+      <w:rFonts w:ascii="Courier New" w:hAnsi="Courier New"/>
+      <w:sz w:val="20"/>
+    </w:rPr>
+  </w:style>
+  <w:style w:customStyle="1" w:styleId="Verbatim" w:type="paragraph">
+    <w:name w:val="Verbatim"/>
+    <w:basedOn w:val="Normal"/>
+    <w:qFormat/>
+    <w:rsid w:val="00771E03"/>
+    <w:pPr>
+      <w:shd w:color="auto" w:fill="auto" w:val="pct15"/>
+      <w:spacing w:after="240" w:before="240"/>
+      <w:ind w:left="432" w:right="432"/>
+    </w:pPr>
+    <w:rPr>
+      <w:rFonts w:ascii="Courier New" w:hAnsi="Courier New"/>
+      <w:sz w:val="18"/>
+    </w:rPr>
+  </w:style>
+  <w:style w:customStyle="1" w:styleId="CodeBlock" w:type="paragraph">
+    <w:name w:val="Code Block"/>
+    <w:basedOn w:val="Verbatim"/>
+    <w:qFormat/>
+    <w:rsid w:val="00BC28E9"/>
+  </w:style>
+  <w:style w:styleId="CommentText" w:type="paragraph">
+    <w:name w:val="annotation text"/>
+    <w:basedOn w:val="Normal"/>
+    <w:link w:val="CommentTextChar"/>
+    <w:uiPriority w:val="99"/>
+    <w:unhideWhenUsed/>
+    <w:rsid w:val="00771E03"/>
+    <w:rPr>
+      <w:sz w:val="20"/>
+      <w:szCs w:val="20"/>
+    </w:rPr>
+  </w:style>
+  <w:style w:customStyle="1" w:styleId="CommentTextChar" w:type="character">
+    <w:name w:val="Comment Text Char"/>
+    <w:basedOn w:val="DefaultParagraphFont"/>
+    <w:link w:val="CommentText"/>
+    <w:uiPriority w:val="99"/>
+    <w:rsid w:val="00771E03"/>
+    <w:rPr>
+      <w:sz w:val="20"/>
+      <w:szCs w:val="20"/>
+    </w:rPr>
+  </w:style>
+  <w:style w:styleId="TOC1" w:type="paragraph">
+    <w:name w:val="toc 1"/>
+    <w:basedOn w:val="Normal"/>
+    <w:next w:val="Normal"/>
+    <w:autoRedefine/>
     <w:uiPriority w:val="39"/>
     <w:unhideWhenUsed/>
-    <w:qFormat/>
-    <w:pPr>
-      <w:spacing w:before="240" w:line="259" w:lineRule="auto"/>
-      <w:outlineLvl w:val="9"/>
-    </w:pPr>
-    <w:rPr>
-      <w:rFonts w:asciiTheme="majorHAnsi" w:cstheme="majorBidi" w:eastAsiaTheme="majorEastAsia" w:hAnsiTheme="majorHAnsi"/>
-      <w:b w:val="0"/>
-      <w:bCs w:val="0"/>
-      <w:color w:themeColor="accent1" w:themeShade="BF" w:val="365F91"/>
-    </w:rPr>
-  </w:style>
-  <w:style w:type="paragraph" w:customStyle="1" w:styleId="SourceCode">
-    <w:name w:val="Source Code"/>
-    <w:basedOn w:val="Normal"/>
-    <w:link w:val="VerbatimChar"/>
-    <w:pPr>
-      <w:wordWrap w:val="off"/>
-      <w:shd w:val="clear" w:fill="f1f3f5"/>
+    <w:rsid w:val="00322D32"/>
+    <w:pPr>
+      <w:spacing w:after="100"/>
     </w:pPr>
   </w:style>
   <w:style w:type="character" w:customStyle="1" w:styleId="KeywordTok">
     <w:name w:val="KeywordTok"/>
     <w:basedOn w:val="VerbatimChar"/>
     <w:rPr>
-      <w:b/>
-      <w:color w:val="003b4f"/>
-      <w:shd w:val="clear" w:fill="f1f3f5"/>
+      <w:color w:val="d73a49"/>
     </w:rPr>
   </w:style>
   <w:style w:type="character" w:customStyle="1" w:styleId="DataTypeTok">
     <w:name w:val="DataTypeTok"/>
     <w:basedOn w:val="VerbatimChar"/>
     <w:rPr>
-      <w:color w:val="ad0000"/>
-      <w:shd w:val="clear" w:fill="f1f3f5"/>
+      <w:color w:val="d73a49"/>
     </w:rPr>
   </w:style>
   <w:style w:type="character" w:customStyle="1" w:styleId="DecValTok">
     <w:name w:val="DecValTok"/>
     <w:basedOn w:val="VerbatimChar"/>
     <w:rPr>
-      <w:color w:val="ad0000"/>
-      <w:shd w:val="clear" w:fill="f1f3f5"/>
+      <w:color w:val="005cc5"/>
     </w:rPr>
   </w:style>
   <w:style w:type="character" w:customStyle="1" w:styleId="BaseNTok">
     <w:name w:val="BaseNTok"/>
     <w:basedOn w:val="VerbatimChar"/>
     <w:rPr>
-      <w:color w:val="ad0000"/>
-      <w:shd w:val="clear" w:fill="f1f3f5"/>
+      <w:color w:val="005cc5"/>
     </w:rPr>
   </w:style>
   <w:style w:type="character" w:customStyle="1" w:styleId="FloatTok">
     <w:name w:val="FloatTok"/>
     <w:basedOn w:val="VerbatimChar"/>
     <w:rPr>
-      <w:color w:val="ad0000"/>
-      <w:shd w:val="clear" w:fill="f1f3f5"/>
+      <w:color w:val="005cc5"/>
     </w:rPr>
   </w:style>
   <w:style w:type="character" w:customStyle="1" w:styleId="ConstantTok">
     <w:name w:val="ConstantTok"/>
     <w:basedOn w:val="VerbatimChar"/>
     <w:rPr>
-      <w:color w:val="8f5902"/>
-      <w:shd w:val="clear" w:fill="f1f3f5"/>
+      <w:color w:val="005cc5"/>
     </w:rPr>
   </w:style>
   <w:style w:type="character" w:customStyle="1" w:styleId="CharTok">
     <w:name w:val="CharTok"/>
     <w:basedOn w:val="VerbatimChar"/>
     <w:rPr>
-      <w:color w:val="20794d"/>
-      <w:shd w:val="clear" w:fill="f1f3f5"/>
+      <w:color w:val="032f62"/>
     </w:rPr>
   </w:style>
   <w:style w:type="character" w:customStyle="1" w:styleId="SpecialCharTok">
     <w:name w:val="SpecialCharTok"/>
     <w:basedOn w:val="VerbatimChar"/>
     <w:rPr>
-      <w:color w:val="5e5e5e"/>
-      <w:shd w:val="clear" w:fill="f1f3f5"/>
+      <w:color w:val="005cc5"/>
     </w:rPr>
   </w:style>
   <w:style w:type="character" w:customStyle="1" w:styleId="StringTok">
     <w:name w:val="StringTok"/>
     <w:basedOn w:val="VerbatimChar"/>
     <w:rPr>
-      <w:color w:val="20794d"/>
-      <w:shd w:val="clear" w:fill="f1f3f5"/>
+      <w:color w:val="032f62"/>
     </w:rPr>
   </w:style>
   <w:style w:type="character" w:customStyle="1" w:styleId="VerbatimStringTok">
     <w:name w:val="VerbatimStringTok"/>
     <w:basedOn w:val="VerbatimChar"/>
     <w:rPr>
-      <w:color w:val="20794d"/>
-      <w:shd w:val="clear" w:fill="f1f3f5"/>
+      <w:color w:val="032f62"/>
     </w:rPr>
   </w:style>
   <w:style w:type="character" w:customStyle="1" w:styleId="SpecialStringTok">
     <w:name w:val="SpecialStringTok"/>
     <w:basedOn w:val="VerbatimChar"/>
     <w:rPr>
-      <w:color w:val="20794d"/>
-      <w:shd w:val="clear" w:fill="f1f3f5"/>
+      <w:color w:val="032f62"/>
     </w:rPr>
   </w:style>
   <w:style w:type="character" w:customStyle="1" w:styleId="ImportTok">
     <w:name w:val="ImportTok"/>
     <w:basedOn w:val="VerbatimChar"/>
     <w:rPr>
-      <w:color w:val="00769e"/>
-      <w:shd w:val="clear" w:fill="f1f3f5"/>
+      <w:color w:val="032f62"/>
     </w:rPr>
   </w:style>
   <w:style w:type="character" w:customStyle="1" w:styleId="CommentTok">
     <w:name w:val="CommentTok"/>
     <w:basedOn w:val="VerbatimChar"/>
     <w:rPr>
-      <w:color w:val="5e5e5e"/>
-      <w:shd w:val="clear" w:fill="f1f3f5"/>
+      <w:color w:val="6a737d"/>
     </w:rPr>
   </w:style>
   <w:style w:type="character" w:customStyle="1" w:styleId="DocumentationTok">
     <w:name w:val="DocumentationTok"/>
     <w:basedOn w:val="VerbatimChar"/>
     <w:rPr>
-      <w:i/>
-      <w:color w:val="5e5e5e"/>
-      <w:shd w:val="clear" w:fill="f1f3f5"/>
+      <w:color w:val="6a737d"/>
     </w:rPr>
   </w:style>
   <w:style w:type="character" w:customStyle="1" w:styleId="AnnotationTok">
     <w:name w:val="AnnotationTok"/>
     <w:basedOn w:val="VerbatimChar"/>
     <w:rPr>
-      <w:color w:val="5e5e5e"/>
-      <w:shd w:val="clear" w:fill="f1f3f5"/>
+      <w:color w:val="6a737d"/>
     </w:rPr>
   </w:style>
   <w:style w:type="character" w:customStyle="1" w:styleId="CommentVarTok">
     <w:name w:val="CommentVarTok"/>
     <w:basedOn w:val="VerbatimChar"/>
     <w:rPr>
-      <w:i/>
-      <w:color w:val="5e5e5e"/>
-      <w:shd w:val="clear" w:fill="f1f3f5"/>
+      <w:color w:val="6a737d"/>
     </w:rPr>
   </w:style>
   <w:style w:type="character" w:customStyle="1" w:styleId="OtherTok">
     <w:name w:val="OtherTok"/>
     <w:basedOn w:val="VerbatimChar"/>
     <w:rPr>
-      <w:color w:val="003b4f"/>
-      <w:shd w:val="clear" w:fill="f1f3f5"/>
+      <w:color w:val="6f42c1"/>
     </w:rPr>
   </w:style>
   <w:style w:type="character" w:customStyle="1" w:styleId="FunctionTok">
     <w:name w:val="FunctionTok"/>
     <w:basedOn w:val="VerbatimChar"/>
     <w:rPr>
-      <w:color w:val="4758ab"/>
-      <w:shd w:val="clear" w:fill="f1f3f5"/>
+      <w:color w:val="6f42c1"/>
     </w:rPr>
   </w:style>
   <w:style w:type="character" w:customStyle="1" w:styleId="VariableTok">
     <w:name w:val="VariableTok"/>
     <w:basedOn w:val="VerbatimChar"/>
     <w:rPr>
-      <w:color w:val="111111"/>
-      <w:shd w:val="clear" w:fill="f1f3f5"/>
+      <w:color w:val="e36209"/>
     </w:rPr>
   </w:style>
   <w:style w:type="character" w:customStyle="1" w:styleId="ControlFlowTok">
     <w:name w:val="ControlFlowTok"/>
     <w:basedOn w:val="VerbatimChar"/>
     <w:rPr>
-      <w:b/>
-      <w:color w:val="003b4f"/>
-      <w:shd w:val="clear" w:fill="f1f3f5"/>
+      <w:color w:val="d73a49"/>
     </w:rPr>
   </w:style>
   <w:style w:type="character" w:customStyle="1" w:styleId="OperatorTok">
     <w:name w:val="OperatorTok"/>
     <w:basedOn w:val="VerbatimChar"/>
     <w:rPr>
-      <w:color w:val="5e5e5e"/>
-      <w:shd w:val="clear" w:fill="f1f3f5"/>
+      <w:color w:val="24292e"/>
     </w:rPr>
   </w:style>
   <w:style w:type="character" w:customStyle="1" w:styleId="BuiltInTok">
     <w:name w:val="BuiltInTok"/>
     <w:basedOn w:val="VerbatimChar"/>
     <w:rPr>
-      <w:color w:val="003b4f"/>
-      <w:shd w:val="clear" w:fill="f1f3f5"/>
+      <w:color w:val="d73a49"/>
     </w:rPr>
   </w:style>
   <w:style w:type="character" w:customStyle="1" w:styleId="ExtensionTok">
     <w:name w:val="ExtensionTok"/>
     <w:basedOn w:val="VerbatimChar"/>
     <w:rPr>
-      <w:color w:val="003b4f"/>
-      <w:shd w:val="clear" w:fill="f1f3f5"/>
+      <w:b/>
+      <w:color w:val="d73a49"/>
     </w:rPr>
   </w:style>
   <w:style w:type="character" w:customStyle="1" w:styleId="PreprocessorTok">
     <w:name w:val="PreprocessorTok"/>
     <w:basedOn w:val="VerbatimChar"/>
     <w:rPr>
-      <w:color w:val="ad0000"/>
-      <w:shd w:val="clear" w:fill="f1f3f5"/>
+      <w:color w:val="d73a49"/>
     </w:rPr>
   </w:style>
   <w:style w:type="character" w:customStyle="1" w:styleId="AttributeTok">
     <w:name w:val="AttributeTok"/>
     <w:basedOn w:val="VerbatimChar"/>
     <w:rPr>
-      <w:color w:val="657422"/>
-      <w:shd w:val="clear" w:fill="f1f3f5"/>
+      <w:color w:val="d73a49"/>
     </w:rPr>
   </w:style>
   <w:style w:type="character" w:customStyle="1" w:styleId="RegionMarkerTok">
     <w:name w:val="RegionMarkerTok"/>
     <w:basedOn w:val="VerbatimChar"/>
     <w:rPr>
-      <w:color w:val="003b4f"/>
-      <w:shd w:val="clear" w:fill="f1f3f5"/>
+      <w:color w:val="6a737d"/>
     </w:rPr>
   </w:style>
   <w:style w:type="character" w:customStyle="1" w:styleId="InformationTok">
     <w:name w:val="InformationTok"/>
     <w:basedOn w:val="VerbatimChar"/>
     <w:rPr>
-      <w:color w:val="5e5e5e"/>
-      <w:shd w:val="clear" w:fill="f1f3f5"/>
+      <w:color w:val="6a737d"/>
     </w:rPr>
   </w:style>
   <w:style w:type="character" w:customStyle="1" w:styleId="WarningTok">
     <w:name w:val="WarningTok"/>
     <w:basedOn w:val="VerbatimChar"/>
     <w:rPr>
-      <w:i/>
-      <w:color w:val="5e5e5e"/>
-      <w:shd w:val="clear" w:fill="f1f3f5"/>
+      <w:color w:val="ff5555"/>
     </w:rPr>
   </w:style>
   <w:style w:type="character" w:customStyle="1" w:styleId="AlertTok">
     <w:name w:val="AlertTok"/>
     <w:basedOn w:val="VerbatimChar"/>
     <w:rPr>
-      <w:color w:val="ad0000"/>
-      <w:shd w:val="clear" w:fill="f1f3f5"/>
+      <w:b/>
+      <w:color w:val="ff5555"/>
     </w:rPr>
   </w:style>
   <w:style w:type="character" w:customStyle="1" w:styleId="ErrorTok">
     <w:name w:val="ErrorTok"/>
     <w:basedOn w:val="VerbatimChar"/>
     <w:rPr>
-      <w:color w:val="ad0000"/>
-      <w:shd w:val="clear" w:fill="f1f3f5"/>
+      <w:color w:val="ff5555"/>
+      <w:u/>
     </w:rPr>
   </w:style>
   <w:style w:type="character" w:customStyle="1" w:styleId="NormalTok">
     <w:name w:val="NormalTok"/>
     <w:basedOn w:val="VerbatimChar"/>
     <w:rPr>
-      <w:color w:val="003b4f"/>
-      <w:shd w:val="clear" w:fill="f1f3f5"/>
+      <w:color w:val="24292e"/>
     </w:rPr>
   </w:style>
 </w:styles>
@@ -1163,7 +1483,7 @@
         <a:latin typeface="Aptos" panose="02110004020202020204"/>
         <a:ea typeface=""/>
         <a:cs typeface=""/>
-        <a:font script="Jpan" typeface="游明朝"/>
+        <a:font script="Jpan" typeface="游ゴシック"/>
         <a:font script="Hang" typeface="맑은 고딕"/>
         <a:font script="Hans" typeface="等线"/>
         <a:font script="Hant" typeface="新細明體"/>
@@ -1354,7 +1674,7 @@
   <a:extraClrSchemeLst/>
   <a:extLst>
     <a:ext uri="{05A4C25C-085E-4340-85A3-A5531E510DB2}">
-      <thm15:themeFamily xmlns:thm15="http://schemas.microsoft.com/office/thememl/2012/main" name="Office Theme" id="{2E142A2C-CD16-42D6-873A-C26D2A0506FA}" vid="{1BDDFF52-6CD6-40A5-AB3C-68EB2F1E4D0A}"/>
+      <thm15:themeFamily xmlns:thm15="http://schemas.microsoft.com/office/thememl/2012/main" name="Office Theme" id="{62F939B6-93AF-4DB8-9C6B-D6C7DFDC589F}" vid="{4A3C46E8-61CC-4603-A589-7422A47A8E4A}"/>
     </a:ext>
   </a:extLst>
 </a:theme>

--- a/docs/lectures/lecture_07/07_lecture_powerpoint.docx
+++ b/docs/lectures/lecture_07/07_lecture_powerpoint.docx
@@ -7,7 +7,15 @@
         <w:pStyle w:val="Title"/>
       </w:pPr>
       <w:r>
-        <w:t xml:space="preserve">Lecture 07</w:t>
+        <w:t xml:space="preserve">Lecture 07 — Wide, Long, and Wild: Pivoting Real Data</w:t>
+      </w:r>
+    </w:p>
+    <w:p>
+      <w:pPr>
+        <w:pStyle w:val="Subtitle"/>
+      </w:pPr>
+      <w:r>
+        <w:t xml:space="preserve">Reshaping Lake Superior ice cover data with pivot_longer() and pivot_wider()</w:t>
       </w:r>
     </w:p>
     <w:p>
@@ -18,16 +26,8963 @@
         <w:t xml:space="preserve">Bill Perry</w:t>
       </w:r>
     </w:p>
-    <w:bookmarkStart w:id="9" w:name="lecture-6---a-brief-review"/>
+    <w:p>
+      <w:pPr>
+        <w:pStyle w:val="Date"/>
+      </w:pPr>
+      <w:r>
+        <w:t xml:space="preserve">2026-06-30</w:t>
+      </w:r>
+    </w:p>
+    <w:bookmarkStart w:id="12" w:name="where-we-left-off-lecture-06"/>
     <w:p>
       <w:pPr>
         <w:pStyle w:val="Heading1"/>
       </w:pPr>
       <w:r>
-        <w:t xml:space="preserve">Lecture 6 - A Brief review</w:t>
-      </w:r>
-    </w:p>
-    <w:bookmarkEnd w:id="9"/>
+        <w:t xml:space="preserve">Where We Left Off (Lecture 06)</w:t>
+      </w:r>
+    </w:p>
+    <w:p>
+      <w:pPr>
+        <w:pStyle w:val="Compact"/>
+        <w:numPr>
+          <w:ilvl w:val="0"/>
+          <w:numId w:val="1001"/>
+        </w:numPr>
+      </w:pPr>
+      <w:r>
+        <w:rPr>
+          <w:b/>
+          <w:bCs/>
+        </w:rPr>
+        <w:t xml:space="preserve">Downloaded real data from inside R</w:t>
+      </w:r>
+      <w:r>
+        <w:t xml:space="preserve"> </w:t>
+      </w:r>
+      <w:r>
+        <w:t xml:space="preserve">— NOAA’s</w:t>
+      </w:r>
+      <w:r>
+        <w:t xml:space="preserve"> </w:t>
+      </w:r>
+      <w:r>
+        <w:rPr>
+          <w:rStyle w:val="VerbatimChar"/>
+        </w:rPr>
+        <w:t xml:space="preserve">GSODR</w:t>
+      </w:r>
+      <w:r>
+        <w:t xml:space="preserve"> </w:t>
+      </w:r>
+      <w:r>
+        <w:t xml:space="preserve">package, Duluth station</w:t>
+      </w:r>
+    </w:p>
+    <w:p>
+      <w:pPr>
+        <w:pStyle w:val="Compact"/>
+        <w:numPr>
+          <w:ilvl w:val="0"/>
+          <w:numId w:val="1001"/>
+        </w:numPr>
+      </w:pPr>
+      <w:r>
+        <w:rPr>
+          <w:b/>
+          <w:bCs/>
+        </w:rPr>
+        <w:t xml:space="preserve">Raw vs. summarized data</w:t>
+      </w:r>
+      <w:r>
+        <w:t xml:space="preserve"> </w:t>
+      </w:r>
+      <w:r>
+        <w:t xml:space="preserve">— daily data hides trends;</w:t>
+      </w:r>
+      <w:r>
+        <w:t xml:space="preserve"> </w:t>
+      </w:r>
+      <w:r>
+        <w:rPr>
+          <w:rStyle w:val="VerbatimChar"/>
+        </w:rPr>
+        <w:t xml:space="preserve">group_by() %&gt;% summarize()</w:t>
+      </w:r>
+      <w:r>
+        <w:t xml:space="preserve"> </w:t>
+      </w:r>
+      <w:r>
+        <w:t xml:space="preserve">reveals them</w:t>
+      </w:r>
+    </w:p>
+    <w:p>
+      <w:pPr>
+        <w:pStyle w:val="Compact"/>
+        <w:numPr>
+          <w:ilvl w:val="0"/>
+          <w:numId w:val="1001"/>
+        </w:numPr>
+      </w:pPr>
+      <w:r>
+        <w:rPr>
+          <w:b/>
+          <w:bCs/>
+        </w:rPr>
+        <w:t xml:space="preserve">Reused</w:t>
+      </w:r>
+      <w:r>
+        <w:rPr>
+          <w:b/>
+          <w:bCs/>
+        </w:rPr>
+        <w:t xml:space="preserve"> </w:t>
+      </w:r>
+      <w:r>
+        <w:rPr>
+          <w:rStyle w:val="VerbatimChar"/>
+          <w:b/>
+          <w:bCs/>
+        </w:rPr>
+        <w:t xml:space="preserve">lm()</w:t>
+      </w:r>
+      <w:r>
+        <w:t xml:space="preserve"> </w:t>
+      </w:r>
+      <w:r>
+        <w:t xml:space="preserve">to estimate a rate of change — °C per year, converted to °C per decade</w:t>
+      </w:r>
+    </w:p>
+    <w:p>
+      <w:pPr>
+        <w:pStyle w:val="Compact"/>
+        <w:numPr>
+          <w:ilvl w:val="0"/>
+          <w:numId w:val="1001"/>
+        </w:numPr>
+      </w:pPr>
+      <w:r>
+        <w:rPr>
+          <w:rStyle w:val="VerbatimChar"/>
+          <w:b/>
+          <w:bCs/>
+        </w:rPr>
+        <w:t xml:space="preserve">case_when()</w:t>
+      </w:r>
+      <w:r>
+        <w:t xml:space="preserve"> </w:t>
+      </w:r>
+      <w:r>
+        <w:t xml:space="preserve">to build a new categorical variable — summer vs. winter</w:t>
+      </w:r>
+    </w:p>
+    <w:p>
+      <w:pPr>
+        <w:pStyle w:val="Compact"/>
+        <w:numPr>
+          <w:ilvl w:val="0"/>
+          <w:numId w:val="1001"/>
+        </w:numPr>
+      </w:pPr>
+      <w:r>
+        <w:rPr>
+          <w:b/>
+          <w:bCs/>
+        </w:rPr>
+        <w:t xml:space="preserve">Compared two group-specific models</w:t>
+      </w:r>
+      <w:r>
+        <w:t xml:space="preserve"> </w:t>
+      </w:r>
+      <w:r>
+        <w:t xml:space="preserve">— found winter warming faster than summer</w:t>
+      </w:r>
+    </w:p>
+    <w:tbl>
+      <w:tblPr>
+        <w:tblStyle w:val="Table"/>
+        <w:tblLook w:firstRow="0" w:lastRow="0" w:firstColumn="0" w:lastColumn="0" w:noHBand="0" w:noVBand="0" w:val="0000"/>
+        <w:tblBorders>
+          <w:top w:val="single" w:sz="4" w:space="0" w:color="0758E5"/>
+          <w:left w:val="single" w:sz="24" w:space="0" w:color="0758E5"/>
+          <w:bottom w:val="single" w:sz="4" w:space="0" w:color="0758E5"/>
+          <w:right w:val="single" w:sz="4" w:space="0" w:color="0758E5"/>
+        </w:tblBorders>
+        <w:tblCellMar>
+          <w:left w:w="144" w:type="dxa"/>
+          <w:right w:w="144" w:type="dxa"/>
+        </w:tblCellMar>
+        <w:tblLook w:firstRow="0" w:lastRow="0" w:firstColumn="0" w:lastColumn="0" w:noHBand="0" w:noVBand="0" w:val="0000"/>
+      </w:tblPr>
+      <w:tr>
+        <w:trPr>
+          <w:cantSplit/>
+        </w:trPr>
+        <w:tc>
+          <w:tcPr>
+            <w:shd w:color="auto" w:fill="dae6fb" w:val="clear"/>
+            <w:tcMar>
+              <w:top w:w="92" w:type="dxa"/>
+              <w:bottom w:w="92" w:type="dxa"/>
+            </w:tcMar>
+          </w:tcPr>
+          <w:p>
+            <w:pPr>
+              <w:pStyle w:val="FirstParagraph"/>
+            </w:pPr>
+            <w:pPr>
+              <w:spacing w:before="0" w:after="0"/>
+              <w:textAlignment w:val="center"/>
+            </w:pPr>
+            <w:r>
+              <w:drawing>
+                <wp:inline>
+                  <wp:extent cx="152400" cy="152400"/>
+                  <wp:effectExtent b="0" l="0" r="0" t="0"/>
+                  <wp:docPr descr="" title="" id="10" name="Picture"/>
+                  <a:graphic>
+                    <a:graphicData uri="http://schemas.openxmlformats.org/drawingml/2006/picture">
+                      <pic:pic>
+                        <pic:nvPicPr>
+                          <pic:cNvPr descr="/Applications/quarto/share/formats/docx/note.png" id="11" name="Picture"/>
+                          <pic:cNvPicPr>
+                            <a:picLocks noChangeArrowheads="1" noChangeAspect="1"/>
+                          </pic:cNvPicPr>
+                        </pic:nvPicPr>
+                        <pic:blipFill>
+                          <a:blip r:embed="rId9"/>
+                          <a:stretch>
+                            <a:fillRect/>
+                          </a:stretch>
+                        </pic:blipFill>
+                        <pic:spPr bwMode="auto">
+                          <a:xfrm>
+                            <a:off x="0" y="0"/>
+                            <a:ext cx="152400" cy="152400"/>
+                          </a:xfrm>
+                          <a:prstGeom prst="rect">
+                            <a:avLst/>
+                          </a:prstGeom>
+                          <a:noFill/>
+                          <a:ln w="9525">
+                            <a:noFill/>
+                            <a:headEnd/>
+                            <a:tailEnd/>
+                          </a:ln>
+                        </pic:spPr>
+                      </pic:pic>
+                    </a:graphicData>
+                  </a:graphic>
+                </wp:inline>
+              </w:drawing>
+            </w:r>
+            <w:r>
+              <w:t xml:space="preserve"> </w:t>
+            </w:r>
+            <w:r>
+              <w:t xml:space="preserve"> </w:t>
+            </w:r>
+            <w:r>
+              <w:t xml:space="preserve">Note</w:t>
+            </w:r>
+          </w:p>
+        </w:tc>
+      </w:tr>
+      <w:tr>
+        <w:trPr>
+          <w:cantSplit/>
+        </w:trPr>
+        <w:tc>
+          <w:tcPr>
+            <w:tcMar>
+              <w:top w:w="108" w:type="dxa"/>
+              <w:bottom w:w="108" w:type="dxa"/>
+            </w:tcMar>
+          </w:tcPr>
+          <w:p>
+            <w:pPr>
+              <w:pStyle w:val="BodyText"/>
+            </w:pPr>
+            <w:pPr>
+              <w:spacing w:before="16"/>
+            </w:pPr>
+            <w:r>
+              <w:rPr>
+                <w:b/>
+                <w:bCs/>
+              </w:rPr>
+              <w:t xml:space="preserve">✅ Transition</w:t>
+            </w:r>
+          </w:p>
+          <w:p>
+            <w:pPr>
+              <w:pStyle w:val="Compact"/>
+              <w:numPr>
+                <w:ilvl w:val="0"/>
+                <w:numId w:val="1002"/>
+              </w:numPr>
+            </w:pPr>
+            <w:r>
+              <w:t xml:space="preserve">Duluth’s weather data came to us</w:t>
+            </w:r>
+            <w:r>
+              <w:t xml:space="preserve"> </w:t>
+            </w:r>
+            <w:r>
+              <w:rPr>
+                <w:b/>
+                <w:bCs/>
+              </w:rPr>
+              <w:t xml:space="preserve">already tidy</w:t>
+            </w:r>
+          </w:p>
+          <w:p>
+            <w:pPr>
+              <w:pStyle w:val="Compact"/>
+              <w:numPr>
+                <w:ilvl w:val="1"/>
+                <w:numId w:val="1003"/>
+              </w:numPr>
+            </w:pPr>
+            <w:r>
+              <w:t xml:space="preserve">one row per day, one column per variable.</w:t>
+            </w:r>
+          </w:p>
+          <w:p>
+            <w:pPr>
+              <w:pStyle w:val="Compact"/>
+              <w:numPr>
+                <w:ilvl w:val="0"/>
+                <w:numId w:val="1002"/>
+              </w:numPr>
+            </w:pPr>
+            <w:r>
+              <w:t xml:space="preserve">Today’s dataset will</w:t>
+            </w:r>
+            <w:r>
+              <w:t xml:space="preserve"> </w:t>
+            </w:r>
+            <w:r>
+              <w:rPr>
+                <w:b/>
+                <w:bCs/>
+              </w:rPr>
+              <w:t xml:space="preserve">not</w:t>
+            </w:r>
+            <w:r>
+              <w:t xml:space="preserve"> </w:t>
+            </w:r>
+            <w:r>
+              <w:t xml:space="preserve">be tidy.</w:t>
+            </w:r>
+          </w:p>
+          <w:p>
+            <w:pPr>
+              <w:pStyle w:val="Compact"/>
+              <w:numPr>
+                <w:ilvl w:val="0"/>
+                <w:numId w:val="1002"/>
+              </w:numPr>
+            </w:pPr>
+            <w:r>
+              <w:t xml:space="preserve">We’ll learn how to fix that.</w:t>
+            </w:r>
+          </w:p>
+          <w:p/>
+        </w:tc>
+      </w:tr>
+    </w:tbl>
+    <w:bookmarkEnd w:id="12"/>
+    <w:bookmarkStart w:id="19" w:name="goals-for-today"/>
+    <w:p>
+      <w:pPr>
+        <w:pStyle w:val="Heading1"/>
+      </w:pPr>
+      <w:r>
+        <w:t xml:space="preserve">Goals for Today</w:t>
+      </w:r>
+    </w:p>
+    <w:p>
+      <w:pPr>
+        <w:pStyle w:val="Compact"/>
+        <w:numPr>
+          <w:ilvl w:val="0"/>
+          <w:numId w:val="1004"/>
+        </w:numPr>
+      </w:pPr>
+      <w:r>
+        <w:t xml:space="preserve">Download a genuinely</w:t>
+      </w:r>
+      <w:r>
+        <w:t xml:space="preserve"> </w:t>
+      </w:r>
+      <w:r>
+        <w:rPr>
+          <w:b/>
+          <w:bCs/>
+        </w:rPr>
+        <w:t xml:space="preserve">messy, wide</w:t>
+      </w:r>
+      <w:r>
+        <w:t xml:space="preserve"> </w:t>
+      </w:r>
+      <w:r>
+        <w:t xml:space="preserve">real-world dataset — Lake Superior daily ice cover</w:t>
+      </w:r>
+    </w:p>
+    <w:p>
+      <w:pPr>
+        <w:pStyle w:val="Compact"/>
+        <w:numPr>
+          <w:ilvl w:val="0"/>
+          <w:numId w:val="1004"/>
+        </w:numPr>
+      </w:pPr>
+      <w:r>
+        <w:t xml:space="preserve">Understand</w:t>
+      </w:r>
+      <w:r>
+        <w:t xml:space="preserve"> </w:t>
+      </w:r>
+      <w:r>
+        <w:rPr>
+          <w:b/>
+          <w:bCs/>
+        </w:rPr>
+        <w:t xml:space="preserve">why</w:t>
+      </w:r>
+      <w:r>
+        <w:t xml:space="preserve"> </w:t>
+      </w:r>
+      <w:r>
+        <w:t xml:space="preserve">wide data is hard for R (and great for humans)</w:t>
+      </w:r>
+    </w:p>
+    <w:p>
+      <w:pPr>
+        <w:pStyle w:val="Compact"/>
+        <w:numPr>
+          <w:ilvl w:val="0"/>
+          <w:numId w:val="1004"/>
+        </w:numPr>
+      </w:pPr>
+      <w:r>
+        <w:t xml:space="preserve">Learn</w:t>
+      </w:r>
+      <w:r>
+        <w:t xml:space="preserve"> </w:t>
+      </w:r>
+      <w:r>
+        <w:rPr>
+          <w:rStyle w:val="VerbatimChar"/>
+        </w:rPr>
+        <w:t xml:space="preserve">pivot_longer()</w:t>
+      </w:r>
+      <w:r>
+        <w:t xml:space="preserve"> </w:t>
+      </w:r>
+      <w:r>
+        <w:t xml:space="preserve">— turn wide data into tidy long data</w:t>
+      </w:r>
+    </w:p>
+    <w:p>
+      <w:pPr>
+        <w:pStyle w:val="Compact"/>
+        <w:numPr>
+          <w:ilvl w:val="0"/>
+          <w:numId w:val="1004"/>
+        </w:numPr>
+      </w:pPr>
+      <w:r>
+        <w:t xml:space="preserve">Learn</w:t>
+      </w:r>
+      <w:r>
+        <w:t xml:space="preserve"> </w:t>
+      </w:r>
+      <w:r>
+        <w:rPr>
+          <w:rStyle w:val="VerbatimChar"/>
+        </w:rPr>
+        <w:t xml:space="preserve">pivot_wider()</w:t>
+      </w:r>
+      <w:r>
+        <w:t xml:space="preserve"> </w:t>
+      </w:r>
+      <w:r>
+        <w:t xml:space="preserve">— turn long data back into a human-readable summary table</w:t>
+      </w:r>
+    </w:p>
+    <w:p>
+      <w:pPr>
+        <w:pStyle w:val="Compact"/>
+        <w:numPr>
+          <w:ilvl w:val="0"/>
+          <w:numId w:val="1004"/>
+        </w:numPr>
+      </w:pPr>
+      <w:r>
+        <w:t xml:space="preserve">Handle a tricky real-world wrinkle:</w:t>
+      </w:r>
+      <w:r>
+        <w:t xml:space="preserve"> </w:t>
+      </w:r>
+      <w:r>
+        <w:rPr>
+          <w:b/>
+          <w:bCs/>
+        </w:rPr>
+        <w:t xml:space="preserve">winter seasons that cross the new year</w:t>
+      </w:r>
+    </w:p>
+    <w:p>
+      <w:pPr>
+        <w:pStyle w:val="Compact"/>
+        <w:numPr>
+          <w:ilvl w:val="0"/>
+          <w:numId w:val="1004"/>
+        </w:numPr>
+      </w:pPr>
+      <w:r>
+        <w:t xml:space="preserve">Recreate NOAA’s own</w:t>
+      </w:r>
+      <w:r>
+        <w:t xml:space="preserve"> </w:t>
+      </w:r>
+      <w:r>
+        <w:t xml:space="preserve">“spaghetti plot”</w:t>
+      </w:r>
+      <w:r>
+        <w:t xml:space="preserve"> </w:t>
+      </w:r>
+      <w:r>
+        <w:t xml:space="preserve">comparing every year of ice cover</w:t>
+      </w:r>
+    </w:p>
+    <w:p>
+      <w:pPr>
+        <w:pStyle w:val="Compact"/>
+        <w:numPr>
+          <w:ilvl w:val="0"/>
+          <w:numId w:val="1004"/>
+        </w:numPr>
+      </w:pPr>
+      <w:r>
+        <w:t xml:space="preserve">Ask: is Lake Superior’s</w:t>
+      </w:r>
+      <w:r>
+        <w:t xml:space="preserve"> </w:t>
+      </w:r>
+      <w:r>
+        <w:rPr>
+          <w:b/>
+          <w:bCs/>
+        </w:rPr>
+        <w:t xml:space="preserve">maximum ice cover</w:t>
+      </w:r>
+      <w:r>
+        <w:t xml:space="preserve"> </w:t>
+      </w:r>
+      <w:r>
+        <w:t xml:space="preserve">changing over time?</w:t>
+      </w:r>
+    </w:p>
+    <w:tbl>
+      <w:tblPr>
+        <w:tblStyle w:val="Table"/>
+        <w:tblLook w:firstRow="0" w:lastRow="0" w:firstColumn="0" w:lastColumn="0" w:noHBand="0" w:noVBand="0" w:val="0000"/>
+        <w:tblBorders>
+          <w:top w:val="single" w:sz="4" w:space="0" w:color="00A047"/>
+          <w:left w:val="single" w:sz="24" w:space="0" w:color="00A047"/>
+          <w:bottom w:val="single" w:sz="4" w:space="0" w:color="00A047"/>
+          <w:right w:val="single" w:sz="4" w:space="0" w:color="00A047"/>
+        </w:tblBorders>
+        <w:tblCellMar>
+          <w:left w:w="144" w:type="dxa"/>
+          <w:right w:w="144" w:type="dxa"/>
+        </w:tblCellMar>
+        <w:tblLook w:firstRow="0" w:lastRow="0" w:firstColumn="0" w:lastColumn="0" w:noHBand="0" w:noVBand="0" w:val="0000"/>
+      </w:tblPr>
+      <w:tr>
+        <w:trPr>
+          <w:cantSplit/>
+        </w:trPr>
+        <w:tc>
+          <w:tcPr>
+            <w:shd w:color="auto" w:fill="ccf1e3" w:val="clear"/>
+            <w:tcMar>
+              <w:top w:w="92" w:type="dxa"/>
+              <w:bottom w:w="92" w:type="dxa"/>
+            </w:tcMar>
+          </w:tcPr>
+          <w:p>
+            <w:pPr>
+              <w:pStyle w:val="FirstParagraph"/>
+            </w:pPr>
+            <w:pPr>
+              <w:spacing w:before="0" w:after="0"/>
+              <w:textAlignment w:val="center"/>
+            </w:pPr>
+            <w:r>
+              <w:drawing>
+                <wp:inline>
+                  <wp:extent cx="152400" cy="152400"/>
+                  <wp:effectExtent b="0" l="0" r="0" t="0"/>
+                  <wp:docPr descr="" title="" id="14" name="Picture"/>
+                  <a:graphic>
+                    <a:graphicData uri="http://schemas.openxmlformats.org/drawingml/2006/picture">
+                      <pic:pic>
+                        <pic:nvPicPr>
+                          <pic:cNvPr descr="/Applications/quarto/share/formats/docx/tip.png" id="15" name="Picture"/>
+                          <pic:cNvPicPr>
+                            <a:picLocks noChangeArrowheads="1" noChangeAspect="1"/>
+                          </pic:cNvPicPr>
+                        </pic:nvPicPr>
+                        <pic:blipFill>
+                          <a:blip r:embed="rId13"/>
+                          <a:stretch>
+                            <a:fillRect/>
+                          </a:stretch>
+                        </pic:blipFill>
+                        <pic:spPr bwMode="auto">
+                          <a:xfrm>
+                            <a:off x="0" y="0"/>
+                            <a:ext cx="152400" cy="152400"/>
+                          </a:xfrm>
+                          <a:prstGeom prst="rect">
+                            <a:avLst/>
+                          </a:prstGeom>
+                          <a:noFill/>
+                          <a:ln w="9525">
+                            <a:noFill/>
+                            <a:headEnd/>
+                            <a:tailEnd/>
+                          </a:ln>
+                        </pic:spPr>
+                      </pic:pic>
+                    </a:graphicData>
+                  </a:graphic>
+                </wp:inline>
+              </w:drawing>
+            </w:r>
+            <w:r>
+              <w:t xml:space="preserve"> </w:t>
+            </w:r>
+            <w:r>
+              <w:t xml:space="preserve"> </w:t>
+            </w:r>
+            <w:r>
+              <w:t xml:space="preserve">Tip</w:t>
+            </w:r>
+          </w:p>
+        </w:tc>
+      </w:tr>
+      <w:tr>
+        <w:trPr>
+          <w:cantSplit/>
+        </w:trPr>
+        <w:tc>
+          <w:tcPr>
+            <w:tcMar>
+              <w:top w:w="108" w:type="dxa"/>
+              <w:bottom w:w="108" w:type="dxa"/>
+            </w:tcMar>
+          </w:tcPr>
+          <w:p>
+            <w:pPr>
+              <w:pStyle w:val="BodyText"/>
+            </w:pPr>
+            <w:pPr>
+              <w:spacing w:before="16"/>
+            </w:pPr>
+            <w:r>
+              <w:rPr>
+                <w:b/>
+                <w:bCs/>
+              </w:rPr>
+              <w:t xml:space="preserve">🖐 Try it yourself</w:t>
+            </w:r>
+          </w:p>
+          <w:p>
+            <w:pPr>
+              <w:pStyle w:val="BodyText"/>
+            </w:pPr>
+            <w:pPr>
+              <w:spacing w:after="16"/>
+            </w:pPr>
+            <w:r>
+              <w:t xml:space="preserve">By the end you’ll have reshaped real NOAA ice data and built the same kind of plot NOAA scientists publish.</w:t>
+            </w:r>
+          </w:p>
+          <w:p/>
+        </w:tc>
+      </w:tr>
+    </w:tbl>
+    <w:p>
+      <w:pPr>
+        <w:pStyle w:val="BodyText"/>
+      </w:pPr>
+      <w:r>
+        <w:rPr>
+          <w:b/>
+          <w:bCs/>
+        </w:rPr>
+        <w:t xml:space="preserve">Tools today:</w:t>
+      </w:r>
+    </w:p>
+    <w:p>
+      <w:pPr>
+        <w:pStyle w:val="Compact"/>
+        <w:numPr>
+          <w:ilvl w:val="0"/>
+          <w:numId w:val="1005"/>
+        </w:numPr>
+      </w:pPr>
+      <w:r>
+        <w:rPr>
+          <w:rStyle w:val="VerbatimChar"/>
+        </w:rPr>
+        <w:t xml:space="preserve">tidyverse</w:t>
+      </w:r>
+      <w:r>
+        <w:t xml:space="preserve">,</w:t>
+      </w:r>
+      <w:r>
+        <w:t xml:space="preserve"> </w:t>
+      </w:r>
+      <w:r>
+        <w:rPr>
+          <w:rStyle w:val="VerbatimChar"/>
+        </w:rPr>
+        <w:t xml:space="preserve">janitor</w:t>
+      </w:r>
+    </w:p>
+    <w:p>
+      <w:pPr>
+        <w:pStyle w:val="FirstParagraph"/>
+      </w:pPr>
+      <w:r>
+        <w:rPr>
+          <w:b/>
+          <w:bCs/>
+        </w:rPr>
+        <w:t xml:space="preserve">Textbook:</w:t>
+      </w:r>
+    </w:p>
+    <w:p>
+      <w:pPr>
+        <w:pStyle w:val="Compact"/>
+        <w:numPr>
+          <w:ilvl w:val="0"/>
+          <w:numId w:val="1006"/>
+        </w:numPr>
+      </w:pPr>
+      <w:r>
+        <w:t xml:space="preserve">📖 R4DS 2e — Hadley Wickham</w:t>
+      </w:r>
+    </w:p>
+    <w:p>
+      <w:pPr>
+        <w:pStyle w:val="Compact"/>
+        <w:numPr>
+          <w:ilvl w:val="1"/>
+          <w:numId w:val="1007"/>
+        </w:numPr>
+      </w:pPr>
+      <w:hyperlink r:id="rId16">
+        <w:r>
+          <w:rPr>
+            <w:rStyle w:val="Hyperlink"/>
+          </w:rPr>
+          <w:t xml:space="preserve">Ch. 5 Data tidying</w:t>
+        </w:r>
+      </w:hyperlink>
+    </w:p>
+    <w:p>
+      <w:pPr>
+        <w:pStyle w:val="Compact"/>
+        <w:numPr>
+          <w:ilvl w:val="1"/>
+          <w:numId w:val="1007"/>
+        </w:numPr>
+      </w:pPr>
+      <w:hyperlink r:id="rId17">
+        <w:r>
+          <w:rPr>
+            <w:rStyle w:val="Hyperlink"/>
+          </w:rPr>
+          <w:t xml:space="preserve">Ch. 17 Dates and times</w:t>
+        </w:r>
+      </w:hyperlink>
+    </w:p>
+    <w:p>
+      <w:pPr>
+        <w:pStyle w:val="Compact"/>
+        <w:numPr>
+          <w:ilvl w:val="0"/>
+          <w:numId w:val="1006"/>
+        </w:numPr>
+      </w:pPr>
+      <w:r>
+        <w:t xml:space="preserve">📖 Data Carpentry —</w:t>
+      </w:r>
+      <w:r>
+        <w:t xml:space="preserve"> </w:t>
+      </w:r>
+      <w:hyperlink r:id="rId18">
+        <w:r>
+          <w:rPr>
+            <w:rStyle w:val="Hyperlink"/>
+          </w:rPr>
+          <w:t xml:space="preserve">R for Ecologists</w:t>
+        </w:r>
+      </w:hyperlink>
+    </w:p>
+    <w:bookmarkEnd w:id="19"/>
+    <w:bookmarkStart w:id="26" w:name="meet-the-data-lake-superior-ice-cover"/>
+    <w:p>
+      <w:pPr>
+        <w:pStyle w:val="Heading1"/>
+      </w:pPr>
+      <w:r>
+        <w:t xml:space="preserve">Meet the Data: Lake Superior Ice Cover</w:t>
+      </w:r>
+    </w:p>
+    <w:p>
+      <w:pPr>
+        <w:pStyle w:val="FirstParagraph"/>
+      </w:pPr>
+      <w:r>
+        <w:rPr>
+          <w:b/>
+          <w:bCs/>
+        </w:rPr>
+        <w:t xml:space="preserve">NOAA-GLERL</w:t>
+      </w:r>
+      <w:r>
+        <w:t xml:space="preserve"> </w:t>
+      </w:r>
+      <w:r>
+        <w:t xml:space="preserve">(Great Lakes Environmental Research Laboratory) has tracked daily Great Lakes ice cover since</w:t>
+      </w:r>
+      <w:r>
+        <w:t xml:space="preserve"> </w:t>
+      </w:r>
+      <w:r>
+        <w:rPr>
+          <w:b/>
+          <w:bCs/>
+        </w:rPr>
+        <w:t xml:space="preserve">1973</w:t>
+      </w:r>
+      <w:r>
+        <w:t xml:space="preserve"> </w:t>
+      </w:r>
+      <w:r>
+        <w:t xml:space="preserve">— over 50 years of satellite-derived ice charts.</w:t>
+      </w:r>
+    </w:p>
+    <w:p>
+      <w:pPr>
+        <w:pStyle w:val="BodyText"/>
+      </w:pPr>
+      <w:r>
+        <w:rPr>
+          <w:b/>
+          <w:bCs/>
+        </w:rPr>
+        <w:t xml:space="preserve">Today’s dataset:</w:t>
+      </w:r>
+      <w:r>
+        <w:t xml:space="preserve"> </w:t>
+      </w:r>
+      <w:r>
+        <w:t xml:space="preserve">daily percent ice cover for Lake Superior, one row per</w:t>
+      </w:r>
+      <w:r>
+        <w:t xml:space="preserve"> </w:t>
+      </w:r>
+      <w:r>
+        <w:rPr>
+          <w:b/>
+          <w:bCs/>
+        </w:rPr>
+        <w:t xml:space="preserve">day-of-winter</w:t>
+      </w:r>
+      <w:r>
+        <w:t xml:space="preserve">, one column per</w:t>
+      </w:r>
+      <w:r>
+        <w:t xml:space="preserve"> </w:t>
+      </w:r>
+      <w:r>
+        <w:rPr>
+          <w:b/>
+          <w:bCs/>
+        </w:rPr>
+        <w:t xml:space="preserve">year</w:t>
+      </w:r>
+      <w:r>
+        <w:t xml:space="preserve">.</w:t>
+      </w:r>
+    </w:p>
+    <w:p>
+      <w:pPr>
+        <w:pStyle w:val="BodyText"/>
+      </w:pPr>
+      <w:r>
+        <w:rPr>
+          <w:b/>
+          <w:bCs/>
+        </w:rPr>
+        <w:t xml:space="preserve">Source:</w:t>
+      </w:r>
+      <w:r>
+        <w:br/>
+      </w:r>
+      <w:r>
+        <w:rPr>
+          <w:rStyle w:val="VerbatimChar"/>
+        </w:rPr>
+        <w:t xml:space="preserve">https://www.glerl.noaa.gov/data/ice/glicd/daily/sup.txt</w:t>
+      </w:r>
+    </w:p>
+    <w:tbl>
+      <w:tblPr>
+        <w:tblStyle w:val="Table"/>
+        <w:tblLook w:firstRow="0" w:lastRow="0" w:firstColumn="0" w:lastColumn="0" w:noHBand="0" w:noVBand="0" w:val="0000"/>
+        <w:tblBorders>
+          <w:top w:val="single" w:sz="4" w:space="0" w:color="CC1914"/>
+          <w:left w:val="single" w:sz="24" w:space="0" w:color="CC1914"/>
+          <w:bottom w:val="single" w:sz="4" w:space="0" w:color="CC1914"/>
+          <w:right w:val="single" w:sz="4" w:space="0" w:color="CC1914"/>
+        </w:tblBorders>
+        <w:tblCellMar>
+          <w:left w:w="144" w:type="dxa"/>
+          <w:right w:w="144" w:type="dxa"/>
+        </w:tblCellMar>
+        <w:tblLook w:firstRow="0" w:lastRow="0" w:firstColumn="0" w:lastColumn="0" w:noHBand="0" w:noVBand="0" w:val="0000"/>
+      </w:tblPr>
+      <w:tr>
+        <w:trPr>
+          <w:cantSplit/>
+        </w:trPr>
+        <w:tc>
+          <w:tcPr>
+            <w:shd w:color="auto" w:fill="f7dddc" w:val="clear"/>
+            <w:tcMar>
+              <w:top w:w="92" w:type="dxa"/>
+              <w:bottom w:w="92" w:type="dxa"/>
+            </w:tcMar>
+          </w:tcPr>
+          <w:p>
+            <w:pPr>
+              <w:pStyle w:val="BodyText"/>
+            </w:pPr>
+            <w:pPr>
+              <w:spacing w:before="0" w:after="0"/>
+              <w:textAlignment w:val="center"/>
+            </w:pPr>
+            <w:r>
+              <w:drawing>
+                <wp:inline>
+                  <wp:extent cx="152400" cy="152400"/>
+                  <wp:effectExtent b="0" l="0" r="0" t="0"/>
+                  <wp:docPr descr="" title="" id="21" name="Picture"/>
+                  <a:graphic>
+                    <a:graphicData uri="http://schemas.openxmlformats.org/drawingml/2006/picture">
+                      <pic:pic>
+                        <pic:nvPicPr>
+                          <pic:cNvPr descr="/Applications/quarto/share/formats/docx/important.png" id="22" name="Picture"/>
+                          <pic:cNvPicPr>
+                            <a:picLocks noChangeArrowheads="1" noChangeAspect="1"/>
+                          </pic:cNvPicPr>
+                        </pic:nvPicPr>
+                        <pic:blipFill>
+                          <a:blip r:embed="rId20"/>
+                          <a:stretch>
+                            <a:fillRect/>
+                          </a:stretch>
+                        </pic:blipFill>
+                        <pic:spPr bwMode="auto">
+                          <a:xfrm>
+                            <a:off x="0" y="0"/>
+                            <a:ext cx="152400" cy="152400"/>
+                          </a:xfrm>
+                          <a:prstGeom prst="rect">
+                            <a:avLst/>
+                          </a:prstGeom>
+                          <a:noFill/>
+                          <a:ln w="9525">
+                            <a:noFill/>
+                            <a:headEnd/>
+                            <a:tailEnd/>
+                          </a:ln>
+                        </pic:spPr>
+                      </pic:pic>
+                    </a:graphicData>
+                  </a:graphic>
+                </wp:inline>
+              </w:drawing>
+            </w:r>
+            <w:r>
+              <w:t xml:space="preserve"> </w:t>
+            </w:r>
+            <w:r>
+              <w:t xml:space="preserve"> </w:t>
+            </w:r>
+            <w:r>
+              <w:t xml:space="preserve">Important</w:t>
+            </w:r>
+          </w:p>
+        </w:tc>
+      </w:tr>
+      <w:tr>
+        <w:trPr>
+          <w:cantSplit/>
+        </w:trPr>
+        <w:tc>
+          <w:tcPr>
+            <w:tcMar>
+              <w:top w:w="108" w:type="dxa"/>
+              <w:bottom w:w="108" w:type="dxa"/>
+            </w:tcMar>
+          </w:tcPr>
+          <w:p>
+            <w:pPr>
+              <w:pStyle w:val="BodyText"/>
+            </w:pPr>
+            <w:pPr>
+              <w:spacing w:before="16" w:after="16"/>
+            </w:pPr>
+            <w:r>
+              <w:t xml:space="preserve">This is a</w:t>
+            </w:r>
+            <w:r>
+              <w:t xml:space="preserve"> </w:t>
+            </w:r>
+            <w:r>
+              <w:rPr>
+                <w:b/>
+                <w:bCs/>
+              </w:rPr>
+              <w:t xml:space="preserve">plain text file living on a government server</w:t>
+            </w:r>
+            <w:r>
+              <w:t xml:space="preserve"> </w:t>
+            </w:r>
+            <w:r>
+              <w:t xml:space="preserve">— not a tidy CSV. This is what real environmental data often looks like.</w:t>
+            </w:r>
+          </w:p>
+          <w:p/>
+        </w:tc>
+      </w:tr>
+    </w:tbl>
+    <w:p>
+      <w:pPr>
+        <w:pStyle w:val="CaptionedFigure"/>
+      </w:pPr>
+      <w:r>
+        <w:drawing>
+          <wp:inline>
+            <wp:extent cx="5943600" cy="3126127"/>
+            <wp:effectExtent b="0" l="0" r="0" t="0"/>
+            <wp:docPr descr="Great Lakes ice cover monitoring includes satellite imagery, field sampling, and decades of charts." title="" id="24" name="Picture"/>
+            <a:graphic>
+              <a:graphicData uri="http://schemas.openxmlformats.org/drawingml/2006/picture">
+                <pic:pic>
+                  <pic:nvPicPr>
+                    <pic:cNvPr descr="https://www.glerl.noaa.gov/data/ice/imgs/ice_collage.jpg" id="25" name="Picture"/>
+                    <pic:cNvPicPr>
+                      <a:picLocks noChangeArrowheads="1" noChangeAspect="1"/>
+                    </pic:cNvPicPr>
+                  </pic:nvPicPr>
+                  <pic:blipFill>
+                    <a:blip r:embed="rId23"/>
+                    <a:stretch>
+                      <a:fillRect/>
+                    </a:stretch>
+                  </pic:blipFill>
+                  <pic:spPr bwMode="auto">
+                    <a:xfrm>
+                      <a:off x="0" y="0"/>
+                      <a:ext cx="5943600" cy="3126127"/>
+                    </a:xfrm>
+                    <a:prstGeom prst="rect">
+                      <a:avLst/>
+                    </a:prstGeom>
+                    <a:noFill/>
+                    <a:ln w="9525">
+                      <a:noFill/>
+                      <a:headEnd/>
+                      <a:tailEnd/>
+                    </a:ln>
+                  </pic:spPr>
+                </pic:pic>
+              </a:graphicData>
+            </a:graphic>
+          </wp:inline>
+        </w:drawing>
+      </w:r>
+    </w:p>
+    <w:p>
+      <w:pPr>
+        <w:pStyle w:val="ImageCaption"/>
+      </w:pPr>
+      <w:r>
+        <w:t xml:space="preserve">Great Lakes ice cover monitoring includes satellite imagery, field sampling, and decades of charts.</w:t>
+      </w:r>
+    </w:p>
+    <w:bookmarkEnd w:id="26"/>
+    <w:bookmarkStart w:id="27" w:name="what-does-wide-data-look-like"/>
+    <w:p>
+      <w:pPr>
+        <w:pStyle w:val="Heading1"/>
+      </w:pPr>
+      <w:r>
+        <w:t xml:space="preserve">What Does</w:t>
+      </w:r>
+      <w:r>
+        <w:t xml:space="preserve"> </w:t>
+      </w:r>
+      <w:r>
+        <w:t xml:space="preserve">“Wide”</w:t>
+      </w:r>
+      <w:r>
+        <w:t xml:space="preserve"> </w:t>
+      </w:r>
+      <w:r>
+        <w:t xml:space="preserve">Data Look Like?</w:t>
+      </w:r>
+    </w:p>
+    <w:p>
+      <w:pPr>
+        <w:pStyle w:val="SourceCode"/>
+      </w:pPr>
+      <w:r>
+        <w:rPr>
+          <w:rStyle w:val="VerbatimChar"/>
+        </w:rPr>
+        <w:t xml:space="preserve">        1973 1974 1975 ... 2024 2025</w:t>
+      </w:r>
+      <w:r>
+        <w:br/>
+      </w:r>
+      <w:r>
+        <w:rPr>
+          <w:rStyle w:val="VerbatimChar"/>
+        </w:rPr>
+        <w:t xml:space="preserve">Nov-10    NA   NA   NA       NA   NA</w:t>
+      </w:r>
+      <w:r>
+        <w:br/>
+      </w:r>
+      <w:r>
+        <w:rPr>
+          <w:rStyle w:val="VerbatimChar"/>
+        </w:rPr>
+        <w:t xml:space="preserve">Nov-11    NA   NA   NA       NA   NA</w:t>
+      </w:r>
+      <w:r>
+        <w:br/>
+      </w:r>
+      <w:r>
+        <w:rPr>
+          <w:rStyle w:val="VerbatimChar"/>
+        </w:rPr>
+        <w:t xml:space="preserve">...</w:t>
+      </w:r>
+      <w:r>
+        <w:br/>
+      </w:r>
+      <w:r>
+        <w:rPr>
+          <w:rStyle w:val="VerbatimChar"/>
+        </w:rPr>
+        <w:t xml:space="preserve">Jan-15   2.1  4.0  1.8      8.2  6.5</w:t>
+      </w:r>
+      <w:r>
+        <w:br/>
+      </w:r>
+      <w:r>
+        <w:rPr>
+          <w:rStyle w:val="VerbatimChar"/>
+        </w:rPr>
+        <w:t xml:space="preserve">...</w:t>
+      </w:r>
+    </w:p>
+    <w:p>
+      <w:pPr>
+        <w:pStyle w:val="Compact"/>
+        <w:numPr>
+          <w:ilvl w:val="0"/>
+          <w:numId w:val="1008"/>
+        </w:numPr>
+      </w:pPr>
+      <w:r>
+        <w:rPr>
+          <w:b/>
+          <w:bCs/>
+        </w:rPr>
+        <w:t xml:space="preserve">One row</w:t>
+      </w:r>
+      <w:r>
+        <w:t xml:space="preserve"> </w:t>
+      </w:r>
+      <w:r>
+        <w:t xml:space="preserve">per calendar day-of-winter (Nov 10 → ~May)</w:t>
+      </w:r>
+    </w:p>
+    <w:p>
+      <w:pPr>
+        <w:pStyle w:val="Compact"/>
+        <w:numPr>
+          <w:ilvl w:val="0"/>
+          <w:numId w:val="1008"/>
+        </w:numPr>
+      </w:pPr>
+      <w:r>
+        <w:rPr>
+          <w:b/>
+          <w:bCs/>
+        </w:rPr>
+        <w:t xml:space="preserve">One column per year</w:t>
+      </w:r>
+      <w:r>
+        <w:t xml:space="preserve"> </w:t>
+      </w:r>
+      <w:r>
+        <w:t xml:space="preserve">— 53 columns, one for each ice season since 1973</w:t>
+      </w:r>
+    </w:p>
+    <w:p>
+      <w:pPr>
+        <w:pStyle w:val="Compact"/>
+        <w:numPr>
+          <w:ilvl w:val="0"/>
+          <w:numId w:val="1008"/>
+        </w:numPr>
+      </w:pPr>
+      <w:r>
+        <w:t xml:space="preserve">Lots of</w:t>
+      </w:r>
+      <w:r>
+        <w:t xml:space="preserve"> </w:t>
+      </w:r>
+      <w:r>
+        <w:rPr>
+          <w:rStyle w:val="VerbatimChar"/>
+        </w:rPr>
+        <w:t xml:space="preserve">NA</w:t>
+      </w:r>
+      <w:r>
+        <w:t xml:space="preserve"> </w:t>
+      </w:r>
+      <w:r>
+        <w:t xml:space="preserve">— many days simply had no ice that year or that month</w:t>
+      </w:r>
+    </w:p>
+    <w:p>
+      <w:pPr>
+        <w:pStyle w:val="FirstParagraph"/>
+      </w:pPr>
+      <w:r>
+        <w:t xml:space="preserve">This format is</w:t>
+      </w:r>
+      <w:r>
+        <w:t xml:space="preserve"> </w:t>
+      </w:r>
+      <w:r>
+        <w:rPr>
+          <w:b/>
+          <w:bCs/>
+        </w:rPr>
+        <w:t xml:space="preserve">perfect for a human</w:t>
+      </w:r>
+      <w:r>
+        <w:t xml:space="preserve"> </w:t>
+      </w:r>
+      <w:r>
+        <w:t xml:space="preserve">scanning a printed table. It’s</w:t>
+      </w:r>
+      <w:r>
+        <w:t xml:space="preserve"> </w:t>
+      </w:r>
+      <w:r>
+        <w:rPr>
+          <w:b/>
+          <w:bCs/>
+        </w:rPr>
+        <w:t xml:space="preserve">terrible for R and ggplot</w:t>
+      </w:r>
+      <w:r>
+        <w:t xml:space="preserve">.</w:t>
+      </w:r>
+    </w:p>
+    <w:p>
+      <w:pPr>
+        <w:pStyle w:val="BodyText"/>
+      </w:pPr>
+      <w:r>
+        <w:rPr>
+          <w:b/>
+          <w:bCs/>
+        </w:rPr>
+        <w:t xml:space="preserve">Why this breaks tidy tools:</w:t>
+      </w:r>
+    </w:p>
+    <w:p>
+      <w:pPr>
+        <w:pStyle w:val="Compact"/>
+        <w:numPr>
+          <w:ilvl w:val="0"/>
+          <w:numId w:val="1009"/>
+        </w:numPr>
+      </w:pPr>
+      <w:r>
+        <w:rPr>
+          <w:rStyle w:val="VerbatimChar"/>
+        </w:rPr>
+        <w:t xml:space="preserve">ggplot()</w:t>
+      </w:r>
+      <w:r>
+        <w:t xml:space="preserve"> </w:t>
+      </w:r>
+      <w:r>
+        <w:t xml:space="preserve">wants one column to map to</w:t>
+      </w:r>
+      <w:r>
+        <w:t xml:space="preserve"> </w:t>
+      </w:r>
+      <w:r>
+        <w:rPr>
+          <w:rStyle w:val="VerbatimChar"/>
+        </w:rPr>
+        <w:t xml:space="preserve">x</w:t>
+      </w:r>
+      <w:r>
+        <w:t xml:space="preserve">, one to</w:t>
+      </w:r>
+      <w:r>
+        <w:t xml:space="preserve"> </w:t>
+      </w:r>
+      <w:r>
+        <w:rPr>
+          <w:rStyle w:val="VerbatimChar"/>
+        </w:rPr>
+        <w:t xml:space="preserve">y</w:t>
+      </w:r>
+    </w:p>
+    <w:p>
+      <w:pPr>
+        <w:pStyle w:val="Compact"/>
+        <w:numPr>
+          <w:ilvl w:val="0"/>
+          <w:numId w:val="1009"/>
+        </w:numPr>
+      </w:pPr>
+      <w:r>
+        <w:t xml:space="preserve">Here,</w:t>
+      </w:r>
+      <w:r>
+        <w:t xml:space="preserve"> </w:t>
+      </w:r>
+      <w:r>
+        <w:t xml:space="preserve">“year”</w:t>
+      </w:r>
+      <w:r>
+        <w:t xml:space="preserve"> </w:t>
+      </w:r>
+      <w:r>
+        <w:t xml:space="preserve">is hiding as 53 separate</w:t>
+      </w:r>
+      <w:r>
+        <w:t xml:space="preserve"> </w:t>
+      </w:r>
+      <w:r>
+        <w:rPr>
+          <w:b/>
+          <w:bCs/>
+        </w:rPr>
+        <w:t xml:space="preserve">column names</w:t>
+      </w:r>
+      <w:r>
+        <w:t xml:space="preserve">, not as data values</w:t>
+      </w:r>
+    </w:p>
+    <w:p>
+      <w:pPr>
+        <w:pStyle w:val="Compact"/>
+        <w:numPr>
+          <w:ilvl w:val="0"/>
+          <w:numId w:val="1009"/>
+        </w:numPr>
+      </w:pPr>
+      <w:r>
+        <w:rPr>
+          <w:rStyle w:val="VerbatimChar"/>
+        </w:rPr>
+        <w:t xml:space="preserve">group_by(year)</w:t>
+      </w:r>
+      <w:r>
+        <w:t xml:space="preserve"> </w:t>
+      </w:r>
+      <w:r>
+        <w:t xml:space="preserve">is impossible — there’s no</w:t>
+      </w:r>
+      <w:r>
+        <w:t xml:space="preserve"> </w:t>
+      </w:r>
+      <w:r>
+        <w:rPr>
+          <w:rStyle w:val="VerbatimChar"/>
+        </w:rPr>
+        <w:t xml:space="preserve">year</w:t>
+      </w:r>
+      <w:r>
+        <w:t xml:space="preserve"> </w:t>
+      </w:r>
+      <w:r>
+        <w:t xml:space="preserve">column to group by!</w:t>
+      </w:r>
+    </w:p>
+    <w:p>
+      <w:pPr>
+        <w:pStyle w:val="FirstParagraph"/>
+      </w:pPr>
+      <w:r>
+        <w:t xml:space="preserve">📖 R4DS Ch. 5.2 —</w:t>
+      </w:r>
+      <w:r>
+        <w:t xml:space="preserve"> </w:t>
+      </w:r>
+      <w:r>
+        <w:t xml:space="preserve">“every value in its own cell”</w:t>
+      </w:r>
+    </w:p>
+    <w:bookmarkEnd w:id="27"/>
+    <w:bookmarkStart w:id="30" w:name="load-libraries-and-read-the-raw-file"/>
+    <w:p>
+      <w:pPr>
+        <w:pStyle w:val="Heading1"/>
+      </w:pPr>
+      <w:r>
+        <w:t xml:space="preserve">Load Libraries and Read the Raw File</w:t>
+      </w:r>
+    </w:p>
+    <w:p>
+      <w:pPr>
+        <w:pStyle w:val="SourceCode"/>
+      </w:pPr>
+      <w:r>
+        <w:rPr>
+          <w:rStyle w:val="CommentTok"/>
+        </w:rPr>
+        <w:t xml:space="preserve"># Load packages at the top — always -------------------</w:t>
+      </w:r>
+      <w:r>
+        <w:br/>
+      </w:r>
+      <w:r>
+        <w:rPr>
+          <w:rStyle w:val="FunctionTok"/>
+        </w:rPr>
+        <w:t xml:space="preserve">library</w:t>
+      </w:r>
+      <w:r>
+        <w:rPr>
+          <w:rStyle w:val="NormalTok"/>
+        </w:rPr>
+        <w:t xml:space="preserve">(tidyverse)   </w:t>
+      </w:r>
+      <w:r>
+        <w:rPr>
+          <w:rStyle w:val="CommentTok"/>
+        </w:rPr>
+        <w:t xml:space="preserve"># data manipulation + ggplot2</w:t>
+      </w:r>
+      <w:r>
+        <w:br/>
+      </w:r>
+      <w:r>
+        <w:rPr>
+          <w:rStyle w:val="FunctionTok"/>
+        </w:rPr>
+        <w:t xml:space="preserve">library</w:t>
+      </w:r>
+      <w:r>
+        <w:rPr>
+          <w:rStyle w:val="NormalTok"/>
+        </w:rPr>
+        <w:t xml:space="preserve">(janitor)      </w:t>
+      </w:r>
+      <w:r>
+        <w:rPr>
+          <w:rStyle w:val="CommentTok"/>
+        </w:rPr>
+        <w:t xml:space="preserve"># clean_names() and friends</w:t>
+      </w:r>
+    </w:p>
+    <w:p>
+      <w:pPr>
+        <w:pStyle w:val="SourceCode"/>
+      </w:pPr>
+      <w:r>
+        <w:rPr>
+          <w:rStyle w:val="CommentTok"/>
+        </w:rPr>
+        <w:t xml:space="preserve"># Read the messy text file directly from the web -------</w:t>
+      </w:r>
+      <w:r>
+        <w:br/>
+      </w:r>
+      <w:r>
+        <w:rPr>
+          <w:rStyle w:val="NormalTok"/>
+        </w:rPr>
+        <w:t xml:space="preserve">url </w:t>
+      </w:r>
+      <w:r>
+        <w:rPr>
+          <w:rStyle w:val="OtherTok"/>
+        </w:rPr>
+        <w:t xml:space="preserve">&lt;-</w:t>
+      </w:r>
+      <w:r>
+        <w:rPr>
+          <w:rStyle w:val="NormalTok"/>
+        </w:rPr>
+        <w:t xml:space="preserve"> </w:t>
+      </w:r>
+      <w:r>
+        <w:rPr>
+          <w:rStyle w:val="StringTok"/>
+        </w:rPr>
+        <w:t xml:space="preserve">"https://www.glerl.noaa.gov/data/ice/glicd/daily/sup.txt"</w:t>
+      </w:r>
+      <w:r>
+        <w:br/>
+      </w:r>
+      <w:r>
+        <w:br/>
+      </w:r>
+      <w:r>
+        <w:rPr>
+          <w:rStyle w:val="NormalTok"/>
+        </w:rPr>
+        <w:t xml:space="preserve">ice_raw </w:t>
+      </w:r>
+      <w:r>
+        <w:rPr>
+          <w:rStyle w:val="OtherTok"/>
+        </w:rPr>
+        <w:t xml:space="preserve">&lt;-</w:t>
+      </w:r>
+      <w:r>
+        <w:rPr>
+          <w:rStyle w:val="NormalTok"/>
+        </w:rPr>
+        <w:t xml:space="preserve"> </w:t>
+      </w:r>
+      <w:r>
+        <w:rPr>
+          <w:rStyle w:val="FunctionTok"/>
+        </w:rPr>
+        <w:t xml:space="preserve">read.table</w:t>
+      </w:r>
+      <w:r>
+        <w:rPr>
+          <w:rStyle w:val="NormalTok"/>
+        </w:rPr>
+        <w:t xml:space="preserve">(</w:t>
+      </w:r>
+      <w:r>
+        <w:br/>
+      </w:r>
+      <w:r>
+        <w:rPr>
+          <w:rStyle w:val="NormalTok"/>
+        </w:rPr>
+        <w:t xml:space="preserve">  url,</w:t>
+      </w:r>
+      <w:r>
+        <w:br/>
+      </w:r>
+      <w:r>
+        <w:rPr>
+          <w:rStyle w:val="NormalTok"/>
+        </w:rPr>
+        <w:t xml:space="preserve">  </w:t>
+      </w:r>
+      <w:r>
+        <w:rPr>
+          <w:rStyle w:val="AttributeTok"/>
+        </w:rPr>
+        <w:t xml:space="preserve">header =</w:t>
+      </w:r>
+      <w:r>
+        <w:rPr>
+          <w:rStyle w:val="NormalTok"/>
+        </w:rPr>
+        <w:t xml:space="preserve"> </w:t>
+      </w:r>
+      <w:r>
+        <w:rPr>
+          <w:rStyle w:val="ConstantTok"/>
+        </w:rPr>
+        <w:t xml:space="preserve">TRUE</w:t>
+      </w:r>
+      <w:r>
+        <w:rPr>
+          <w:rStyle w:val="NormalTok"/>
+        </w:rPr>
+        <w:t xml:space="preserve">,</w:t>
+      </w:r>
+      <w:r>
+        <w:br/>
+      </w:r>
+      <w:r>
+        <w:rPr>
+          <w:rStyle w:val="NormalTok"/>
+        </w:rPr>
+        <w:t xml:space="preserve">  </w:t>
+      </w:r>
+      <w:r>
+        <w:rPr>
+          <w:rStyle w:val="AttributeTok"/>
+        </w:rPr>
+        <w:t xml:space="preserve">na.strings =</w:t>
+      </w:r>
+      <w:r>
+        <w:rPr>
+          <w:rStyle w:val="NormalTok"/>
+        </w:rPr>
+        <w:t xml:space="preserve"> </w:t>
+      </w:r>
+      <w:r>
+        <w:rPr>
+          <w:rStyle w:val="FunctionTok"/>
+        </w:rPr>
+        <w:t xml:space="preserve">c</w:t>
+      </w:r>
+      <w:r>
+        <w:rPr>
+          <w:rStyle w:val="NormalTok"/>
+        </w:rPr>
+        <w:t xml:space="preserve">(</w:t>
+      </w:r>
+      <w:r>
+        <w:rPr>
+          <w:rStyle w:val="StringTok"/>
+        </w:rPr>
+        <w:t xml:space="preserve">"-999"</w:t>
+      </w:r>
+      <w:r>
+        <w:rPr>
+          <w:rStyle w:val="NormalTok"/>
+        </w:rPr>
+        <w:t xml:space="preserve">, </w:t>
+      </w:r>
+      <w:r>
+        <w:rPr>
+          <w:rStyle w:val="StringTok"/>
+        </w:rPr>
+        <w:t xml:space="preserve">"-99.00"</w:t>
+      </w:r>
+      <w:r>
+        <w:rPr>
+          <w:rStyle w:val="NormalTok"/>
+        </w:rPr>
+        <w:t xml:space="preserve">, </w:t>
+      </w:r>
+      <w:r>
+        <w:rPr>
+          <w:rStyle w:val="StringTok"/>
+        </w:rPr>
+        <w:t xml:space="preserve">"NA"</w:t>
+      </w:r>
+      <w:r>
+        <w:rPr>
+          <w:rStyle w:val="NormalTok"/>
+        </w:rPr>
+        <w:t xml:space="preserve">)</w:t>
+      </w:r>
+      <w:r>
+        <w:br/>
+      </w:r>
+      <w:r>
+        <w:rPr>
+          <w:rStyle w:val="NormalTok"/>
+        </w:rPr>
+        <w:t xml:space="preserve">) </w:t>
+      </w:r>
+      <w:r>
+        <w:rPr>
+          <w:rStyle w:val="SpecialCharTok"/>
+        </w:rPr>
+        <w:t xml:space="preserve">%&gt;%</w:t>
+      </w:r>
+      <w:r>
+        <w:br/>
+      </w:r>
+      <w:r>
+        <w:rPr>
+          <w:rStyle w:val="NormalTok"/>
+        </w:rPr>
+        <w:t xml:space="preserve">  </w:t>
+      </w:r>
+      <w:r>
+        <w:rPr>
+          <w:rStyle w:val="FunctionTok"/>
+        </w:rPr>
+        <w:t xml:space="preserve">rownames_to_column</w:t>
+      </w:r>
+      <w:r>
+        <w:rPr>
+          <w:rStyle w:val="NormalTok"/>
+        </w:rPr>
+        <w:t xml:space="preserve">(</w:t>
+      </w:r>
+      <w:r>
+        <w:rPr>
+          <w:rStyle w:val="AttributeTok"/>
+        </w:rPr>
+        <w:t xml:space="preserve">var =</w:t>
+      </w:r>
+      <w:r>
+        <w:rPr>
+          <w:rStyle w:val="NormalTok"/>
+        </w:rPr>
+        <w:t xml:space="preserve"> </w:t>
+      </w:r>
+      <w:r>
+        <w:rPr>
+          <w:rStyle w:val="StringTok"/>
+        </w:rPr>
+        <w:t xml:space="preserve">"date"</w:t>
+      </w:r>
+      <w:r>
+        <w:rPr>
+          <w:rStyle w:val="NormalTok"/>
+        </w:rPr>
+        <w:t xml:space="preserve">) </w:t>
+      </w:r>
+      <w:r>
+        <w:rPr>
+          <w:rStyle w:val="SpecialCharTok"/>
+        </w:rPr>
+        <w:t xml:space="preserve">%&gt;%</w:t>
+      </w:r>
+      <w:r>
+        <w:br/>
+      </w:r>
+      <w:r>
+        <w:rPr>
+          <w:rStyle w:val="NormalTok"/>
+        </w:rPr>
+        <w:t xml:space="preserve">  </w:t>
+      </w:r>
+      <w:r>
+        <w:rPr>
+          <w:rStyle w:val="FunctionTok"/>
+        </w:rPr>
+        <w:t xml:space="preserve">as_tibble</w:t>
+      </w:r>
+      <w:r>
+        <w:rPr>
+          <w:rStyle w:val="NormalTok"/>
+        </w:rPr>
+        <w:t xml:space="preserve">()</w:t>
+      </w:r>
+      <w:r>
+        <w:br/>
+      </w:r>
+      <w:r>
+        <w:br/>
+      </w:r>
+      <w:r>
+        <w:rPr>
+          <w:rStyle w:val="FunctionTok"/>
+        </w:rPr>
+        <w:t xml:space="preserve">head</w:t>
+      </w:r>
+      <w:r>
+        <w:rPr>
+          <w:rStyle w:val="NormalTok"/>
+        </w:rPr>
+        <w:t xml:space="preserve">(ice_raw)</w:t>
+      </w:r>
+    </w:p>
+    <w:p>
+      <w:pPr>
+        <w:pStyle w:val="SourceCode"/>
+      </w:pPr>
+      <w:r>
+        <w:rPr>
+          <w:rStyle w:val="VerbatimChar"/>
+        </w:rPr>
+        <w:t xml:space="preserve"># A tibble: 6 × 55</w:t>
+      </w:r>
+      <w:r>
+        <w:br/>
+      </w:r>
+      <w:r>
+        <w:rPr>
+          <w:rStyle w:val="VerbatimChar"/>
+        </w:rPr>
+        <w:t xml:space="preserve">  date   X1973 X1974 X1975 X1976 X1977 X1978 X1979 X1980 X1981 X1982 X1983 X1984</w:t>
+      </w:r>
+      <w:r>
+        <w:br/>
+      </w:r>
+      <w:r>
+        <w:rPr>
+          <w:rStyle w:val="VerbatimChar"/>
+        </w:rPr>
+        <w:t xml:space="preserve">  &lt;chr&gt;  &lt;dbl&gt; &lt;dbl&gt; &lt;dbl&gt; &lt;dbl&gt; &lt;dbl&gt; &lt;dbl&gt; &lt;dbl&gt; &lt;dbl&gt; &lt;dbl&gt; &lt;dbl&gt; &lt;dbl&gt; &lt;dbl&gt;</w:t>
+      </w:r>
+      <w:r>
+        <w:br/>
+      </w:r>
+      <w:r>
+        <w:rPr>
+          <w:rStyle w:val="VerbatimChar"/>
+        </w:rPr>
+        <w:t xml:space="preserve">1 Nov-10    NA    NA    NA    NA    NA    NA    NA    NA    NA    NA    NA    NA</w:t>
+      </w:r>
+      <w:r>
+        <w:br/>
+      </w:r>
+      <w:r>
+        <w:rPr>
+          <w:rStyle w:val="VerbatimChar"/>
+        </w:rPr>
+        <w:t xml:space="preserve">2 Nov-11    NA    NA    NA    NA    NA    NA    NA    NA    NA    NA    NA    NA</w:t>
+      </w:r>
+      <w:r>
+        <w:br/>
+      </w:r>
+      <w:r>
+        <w:rPr>
+          <w:rStyle w:val="VerbatimChar"/>
+        </w:rPr>
+        <w:t xml:space="preserve">3 Nov-12    NA    NA    NA    NA    NA    NA    NA    NA    NA    NA    NA    NA</w:t>
+      </w:r>
+      <w:r>
+        <w:br/>
+      </w:r>
+      <w:r>
+        <w:rPr>
+          <w:rStyle w:val="VerbatimChar"/>
+        </w:rPr>
+        <w:t xml:space="preserve">4 Nov-13    NA    NA    NA    NA    NA    NA    NA    NA    NA    NA    NA    NA</w:t>
+      </w:r>
+      <w:r>
+        <w:br/>
+      </w:r>
+      <w:r>
+        <w:rPr>
+          <w:rStyle w:val="VerbatimChar"/>
+        </w:rPr>
+        <w:t xml:space="preserve">5 Nov-14    NA    NA    NA    NA    NA    NA    NA    NA    NA    NA    NA    NA</w:t>
+      </w:r>
+      <w:r>
+        <w:br/>
+      </w:r>
+      <w:r>
+        <w:rPr>
+          <w:rStyle w:val="VerbatimChar"/>
+        </w:rPr>
+        <w:t xml:space="preserve">6 Nov-15    NA    NA    NA    NA    NA    NA    NA    NA    NA    NA    NA    NA</w:t>
+      </w:r>
+      <w:r>
+        <w:br/>
+      </w:r>
+      <w:r>
+        <w:rPr>
+          <w:rStyle w:val="VerbatimChar"/>
+        </w:rPr>
+        <w:t xml:space="preserve"># ℹ 42 more variables: X1985 &lt;dbl&gt;, X1986 &lt;dbl&gt;, X1987 &lt;dbl&gt;, X1988 &lt;dbl&gt;,</w:t>
+      </w:r>
+      <w:r>
+        <w:br/>
+      </w:r>
+      <w:r>
+        <w:rPr>
+          <w:rStyle w:val="VerbatimChar"/>
+        </w:rPr>
+        <w:t xml:space="preserve">#   X1989 &lt;dbl&gt;, X1990 &lt;dbl&gt;, X1991 &lt;dbl&gt;, X1992 &lt;dbl&gt;, X1993 &lt;dbl&gt;,</w:t>
+      </w:r>
+      <w:r>
+        <w:br/>
+      </w:r>
+      <w:r>
+        <w:rPr>
+          <w:rStyle w:val="VerbatimChar"/>
+        </w:rPr>
+        <w:t xml:space="preserve">#   X1994 &lt;dbl&gt;, X1995 &lt;dbl&gt;, X1996 &lt;dbl&gt;, X1997 &lt;dbl&gt;, X1998 &lt;dbl&gt;,</w:t>
+      </w:r>
+      <w:r>
+        <w:br/>
+      </w:r>
+      <w:r>
+        <w:rPr>
+          <w:rStyle w:val="VerbatimChar"/>
+        </w:rPr>
+        <w:t xml:space="preserve">#   X1999 &lt;dbl&gt;, X2000 &lt;dbl&gt;, X2001 &lt;dbl&gt;, X2002 &lt;dbl&gt;, X2003 &lt;dbl&gt;,</w:t>
+      </w:r>
+      <w:r>
+        <w:br/>
+      </w:r>
+      <w:r>
+        <w:rPr>
+          <w:rStyle w:val="VerbatimChar"/>
+        </w:rPr>
+        <w:t xml:space="preserve">#   X2004 &lt;dbl&gt;, X2005 &lt;dbl&gt;, X2006 &lt;dbl&gt;, X2007 &lt;dbl&gt;, X2008 &lt;dbl&gt;,</w:t>
+      </w:r>
+      <w:r>
+        <w:br/>
+      </w:r>
+      <w:r>
+        <w:rPr>
+          <w:rStyle w:val="VerbatimChar"/>
+        </w:rPr>
+        <w:t xml:space="preserve">#   X2009 &lt;dbl&gt;, X2010 &lt;dbl&gt;, X2011 &lt;dbl&gt;, X2012 &lt;dbl&gt;, X2013 &lt;dbl&gt;,</w:t>
+      </w:r>
+      <w:r>
+        <w:br/>
+      </w:r>
+      <w:r>
+        <w:rPr>
+          <w:rStyle w:val="VerbatimChar"/>
+        </w:rPr>
+        <w:t xml:space="preserve">#   X2014 &lt;dbl&gt;, X2015 &lt;dbl&gt;, X2016 &lt;dbl&gt;, X2017 &lt;dbl&gt;, X2018 &lt;dbl&gt;, …</w:t>
+      </w:r>
+    </w:p>
+    <w:p>
+      <w:pPr>
+        <w:pStyle w:val="FirstParagraph"/>
+      </w:pPr>
+      <w:r>
+        <w:rPr>
+          <w:b/>
+          <w:bCs/>
+        </w:rPr>
+        <w:t xml:space="preserve">What’s happening here:</w:t>
+      </w:r>
+    </w:p>
+    <w:p>
+      <w:pPr>
+        <w:pStyle w:val="Compact"/>
+        <w:numPr>
+          <w:ilvl w:val="0"/>
+          <w:numId w:val="1010"/>
+        </w:numPr>
+      </w:pPr>
+      <w:r>
+        <w:rPr>
+          <w:rStyle w:val="VerbatimChar"/>
+        </w:rPr>
+        <w:t xml:space="preserve">read.table()</w:t>
+      </w:r>
+      <w:r>
+        <w:t xml:space="preserve"> </w:t>
+      </w:r>
+      <w:r>
+        <w:t xml:space="preserve">(base R) handles this better than</w:t>
+      </w:r>
+      <w:r>
+        <w:t xml:space="preserve"> </w:t>
+      </w:r>
+      <w:r>
+        <w:rPr>
+          <w:rStyle w:val="VerbatimChar"/>
+        </w:rPr>
+        <w:t xml:space="preserve">read_csv()</w:t>
+      </w:r>
+      <w:r>
+        <w:t xml:space="preserve"> </w:t>
+      </w:r>
+      <w:r>
+        <w:t xml:space="preserve">since the file isn’t comma-separated</w:t>
+      </w:r>
+    </w:p>
+    <w:p>
+      <w:pPr>
+        <w:pStyle w:val="Compact"/>
+        <w:numPr>
+          <w:ilvl w:val="0"/>
+          <w:numId w:val="1010"/>
+        </w:numPr>
+      </w:pPr>
+      <w:r>
+        <w:rPr>
+          <w:rStyle w:val="VerbatimChar"/>
+        </w:rPr>
+        <w:t xml:space="preserve">na.strings</w:t>
+      </w:r>
+      <w:r>
+        <w:t xml:space="preserve"> </w:t>
+      </w:r>
+      <w:r>
+        <w:t xml:space="preserve">tells R which placeholder values actually mean</w:t>
+      </w:r>
+      <w:r>
+        <w:t xml:space="preserve"> </w:t>
+      </w:r>
+      <w:r>
+        <w:t xml:space="preserve">“missing”</w:t>
+      </w:r>
+    </w:p>
+    <w:p>
+      <w:pPr>
+        <w:pStyle w:val="Compact"/>
+        <w:numPr>
+          <w:ilvl w:val="0"/>
+          <w:numId w:val="1010"/>
+        </w:numPr>
+      </w:pPr>
+      <w:r>
+        <w:t xml:space="preserve">The day-of-winter labels (</w:t>
+      </w:r>
+      <w:r>
+        <w:rPr>
+          <w:rStyle w:val="VerbatimChar"/>
+        </w:rPr>
+        <w:t xml:space="preserve">Nov-10</w:t>
+      </w:r>
+      <w:r>
+        <w:t xml:space="preserve">,</w:t>
+      </w:r>
+      <w:r>
+        <w:t xml:space="preserve"> </w:t>
+      </w:r>
+      <w:r>
+        <w:rPr>
+          <w:rStyle w:val="VerbatimChar"/>
+        </w:rPr>
+        <w:t xml:space="preserve">Nov-11</w:t>
+      </w:r>
+      <w:r>
+        <w:t xml:space="preserve">…) were row names, not a real column —</w:t>
+      </w:r>
+      <w:r>
+        <w:t xml:space="preserve"> </w:t>
+      </w:r>
+      <w:r>
+        <w:rPr>
+          <w:rStyle w:val="VerbatimChar"/>
+        </w:rPr>
+        <w:t xml:space="preserve">rownames_to_column()</w:t>
+      </w:r>
+      <w:r>
+        <w:t xml:space="preserve"> </w:t>
+      </w:r>
+      <w:r>
+        <w:t xml:space="preserve">fixes that</w:t>
+      </w:r>
+    </w:p>
+    <w:tbl>
+      <w:tblPr>
+        <w:tblStyle w:val="Table"/>
+        <w:tblLook w:firstRow="0" w:lastRow="0" w:firstColumn="0" w:lastColumn="0" w:noHBand="0" w:noVBand="0" w:val="0000"/>
+        <w:tblBorders>
+          <w:top w:val="single" w:sz="4" w:space="0" w:color="CC1914"/>
+          <w:left w:val="single" w:sz="24" w:space="0" w:color="CC1914"/>
+          <w:bottom w:val="single" w:sz="4" w:space="0" w:color="CC1914"/>
+          <w:right w:val="single" w:sz="4" w:space="0" w:color="CC1914"/>
+        </w:tblBorders>
+        <w:tblCellMar>
+          <w:left w:w="144" w:type="dxa"/>
+          <w:right w:w="144" w:type="dxa"/>
+        </w:tblCellMar>
+        <w:tblLook w:firstRow="0" w:lastRow="0" w:firstColumn="0" w:lastColumn="0" w:noHBand="0" w:noVBand="0" w:val="0000"/>
+      </w:tblPr>
+      <w:tr>
+        <w:trPr>
+          <w:cantSplit/>
+        </w:trPr>
+        <w:tc>
+          <w:tcPr>
+            <w:shd w:color="auto" w:fill="f7dddc" w:val="clear"/>
+            <w:tcMar>
+              <w:top w:w="92" w:type="dxa"/>
+              <w:bottom w:w="92" w:type="dxa"/>
+            </w:tcMar>
+          </w:tcPr>
+          <w:p>
+            <w:pPr>
+              <w:pStyle w:val="FirstParagraph"/>
+            </w:pPr>
+            <w:pPr>
+              <w:spacing w:before="0" w:after="0"/>
+              <w:textAlignment w:val="center"/>
+            </w:pPr>
+            <w:r>
+              <w:drawing>
+                <wp:inline>
+                  <wp:extent cx="152400" cy="152400"/>
+                  <wp:effectExtent b="0" l="0" r="0" t="0"/>
+                  <wp:docPr descr="" title="" id="28" name="Picture"/>
+                  <a:graphic>
+                    <a:graphicData uri="http://schemas.openxmlformats.org/drawingml/2006/picture">
+                      <pic:pic>
+                        <pic:nvPicPr>
+                          <pic:cNvPr descr="/Applications/quarto/share/formats/docx/important.png" id="29" name="Picture"/>
+                          <pic:cNvPicPr>
+                            <a:picLocks noChangeArrowheads="1" noChangeAspect="1"/>
+                          </pic:cNvPicPr>
+                        </pic:nvPicPr>
+                        <pic:blipFill>
+                          <a:blip r:embed="rId20"/>
+                          <a:stretch>
+                            <a:fillRect/>
+                          </a:stretch>
+                        </pic:blipFill>
+                        <pic:spPr bwMode="auto">
+                          <a:xfrm>
+                            <a:off x="0" y="0"/>
+                            <a:ext cx="152400" cy="152400"/>
+                          </a:xfrm>
+                          <a:prstGeom prst="rect">
+                            <a:avLst/>
+                          </a:prstGeom>
+                          <a:noFill/>
+                          <a:ln w="9525">
+                            <a:noFill/>
+                            <a:headEnd/>
+                            <a:tailEnd/>
+                          </a:ln>
+                        </pic:spPr>
+                      </pic:pic>
+                    </a:graphicData>
+                  </a:graphic>
+                </wp:inline>
+              </w:drawing>
+            </w:r>
+            <w:r>
+              <w:t xml:space="preserve"> </w:t>
+            </w:r>
+            <w:r>
+              <w:t xml:space="preserve"> </w:t>
+            </w:r>
+            <w:r>
+              <w:t xml:space="preserve">Important</w:t>
+            </w:r>
+          </w:p>
+        </w:tc>
+      </w:tr>
+      <w:tr>
+        <w:trPr>
+          <w:cantSplit/>
+        </w:trPr>
+        <w:tc>
+          <w:tcPr>
+            <w:tcMar>
+              <w:top w:w="108" w:type="dxa"/>
+              <w:bottom w:w="108" w:type="dxa"/>
+            </w:tcMar>
+          </w:tcPr>
+          <w:p>
+            <w:pPr>
+              <w:pStyle w:val="BodyText"/>
+            </w:pPr>
+            <w:pPr>
+              <w:spacing w:before="16" w:after="16"/>
+            </w:pPr>
+            <w:r>
+              <w:t xml:space="preserve">Look at the column names:</w:t>
+            </w:r>
+            <w:r>
+              <w:t xml:space="preserve"> </w:t>
+            </w:r>
+            <w:r>
+              <w:rPr>
+                <w:rStyle w:val="VerbatimChar"/>
+              </w:rPr>
+              <w:t xml:space="preserve">X1973</w:t>
+            </w:r>
+            <w:r>
+              <w:t xml:space="preserve">,</w:t>
+            </w:r>
+            <w:r>
+              <w:t xml:space="preserve"> </w:t>
+            </w:r>
+            <w:r>
+              <w:rPr>
+                <w:rStyle w:val="VerbatimChar"/>
+              </w:rPr>
+              <w:t xml:space="preserve">X1974</w:t>
+            </w:r>
+            <w:r>
+              <w:t xml:space="preserve">… R adds an</w:t>
+            </w:r>
+            <w:r>
+              <w:t xml:space="preserve"> </w:t>
+            </w:r>
+            <w:r>
+              <w:rPr>
+                <w:rStyle w:val="VerbatimChar"/>
+              </w:rPr>
+              <w:t xml:space="preserve">X</w:t>
+            </w:r>
+            <w:r>
+              <w:t xml:space="preserve"> </w:t>
+            </w:r>
+            <w:r>
+              <w:t xml:space="preserve">because column names can’t start with a number!</w:t>
+            </w:r>
+          </w:p>
+          <w:p/>
+        </w:tc>
+      </w:tr>
+    </w:tbl>
+    <w:bookmarkEnd w:id="30"/>
+    <w:bookmarkStart w:id="31" w:name="pivot_longer-collapsing-wide-to-long"/>
+    <w:p>
+      <w:pPr>
+        <w:pStyle w:val="Heading1"/>
+      </w:pPr>
+      <w:r>
+        <w:rPr>
+          <w:rStyle w:val="VerbatimChar"/>
+        </w:rPr>
+        <w:t xml:space="preserve">pivot_longer()</w:t>
+      </w:r>
+      <w:r>
+        <w:t xml:space="preserve"> </w:t>
+      </w:r>
+      <w:r>
+        <w:t xml:space="preserve">— Collapsing Wide to Long</w:t>
+      </w:r>
+    </w:p>
+    <w:p>
+      <w:pPr>
+        <w:pStyle w:val="SourceCode"/>
+      </w:pPr>
+      <w:r>
+        <w:rPr>
+          <w:rStyle w:val="CommentTok"/>
+        </w:rPr>
+        <w:t xml:space="preserve"># Collapse all year columns into year + ice_cover ------</w:t>
+      </w:r>
+      <w:r>
+        <w:br/>
+      </w:r>
+      <w:r>
+        <w:rPr>
+          <w:rStyle w:val="NormalTok"/>
+        </w:rPr>
+        <w:t xml:space="preserve">ice_long </w:t>
+      </w:r>
+      <w:r>
+        <w:rPr>
+          <w:rStyle w:val="OtherTok"/>
+        </w:rPr>
+        <w:t xml:space="preserve">&lt;-</w:t>
+      </w:r>
+      <w:r>
+        <w:rPr>
+          <w:rStyle w:val="NormalTok"/>
+        </w:rPr>
+        <w:t xml:space="preserve"> ice_raw </w:t>
+      </w:r>
+      <w:r>
+        <w:rPr>
+          <w:rStyle w:val="SpecialCharTok"/>
+        </w:rPr>
+        <w:t xml:space="preserve">%&gt;%</w:t>
+      </w:r>
+      <w:r>
+        <w:br/>
+      </w:r>
+      <w:r>
+        <w:rPr>
+          <w:rStyle w:val="NormalTok"/>
+        </w:rPr>
+        <w:t xml:space="preserve">  </w:t>
+      </w:r>
+      <w:r>
+        <w:rPr>
+          <w:rStyle w:val="FunctionTok"/>
+        </w:rPr>
+        <w:t xml:space="preserve">pivot_longer</w:t>
+      </w:r>
+      <w:r>
+        <w:rPr>
+          <w:rStyle w:val="NormalTok"/>
+        </w:rPr>
+        <w:t xml:space="preserve">(</w:t>
+      </w:r>
+      <w:r>
+        <w:br/>
+      </w:r>
+      <w:r>
+        <w:rPr>
+          <w:rStyle w:val="NormalTok"/>
+        </w:rPr>
+        <w:t xml:space="preserve">    </w:t>
+      </w:r>
+      <w:r>
+        <w:rPr>
+          <w:rStyle w:val="AttributeTok"/>
+        </w:rPr>
+        <w:t xml:space="preserve">cols         =</w:t>
+      </w:r>
+      <w:r>
+        <w:rPr>
+          <w:rStyle w:val="NormalTok"/>
+        </w:rPr>
+        <w:t xml:space="preserve"> </w:t>
+      </w:r>
+      <w:r>
+        <w:rPr>
+          <w:rStyle w:val="SpecialCharTok"/>
+        </w:rPr>
+        <w:t xml:space="preserve">-</w:t>
+      </w:r>
+      <w:r>
+        <w:rPr>
+          <w:rStyle w:val="NormalTok"/>
+        </w:rPr>
+        <w:t xml:space="preserve">date,</w:t>
+      </w:r>
+      <w:r>
+        <w:br/>
+      </w:r>
+      <w:r>
+        <w:rPr>
+          <w:rStyle w:val="NormalTok"/>
+        </w:rPr>
+        <w:t xml:space="preserve">    </w:t>
+      </w:r>
+      <w:r>
+        <w:rPr>
+          <w:rStyle w:val="AttributeTok"/>
+        </w:rPr>
+        <w:t xml:space="preserve">names_to     =</w:t>
+      </w:r>
+      <w:r>
+        <w:rPr>
+          <w:rStyle w:val="NormalTok"/>
+        </w:rPr>
+        <w:t xml:space="preserve"> </w:t>
+      </w:r>
+      <w:r>
+        <w:rPr>
+          <w:rStyle w:val="StringTok"/>
+        </w:rPr>
+        <w:t xml:space="preserve">"year"</w:t>
+      </w:r>
+      <w:r>
+        <w:rPr>
+          <w:rStyle w:val="NormalTok"/>
+        </w:rPr>
+        <w:t xml:space="preserve">,</w:t>
+      </w:r>
+      <w:r>
+        <w:br/>
+      </w:r>
+      <w:r>
+        <w:rPr>
+          <w:rStyle w:val="NormalTok"/>
+        </w:rPr>
+        <w:t xml:space="preserve">    </w:t>
+      </w:r>
+      <w:r>
+        <w:rPr>
+          <w:rStyle w:val="AttributeTok"/>
+        </w:rPr>
+        <w:t xml:space="preserve">names_prefix =</w:t>
+      </w:r>
+      <w:r>
+        <w:rPr>
+          <w:rStyle w:val="NormalTok"/>
+        </w:rPr>
+        <w:t xml:space="preserve"> </w:t>
+      </w:r>
+      <w:r>
+        <w:rPr>
+          <w:rStyle w:val="StringTok"/>
+        </w:rPr>
+        <w:t xml:space="preserve">"X"</w:t>
+      </w:r>
+      <w:r>
+        <w:rPr>
+          <w:rStyle w:val="NormalTok"/>
+        </w:rPr>
+        <w:t xml:space="preserve">,</w:t>
+      </w:r>
+      <w:r>
+        <w:br/>
+      </w:r>
+      <w:r>
+        <w:rPr>
+          <w:rStyle w:val="NormalTok"/>
+        </w:rPr>
+        <w:t xml:space="preserve">    </w:t>
+      </w:r>
+      <w:r>
+        <w:rPr>
+          <w:rStyle w:val="AttributeTok"/>
+        </w:rPr>
+        <w:t xml:space="preserve">values_to    =</w:t>
+      </w:r>
+      <w:r>
+        <w:rPr>
+          <w:rStyle w:val="NormalTok"/>
+        </w:rPr>
+        <w:t xml:space="preserve"> </w:t>
+      </w:r>
+      <w:r>
+        <w:rPr>
+          <w:rStyle w:val="StringTok"/>
+        </w:rPr>
+        <w:t xml:space="preserve">"ice_cover"</w:t>
+      </w:r>
+      <w:r>
+        <w:br/>
+      </w:r>
+      <w:r>
+        <w:rPr>
+          <w:rStyle w:val="NormalTok"/>
+        </w:rPr>
+        <w:t xml:space="preserve">  )</w:t>
+      </w:r>
+      <w:r>
+        <w:br/>
+      </w:r>
+      <w:r>
+        <w:br/>
+      </w:r>
+      <w:r>
+        <w:rPr>
+          <w:rStyle w:val="NormalTok"/>
+        </w:rPr>
+        <w:t xml:space="preserve">ice_long </w:t>
+      </w:r>
+      <w:r>
+        <w:rPr>
+          <w:rStyle w:val="OtherTok"/>
+        </w:rPr>
+        <w:t xml:space="preserve">&lt;-</w:t>
+      </w:r>
+      <w:r>
+        <w:rPr>
+          <w:rStyle w:val="NormalTok"/>
+        </w:rPr>
+        <w:t xml:space="preserve"> ice_long </w:t>
+      </w:r>
+      <w:r>
+        <w:rPr>
+          <w:rStyle w:val="SpecialCharTok"/>
+        </w:rPr>
+        <w:t xml:space="preserve">%&gt;%</w:t>
+      </w:r>
+      <w:r>
+        <w:br/>
+      </w:r>
+      <w:r>
+        <w:rPr>
+          <w:rStyle w:val="NormalTok"/>
+        </w:rPr>
+        <w:t xml:space="preserve">  </w:t>
+      </w:r>
+      <w:r>
+        <w:rPr>
+          <w:rStyle w:val="FunctionTok"/>
+        </w:rPr>
+        <w:t xml:space="preserve">arrange</w:t>
+      </w:r>
+      <w:r>
+        <w:rPr>
+          <w:rStyle w:val="NormalTok"/>
+        </w:rPr>
+        <w:t xml:space="preserve">(year, date)</w:t>
+      </w:r>
+      <w:r>
+        <w:br/>
+      </w:r>
+      <w:r>
+        <w:br/>
+      </w:r>
+      <w:r>
+        <w:rPr>
+          <w:rStyle w:val="FunctionTok"/>
+        </w:rPr>
+        <w:t xml:space="preserve">head</w:t>
+      </w:r>
+      <w:r>
+        <w:rPr>
+          <w:rStyle w:val="NormalTok"/>
+        </w:rPr>
+        <w:t xml:space="preserve">(ice_long)</w:t>
+      </w:r>
+    </w:p>
+    <w:p>
+      <w:pPr>
+        <w:pStyle w:val="SourceCode"/>
+      </w:pPr>
+      <w:r>
+        <w:rPr>
+          <w:rStyle w:val="VerbatimChar"/>
+        </w:rPr>
+        <w:t xml:space="preserve"># A tibble: 6 × 3</w:t>
+      </w:r>
+      <w:r>
+        <w:br/>
+      </w:r>
+      <w:r>
+        <w:rPr>
+          <w:rStyle w:val="VerbatimChar"/>
+        </w:rPr>
+        <w:t xml:space="preserve">  date   year  ice_cover</w:t>
+      </w:r>
+      <w:r>
+        <w:br/>
+      </w:r>
+      <w:r>
+        <w:rPr>
+          <w:rStyle w:val="VerbatimChar"/>
+        </w:rPr>
+        <w:t xml:space="preserve">  &lt;chr&gt;  &lt;chr&gt;     &lt;dbl&gt;</w:t>
+      </w:r>
+      <w:r>
+        <w:br/>
+      </w:r>
+      <w:r>
+        <w:rPr>
+          <w:rStyle w:val="VerbatimChar"/>
+        </w:rPr>
+        <w:t xml:space="preserve">1 Apr-01 1973        3  </w:t>
+      </w:r>
+      <w:r>
+        <w:br/>
+      </w:r>
+      <w:r>
+        <w:rPr>
+          <w:rStyle w:val="VerbatimChar"/>
+        </w:rPr>
+        <w:t xml:space="preserve">2 Apr-02 1973        2.7</w:t>
+      </w:r>
+      <w:r>
+        <w:br/>
+      </w:r>
+      <w:r>
+        <w:rPr>
+          <w:rStyle w:val="VerbatimChar"/>
+        </w:rPr>
+        <w:t xml:space="preserve">3 Apr-03 1973        2.4</w:t>
+      </w:r>
+      <w:r>
+        <w:br/>
+      </w:r>
+      <w:r>
+        <w:rPr>
+          <w:rStyle w:val="VerbatimChar"/>
+        </w:rPr>
+        <w:t xml:space="preserve">4 Apr-04 1973        2  </w:t>
+      </w:r>
+      <w:r>
+        <w:br/>
+      </w:r>
+      <w:r>
+        <w:rPr>
+          <w:rStyle w:val="VerbatimChar"/>
+        </w:rPr>
+        <w:t xml:space="preserve">5 Apr-05 1973        1.7</w:t>
+      </w:r>
+      <w:r>
+        <w:br/>
+      </w:r>
+      <w:r>
+        <w:rPr>
+          <w:rStyle w:val="VerbatimChar"/>
+        </w:rPr>
+        <w:t xml:space="preserve">6 Apr-06 1973        1.4</w:t>
+      </w:r>
+    </w:p>
+    <w:p>
+      <w:pPr>
+        <w:pStyle w:val="FirstParagraph"/>
+      </w:pPr>
+      <w:r>
+        <w:rPr>
+          <w:b/>
+          <w:bCs/>
+        </w:rPr>
+        <w:t xml:space="preserve">Reading the arguments:</w:t>
+      </w:r>
+    </w:p>
+    <w:p>
+      <w:pPr>
+        <w:pStyle w:val="Compact"/>
+        <w:numPr>
+          <w:ilvl w:val="0"/>
+          <w:numId w:val="1011"/>
+        </w:numPr>
+      </w:pPr>
+      <w:r>
+        <w:rPr>
+          <w:rStyle w:val="VerbatimChar"/>
+        </w:rPr>
+        <w:t xml:space="preserve">cols = -date</w:t>
+      </w:r>
+      <w:r>
+        <w:t xml:space="preserve"> </w:t>
+      </w:r>
+      <w:r>
+        <w:t xml:space="preserve">— pivot</w:t>
+      </w:r>
+      <w:r>
+        <w:t xml:space="preserve"> </w:t>
+      </w:r>
+      <w:r>
+        <w:rPr>
+          <w:i/>
+          <w:iCs/>
+        </w:rPr>
+        <w:t xml:space="preserve">every column except</w:t>
+      </w:r>
+      <w:r>
+        <w:t xml:space="preserve"> </w:t>
+      </w:r>
+      <w:r>
+        <w:rPr>
+          <w:rStyle w:val="VerbatimChar"/>
+        </w:rPr>
+        <w:t xml:space="preserve">date</w:t>
+      </w:r>
+    </w:p>
+    <w:p>
+      <w:pPr>
+        <w:pStyle w:val="Compact"/>
+        <w:numPr>
+          <w:ilvl w:val="0"/>
+          <w:numId w:val="1011"/>
+        </w:numPr>
+      </w:pPr>
+      <w:r>
+        <w:rPr>
+          <w:rStyle w:val="VerbatimChar"/>
+        </w:rPr>
+        <w:t xml:space="preserve">names_to = "year"</w:t>
+      </w:r>
+      <w:r>
+        <w:t xml:space="preserve"> </w:t>
+      </w:r>
+      <w:r>
+        <w:t xml:space="preserve">— the old</w:t>
+      </w:r>
+      <w:r>
+        <w:t xml:space="preserve"> </w:t>
+      </w:r>
+      <w:r>
+        <w:rPr>
+          <w:b/>
+          <w:bCs/>
+        </w:rPr>
+        <w:t xml:space="preserve">column names</w:t>
+      </w:r>
+      <w:r>
+        <w:t xml:space="preserve"> </w:t>
+      </w:r>
+      <w:r>
+        <w:t xml:space="preserve">become values in a new</w:t>
+      </w:r>
+      <w:r>
+        <w:t xml:space="preserve"> </w:t>
+      </w:r>
+      <w:r>
+        <w:rPr>
+          <w:rStyle w:val="VerbatimChar"/>
+        </w:rPr>
+        <w:t xml:space="preserve">year</w:t>
+      </w:r>
+      <w:r>
+        <w:t xml:space="preserve"> </w:t>
+      </w:r>
+      <w:r>
+        <w:t xml:space="preserve">column</w:t>
+      </w:r>
+    </w:p>
+    <w:p>
+      <w:pPr>
+        <w:pStyle w:val="Compact"/>
+        <w:numPr>
+          <w:ilvl w:val="0"/>
+          <w:numId w:val="1011"/>
+        </w:numPr>
+      </w:pPr>
+      <w:r>
+        <w:rPr>
+          <w:rStyle w:val="VerbatimChar"/>
+        </w:rPr>
+        <w:t xml:space="preserve">names_prefix = "X"</w:t>
+      </w:r>
+      <w:r>
+        <w:t xml:space="preserve"> </w:t>
+      </w:r>
+      <w:r>
+        <w:t xml:space="preserve">— strip the</w:t>
+      </w:r>
+      <w:r>
+        <w:t xml:space="preserve"> </w:t>
+      </w:r>
+      <w:r>
+        <w:rPr>
+          <w:rStyle w:val="VerbatimChar"/>
+        </w:rPr>
+        <w:t xml:space="preserve">X</w:t>
+      </w:r>
+      <w:r>
+        <w:t xml:space="preserve"> </w:t>
+      </w:r>
+      <w:r>
+        <w:t xml:space="preserve">that R glued onto the numbers</w:t>
+      </w:r>
+    </w:p>
+    <w:p>
+      <w:pPr>
+        <w:pStyle w:val="Compact"/>
+        <w:numPr>
+          <w:ilvl w:val="0"/>
+          <w:numId w:val="1011"/>
+        </w:numPr>
+      </w:pPr>
+      <w:r>
+        <w:rPr>
+          <w:rStyle w:val="VerbatimChar"/>
+        </w:rPr>
+        <w:t xml:space="preserve">values_to = "ice_cover"</w:t>
+      </w:r>
+      <w:r>
+        <w:t xml:space="preserve"> </w:t>
+      </w:r>
+      <w:r>
+        <w:t xml:space="preserve">— the old</w:t>
+      </w:r>
+      <w:r>
+        <w:t xml:space="preserve"> </w:t>
+      </w:r>
+      <w:r>
+        <w:rPr>
+          <w:b/>
+          <w:bCs/>
+        </w:rPr>
+        <w:t xml:space="preserve">cell values</w:t>
+      </w:r>
+      <w:r>
+        <w:t xml:space="preserve"> </w:t>
+      </w:r>
+      <w:r>
+        <w:t xml:space="preserve">become a new</w:t>
+      </w:r>
+      <w:r>
+        <w:t xml:space="preserve"> </w:t>
+      </w:r>
+      <w:r>
+        <w:rPr>
+          <w:rStyle w:val="VerbatimChar"/>
+        </w:rPr>
+        <w:t xml:space="preserve">ice_cover</w:t>
+      </w:r>
+      <w:r>
+        <w:t xml:space="preserve"> </w:t>
+      </w:r>
+      <w:r>
+        <w:t xml:space="preserve">column</w:t>
+      </w:r>
+    </w:p>
+    <w:p>
+      <w:pPr>
+        <w:pStyle w:val="FirstParagraph"/>
+      </w:pPr>
+      <w:r>
+        <w:t xml:space="preserve">📖 R4DS Ch. 5.3 —</w:t>
+      </w:r>
+      <w:r>
+        <w:t xml:space="preserve"> </w:t>
+      </w:r>
+      <w:r>
+        <w:rPr>
+          <w:rStyle w:val="VerbatimChar"/>
+        </w:rPr>
+        <w:t xml:space="preserve">pivot_longer()</w:t>
+      </w:r>
+      <w:r>
+        <w:t xml:space="preserve"> </w:t>
+      </w:r>
+      <w:r>
+        <w:t xml:space="preserve">for wide-to-long</w:t>
+      </w:r>
+    </w:p>
+    <w:bookmarkEnd w:id="31"/>
+    <w:bookmarkStart w:id="34" w:name="X5770053a18f4ead2ea6279c1eab2d88da1d7d61"/>
+    <w:p>
+      <w:pPr>
+        <w:pStyle w:val="Heading1"/>
+      </w:pPr>
+      <w:r>
+        <w:t xml:space="preserve">Before and After: Same Data, Different Shape</w:t>
+      </w:r>
+    </w:p>
+    <w:p>
+      <w:pPr>
+        <w:pStyle w:val="FirstParagraph"/>
+      </w:pPr>
+      <w:r>
+        <w:rPr>
+          <w:b/>
+          <w:bCs/>
+        </w:rPr>
+        <w:t xml:space="preserve">Wide (</w:t>
+      </w:r>
+      <w:r>
+        <w:rPr>
+          <w:rStyle w:val="VerbatimChar"/>
+          <w:b/>
+          <w:bCs/>
+        </w:rPr>
+        <w:t xml:space="preserve">ice_raw</w:t>
+      </w:r>
+      <w:r>
+        <w:rPr>
+          <w:b/>
+          <w:bCs/>
+        </w:rPr>
+        <w:t xml:space="preserve">):</w:t>
+      </w:r>
+    </w:p>
+    <w:tbl>
+      <w:tblPr>
+        <w:tblStyle w:val="Table"/>
+        <w:tblW w:type="auto" w:w="0"/>
+        <w:tblLook w:firstRow="1" w:lastRow="0" w:firstColumn="0" w:lastColumn="0" w:noHBand="0" w:noVBand="0" w:val="0020"/>
+      </w:tblPr>
+      <w:tblGrid>
+        <w:gridCol w:w="1980"/>
+        <w:gridCol w:w="1980"/>
+        <w:gridCol w:w="1980"/>
+        <w:gridCol w:w="1980"/>
+      </w:tblGrid>
+      <w:tr>
+        <w:trPr>
+          <w:tblHeader w:val="on"/>
+        </w:trPr>
+        <w:tc>
+          <w:tcPr/>
+          <w:p>
+            <w:pPr>
+              <w:pStyle w:val="Compact"/>
+            </w:pPr>
+            <w:r>
+              <w:t xml:space="preserve">date</w:t>
+            </w:r>
+          </w:p>
+        </w:tc>
+        <w:tc>
+          <w:tcPr/>
+          <w:p>
+            <w:pPr>
+              <w:pStyle w:val="Compact"/>
+            </w:pPr>
+            <w:r>
+              <w:t xml:space="preserve">X1973</w:t>
+            </w:r>
+          </w:p>
+        </w:tc>
+        <w:tc>
+          <w:tcPr/>
+          <w:p>
+            <w:pPr>
+              <w:pStyle w:val="Compact"/>
+            </w:pPr>
+            <w:r>
+              <w:t xml:space="preserve">X1974</w:t>
+            </w:r>
+          </w:p>
+        </w:tc>
+        <w:tc>
+          <w:tcPr/>
+          <w:p>
+            <w:pPr>
+              <w:pStyle w:val="Compact"/>
+            </w:pPr>
+            <w:r>
+              <w:t xml:space="preserve">X1975</w:t>
+            </w:r>
+          </w:p>
+        </w:tc>
+      </w:tr>
+      <w:tr>
+        <w:tc>
+          <w:tcPr/>
+          <w:p>
+            <w:pPr>
+              <w:pStyle w:val="Compact"/>
+            </w:pPr>
+            <w:r>
+              <w:t xml:space="preserve">Nov-10</w:t>
+            </w:r>
+          </w:p>
+        </w:tc>
+        <w:tc>
+          <w:tcPr/>
+          <w:p>
+            <w:pPr>
+              <w:pStyle w:val="Compact"/>
+            </w:pPr>
+            <w:r>
+              <w:t xml:space="preserve">NA</w:t>
+            </w:r>
+          </w:p>
+        </w:tc>
+        <w:tc>
+          <w:tcPr/>
+          <w:p>
+            <w:pPr>
+              <w:pStyle w:val="Compact"/>
+            </w:pPr>
+            <w:r>
+              <w:t xml:space="preserve">NA</w:t>
+            </w:r>
+          </w:p>
+        </w:tc>
+        <w:tc>
+          <w:tcPr/>
+          <w:p>
+            <w:pPr>
+              <w:pStyle w:val="Compact"/>
+            </w:pPr>
+            <w:r>
+              <w:t xml:space="preserve">NA</w:t>
+            </w:r>
+          </w:p>
+        </w:tc>
+      </w:tr>
+      <w:tr>
+        <w:tc>
+          <w:tcPr/>
+          <w:p>
+            <w:pPr>
+              <w:pStyle w:val="Compact"/>
+            </w:pPr>
+            <w:r>
+              <w:t xml:space="preserve">Jan-15</w:t>
+            </w:r>
+          </w:p>
+        </w:tc>
+        <w:tc>
+          <w:tcPr/>
+          <w:p>
+            <w:pPr>
+              <w:pStyle w:val="Compact"/>
+            </w:pPr>
+            <w:r>
+              <w:t xml:space="preserve">2.1</w:t>
+            </w:r>
+          </w:p>
+        </w:tc>
+        <w:tc>
+          <w:tcPr/>
+          <w:p>
+            <w:pPr>
+              <w:pStyle w:val="Compact"/>
+            </w:pPr>
+            <w:r>
+              <w:t xml:space="preserve">4.0</w:t>
+            </w:r>
+          </w:p>
+        </w:tc>
+        <w:tc>
+          <w:tcPr/>
+          <w:p>
+            <w:pPr>
+              <w:pStyle w:val="Compact"/>
+            </w:pPr>
+            <w:r>
+              <w:t xml:space="preserve">1.8</w:t>
+            </w:r>
+          </w:p>
+        </w:tc>
+      </w:tr>
+    </w:tbl>
+    <w:p>
+      <w:pPr>
+        <w:pStyle w:val="BodyText"/>
+      </w:pPr>
+      <w:r>
+        <w:rPr>
+          <w:b/>
+          <w:bCs/>
+        </w:rPr>
+        <w:t xml:space="preserve">Long (</w:t>
+      </w:r>
+      <w:r>
+        <w:rPr>
+          <w:rStyle w:val="VerbatimChar"/>
+          <w:b/>
+          <w:bCs/>
+        </w:rPr>
+        <w:t xml:space="preserve">ice_long</w:t>
+      </w:r>
+      <w:r>
+        <w:rPr>
+          <w:b/>
+          <w:bCs/>
+        </w:rPr>
+        <w:t xml:space="preserve">):</w:t>
+      </w:r>
+    </w:p>
+    <w:tbl>
+      <w:tblPr>
+        <w:tblStyle w:val="Table"/>
+        <w:tblW w:type="auto" w:w="0"/>
+        <w:tblLook w:firstRow="1" w:lastRow="0" w:firstColumn="0" w:lastColumn="0" w:noHBand="0" w:noVBand="0" w:val="0020"/>
+      </w:tblPr>
+      <w:tblGrid>
+        <w:gridCol w:w="2640"/>
+        <w:gridCol w:w="2640"/>
+        <w:gridCol w:w="2640"/>
+      </w:tblGrid>
+      <w:tr>
+        <w:trPr>
+          <w:tblHeader w:val="on"/>
+        </w:trPr>
+        <w:tc>
+          <w:tcPr/>
+          <w:p>
+            <w:pPr>
+              <w:pStyle w:val="Compact"/>
+            </w:pPr>
+            <w:r>
+              <w:t xml:space="preserve">date</w:t>
+            </w:r>
+          </w:p>
+        </w:tc>
+        <w:tc>
+          <w:tcPr/>
+          <w:p>
+            <w:pPr>
+              <w:pStyle w:val="Compact"/>
+            </w:pPr>
+            <w:r>
+              <w:t xml:space="preserve">year</w:t>
+            </w:r>
+          </w:p>
+        </w:tc>
+        <w:tc>
+          <w:tcPr/>
+          <w:p>
+            <w:pPr>
+              <w:pStyle w:val="Compact"/>
+            </w:pPr>
+            <w:r>
+              <w:t xml:space="preserve">ice_cover</w:t>
+            </w:r>
+          </w:p>
+        </w:tc>
+      </w:tr>
+      <w:tr>
+        <w:tc>
+          <w:tcPr/>
+          <w:p>
+            <w:pPr>
+              <w:pStyle w:val="Compact"/>
+            </w:pPr>
+            <w:r>
+              <w:t xml:space="preserve">Jan-15</w:t>
+            </w:r>
+          </w:p>
+        </w:tc>
+        <w:tc>
+          <w:tcPr/>
+          <w:p>
+            <w:pPr>
+              <w:pStyle w:val="Compact"/>
+            </w:pPr>
+            <w:r>
+              <w:t xml:space="preserve">1973</w:t>
+            </w:r>
+          </w:p>
+        </w:tc>
+        <w:tc>
+          <w:tcPr/>
+          <w:p>
+            <w:pPr>
+              <w:pStyle w:val="Compact"/>
+            </w:pPr>
+            <w:r>
+              <w:t xml:space="preserve">2.1</w:t>
+            </w:r>
+          </w:p>
+        </w:tc>
+      </w:tr>
+      <w:tr>
+        <w:tc>
+          <w:tcPr/>
+          <w:p>
+            <w:pPr>
+              <w:pStyle w:val="Compact"/>
+            </w:pPr>
+            <w:r>
+              <w:t xml:space="preserve">Jan-15</w:t>
+            </w:r>
+          </w:p>
+        </w:tc>
+        <w:tc>
+          <w:tcPr/>
+          <w:p>
+            <w:pPr>
+              <w:pStyle w:val="Compact"/>
+            </w:pPr>
+            <w:r>
+              <w:t xml:space="preserve">1974</w:t>
+            </w:r>
+          </w:p>
+        </w:tc>
+        <w:tc>
+          <w:tcPr/>
+          <w:p>
+            <w:pPr>
+              <w:pStyle w:val="Compact"/>
+            </w:pPr>
+            <w:r>
+              <w:t xml:space="preserve">4.0</w:t>
+            </w:r>
+          </w:p>
+        </w:tc>
+      </w:tr>
+      <w:tr>
+        <w:tc>
+          <w:tcPr/>
+          <w:p>
+            <w:pPr>
+              <w:pStyle w:val="Compact"/>
+            </w:pPr>
+            <w:r>
+              <w:t xml:space="preserve">Jan-15</w:t>
+            </w:r>
+          </w:p>
+        </w:tc>
+        <w:tc>
+          <w:tcPr/>
+          <w:p>
+            <w:pPr>
+              <w:pStyle w:val="Compact"/>
+            </w:pPr>
+            <w:r>
+              <w:t xml:space="preserve">1975</w:t>
+            </w:r>
+          </w:p>
+        </w:tc>
+        <w:tc>
+          <w:tcPr/>
+          <w:p>
+            <w:pPr>
+              <w:pStyle w:val="Compact"/>
+            </w:pPr>
+            <w:r>
+              <w:t xml:space="preserve">1.8</w:t>
+            </w:r>
+          </w:p>
+        </w:tc>
+      </w:tr>
+    </w:tbl>
+    <w:p>
+      <w:pPr>
+        <w:pStyle w:val="BodyText"/>
+      </w:pPr>
+      <w:r>
+        <w:rPr>
+          <w:b/>
+          <w:bCs/>
+        </w:rPr>
+        <w:t xml:space="preserve">Same information. Completely different shape.</w:t>
+      </w:r>
+    </w:p>
+    <w:p>
+      <w:pPr>
+        <w:pStyle w:val="Compact"/>
+        <w:numPr>
+          <w:ilvl w:val="0"/>
+          <w:numId w:val="1012"/>
+        </w:numPr>
+      </w:pPr>
+      <w:r>
+        <w:t xml:space="preserve">Wide: 53 columns, ~190 rows</w:t>
+      </w:r>
+    </w:p>
+    <w:p>
+      <w:pPr>
+        <w:pStyle w:val="Compact"/>
+        <w:numPr>
+          <w:ilvl w:val="0"/>
+          <w:numId w:val="1012"/>
+        </w:numPr>
+      </w:pPr>
+      <w:r>
+        <w:t xml:space="preserve">Long: 3 columns, ~190 × 53 rows</w:t>
+      </w:r>
+    </w:p>
+    <w:p>
+      <w:pPr>
+        <w:pStyle w:val="Compact"/>
+        <w:numPr>
+          <w:ilvl w:val="0"/>
+          <w:numId w:val="1012"/>
+        </w:numPr>
+      </w:pPr>
+      <w:r>
+        <w:t xml:space="preserve">The long version has</w:t>
+      </w:r>
+      <w:r>
+        <w:t xml:space="preserve"> </w:t>
+      </w:r>
+      <w:r>
+        <w:rPr>
+          <w:b/>
+          <w:bCs/>
+        </w:rPr>
+        <w:t xml:space="preserve">one row per observation</w:t>
+      </w:r>
+      <w:r>
+        <w:t xml:space="preserve"> </w:t>
+      </w:r>
+      <w:r>
+        <w:t xml:space="preserve">— exactly what</w:t>
+      </w:r>
+      <w:r>
+        <w:t xml:space="preserve"> </w:t>
+      </w:r>
+      <w:r>
+        <w:rPr>
+          <w:rStyle w:val="VerbatimChar"/>
+        </w:rPr>
+        <w:t xml:space="preserve">ggplot()</w:t>
+      </w:r>
+      <w:r>
+        <w:t xml:space="preserve"> </w:t>
+      </w:r>
+      <w:r>
+        <w:t xml:space="preserve">and</w:t>
+      </w:r>
+      <w:r>
+        <w:t xml:space="preserve"> </w:t>
+      </w:r>
+      <w:r>
+        <w:rPr>
+          <w:rStyle w:val="VerbatimChar"/>
+        </w:rPr>
+        <w:t xml:space="preserve">group_by()</w:t>
+      </w:r>
+      <w:r>
+        <w:t xml:space="preserve"> </w:t>
+      </w:r>
+      <w:r>
+        <w:t xml:space="preserve">expect</w:t>
+      </w:r>
+    </w:p>
+    <w:tbl>
+      <w:tblPr>
+        <w:tblStyle w:val="Table"/>
+        <w:tblLook w:firstRow="0" w:lastRow="0" w:firstColumn="0" w:lastColumn="0" w:noHBand="0" w:noVBand="0" w:val="0000"/>
+        <w:tblBorders>
+          <w:top w:val="single" w:sz="4" w:space="0" w:color="00A047"/>
+          <w:left w:val="single" w:sz="24" w:space="0" w:color="00A047"/>
+          <w:bottom w:val="single" w:sz="4" w:space="0" w:color="00A047"/>
+          <w:right w:val="single" w:sz="4" w:space="0" w:color="00A047"/>
+        </w:tblBorders>
+        <w:tblCellMar>
+          <w:left w:w="144" w:type="dxa"/>
+          <w:right w:w="144" w:type="dxa"/>
+        </w:tblCellMar>
+        <w:tblLook w:firstRow="0" w:lastRow="0" w:firstColumn="0" w:lastColumn="0" w:noHBand="0" w:noVBand="0" w:val="0000"/>
+      </w:tblPr>
+      <w:tr>
+        <w:trPr>
+          <w:cantSplit/>
+        </w:trPr>
+        <w:tc>
+          <w:tcPr>
+            <w:shd w:color="auto" w:fill="ccf1e3" w:val="clear"/>
+            <w:tcMar>
+              <w:top w:w="92" w:type="dxa"/>
+              <w:bottom w:w="92" w:type="dxa"/>
+            </w:tcMar>
+          </w:tcPr>
+          <w:p>
+            <w:pPr>
+              <w:pStyle w:val="FirstParagraph"/>
+            </w:pPr>
+            <w:pPr>
+              <w:spacing w:before="0" w:after="0"/>
+              <w:textAlignment w:val="center"/>
+            </w:pPr>
+            <w:r>
+              <w:drawing>
+                <wp:inline>
+                  <wp:extent cx="152400" cy="152400"/>
+                  <wp:effectExtent b="0" l="0" r="0" t="0"/>
+                  <wp:docPr descr="" title="" id="32" name="Picture"/>
+                  <a:graphic>
+                    <a:graphicData uri="http://schemas.openxmlformats.org/drawingml/2006/picture">
+                      <pic:pic>
+                        <pic:nvPicPr>
+                          <pic:cNvPr descr="/Applications/quarto/share/formats/docx/tip.png" id="33" name="Picture"/>
+                          <pic:cNvPicPr>
+                            <a:picLocks noChangeArrowheads="1" noChangeAspect="1"/>
+                          </pic:cNvPicPr>
+                        </pic:nvPicPr>
+                        <pic:blipFill>
+                          <a:blip r:embed="rId13"/>
+                          <a:stretch>
+                            <a:fillRect/>
+                          </a:stretch>
+                        </pic:blipFill>
+                        <pic:spPr bwMode="auto">
+                          <a:xfrm>
+                            <a:off x="0" y="0"/>
+                            <a:ext cx="152400" cy="152400"/>
+                          </a:xfrm>
+                          <a:prstGeom prst="rect">
+                            <a:avLst/>
+                          </a:prstGeom>
+                          <a:noFill/>
+                          <a:ln w="9525">
+                            <a:noFill/>
+                            <a:headEnd/>
+                            <a:tailEnd/>
+                          </a:ln>
+                        </pic:spPr>
+                      </pic:pic>
+                    </a:graphicData>
+                  </a:graphic>
+                </wp:inline>
+              </w:drawing>
+            </w:r>
+            <w:r>
+              <w:t xml:space="preserve"> </w:t>
+            </w:r>
+            <w:r>
+              <w:t xml:space="preserve"> </w:t>
+            </w:r>
+            <w:r>
+              <w:t xml:space="preserve">Tip</w:t>
+            </w:r>
+          </w:p>
+        </w:tc>
+      </w:tr>
+      <w:tr>
+        <w:trPr>
+          <w:cantSplit/>
+        </w:trPr>
+        <w:tc>
+          <w:tcPr>
+            <w:tcMar>
+              <w:top w:w="108" w:type="dxa"/>
+              <w:bottom w:w="108" w:type="dxa"/>
+            </w:tcMar>
+          </w:tcPr>
+          <w:p>
+            <w:pPr>
+              <w:pStyle w:val="BodyText"/>
+            </w:pPr>
+            <w:pPr>
+              <w:spacing w:before="16" w:after="16"/>
+            </w:pPr>
+            <w:r>
+              <w:t xml:space="preserve">This is the single most important reshaping skill in all of data science — almost every messy dataset needs this.</w:t>
+            </w:r>
+          </w:p>
+          <w:p/>
+        </w:tc>
+      </w:tr>
+    </w:tbl>
+    <w:bookmarkEnd w:id="34"/>
+    <w:bookmarkStart w:id="35" w:name="Xa9e81362d2504f084b90343a9c3173780cf03f6"/>
+    <w:p>
+      <w:pPr>
+        <w:pStyle w:val="Heading1"/>
+      </w:pPr>
+      <w:r>
+        <w:t xml:space="preserve">A Tricky Real-World Wrinkle: Winters Cross the New Year</w:t>
+      </w:r>
+    </w:p>
+    <w:p>
+      <w:pPr>
+        <w:pStyle w:val="FirstParagraph"/>
+      </w:pPr>
+      <w:r>
+        <w:rPr>
+          <w:b/>
+          <w:bCs/>
+        </w:rPr>
+        <w:t xml:space="preserve">The problem:</w:t>
+      </w:r>
+      <w:r>
+        <w:t xml:space="preserve"> </w:t>
+      </w:r>
+      <w:r>
+        <w:t xml:space="preserve">an ice season runs</w:t>
+      </w:r>
+      <w:r>
+        <w:t xml:space="preserve"> </w:t>
+      </w:r>
+      <w:r>
+        <w:rPr>
+          <w:b/>
+          <w:bCs/>
+        </w:rPr>
+        <w:t xml:space="preserve">Nov → May</w:t>
+      </w:r>
+      <w:r>
+        <w:t xml:space="preserve">, but NOAA labels the whole season by the year</w:t>
+      </w:r>
+      <w:r>
+        <w:t xml:space="preserve"> </w:t>
+      </w:r>
+      <w:r>
+        <w:rPr>
+          <w:b/>
+          <w:bCs/>
+        </w:rPr>
+        <w:t xml:space="preserve">winter ends in</w:t>
+      </w:r>
+      <w:r>
+        <w:t xml:space="preserve">. So</w:t>
+      </w:r>
+      <w:r>
+        <w:t xml:space="preserve"> </w:t>
+      </w:r>
+      <w:r>
+        <w:rPr>
+          <w:rStyle w:val="VerbatimChar"/>
+        </w:rPr>
+        <w:t xml:space="preserve">Nov-10</w:t>
+      </w:r>
+      <w:r>
+        <w:t xml:space="preserve"> </w:t>
+      </w:r>
+      <w:r>
+        <w:t xml:space="preserve">under column</w:t>
+      </w:r>
+      <w:r>
+        <w:t xml:space="preserve"> </w:t>
+      </w:r>
+      <w:r>
+        <w:rPr>
+          <w:rStyle w:val="VerbatimChar"/>
+        </w:rPr>
+        <w:t xml:space="preserve">1974</w:t>
+      </w:r>
+      <w:r>
+        <w:t xml:space="preserve"> </w:t>
+      </w:r>
+      <w:r>
+        <w:t xml:space="preserve">actually happened in</w:t>
+      </w:r>
+      <w:r>
+        <w:t xml:space="preserve"> </w:t>
+      </w:r>
+      <w:r>
+        <w:rPr>
+          <w:b/>
+          <w:bCs/>
+        </w:rPr>
+        <w:t xml:space="preserve">November 1973</w:t>
+      </w:r>
+      <w:r>
+        <w:t xml:space="preserve">.</w:t>
+      </w:r>
+    </w:p>
+    <w:p>
+      <w:pPr>
+        <w:pStyle w:val="SourceCode"/>
+      </w:pPr>
+      <w:r>
+        <w:rPr>
+          <w:rStyle w:val="CommentTok"/>
+        </w:rPr>
+        <w:t xml:space="preserve"># Assign Nov/Dec to the PREVIOUS calendar year ----------</w:t>
+      </w:r>
+      <w:r>
+        <w:br/>
+      </w:r>
+      <w:r>
+        <w:rPr>
+          <w:rStyle w:val="NormalTok"/>
+        </w:rPr>
+        <w:t xml:space="preserve">ice_clean </w:t>
+      </w:r>
+      <w:r>
+        <w:rPr>
+          <w:rStyle w:val="OtherTok"/>
+        </w:rPr>
+        <w:t xml:space="preserve">&lt;-</w:t>
+      </w:r>
+      <w:r>
+        <w:rPr>
+          <w:rStyle w:val="NormalTok"/>
+        </w:rPr>
+        <w:t xml:space="preserve"> ice_long </w:t>
+      </w:r>
+      <w:r>
+        <w:rPr>
+          <w:rStyle w:val="SpecialCharTok"/>
+        </w:rPr>
+        <w:t xml:space="preserve">%&gt;%</w:t>
+      </w:r>
+      <w:r>
+        <w:br/>
+      </w:r>
+      <w:r>
+        <w:rPr>
+          <w:rStyle w:val="NormalTok"/>
+        </w:rPr>
+        <w:t xml:space="preserve">  </w:t>
+      </w:r>
+      <w:r>
+        <w:rPr>
+          <w:rStyle w:val="FunctionTok"/>
+        </w:rPr>
+        <w:t xml:space="preserve">mutate</w:t>
+      </w:r>
+      <w:r>
+        <w:rPr>
+          <w:rStyle w:val="NormalTok"/>
+        </w:rPr>
+        <w:t xml:space="preserve">(</w:t>
+      </w:r>
+      <w:r>
+        <w:br/>
+      </w:r>
+      <w:r>
+        <w:rPr>
+          <w:rStyle w:val="NormalTok"/>
+        </w:rPr>
+        <w:t xml:space="preserve">    </w:t>
+      </w:r>
+      <w:r>
+        <w:rPr>
+          <w:rStyle w:val="AttributeTok"/>
+        </w:rPr>
+        <w:t xml:space="preserve">year          =</w:t>
+      </w:r>
+      <w:r>
+        <w:rPr>
+          <w:rStyle w:val="NormalTok"/>
+        </w:rPr>
+        <w:t xml:space="preserve"> </w:t>
+      </w:r>
+      <w:r>
+        <w:rPr>
+          <w:rStyle w:val="FunctionTok"/>
+        </w:rPr>
+        <w:t xml:space="preserve">as.numeric</w:t>
+      </w:r>
+      <w:r>
+        <w:rPr>
+          <w:rStyle w:val="NormalTok"/>
+        </w:rPr>
+        <w:t xml:space="preserve">(year),</w:t>
+      </w:r>
+      <w:r>
+        <w:br/>
+      </w:r>
+      <w:r>
+        <w:rPr>
+          <w:rStyle w:val="NormalTok"/>
+        </w:rPr>
+        <w:t xml:space="preserve">    </w:t>
+      </w:r>
+      <w:r>
+        <w:rPr>
+          <w:rStyle w:val="AttributeTok"/>
+        </w:rPr>
+        <w:t xml:space="preserve">calendar_year =</w:t>
+      </w:r>
+      <w:r>
+        <w:rPr>
+          <w:rStyle w:val="NormalTok"/>
+        </w:rPr>
+        <w:t xml:space="preserve"> </w:t>
+      </w:r>
+      <w:r>
+        <w:rPr>
+          <w:rStyle w:val="FunctionTok"/>
+        </w:rPr>
+        <w:t xml:space="preserve">if_else</w:t>
+      </w:r>
+      <w:r>
+        <w:rPr>
+          <w:rStyle w:val="NormalTok"/>
+        </w:rPr>
+        <w:t xml:space="preserve">(</w:t>
+      </w:r>
+      <w:r>
+        <w:br/>
+      </w:r>
+      <w:r>
+        <w:rPr>
+          <w:rStyle w:val="NormalTok"/>
+        </w:rPr>
+        <w:t xml:space="preserve">      </w:t>
+      </w:r>
+      <w:r>
+        <w:rPr>
+          <w:rStyle w:val="FunctionTok"/>
+        </w:rPr>
+        <w:t xml:space="preserve">str_starts</w:t>
+      </w:r>
+      <w:r>
+        <w:rPr>
+          <w:rStyle w:val="NormalTok"/>
+        </w:rPr>
+        <w:t xml:space="preserve">(date, </w:t>
+      </w:r>
+      <w:r>
+        <w:rPr>
+          <w:rStyle w:val="StringTok"/>
+        </w:rPr>
+        <w:t xml:space="preserve">"Nov|Dec"</w:t>
+      </w:r>
+      <w:r>
+        <w:rPr>
+          <w:rStyle w:val="NormalTok"/>
+        </w:rPr>
+        <w:t xml:space="preserve">),</w:t>
+      </w:r>
+      <w:r>
+        <w:br/>
+      </w:r>
+      <w:r>
+        <w:rPr>
+          <w:rStyle w:val="NormalTok"/>
+        </w:rPr>
+        <w:t xml:space="preserve">      year </w:t>
+      </w:r>
+      <w:r>
+        <w:rPr>
+          <w:rStyle w:val="SpecialCharTok"/>
+        </w:rPr>
+        <w:t xml:space="preserve">-</w:t>
+      </w:r>
+      <w:r>
+        <w:rPr>
+          <w:rStyle w:val="NormalTok"/>
+        </w:rPr>
+        <w:t xml:space="preserve"> </w:t>
+      </w:r>
+      <w:r>
+        <w:rPr>
+          <w:rStyle w:val="DecValTok"/>
+        </w:rPr>
+        <w:t xml:space="preserve">1</w:t>
+      </w:r>
+      <w:r>
+        <w:rPr>
+          <w:rStyle w:val="NormalTok"/>
+        </w:rPr>
+        <w:t xml:space="preserve">,</w:t>
+      </w:r>
+      <w:r>
+        <w:br/>
+      </w:r>
+      <w:r>
+        <w:rPr>
+          <w:rStyle w:val="NormalTok"/>
+        </w:rPr>
+        <w:t xml:space="preserve">      year</w:t>
+      </w:r>
+      <w:r>
+        <w:br/>
+      </w:r>
+      <w:r>
+        <w:rPr>
+          <w:rStyle w:val="NormalTok"/>
+        </w:rPr>
+        <w:t xml:space="preserve">    ),</w:t>
+      </w:r>
+      <w:r>
+        <w:br/>
+      </w:r>
+      <w:r>
+        <w:rPr>
+          <w:rStyle w:val="NormalTok"/>
+        </w:rPr>
+        <w:t xml:space="preserve">    </w:t>
+      </w:r>
+      <w:r>
+        <w:rPr>
+          <w:rStyle w:val="AttributeTok"/>
+        </w:rPr>
+        <w:t xml:space="preserve">full_date =</w:t>
+      </w:r>
+      <w:r>
+        <w:rPr>
+          <w:rStyle w:val="NormalTok"/>
+        </w:rPr>
+        <w:t xml:space="preserve"> </w:t>
+      </w:r>
+      <w:r>
+        <w:rPr>
+          <w:rStyle w:val="FunctionTok"/>
+        </w:rPr>
+        <w:t xml:space="preserve">ymd</w:t>
+      </w:r>
+      <w:r>
+        <w:rPr>
+          <w:rStyle w:val="NormalTok"/>
+        </w:rPr>
+        <w:t xml:space="preserve">(</w:t>
+      </w:r>
+      <w:r>
+        <w:rPr>
+          <w:rStyle w:val="FunctionTok"/>
+        </w:rPr>
+        <w:t xml:space="preserve">paste</w:t>
+      </w:r>
+      <w:r>
+        <w:rPr>
+          <w:rStyle w:val="NormalTok"/>
+        </w:rPr>
+        <w:t xml:space="preserve">(calendar_year, date, </w:t>
+      </w:r>
+      <w:r>
+        <w:rPr>
+          <w:rStyle w:val="AttributeTok"/>
+        </w:rPr>
+        <w:t xml:space="preserve">sep =</w:t>
+      </w:r>
+      <w:r>
+        <w:rPr>
+          <w:rStyle w:val="NormalTok"/>
+        </w:rPr>
+        <w:t xml:space="preserve"> </w:t>
+      </w:r>
+      <w:r>
+        <w:rPr>
+          <w:rStyle w:val="StringTok"/>
+        </w:rPr>
+        <w:t xml:space="preserve">"-"</w:t>
+      </w:r>
+      <w:r>
+        <w:rPr>
+          <w:rStyle w:val="NormalTok"/>
+        </w:rPr>
+        <w:t xml:space="preserve">)),</w:t>
+      </w:r>
+      <w:r>
+        <w:br/>
+      </w:r>
+      <w:r>
+        <w:rPr>
+          <w:rStyle w:val="NormalTok"/>
+        </w:rPr>
+        <w:t xml:space="preserve">    </w:t>
+      </w:r>
+      <w:r>
+        <w:rPr>
+          <w:rStyle w:val="AttributeTok"/>
+        </w:rPr>
+        <w:t xml:space="preserve">month     =</w:t>
+      </w:r>
+      <w:r>
+        <w:rPr>
+          <w:rStyle w:val="NormalTok"/>
+        </w:rPr>
+        <w:t xml:space="preserve"> </w:t>
+      </w:r>
+      <w:r>
+        <w:rPr>
+          <w:rStyle w:val="FunctionTok"/>
+        </w:rPr>
+        <w:t xml:space="preserve">month</w:t>
+      </w:r>
+      <w:r>
+        <w:rPr>
+          <w:rStyle w:val="NormalTok"/>
+        </w:rPr>
+        <w:t xml:space="preserve">(full_date, </w:t>
+      </w:r>
+      <w:r>
+        <w:rPr>
+          <w:rStyle w:val="AttributeTok"/>
+        </w:rPr>
+        <w:t xml:space="preserve">label =</w:t>
+      </w:r>
+      <w:r>
+        <w:rPr>
+          <w:rStyle w:val="NormalTok"/>
+        </w:rPr>
+        <w:t xml:space="preserve"> </w:t>
+      </w:r>
+      <w:r>
+        <w:rPr>
+          <w:rStyle w:val="ConstantTok"/>
+        </w:rPr>
+        <w:t xml:space="preserve">TRUE</w:t>
+      </w:r>
+      <w:r>
+        <w:rPr>
+          <w:rStyle w:val="NormalTok"/>
+        </w:rPr>
+        <w:t xml:space="preserve">)</w:t>
+      </w:r>
+      <w:r>
+        <w:br/>
+      </w:r>
+      <w:r>
+        <w:rPr>
+          <w:rStyle w:val="NormalTok"/>
+        </w:rPr>
+        <w:t xml:space="preserve">  ) </w:t>
+      </w:r>
+      <w:r>
+        <w:rPr>
+          <w:rStyle w:val="SpecialCharTok"/>
+        </w:rPr>
+        <w:t xml:space="preserve">%&gt;%</w:t>
+      </w:r>
+      <w:r>
+        <w:br/>
+      </w:r>
+      <w:r>
+        <w:rPr>
+          <w:rStyle w:val="NormalTok"/>
+        </w:rPr>
+        <w:t xml:space="preserve">  </w:t>
+      </w:r>
+      <w:r>
+        <w:rPr>
+          <w:rStyle w:val="FunctionTok"/>
+        </w:rPr>
+        <w:t xml:space="preserve">drop_na</w:t>
+      </w:r>
+      <w:r>
+        <w:rPr>
+          <w:rStyle w:val="NormalTok"/>
+        </w:rPr>
+        <w:t xml:space="preserve">(ice_cover, full_date)</w:t>
+      </w:r>
+      <w:r>
+        <w:br/>
+      </w:r>
+      <w:r>
+        <w:br/>
+      </w:r>
+      <w:r>
+        <w:rPr>
+          <w:rStyle w:val="FunctionTok"/>
+        </w:rPr>
+        <w:t xml:space="preserve">head</w:t>
+      </w:r>
+      <w:r>
+        <w:rPr>
+          <w:rStyle w:val="NormalTok"/>
+        </w:rPr>
+        <w:t xml:space="preserve">(ice_clean)</w:t>
+      </w:r>
+    </w:p>
+    <w:p>
+      <w:pPr>
+        <w:pStyle w:val="SourceCode"/>
+      </w:pPr>
+      <w:r>
+        <w:rPr>
+          <w:rStyle w:val="VerbatimChar"/>
+        </w:rPr>
+        <w:t xml:space="preserve"># A tibble: 6 × 6</w:t>
+      </w:r>
+      <w:r>
+        <w:br/>
+      </w:r>
+      <w:r>
+        <w:rPr>
+          <w:rStyle w:val="VerbatimChar"/>
+        </w:rPr>
+        <w:t xml:space="preserve">  date    year ice_cover calendar_year full_date  month</w:t>
+      </w:r>
+      <w:r>
+        <w:br/>
+      </w:r>
+      <w:r>
+        <w:rPr>
+          <w:rStyle w:val="VerbatimChar"/>
+        </w:rPr>
+        <w:t xml:space="preserve">  &lt;chr&gt;  &lt;dbl&gt;     &lt;dbl&gt;         &lt;dbl&gt; &lt;date&gt;     &lt;ord&gt;</w:t>
+      </w:r>
+      <w:r>
+        <w:br/>
+      </w:r>
+      <w:r>
+        <w:rPr>
+          <w:rStyle w:val="VerbatimChar"/>
+        </w:rPr>
+        <w:t xml:space="preserve">1 Apr-01  1973       3            1973 1973-04-01 Apr  </w:t>
+      </w:r>
+      <w:r>
+        <w:br/>
+      </w:r>
+      <w:r>
+        <w:rPr>
+          <w:rStyle w:val="VerbatimChar"/>
+        </w:rPr>
+        <w:t xml:space="preserve">2 Apr-02  1973       2.7          1973 1973-04-02 Apr  </w:t>
+      </w:r>
+      <w:r>
+        <w:br/>
+      </w:r>
+      <w:r>
+        <w:rPr>
+          <w:rStyle w:val="VerbatimChar"/>
+        </w:rPr>
+        <w:t xml:space="preserve">3 Apr-03  1973       2.4          1973 1973-04-03 Apr  </w:t>
+      </w:r>
+      <w:r>
+        <w:br/>
+      </w:r>
+      <w:r>
+        <w:rPr>
+          <w:rStyle w:val="VerbatimChar"/>
+        </w:rPr>
+        <w:t xml:space="preserve">4 Apr-04  1973       2            1973 1973-04-04 Apr  </w:t>
+      </w:r>
+      <w:r>
+        <w:br/>
+      </w:r>
+      <w:r>
+        <w:rPr>
+          <w:rStyle w:val="VerbatimChar"/>
+        </w:rPr>
+        <w:t xml:space="preserve">5 Apr-05  1973       1.7          1973 1973-04-05 Apr  </w:t>
+      </w:r>
+      <w:r>
+        <w:br/>
+      </w:r>
+      <w:r>
+        <w:rPr>
+          <w:rStyle w:val="VerbatimChar"/>
+        </w:rPr>
+        <w:t xml:space="preserve">6 Apr-06  1973       1.4          1973 1973-04-06 Apr  </w:t>
+      </w:r>
+    </w:p>
+    <w:p>
+      <w:pPr>
+        <w:pStyle w:val="FirstParagraph"/>
+      </w:pPr>
+      <w:r>
+        <w:rPr>
+          <w:b/>
+          <w:bCs/>
+        </w:rPr>
+        <w:t xml:space="preserve">Reading the logic:</w:t>
+      </w:r>
+    </w:p>
+    <w:p>
+      <w:pPr>
+        <w:pStyle w:val="Compact"/>
+        <w:numPr>
+          <w:ilvl w:val="0"/>
+          <w:numId w:val="1013"/>
+        </w:numPr>
+      </w:pPr>
+      <w:r>
+        <w:rPr>
+          <w:rStyle w:val="VerbatimChar"/>
+        </w:rPr>
+        <w:t xml:space="preserve">str_starts(date, "Nov|Dec")</w:t>
+      </w:r>
+      <w:r>
+        <w:t xml:space="preserve"> </w:t>
+      </w:r>
+      <w:r>
+        <w:t xml:space="preserve">— does this row’s day-of-winter text start with</w:t>
+      </w:r>
+      <w:r>
+        <w:t xml:space="preserve"> </w:t>
+      </w:r>
+      <w:r>
+        <w:t xml:space="preserve">“Nov”</w:t>
+      </w:r>
+      <w:r>
+        <w:t xml:space="preserve"> </w:t>
+      </w:r>
+      <w:r>
+        <w:t xml:space="preserve">or</w:t>
+      </w:r>
+      <w:r>
+        <w:t xml:space="preserve"> </w:t>
+      </w:r>
+      <w:r>
+        <w:t xml:space="preserve">“Dec”</w:t>
+      </w:r>
+      <w:r>
+        <w:t xml:space="preserve">?</w:t>
+      </w:r>
+    </w:p>
+    <w:p>
+      <w:pPr>
+        <w:pStyle w:val="Compact"/>
+        <w:numPr>
+          <w:ilvl w:val="0"/>
+          <w:numId w:val="1013"/>
+        </w:numPr>
+      </w:pPr>
+      <w:r>
+        <w:t xml:space="preserve">If yes, subtract 1 from</w:t>
+      </w:r>
+      <w:r>
+        <w:t xml:space="preserve"> </w:t>
+      </w:r>
+      <w:r>
+        <w:rPr>
+          <w:rStyle w:val="VerbatimChar"/>
+        </w:rPr>
+        <w:t xml:space="preserve">year</w:t>
+      </w:r>
+      <w:r>
+        <w:t xml:space="preserve"> </w:t>
+      </w:r>
+      <w:r>
+        <w:t xml:space="preserve">to get the real calendar year</w:t>
+      </w:r>
+    </w:p>
+    <w:p>
+      <w:pPr>
+        <w:pStyle w:val="Compact"/>
+        <w:numPr>
+          <w:ilvl w:val="0"/>
+          <w:numId w:val="1013"/>
+        </w:numPr>
+      </w:pPr>
+      <w:r>
+        <w:rPr>
+          <w:rStyle w:val="VerbatimChar"/>
+        </w:rPr>
+        <w:t xml:space="preserve">ymd()</w:t>
+      </w:r>
+      <w:r>
+        <w:t xml:space="preserve"> </w:t>
+      </w:r>
+      <w:r>
+        <w:t xml:space="preserve">(from</w:t>
+      </w:r>
+      <w:r>
+        <w:t xml:space="preserve"> </w:t>
+      </w:r>
+      <w:r>
+        <w:rPr>
+          <w:rStyle w:val="VerbatimChar"/>
+        </w:rPr>
+        <w:t xml:space="preserve">lubridate</w:t>
+      </w:r>
+      <w:r>
+        <w:t xml:space="preserve">) glues the pieces into one real R</w:t>
+      </w:r>
+      <w:r>
+        <w:t xml:space="preserve"> </w:t>
+      </w:r>
+      <w:r>
+        <w:rPr>
+          <w:rStyle w:val="VerbatimChar"/>
+        </w:rPr>
+        <w:t xml:space="preserve">Date</w:t>
+      </w:r>
+    </w:p>
+    <w:p>
+      <w:pPr>
+        <w:pStyle w:val="Compact"/>
+        <w:numPr>
+          <w:ilvl w:val="0"/>
+          <w:numId w:val="1013"/>
+        </w:numPr>
+      </w:pPr>
+      <w:r>
+        <w:rPr>
+          <w:rStyle w:val="VerbatimChar"/>
+        </w:rPr>
+        <w:t xml:space="preserve">drop_na()</w:t>
+      </w:r>
+      <w:r>
+        <w:t xml:space="preserve"> </w:t>
+      </w:r>
+      <w:r>
+        <w:t xml:space="preserve">removes rows with no real date or no ice reading</w:t>
+      </w:r>
+    </w:p>
+    <w:p>
+      <w:pPr>
+        <w:pStyle w:val="FirstParagraph"/>
+      </w:pPr>
+      <w:r>
+        <w:t xml:space="preserve">📖 R4DS Ch. 17 — working with dates and times</w:t>
+      </w:r>
+    </w:p>
+    <w:bookmarkEnd w:id="35"/>
+    <w:bookmarkStart w:id="36" w:name="summarize-now-that-were-long"/>
+    <w:p>
+      <w:pPr>
+        <w:pStyle w:val="Heading1"/>
+      </w:pPr>
+      <w:r>
+        <w:t xml:space="preserve">Summarize Now That We’re Long</w:t>
+      </w:r>
+    </w:p>
+    <w:p>
+      <w:pPr>
+        <w:pStyle w:val="SourceCode"/>
+      </w:pPr>
+      <w:r>
+        <w:rPr>
+          <w:rStyle w:val="CommentTok"/>
+        </w:rPr>
+        <w:t xml:space="preserve"># Mean ice cover per year-month --------------------------</w:t>
+      </w:r>
+      <w:r>
+        <w:br/>
+      </w:r>
+      <w:r>
+        <w:rPr>
+          <w:rStyle w:val="NormalTok"/>
+        </w:rPr>
+        <w:t xml:space="preserve">monthly_avg </w:t>
+      </w:r>
+      <w:r>
+        <w:rPr>
+          <w:rStyle w:val="OtherTok"/>
+        </w:rPr>
+        <w:t xml:space="preserve">&lt;-</w:t>
+      </w:r>
+      <w:r>
+        <w:rPr>
+          <w:rStyle w:val="NormalTok"/>
+        </w:rPr>
+        <w:t xml:space="preserve"> ice_clean </w:t>
+      </w:r>
+      <w:r>
+        <w:rPr>
+          <w:rStyle w:val="SpecialCharTok"/>
+        </w:rPr>
+        <w:t xml:space="preserve">%&gt;%</w:t>
+      </w:r>
+      <w:r>
+        <w:br/>
+      </w:r>
+      <w:r>
+        <w:rPr>
+          <w:rStyle w:val="NormalTok"/>
+        </w:rPr>
+        <w:t xml:space="preserve">  </w:t>
+      </w:r>
+      <w:r>
+        <w:rPr>
+          <w:rStyle w:val="FunctionTok"/>
+        </w:rPr>
+        <w:t xml:space="preserve">group_by</w:t>
+      </w:r>
+      <w:r>
+        <w:rPr>
+          <w:rStyle w:val="NormalTok"/>
+        </w:rPr>
+        <w:t xml:space="preserve">(year, month) </w:t>
+      </w:r>
+      <w:r>
+        <w:rPr>
+          <w:rStyle w:val="SpecialCharTok"/>
+        </w:rPr>
+        <w:t xml:space="preserve">%&gt;%</w:t>
+      </w:r>
+      <w:r>
+        <w:br/>
+      </w:r>
+      <w:r>
+        <w:rPr>
+          <w:rStyle w:val="NormalTok"/>
+        </w:rPr>
+        <w:t xml:space="preserve">  </w:t>
+      </w:r>
+      <w:r>
+        <w:rPr>
+          <w:rStyle w:val="FunctionTok"/>
+        </w:rPr>
+        <w:t xml:space="preserve">summarize</w:t>
+      </w:r>
+      <w:r>
+        <w:rPr>
+          <w:rStyle w:val="NormalTok"/>
+        </w:rPr>
+        <w:t xml:space="preserve">(</w:t>
+      </w:r>
+      <w:r>
+        <w:br/>
+      </w:r>
+      <w:r>
+        <w:rPr>
+          <w:rStyle w:val="NormalTok"/>
+        </w:rPr>
+        <w:t xml:space="preserve">    </w:t>
+      </w:r>
+      <w:r>
+        <w:rPr>
+          <w:rStyle w:val="AttributeTok"/>
+        </w:rPr>
+        <w:t xml:space="preserve">mean_ice =</w:t>
+      </w:r>
+      <w:r>
+        <w:rPr>
+          <w:rStyle w:val="NormalTok"/>
+        </w:rPr>
+        <w:t xml:space="preserve"> </w:t>
+      </w:r>
+      <w:r>
+        <w:rPr>
+          <w:rStyle w:val="FunctionTok"/>
+        </w:rPr>
+        <w:t xml:space="preserve">mean</w:t>
+      </w:r>
+      <w:r>
+        <w:rPr>
+          <w:rStyle w:val="NormalTok"/>
+        </w:rPr>
+        <w:t xml:space="preserve">(ice_cover, </w:t>
+      </w:r>
+      <w:r>
+        <w:rPr>
+          <w:rStyle w:val="AttributeTok"/>
+        </w:rPr>
+        <w:t xml:space="preserve">na.rm =</w:t>
+      </w:r>
+      <w:r>
+        <w:rPr>
+          <w:rStyle w:val="NormalTok"/>
+        </w:rPr>
+        <w:t xml:space="preserve"> </w:t>
+      </w:r>
+      <w:r>
+        <w:rPr>
+          <w:rStyle w:val="ConstantTok"/>
+        </w:rPr>
+        <w:t xml:space="preserve">TRUE</w:t>
+      </w:r>
+      <w:r>
+        <w:rPr>
+          <w:rStyle w:val="NormalTok"/>
+        </w:rPr>
+        <w:t xml:space="preserve">),</w:t>
+      </w:r>
+      <w:r>
+        <w:br/>
+      </w:r>
+      <w:r>
+        <w:rPr>
+          <w:rStyle w:val="NormalTok"/>
+        </w:rPr>
+        <w:t xml:space="preserve">    </w:t>
+      </w:r>
+      <w:r>
+        <w:rPr>
+          <w:rStyle w:val="AttributeTok"/>
+        </w:rPr>
+        <w:t xml:space="preserve">.groups  =</w:t>
+      </w:r>
+      <w:r>
+        <w:rPr>
+          <w:rStyle w:val="NormalTok"/>
+        </w:rPr>
+        <w:t xml:space="preserve"> </w:t>
+      </w:r>
+      <w:r>
+        <w:rPr>
+          <w:rStyle w:val="StringTok"/>
+        </w:rPr>
+        <w:t xml:space="preserve">"drop"</w:t>
+      </w:r>
+      <w:r>
+        <w:br/>
+      </w:r>
+      <w:r>
+        <w:rPr>
+          <w:rStyle w:val="NormalTok"/>
+        </w:rPr>
+        <w:t xml:space="preserve">  )</w:t>
+      </w:r>
+      <w:r>
+        <w:br/>
+      </w:r>
+      <w:r>
+        <w:br/>
+      </w:r>
+      <w:r>
+        <w:rPr>
+          <w:rStyle w:val="NormalTok"/>
+        </w:rPr>
+        <w:t xml:space="preserve">monthly_avg </w:t>
+      </w:r>
+      <w:r>
+        <w:rPr>
+          <w:rStyle w:val="OtherTok"/>
+        </w:rPr>
+        <w:t xml:space="preserve">&lt;-</w:t>
+      </w:r>
+      <w:r>
+        <w:rPr>
+          <w:rStyle w:val="NormalTok"/>
+        </w:rPr>
+        <w:t xml:space="preserve"> monthly_avg </w:t>
+      </w:r>
+      <w:r>
+        <w:rPr>
+          <w:rStyle w:val="SpecialCharTok"/>
+        </w:rPr>
+        <w:t xml:space="preserve">%&gt;%</w:t>
+      </w:r>
+      <w:r>
+        <w:br/>
+      </w:r>
+      <w:r>
+        <w:rPr>
+          <w:rStyle w:val="NormalTok"/>
+        </w:rPr>
+        <w:t xml:space="preserve">  </w:t>
+      </w:r>
+      <w:r>
+        <w:rPr>
+          <w:rStyle w:val="FunctionTok"/>
+        </w:rPr>
+        <w:t xml:space="preserve">mutate</w:t>
+      </w:r>
+      <w:r>
+        <w:rPr>
+          <w:rStyle w:val="NormalTok"/>
+        </w:rPr>
+        <w:t xml:space="preserve">(</w:t>
+      </w:r>
+      <w:r>
+        <w:rPr>
+          <w:rStyle w:val="AttributeTok"/>
+        </w:rPr>
+        <w:t xml:space="preserve">month_date =</w:t>
+      </w:r>
+      <w:r>
+        <w:rPr>
+          <w:rStyle w:val="NormalTok"/>
+        </w:rPr>
+        <w:t xml:space="preserve"> </w:t>
+      </w:r>
+      <w:r>
+        <w:rPr>
+          <w:rStyle w:val="FunctionTok"/>
+        </w:rPr>
+        <w:t xml:space="preserve">ymd</w:t>
+      </w:r>
+      <w:r>
+        <w:rPr>
+          <w:rStyle w:val="NormalTok"/>
+        </w:rPr>
+        <w:t xml:space="preserve">(</w:t>
+      </w:r>
+      <w:r>
+        <w:rPr>
+          <w:rStyle w:val="FunctionTok"/>
+        </w:rPr>
+        <w:t xml:space="preserve">paste</w:t>
+      </w:r>
+      <w:r>
+        <w:rPr>
+          <w:rStyle w:val="NormalTok"/>
+        </w:rPr>
+        <w:t xml:space="preserve">(year, month, </w:t>
+      </w:r>
+      <w:r>
+        <w:rPr>
+          <w:rStyle w:val="StringTok"/>
+        </w:rPr>
+        <w:t xml:space="preserve">"01"</w:t>
+      </w:r>
+      <w:r>
+        <w:rPr>
+          <w:rStyle w:val="NormalTok"/>
+        </w:rPr>
+        <w:t xml:space="preserve">, </w:t>
+      </w:r>
+      <w:r>
+        <w:rPr>
+          <w:rStyle w:val="AttributeTok"/>
+        </w:rPr>
+        <w:t xml:space="preserve">sep =</w:t>
+      </w:r>
+      <w:r>
+        <w:rPr>
+          <w:rStyle w:val="NormalTok"/>
+        </w:rPr>
+        <w:t xml:space="preserve"> </w:t>
+      </w:r>
+      <w:r>
+        <w:rPr>
+          <w:rStyle w:val="StringTok"/>
+        </w:rPr>
+        <w:t xml:space="preserve">"-"</w:t>
+      </w:r>
+      <w:r>
+        <w:rPr>
+          <w:rStyle w:val="NormalTok"/>
+        </w:rPr>
+        <w:t xml:space="preserve">)))</w:t>
+      </w:r>
+      <w:r>
+        <w:br/>
+      </w:r>
+      <w:r>
+        <w:br/>
+      </w:r>
+      <w:r>
+        <w:rPr>
+          <w:rStyle w:val="FunctionTok"/>
+        </w:rPr>
+        <w:t xml:space="preserve">head</w:t>
+      </w:r>
+      <w:r>
+        <w:rPr>
+          <w:rStyle w:val="NormalTok"/>
+        </w:rPr>
+        <w:t xml:space="preserve">(monthly_avg)</w:t>
+      </w:r>
+    </w:p>
+    <w:p>
+      <w:pPr>
+        <w:pStyle w:val="SourceCode"/>
+      </w:pPr>
+      <w:r>
+        <w:rPr>
+          <w:rStyle w:val="VerbatimChar"/>
+        </w:rPr>
+        <w:t xml:space="preserve"># A tibble: 6 × 4</w:t>
+      </w:r>
+      <w:r>
+        <w:br/>
+      </w:r>
+      <w:r>
+        <w:rPr>
+          <w:rStyle w:val="VerbatimChar"/>
+        </w:rPr>
+        <w:t xml:space="preserve">   year month mean_ice month_date</w:t>
+      </w:r>
+      <w:r>
+        <w:br/>
+      </w:r>
+      <w:r>
+        <w:rPr>
+          <w:rStyle w:val="VerbatimChar"/>
+        </w:rPr>
+        <w:t xml:space="preserve">  &lt;dbl&gt; &lt;ord&gt;    &lt;dbl&gt; &lt;date&gt;    </w:t>
+      </w:r>
+      <w:r>
+        <w:br/>
+      </w:r>
+      <w:r>
+        <w:rPr>
+          <w:rStyle w:val="VerbatimChar"/>
+        </w:rPr>
+        <w:t xml:space="preserve">1  1973 Jan       18.1 1973-01-01</w:t>
+      </w:r>
+      <w:r>
+        <w:br/>
+      </w:r>
+      <w:r>
+        <w:rPr>
+          <w:rStyle w:val="VerbatimChar"/>
+        </w:rPr>
+        <w:t xml:space="preserve">2  1973 Feb       32.8 1973-02-01</w:t>
+      </w:r>
+      <w:r>
+        <w:br/>
+      </w:r>
+      <w:r>
+        <w:rPr>
+          <w:rStyle w:val="VerbatimChar"/>
+        </w:rPr>
+        <w:t xml:space="preserve">3  1973 Mar       28.2 1973-03-01</w:t>
+      </w:r>
+      <w:r>
+        <w:br/>
+      </w:r>
+      <w:r>
+        <w:rPr>
+          <w:rStyle w:val="VerbatimChar"/>
+        </w:rPr>
+        <w:t xml:space="preserve">4  1973 Apr        2.2 1973-04-01</w:t>
+      </w:r>
+      <w:r>
+        <w:br/>
+      </w:r>
+      <w:r>
+        <w:rPr>
+          <w:rStyle w:val="VerbatimChar"/>
+        </w:rPr>
+        <w:t xml:space="preserve">5  1973 Dec       12.0 1973-12-01</w:t>
+      </w:r>
+      <w:r>
+        <w:br/>
+      </w:r>
+      <w:r>
+        <w:rPr>
+          <w:rStyle w:val="VerbatimChar"/>
+        </w:rPr>
+        <w:t xml:space="preserve">6  1974 Jan       24.1 1974-01-01</w:t>
+      </w:r>
+    </w:p>
+    <w:p>
+      <w:pPr>
+        <w:pStyle w:val="FirstParagraph"/>
+      </w:pPr>
+      <w:r>
+        <w:rPr>
+          <w:b/>
+          <w:bCs/>
+        </w:rPr>
+        <w:t xml:space="preserve">This should look familiar.</w:t>
+      </w:r>
+    </w:p>
+    <w:p>
+      <w:pPr>
+        <w:pStyle w:val="Compact"/>
+        <w:numPr>
+          <w:ilvl w:val="0"/>
+          <w:numId w:val="1014"/>
+        </w:numPr>
+      </w:pPr>
+      <w:r>
+        <w:t xml:space="preserve">Exactly the same</w:t>
+      </w:r>
+      <w:r>
+        <w:t xml:space="preserve"> </w:t>
+      </w:r>
+      <w:r>
+        <w:rPr>
+          <w:rStyle w:val="VerbatimChar"/>
+        </w:rPr>
+        <w:t xml:space="preserve">group_by() %&gt;% summarize()</w:t>
+      </w:r>
+      <w:r>
+        <w:t xml:space="preserve"> </w:t>
+      </w:r>
+      <w:r>
+        <w:t xml:space="preserve">pattern from Lecture 06’s Duluth weather data</w:t>
+      </w:r>
+    </w:p>
+    <w:p>
+      <w:pPr>
+        <w:pStyle w:val="Compact"/>
+        <w:numPr>
+          <w:ilvl w:val="0"/>
+          <w:numId w:val="1014"/>
+        </w:numPr>
+      </w:pPr>
+      <w:r>
+        <w:t xml:space="preserve">We could</w:t>
+      </w:r>
+      <w:r>
+        <w:t xml:space="preserve"> </w:t>
+      </w:r>
+      <w:r>
+        <w:rPr>
+          <w:b/>
+          <w:bCs/>
+        </w:rPr>
+        <w:t xml:space="preserve">not</w:t>
+      </w:r>
+      <w:r>
+        <w:t xml:space="preserve"> </w:t>
+      </w:r>
+      <w:r>
+        <w:t xml:space="preserve">have written this on the wide data — there was no</w:t>
+      </w:r>
+      <w:r>
+        <w:t xml:space="preserve"> </w:t>
+      </w:r>
+      <w:r>
+        <w:rPr>
+          <w:rStyle w:val="VerbatimChar"/>
+        </w:rPr>
+        <w:t xml:space="preserve">year</w:t>
+      </w:r>
+      <w:r>
+        <w:t xml:space="preserve"> </w:t>
+      </w:r>
+      <w:r>
+        <w:t xml:space="preserve">or</w:t>
+      </w:r>
+      <w:r>
+        <w:t xml:space="preserve"> </w:t>
+      </w:r>
+      <w:r>
+        <w:rPr>
+          <w:rStyle w:val="VerbatimChar"/>
+        </w:rPr>
+        <w:t xml:space="preserve">month</w:t>
+      </w:r>
+      <w:r>
+        <w:t xml:space="preserve"> </w:t>
+      </w:r>
+      <w:r>
+        <w:t xml:space="preserve">column to group by until we pivoted</w:t>
+      </w:r>
+    </w:p>
+    <w:p>
+      <w:pPr>
+        <w:pStyle w:val="FirstParagraph"/>
+      </w:pPr>
+      <w:r>
+        <w:t xml:space="preserve">The reshape wasn’t just cosmetic — it</w:t>
+      </w:r>
+      <w:r>
+        <w:t xml:space="preserve"> </w:t>
+      </w:r>
+      <w:r>
+        <w:rPr>
+          <w:b/>
+          <w:bCs/>
+        </w:rPr>
+        <w:t xml:space="preserve">unlocked</w:t>
+      </w:r>
+      <w:r>
+        <w:t xml:space="preserve"> </w:t>
+      </w:r>
+      <w:r>
+        <w:t xml:space="preserve">every tidyverse tool we already know.</w:t>
+      </w:r>
+    </w:p>
+    <w:bookmarkEnd w:id="36"/>
+    <w:bookmarkStart w:id="37" w:name="X50ded1d1fcaebbc8c1affdf98ba70a83cab450e"/>
+    <w:p>
+      <w:pPr>
+        <w:pStyle w:val="Heading1"/>
+      </w:pPr>
+      <w:r>
+        <w:rPr>
+          <w:rStyle w:val="VerbatimChar"/>
+        </w:rPr>
+        <w:t xml:space="preserve">pivot_wider()</w:t>
+      </w:r>
+      <w:r>
+        <w:t xml:space="preserve"> </w:t>
+      </w:r>
+      <w:r>
+        <w:t xml:space="preserve">— Going Back the Other Direction</w:t>
+      </w:r>
+    </w:p>
+    <w:p>
+      <w:pPr>
+        <w:pStyle w:val="SourceCode"/>
+      </w:pPr>
+      <w:r>
+        <w:rPr>
+          <w:rStyle w:val="CommentTok"/>
+        </w:rPr>
+        <w:t xml:space="preserve"># Turn long data into a year-by-month summary table ------</w:t>
+      </w:r>
+      <w:r>
+        <w:br/>
+      </w:r>
+      <w:r>
+        <w:rPr>
+          <w:rStyle w:val="NormalTok"/>
+        </w:rPr>
+        <w:t xml:space="preserve">ice_pivot_table </w:t>
+      </w:r>
+      <w:r>
+        <w:rPr>
+          <w:rStyle w:val="OtherTok"/>
+        </w:rPr>
+        <w:t xml:space="preserve">&lt;-</w:t>
+      </w:r>
+      <w:r>
+        <w:rPr>
+          <w:rStyle w:val="NormalTok"/>
+        </w:rPr>
+        <w:t xml:space="preserve"> ice_clean </w:t>
+      </w:r>
+      <w:r>
+        <w:rPr>
+          <w:rStyle w:val="SpecialCharTok"/>
+        </w:rPr>
+        <w:t xml:space="preserve">%&gt;%</w:t>
+      </w:r>
+      <w:r>
+        <w:br/>
+      </w:r>
+      <w:r>
+        <w:rPr>
+          <w:rStyle w:val="NormalTok"/>
+        </w:rPr>
+        <w:t xml:space="preserve">  </w:t>
+      </w:r>
+      <w:r>
+        <w:rPr>
+          <w:rStyle w:val="FunctionTok"/>
+        </w:rPr>
+        <w:t xml:space="preserve">pivot_wider</w:t>
+      </w:r>
+      <w:r>
+        <w:rPr>
+          <w:rStyle w:val="NormalTok"/>
+        </w:rPr>
+        <w:t xml:space="preserve">(</w:t>
+      </w:r>
+      <w:r>
+        <w:br/>
+      </w:r>
+      <w:r>
+        <w:rPr>
+          <w:rStyle w:val="NormalTok"/>
+        </w:rPr>
+        <w:t xml:space="preserve">    </w:t>
+      </w:r>
+      <w:r>
+        <w:rPr>
+          <w:rStyle w:val="AttributeTok"/>
+        </w:rPr>
+        <w:t xml:space="preserve">id_cols    =</w:t>
+      </w:r>
+      <w:r>
+        <w:rPr>
+          <w:rStyle w:val="NormalTok"/>
+        </w:rPr>
+        <w:t xml:space="preserve"> year,</w:t>
+      </w:r>
+      <w:r>
+        <w:br/>
+      </w:r>
+      <w:r>
+        <w:rPr>
+          <w:rStyle w:val="NormalTok"/>
+        </w:rPr>
+        <w:t xml:space="preserve">    </w:t>
+      </w:r>
+      <w:r>
+        <w:rPr>
+          <w:rStyle w:val="AttributeTok"/>
+        </w:rPr>
+        <w:t xml:space="preserve">names_from =</w:t>
+      </w:r>
+      <w:r>
+        <w:rPr>
+          <w:rStyle w:val="NormalTok"/>
+        </w:rPr>
+        <w:t xml:space="preserve"> month,</w:t>
+      </w:r>
+      <w:r>
+        <w:br/>
+      </w:r>
+      <w:r>
+        <w:rPr>
+          <w:rStyle w:val="NormalTok"/>
+        </w:rPr>
+        <w:t xml:space="preserve">    </w:t>
+      </w:r>
+      <w:r>
+        <w:rPr>
+          <w:rStyle w:val="AttributeTok"/>
+        </w:rPr>
+        <w:t xml:space="preserve">values_from =</w:t>
+      </w:r>
+      <w:r>
+        <w:rPr>
+          <w:rStyle w:val="NormalTok"/>
+        </w:rPr>
+        <w:t xml:space="preserve"> ice_cover,</w:t>
+      </w:r>
+      <w:r>
+        <w:br/>
+      </w:r>
+      <w:r>
+        <w:rPr>
+          <w:rStyle w:val="NormalTok"/>
+        </w:rPr>
+        <w:t xml:space="preserve">    </w:t>
+      </w:r>
+      <w:r>
+        <w:rPr>
+          <w:rStyle w:val="AttributeTok"/>
+        </w:rPr>
+        <w:t xml:space="preserve">values_fn  =</w:t>
+      </w:r>
+      <w:r>
+        <w:rPr>
+          <w:rStyle w:val="NormalTok"/>
+        </w:rPr>
+        <w:t xml:space="preserve"> mean</w:t>
+      </w:r>
+      <w:r>
+        <w:br/>
+      </w:r>
+      <w:r>
+        <w:rPr>
+          <w:rStyle w:val="NormalTok"/>
+        </w:rPr>
+        <w:t xml:space="preserve">  )</w:t>
+      </w:r>
+      <w:r>
+        <w:br/>
+      </w:r>
+      <w:r>
+        <w:br/>
+      </w:r>
+      <w:r>
+        <w:rPr>
+          <w:rStyle w:val="FunctionTok"/>
+        </w:rPr>
+        <w:t xml:space="preserve">print</w:t>
+      </w:r>
+      <w:r>
+        <w:rPr>
+          <w:rStyle w:val="NormalTok"/>
+        </w:rPr>
+        <w:t xml:space="preserve">(ice_pivot_table)</w:t>
+      </w:r>
+    </w:p>
+    <w:p>
+      <w:pPr>
+        <w:pStyle w:val="SourceCode"/>
+      </w:pPr>
+      <w:r>
+        <w:rPr>
+          <w:rStyle w:val="VerbatimChar"/>
+        </w:rPr>
+        <w:t xml:space="preserve"># A tibble: 54 × 9</w:t>
+      </w:r>
+      <w:r>
+        <w:br/>
+      </w:r>
+      <w:r>
+        <w:rPr>
+          <w:rStyle w:val="VerbatimChar"/>
+        </w:rPr>
+        <w:t xml:space="preserve">    year   Apr   Dec   Feb   Jan   Mar   May   Nov   Jun</w:t>
+      </w:r>
+      <w:r>
+        <w:br/>
+      </w:r>
+      <w:r>
+        <w:rPr>
+          <w:rStyle w:val="VerbatimChar"/>
+        </w:rPr>
+        <w:t xml:space="preserve">   &lt;dbl&gt; &lt;dbl&gt; &lt;dbl&gt; &lt;dbl&gt; &lt;dbl&gt; &lt;dbl&gt; &lt;dbl&gt; &lt;dbl&gt; &lt;dbl&gt;</w:t>
+      </w:r>
+      <w:r>
+        <w:br/>
+      </w:r>
+      <w:r>
+        <w:rPr>
+          <w:rStyle w:val="VerbatimChar"/>
+        </w:rPr>
+        <w:t xml:space="preserve"> 1  1973  2.2  12.0   32.8 18.1   28.2 NA       NA    NA</w:t>
+      </w:r>
+      <w:r>
+        <w:br/>
+      </w:r>
+      <w:r>
+        <w:rPr>
+          <w:rStyle w:val="VerbatimChar"/>
+        </w:rPr>
+        <w:t xml:space="preserve"> 2  1974 23.9   8.4   58.4 24.1   64.0  3.3     NA    NA</w:t>
+      </w:r>
+      <w:r>
+        <w:br/>
+      </w:r>
+      <w:r>
+        <w:rPr>
+          <w:rStyle w:val="VerbatimChar"/>
+        </w:rPr>
+        <w:t xml:space="preserve"> 3  1975  8.70 NA     35.9 10.7   17.2 NA       NA    NA</w:t>
+      </w:r>
+      <w:r>
+        <w:br/>
+      </w:r>
+      <w:r>
+        <w:rPr>
+          <w:rStyle w:val="VerbatimChar"/>
+        </w:rPr>
+        <w:t xml:space="preserve"> 4  1976  6.52  5.48  27.8 15.4   32.3 NA       NA    NA</w:t>
+      </w:r>
+      <w:r>
+        <w:br/>
+      </w:r>
+      <w:r>
+        <w:rPr>
+          <w:rStyle w:val="VerbatimChar"/>
+        </w:rPr>
+        <w:t xml:space="preserve"> 5  1977 24.2  19.1   92.0 61.1   78.0  2.15    NA    NA</w:t>
+      </w:r>
+      <w:r>
+        <w:br/>
+      </w:r>
+      <w:r>
+        <w:rPr>
+          <w:rStyle w:val="VerbatimChar"/>
+        </w:rPr>
+        <w:t xml:space="preserve"> 6  1978  9.67  5.98  55.4 17.3   63.7  2.57    NA    NA</w:t>
+      </w:r>
+      <w:r>
+        <w:br/>
+      </w:r>
+      <w:r>
+        <w:rPr>
+          <w:rStyle w:val="VerbatimChar"/>
+        </w:rPr>
+        <w:t xml:space="preserve"> 7  1979 48.5   3.31  85.4 36.8   87.6 21.3     NA    NA</w:t>
+      </w:r>
+      <w:r>
+        <w:br/>
+      </w:r>
+      <w:r>
+        <w:rPr>
+          <w:rStyle w:val="VerbatimChar"/>
+        </w:rPr>
+        <w:t xml:space="preserve"> 8  1980 15.6  NA     58.8  8.95  41.9 NA       NA    NA</w:t>
+      </w:r>
+      <w:r>
+        <w:br/>
+      </w:r>
+      <w:r>
+        <w:rPr>
+          <w:rStyle w:val="VerbatimChar"/>
+        </w:rPr>
+        <w:t xml:space="preserve"> 9  1981 11.7  14.2   74.5 30.7   41.3 NA       NA    NA</w:t>
+      </w:r>
+      <w:r>
+        <w:br/>
+      </w:r>
+      <w:r>
+        <w:rPr>
+          <w:rStyle w:val="VerbatimChar"/>
+        </w:rPr>
+        <w:t xml:space="preserve">10  1982 14.5   1.91  66.5 25.2   54.1  2.5     NA    NA</w:t>
+      </w:r>
+      <w:r>
+        <w:br/>
+      </w:r>
+      <w:r>
+        <w:rPr>
+          <w:rStyle w:val="VerbatimChar"/>
+        </w:rPr>
+        <w:t xml:space="preserve"># ℹ 44 more rows</w:t>
+      </w:r>
+    </w:p>
+    <w:p>
+      <w:pPr>
+        <w:pStyle w:val="FirstParagraph"/>
+      </w:pPr>
+      <w:r>
+        <w:rPr>
+          <w:rStyle w:val="VerbatimChar"/>
+          <w:b/>
+          <w:bCs/>
+        </w:rPr>
+        <w:t xml:space="preserve">pivot_wider()</w:t>
+      </w:r>
+      <w:r>
+        <w:rPr>
+          <w:b/>
+          <w:bCs/>
+        </w:rPr>
+        <w:t xml:space="preserve"> </w:t>
+      </w:r>
+      <w:r>
+        <w:rPr>
+          <w:b/>
+          <w:bCs/>
+        </w:rPr>
+        <w:t xml:space="preserve">is the mirror image of</w:t>
+      </w:r>
+      <w:r>
+        <w:rPr>
+          <w:b/>
+          <w:bCs/>
+        </w:rPr>
+        <w:t xml:space="preserve"> </w:t>
+      </w:r>
+      <w:r>
+        <w:rPr>
+          <w:rStyle w:val="VerbatimChar"/>
+          <w:b/>
+          <w:bCs/>
+        </w:rPr>
+        <w:t xml:space="preserve">pivot_longer()</w:t>
+      </w:r>
+      <w:r>
+        <w:rPr>
+          <w:b/>
+          <w:bCs/>
+        </w:rPr>
+        <w:t xml:space="preserve">:</w:t>
+      </w:r>
+    </w:p>
+    <w:p>
+      <w:pPr>
+        <w:pStyle w:val="Compact"/>
+        <w:numPr>
+          <w:ilvl w:val="0"/>
+          <w:numId w:val="1015"/>
+        </w:numPr>
+      </w:pPr>
+      <w:r>
+        <w:rPr>
+          <w:rStyle w:val="VerbatimChar"/>
+        </w:rPr>
+        <w:t xml:space="preserve">id_cols = year</w:t>
+      </w:r>
+      <w:r>
+        <w:t xml:space="preserve"> </w:t>
+      </w:r>
+      <w:r>
+        <w:t xml:space="preserve">— one row per year</w:t>
+      </w:r>
+    </w:p>
+    <w:p>
+      <w:pPr>
+        <w:pStyle w:val="Compact"/>
+        <w:numPr>
+          <w:ilvl w:val="0"/>
+          <w:numId w:val="1015"/>
+        </w:numPr>
+      </w:pPr>
+      <w:r>
+        <w:rPr>
+          <w:rStyle w:val="VerbatimChar"/>
+        </w:rPr>
+        <w:t xml:space="preserve">names_from = month</w:t>
+      </w:r>
+      <w:r>
+        <w:t xml:space="preserve"> </w:t>
+      </w:r>
+      <w:r>
+        <w:t xml:space="preserve">— month values become new column headers</w:t>
+      </w:r>
+    </w:p>
+    <w:p>
+      <w:pPr>
+        <w:pStyle w:val="Compact"/>
+        <w:numPr>
+          <w:ilvl w:val="0"/>
+          <w:numId w:val="1015"/>
+        </w:numPr>
+      </w:pPr>
+      <w:r>
+        <w:rPr>
+          <w:rStyle w:val="VerbatimChar"/>
+        </w:rPr>
+        <w:t xml:space="preserve">values_from = ice_cover</w:t>
+      </w:r>
+      <w:r>
+        <w:t xml:space="preserve"> </w:t>
+      </w:r>
+      <w:r>
+        <w:t xml:space="preserve">— fills the cells</w:t>
+      </w:r>
+    </w:p>
+    <w:p>
+      <w:pPr>
+        <w:pStyle w:val="Compact"/>
+        <w:numPr>
+          <w:ilvl w:val="0"/>
+          <w:numId w:val="1015"/>
+        </w:numPr>
+      </w:pPr>
+      <w:r>
+        <w:rPr>
+          <w:rStyle w:val="VerbatimChar"/>
+        </w:rPr>
+        <w:t xml:space="preserve">values_fn = mean</w:t>
+      </w:r>
+      <w:r>
+        <w:t xml:space="preserve"> </w:t>
+      </w:r>
+      <w:r>
+        <w:t xml:space="preserve">— averages if multiple days land in the same year-month cell</w:t>
+      </w:r>
+    </w:p>
+    <w:p>
+      <w:pPr>
+        <w:pStyle w:val="FirstParagraph"/>
+      </w:pPr>
+      <w:r>
+        <w:t xml:space="preserve">This recreates an Excel-style pivot table — but computed, not copy-pasted.</w:t>
+      </w:r>
+    </w:p>
+    <w:p>
+      <w:pPr>
+        <w:pStyle w:val="BodyText"/>
+      </w:pPr>
+      <w:r>
+        <w:t xml:space="preserve">📖 R4DS Ch. 5.4 —</w:t>
+      </w:r>
+      <w:r>
+        <w:t xml:space="preserve"> </w:t>
+      </w:r>
+      <w:r>
+        <w:rPr>
+          <w:rStyle w:val="VerbatimChar"/>
+        </w:rPr>
+        <w:t xml:space="preserve">pivot_wider()</w:t>
+      </w:r>
+    </w:p>
+    <w:bookmarkEnd w:id="37"/>
+    <w:bookmarkStart w:id="40" w:name="why-learn-both-directions"/>
+    <w:p>
+      <w:pPr>
+        <w:pStyle w:val="Heading1"/>
+      </w:pPr>
+      <w:r>
+        <w:t xml:space="preserve">Why Learn Both Directions?</w:t>
+      </w:r>
+    </w:p>
+    <w:tbl>
+      <w:tblPr>
+        <w:tblStyle w:val="Table"/>
+        <w:tblW w:type="pct" w:w="5000"/>
+        <w:tblLayout w:type="fixed"/>
+        <w:tblLook w:firstRow="1" w:lastRow="0" w:firstColumn="0" w:lastColumn="0" w:noHBand="0" w:noVBand="0" w:val="0020"/>
+      </w:tblPr>
+      <w:tblGrid>
+        <w:gridCol w:w="3300"/>
+        <w:gridCol w:w="4620"/>
+      </w:tblGrid>
+      <w:tr>
+        <w:trPr>
+          <w:tblHeader w:val="on"/>
+        </w:trPr>
+        <w:tc>
+          <w:tcPr/>
+          <w:p>
+            <w:pPr>
+              <w:pStyle w:val="Compact"/>
+            </w:pPr>
+            <w:r>
+              <w:t xml:space="preserve">Direction</w:t>
+            </w:r>
+          </w:p>
+        </w:tc>
+        <w:tc>
+          <w:tcPr/>
+          <w:p>
+            <w:pPr>
+              <w:pStyle w:val="Compact"/>
+            </w:pPr>
+            <w:r>
+              <w:t xml:space="preserve">When to use it</w:t>
+            </w:r>
+          </w:p>
+        </w:tc>
+      </w:tr>
+      <w:tr>
+        <w:tc>
+          <w:tcPr/>
+          <w:p>
+            <w:pPr>
+              <w:pStyle w:val="Compact"/>
+            </w:pPr>
+            <w:r>
+              <w:rPr>
+                <w:rStyle w:val="VerbatimChar"/>
+              </w:rPr>
+              <w:t xml:space="preserve">pivot_longer()</w:t>
+            </w:r>
+          </w:p>
+        </w:tc>
+        <w:tc>
+          <w:tcPr/>
+          <w:p>
+            <w:pPr>
+              <w:pStyle w:val="Compact"/>
+            </w:pPr>
+            <w:r>
+              <w:t xml:space="preserve">Data arrives wide (one column per year/site/etc.) and you need it tidy for</w:t>
+            </w:r>
+            <w:r>
+              <w:t xml:space="preserve"> </w:t>
+            </w:r>
+            <w:r>
+              <w:rPr>
+                <w:rStyle w:val="VerbatimChar"/>
+              </w:rPr>
+              <w:t xml:space="preserve">ggplot()</w:t>
+            </w:r>
+            <w:r>
+              <w:t xml:space="preserve"> </w:t>
+            </w:r>
+            <w:r>
+              <w:t xml:space="preserve">or</w:t>
+            </w:r>
+            <w:r>
+              <w:t xml:space="preserve"> </w:t>
+            </w:r>
+            <w:r>
+              <w:rPr>
+                <w:rStyle w:val="VerbatimChar"/>
+              </w:rPr>
+              <w:t xml:space="preserve">group_by()</w:t>
+            </w:r>
+          </w:p>
+        </w:tc>
+      </w:tr>
+      <w:tr>
+        <w:tc>
+          <w:tcPr/>
+          <w:p>
+            <w:pPr>
+              <w:pStyle w:val="Compact"/>
+            </w:pPr>
+            <w:r>
+              <w:rPr>
+                <w:rStyle w:val="VerbatimChar"/>
+              </w:rPr>
+              <w:t xml:space="preserve">pivot_wider()</w:t>
+            </w:r>
+          </w:p>
+        </w:tc>
+        <w:tc>
+          <w:tcPr/>
+          <w:p>
+            <w:pPr>
+              <w:pStyle w:val="Compact"/>
+            </w:pPr>
+            <w:r>
+              <w:t xml:space="preserve">You have tidy long data but need a</w:t>
+            </w:r>
+            <w:r>
+              <w:t xml:space="preserve"> </w:t>
+            </w:r>
+            <w:r>
+              <w:rPr>
+                <w:b/>
+                <w:bCs/>
+              </w:rPr>
+              <w:t xml:space="preserve">human-readable summary table</w:t>
+            </w:r>
+            <w:r>
+              <w:t xml:space="preserve"> </w:t>
+            </w:r>
+            <w:r>
+              <w:t xml:space="preserve">— for a report, a colleague, or Excel</w:t>
+            </w:r>
+          </w:p>
+        </w:tc>
+      </w:tr>
+    </w:tbl>
+    <w:p>
+      <w:pPr>
+        <w:pStyle w:val="BodyText"/>
+      </w:pPr>
+      <w:r>
+        <w:rPr>
+          <w:b/>
+          <w:bCs/>
+        </w:rPr>
+        <w:t xml:space="preserve">Real data rarely arrives tidy.</w:t>
+      </w:r>
+      <w:r>
+        <w:t xml:space="preserve"> </w:t>
+      </w:r>
+      <w:r>
+        <w:t xml:space="preserve">Spreadsheets from agencies, field data sheets, and government text files are almost always shaped for human eyes, not for R.</w:t>
+      </w:r>
+    </w:p>
+    <w:tbl>
+      <w:tblPr>
+        <w:tblStyle w:val="Table"/>
+        <w:tblLook w:firstRow="0" w:lastRow="0" w:firstColumn="0" w:lastColumn="0" w:noHBand="0" w:noVBand="0" w:val="0000"/>
+        <w:tblBorders>
+          <w:top w:val="single" w:sz="4" w:space="0" w:color="CC1914"/>
+          <w:left w:val="single" w:sz="24" w:space="0" w:color="CC1914"/>
+          <w:bottom w:val="single" w:sz="4" w:space="0" w:color="CC1914"/>
+          <w:right w:val="single" w:sz="4" w:space="0" w:color="CC1914"/>
+        </w:tblBorders>
+        <w:tblCellMar>
+          <w:left w:w="144" w:type="dxa"/>
+          <w:right w:w="144" w:type="dxa"/>
+        </w:tblCellMar>
+        <w:tblLook w:firstRow="0" w:lastRow="0" w:firstColumn="0" w:lastColumn="0" w:noHBand="0" w:noVBand="0" w:val="0000"/>
+      </w:tblPr>
+      <w:tr>
+        <w:trPr>
+          <w:cantSplit/>
+        </w:trPr>
+        <w:tc>
+          <w:tcPr>
+            <w:shd w:color="auto" w:fill="f7dddc" w:val="clear"/>
+            <w:tcMar>
+              <w:top w:w="92" w:type="dxa"/>
+              <w:bottom w:w="92" w:type="dxa"/>
+            </w:tcMar>
+          </w:tcPr>
+          <w:p>
+            <w:pPr>
+              <w:pStyle w:val="BodyText"/>
+            </w:pPr>
+            <w:pPr>
+              <w:spacing w:before="0" w:after="0"/>
+              <w:textAlignment w:val="center"/>
+            </w:pPr>
+            <w:r>
+              <w:drawing>
+                <wp:inline>
+                  <wp:extent cx="152400" cy="152400"/>
+                  <wp:effectExtent b="0" l="0" r="0" t="0"/>
+                  <wp:docPr descr="" title="" id="38" name="Picture"/>
+                  <a:graphic>
+                    <a:graphicData uri="http://schemas.openxmlformats.org/drawingml/2006/picture">
+                      <pic:pic>
+                        <pic:nvPicPr>
+                          <pic:cNvPr descr="/Applications/quarto/share/formats/docx/important.png" id="39" name="Picture"/>
+                          <pic:cNvPicPr>
+                            <a:picLocks noChangeArrowheads="1" noChangeAspect="1"/>
+                          </pic:cNvPicPr>
+                        </pic:nvPicPr>
+                        <pic:blipFill>
+                          <a:blip r:embed="rId20"/>
+                          <a:stretch>
+                            <a:fillRect/>
+                          </a:stretch>
+                        </pic:blipFill>
+                        <pic:spPr bwMode="auto">
+                          <a:xfrm>
+                            <a:off x="0" y="0"/>
+                            <a:ext cx="152400" cy="152400"/>
+                          </a:xfrm>
+                          <a:prstGeom prst="rect">
+                            <a:avLst/>
+                          </a:prstGeom>
+                          <a:noFill/>
+                          <a:ln w="9525">
+                            <a:noFill/>
+                            <a:headEnd/>
+                            <a:tailEnd/>
+                          </a:ln>
+                        </pic:spPr>
+                      </pic:pic>
+                    </a:graphicData>
+                  </a:graphic>
+                </wp:inline>
+              </w:drawing>
+            </w:r>
+            <w:r>
+              <w:t xml:space="preserve"> </w:t>
+            </w:r>
+            <w:r>
+              <w:t xml:space="preserve"> </w:t>
+            </w:r>
+            <w:r>
+              <w:t xml:space="preserve">Important</w:t>
+            </w:r>
+          </w:p>
+        </w:tc>
+      </w:tr>
+      <w:tr>
+        <w:trPr>
+          <w:cantSplit/>
+        </w:trPr>
+        <w:tc>
+          <w:tcPr>
+            <w:tcMar>
+              <w:top w:w="108" w:type="dxa"/>
+              <w:bottom w:w="108" w:type="dxa"/>
+            </w:tcMar>
+          </w:tcPr>
+          <w:p>
+            <w:pPr>
+              <w:pStyle w:val="BodyText"/>
+            </w:pPr>
+            <w:pPr>
+              <w:spacing w:before="16" w:after="16"/>
+            </w:pPr>
+            <w:r>
+              <w:rPr>
+                <w:b/>
+                <w:bCs/>
+              </w:rPr>
+              <w:t xml:space="preserve">You will use</w:t>
+            </w:r>
+            <w:r>
+              <w:rPr>
+                <w:b/>
+                <w:bCs/>
+              </w:rPr>
+              <w:t xml:space="preserve"> </w:t>
+            </w:r>
+            <w:r>
+              <w:rPr>
+                <w:rStyle w:val="VerbatimChar"/>
+                <w:b/>
+                <w:bCs/>
+              </w:rPr>
+              <w:t xml:space="preserve">pivot_longer()</w:t>
+            </w:r>
+            <w:r>
+              <w:rPr>
+                <w:b/>
+                <w:bCs/>
+              </w:rPr>
+              <w:t xml:space="preserve"> </w:t>
+            </w:r>
+            <w:r>
+              <w:rPr>
+                <w:b/>
+                <w:bCs/>
+              </w:rPr>
+              <w:t xml:space="preserve">constantly in your own research.</w:t>
+            </w:r>
+            <w:r>
+              <w:t xml:space="preserve"> </w:t>
+            </w:r>
+            <w:r>
+              <w:t xml:space="preserve">This is one of the most-used functions in the entire tidyverse.</w:t>
+            </w:r>
+          </w:p>
+          <w:p/>
+        </w:tc>
+      </w:tr>
+    </w:tbl>
+    <w:bookmarkEnd w:id="40"/>
+    <w:bookmarkStart w:id="44" w:name="noaas-own-spaghetti-plot"/>
+    <w:p>
+      <w:pPr>
+        <w:pStyle w:val="Heading1"/>
+      </w:pPr>
+      <w:r>
+        <w:t xml:space="preserve">NOAA’s Own</w:t>
+      </w:r>
+      <w:r>
+        <w:t xml:space="preserve"> </w:t>
+      </w:r>
+      <w:r>
+        <w:t xml:space="preserve">“Spaghetti Plot”</w:t>
+      </w:r>
+    </w:p>
+    <w:p>
+      <w:pPr>
+        <w:pStyle w:val="FirstParagraph"/>
+      </w:pPr>
+      <w:r>
+        <w:t xml:space="preserve">NOAA publishes a live version of this exact plot every winter, comparing the</w:t>
+      </w:r>
+      <w:r>
+        <w:t xml:space="preserve"> </w:t>
+      </w:r>
+      <w:r>
+        <w:rPr>
+          <w:b/>
+          <w:bCs/>
+        </w:rPr>
+        <w:t xml:space="preserve">current year</w:t>
+      </w:r>
+      <w:r>
+        <w:t xml:space="preserve"> </w:t>
+      </w:r>
+      <w:r>
+        <w:t xml:space="preserve">(black), the</w:t>
+      </w:r>
+      <w:r>
+        <w:t xml:space="preserve"> </w:t>
+      </w:r>
+      <w:r>
+        <w:rPr>
+          <w:b/>
+          <w:bCs/>
+        </w:rPr>
+        <w:t xml:space="preserve">historical average</w:t>
+      </w:r>
+      <w:r>
+        <w:t xml:space="preserve"> </w:t>
+      </w:r>
+      <w:r>
+        <w:t xml:space="preserve">(red), and</w:t>
+      </w:r>
+      <w:r>
+        <w:t xml:space="preserve"> </w:t>
+      </w:r>
+      <w:r>
+        <w:rPr>
+          <w:b/>
+          <w:bCs/>
+        </w:rPr>
+        <w:t xml:space="preserve">every past year</w:t>
+      </w:r>
+      <w:r>
+        <w:t xml:space="preserve"> </w:t>
+      </w:r>
+      <w:r>
+        <w:t xml:space="preserve">(thin blue lines):</w:t>
+      </w:r>
+    </w:p>
+    <w:p>
+      <w:pPr>
+        <w:pStyle w:val="CaptionedFigure"/>
+      </w:pPr>
+      <w:r>
+        <w:drawing>
+          <wp:inline>
+            <wp:extent cx="5943600" cy="3368040"/>
+            <wp:effectExtent b="0" l="0" r="0" t="0"/>
+            <wp:docPr descr="NOAA’s live Lake Superior ice cover comparison — current season vs. historical average vs. all past years." title="" id="42" name="Picture"/>
+            <a:graphic>
+              <a:graphicData uri="http://schemas.openxmlformats.org/drawingml/2006/picture">
+                <pic:pic>
+                  <pic:nvPicPr>
+                    <pic:cNvPr descr="https://www.glerl.noaa.gov/data/ice/spaghetti/sup_ice_compare.png" id="43" name="Picture"/>
+                    <pic:cNvPicPr>
+                      <a:picLocks noChangeArrowheads="1" noChangeAspect="1"/>
+                    </pic:cNvPicPr>
+                  </pic:nvPicPr>
+                  <pic:blipFill>
+                    <a:blip r:embed="rId41"/>
+                    <a:stretch>
+                      <a:fillRect/>
+                    </a:stretch>
+                  </pic:blipFill>
+                  <pic:spPr bwMode="auto">
+                    <a:xfrm>
+                      <a:off x="0" y="0"/>
+                      <a:ext cx="5943600" cy="3368040"/>
+                    </a:xfrm>
+                    <a:prstGeom prst="rect">
+                      <a:avLst/>
+                    </a:prstGeom>
+                    <a:noFill/>
+                    <a:ln w="9525">
+                      <a:noFill/>
+                      <a:headEnd/>
+                      <a:tailEnd/>
+                    </a:ln>
+                  </pic:spPr>
+                </pic:pic>
+              </a:graphicData>
+            </a:graphic>
+          </wp:inline>
+        </w:drawing>
+      </w:r>
+    </w:p>
+    <w:p>
+      <w:pPr>
+        <w:pStyle w:val="ImageCaption"/>
+      </w:pPr>
+      <w:r>
+        <w:t xml:space="preserve">NOAA’s live Lake Superior ice cover comparison — current season vs. historical average vs. all past years.</w:t>
+      </w:r>
+    </w:p>
+    <w:p>
+      <w:pPr>
+        <w:pStyle w:val="BodyText"/>
+      </w:pPr>
+      <w:r>
+        <w:t xml:space="preserve">Today, we’ll build</w:t>
+      </w:r>
+      <w:r>
+        <w:t xml:space="preserve"> </w:t>
+      </w:r>
+      <w:r>
+        <w:rPr>
+          <w:b/>
+          <w:bCs/>
+        </w:rPr>
+        <w:t xml:space="preserve">our own version</w:t>
+      </w:r>
+      <w:r>
+        <w:t xml:space="preserve"> </w:t>
+      </w:r>
+      <w:r>
+        <w:t xml:space="preserve">of this plot from the raw data we just tidied.</w:t>
+      </w:r>
+    </w:p>
+    <w:p>
+      <w:pPr>
+        <w:pStyle w:val="BodyText"/>
+      </w:pPr>
+      <w:r>
+        <w:rPr>
+          <w:b/>
+          <w:bCs/>
+        </w:rPr>
+        <w:t xml:space="preserve">Why</w:t>
+      </w:r>
+      <w:r>
+        <w:rPr>
+          <w:b/>
+          <w:bCs/>
+        </w:rPr>
+        <w:t xml:space="preserve"> </w:t>
+      </w:r>
+      <w:r>
+        <w:rPr>
+          <w:b/>
+          <w:bCs/>
+        </w:rPr>
+        <w:t xml:space="preserve">“spaghetti plot”</w:t>
+      </w:r>
+      <w:r>
+        <w:rPr>
+          <w:b/>
+          <w:bCs/>
+        </w:rPr>
+        <w:t xml:space="preserve">?</w:t>
+      </w:r>
+    </w:p>
+    <w:p>
+      <w:pPr>
+        <w:pStyle w:val="Compact"/>
+        <w:numPr>
+          <w:ilvl w:val="0"/>
+          <w:numId w:val="1016"/>
+        </w:numPr>
+      </w:pPr>
+      <w:r>
+        <w:t xml:space="preserve">Dozens of thin overlapping lines look like noodles</w:t>
+      </w:r>
+    </w:p>
+    <w:p>
+      <w:pPr>
+        <w:pStyle w:val="Compact"/>
+        <w:numPr>
+          <w:ilvl w:val="0"/>
+          <w:numId w:val="1016"/>
+        </w:numPr>
+      </w:pPr>
+      <w:r>
+        <w:t xml:space="preserve">Each line is one year’s entire ice season, Nov → May</w:t>
+      </w:r>
+    </w:p>
+    <w:p>
+      <w:pPr>
+        <w:pStyle w:val="Compact"/>
+        <w:numPr>
+          <w:ilvl w:val="0"/>
+          <w:numId w:val="1016"/>
+        </w:numPr>
+      </w:pPr>
+      <w:r>
+        <w:t xml:space="preserve">The pattern that emerges — or doesn’t — tells the real climate story</w:t>
+      </w:r>
+    </w:p>
+    <w:p>
+      <w:pPr>
+        <w:pStyle w:val="FirstParagraph"/>
+      </w:pPr>
+      <w:r>
+        <w:t xml:space="preserve">This is a great example of how the</w:t>
+      </w:r>
+      <w:r>
+        <w:t xml:space="preserve"> </w:t>
+      </w:r>
+      <w:r>
+        <w:rPr>
+          <w:b/>
+          <w:bCs/>
+        </w:rPr>
+        <w:t xml:space="preserve">same chart type</w:t>
+      </w:r>
+      <w:r>
+        <w:t xml:space="preserve"> </w:t>
+      </w:r>
+      <w:r>
+        <w:t xml:space="preserve">appears in real published science.</w:t>
+      </w:r>
+    </w:p>
+    <w:bookmarkEnd w:id="44"/>
+    <w:bookmarkStart w:id="45" w:name="prep-put-every-winter-on-one-shared-axis"/>
+    <w:p>
+      <w:pPr>
+        <w:pStyle w:val="Heading1"/>
+      </w:pPr>
+      <w:r>
+        <w:t xml:space="preserve">Prep: Put Every Winter on One Shared Axis</w:t>
+      </w:r>
+    </w:p>
+    <w:p>
+      <w:pPr>
+        <w:pStyle w:val="SourceCode"/>
+      </w:pPr>
+      <w:r>
+        <w:rPr>
+          <w:rStyle w:val="CommentTok"/>
+        </w:rPr>
+        <w:t xml:space="preserve"># Force every date onto one fake shared year -------------</w:t>
+      </w:r>
+      <w:r>
+        <w:br/>
+      </w:r>
+      <w:r>
+        <w:rPr>
+          <w:rStyle w:val="NormalTok"/>
+        </w:rPr>
+        <w:t xml:space="preserve">ice_plot_data </w:t>
+      </w:r>
+      <w:r>
+        <w:rPr>
+          <w:rStyle w:val="OtherTok"/>
+        </w:rPr>
+        <w:t xml:space="preserve">&lt;-</w:t>
+      </w:r>
+      <w:r>
+        <w:rPr>
+          <w:rStyle w:val="NormalTok"/>
+        </w:rPr>
+        <w:t xml:space="preserve"> ice_clean </w:t>
+      </w:r>
+      <w:r>
+        <w:rPr>
+          <w:rStyle w:val="SpecialCharTok"/>
+        </w:rPr>
+        <w:t xml:space="preserve">%&gt;%</w:t>
+      </w:r>
+      <w:r>
+        <w:br/>
+      </w:r>
+      <w:r>
+        <w:rPr>
+          <w:rStyle w:val="NormalTok"/>
+        </w:rPr>
+        <w:t xml:space="preserve">  </w:t>
+      </w:r>
+      <w:r>
+        <w:rPr>
+          <w:rStyle w:val="FunctionTok"/>
+        </w:rPr>
+        <w:t xml:space="preserve">mutate</w:t>
+      </w:r>
+      <w:r>
+        <w:rPr>
+          <w:rStyle w:val="NormalTok"/>
+        </w:rPr>
+        <w:t xml:space="preserve">(</w:t>
+      </w:r>
+      <w:r>
+        <w:br/>
+      </w:r>
+      <w:r>
+        <w:rPr>
+          <w:rStyle w:val="NormalTok"/>
+        </w:rPr>
+        <w:t xml:space="preserve">    </w:t>
+      </w:r>
+      <w:r>
+        <w:rPr>
+          <w:rStyle w:val="AttributeTok"/>
+        </w:rPr>
+        <w:t xml:space="preserve">plot_date =</w:t>
+      </w:r>
+      <w:r>
+        <w:rPr>
+          <w:rStyle w:val="NormalTok"/>
+        </w:rPr>
+        <w:t xml:space="preserve"> </w:t>
+      </w:r>
+      <w:r>
+        <w:rPr>
+          <w:rStyle w:val="FunctionTok"/>
+        </w:rPr>
+        <w:t xml:space="preserve">if_else</w:t>
+      </w:r>
+      <w:r>
+        <w:rPr>
+          <w:rStyle w:val="NormalTok"/>
+        </w:rPr>
+        <w:t xml:space="preserve">(</w:t>
+      </w:r>
+      <w:r>
+        <w:br/>
+      </w:r>
+      <w:r>
+        <w:rPr>
+          <w:rStyle w:val="NormalTok"/>
+        </w:rPr>
+        <w:t xml:space="preserve">      </w:t>
+      </w:r>
+      <w:r>
+        <w:rPr>
+          <w:rStyle w:val="FunctionTok"/>
+        </w:rPr>
+        <w:t xml:space="preserve">month</w:t>
+      </w:r>
+      <w:r>
+        <w:rPr>
+          <w:rStyle w:val="NormalTok"/>
+        </w:rPr>
+        <w:t xml:space="preserve">(full_date) </w:t>
+      </w:r>
+      <w:r>
+        <w:rPr>
+          <w:rStyle w:val="SpecialCharTok"/>
+        </w:rPr>
+        <w:t xml:space="preserve">&gt;=</w:t>
+      </w:r>
+      <w:r>
+        <w:rPr>
+          <w:rStyle w:val="NormalTok"/>
+        </w:rPr>
+        <w:t xml:space="preserve"> </w:t>
+      </w:r>
+      <w:r>
+        <w:rPr>
+          <w:rStyle w:val="DecValTok"/>
+        </w:rPr>
+        <w:t xml:space="preserve">10</w:t>
+      </w:r>
+      <w:r>
+        <w:rPr>
+          <w:rStyle w:val="NormalTok"/>
+        </w:rPr>
+        <w:t xml:space="preserve">,</w:t>
+      </w:r>
+      <w:r>
+        <w:br/>
+      </w:r>
+      <w:r>
+        <w:rPr>
+          <w:rStyle w:val="NormalTok"/>
+        </w:rPr>
+        <w:t xml:space="preserve">      </w:t>
+      </w:r>
+      <w:r>
+        <w:rPr>
+          <w:rStyle w:val="FunctionTok"/>
+        </w:rPr>
+        <w:t xml:space="preserve">update</w:t>
+      </w:r>
+      <w:r>
+        <w:rPr>
+          <w:rStyle w:val="NormalTok"/>
+        </w:rPr>
+        <w:t xml:space="preserve">(full_date, </w:t>
+      </w:r>
+      <w:r>
+        <w:rPr>
+          <w:rStyle w:val="AttributeTok"/>
+        </w:rPr>
+        <w:t xml:space="preserve">year =</w:t>
+      </w:r>
+      <w:r>
+        <w:rPr>
+          <w:rStyle w:val="NormalTok"/>
+        </w:rPr>
+        <w:t xml:space="preserve"> </w:t>
+      </w:r>
+      <w:r>
+        <w:rPr>
+          <w:rStyle w:val="DecValTok"/>
+        </w:rPr>
+        <w:t xml:space="preserve">1999</w:t>
+      </w:r>
+      <w:r>
+        <w:rPr>
+          <w:rStyle w:val="NormalTok"/>
+        </w:rPr>
+        <w:t xml:space="preserve">),</w:t>
+      </w:r>
+      <w:r>
+        <w:br/>
+      </w:r>
+      <w:r>
+        <w:rPr>
+          <w:rStyle w:val="NormalTok"/>
+        </w:rPr>
+        <w:t xml:space="preserve">      </w:t>
+      </w:r>
+      <w:r>
+        <w:rPr>
+          <w:rStyle w:val="FunctionTok"/>
+        </w:rPr>
+        <w:t xml:space="preserve">update</w:t>
+      </w:r>
+      <w:r>
+        <w:rPr>
+          <w:rStyle w:val="NormalTok"/>
+        </w:rPr>
+        <w:t xml:space="preserve">(full_date, </w:t>
+      </w:r>
+      <w:r>
+        <w:rPr>
+          <w:rStyle w:val="AttributeTok"/>
+        </w:rPr>
+        <w:t xml:space="preserve">year =</w:t>
+      </w:r>
+      <w:r>
+        <w:rPr>
+          <w:rStyle w:val="NormalTok"/>
+        </w:rPr>
+        <w:t xml:space="preserve"> </w:t>
+      </w:r>
+      <w:r>
+        <w:rPr>
+          <w:rStyle w:val="DecValTok"/>
+        </w:rPr>
+        <w:t xml:space="preserve">2000</w:t>
+      </w:r>
+      <w:r>
+        <w:rPr>
+          <w:rStyle w:val="NormalTok"/>
+        </w:rPr>
+        <w:t xml:space="preserve">)</w:t>
+      </w:r>
+      <w:r>
+        <w:br/>
+      </w:r>
+      <w:r>
+        <w:rPr>
+          <w:rStyle w:val="NormalTok"/>
+        </w:rPr>
+        <w:t xml:space="preserve">    )</w:t>
+      </w:r>
+      <w:r>
+        <w:br/>
+      </w:r>
+      <w:r>
+        <w:rPr>
+          <w:rStyle w:val="NormalTok"/>
+        </w:rPr>
+        <w:t xml:space="preserve">  )</w:t>
+      </w:r>
+      <w:r>
+        <w:br/>
+      </w:r>
+      <w:r>
+        <w:br/>
+      </w:r>
+      <w:r>
+        <w:rPr>
+          <w:rStyle w:val="CommentTok"/>
+        </w:rPr>
+        <w:t xml:space="preserve"># Historical average for each day-of-winter ---------------</w:t>
+      </w:r>
+      <w:r>
+        <w:br/>
+      </w:r>
+      <w:r>
+        <w:rPr>
+          <w:rStyle w:val="NormalTok"/>
+        </w:rPr>
+        <w:t xml:space="preserve">historical_avg </w:t>
+      </w:r>
+      <w:r>
+        <w:rPr>
+          <w:rStyle w:val="OtherTok"/>
+        </w:rPr>
+        <w:t xml:space="preserve">&lt;-</w:t>
+      </w:r>
+      <w:r>
+        <w:rPr>
+          <w:rStyle w:val="NormalTok"/>
+        </w:rPr>
+        <w:t xml:space="preserve"> ice_plot_data </w:t>
+      </w:r>
+      <w:r>
+        <w:rPr>
+          <w:rStyle w:val="SpecialCharTok"/>
+        </w:rPr>
+        <w:t xml:space="preserve">%&gt;%</w:t>
+      </w:r>
+      <w:r>
+        <w:br/>
+      </w:r>
+      <w:r>
+        <w:rPr>
+          <w:rStyle w:val="NormalTok"/>
+        </w:rPr>
+        <w:t xml:space="preserve">  </w:t>
+      </w:r>
+      <w:r>
+        <w:rPr>
+          <w:rStyle w:val="FunctionTok"/>
+        </w:rPr>
+        <w:t xml:space="preserve">group_by</w:t>
+      </w:r>
+      <w:r>
+        <w:rPr>
+          <w:rStyle w:val="NormalTok"/>
+        </w:rPr>
+        <w:t xml:space="preserve">(plot_date) </w:t>
+      </w:r>
+      <w:r>
+        <w:rPr>
+          <w:rStyle w:val="SpecialCharTok"/>
+        </w:rPr>
+        <w:t xml:space="preserve">%&gt;%</w:t>
+      </w:r>
+      <w:r>
+        <w:br/>
+      </w:r>
+      <w:r>
+        <w:rPr>
+          <w:rStyle w:val="NormalTok"/>
+        </w:rPr>
+        <w:t xml:space="preserve">  </w:t>
+      </w:r>
+      <w:r>
+        <w:rPr>
+          <w:rStyle w:val="FunctionTok"/>
+        </w:rPr>
+        <w:t xml:space="preserve">summarize</w:t>
+      </w:r>
+      <w:r>
+        <w:rPr>
+          <w:rStyle w:val="NormalTok"/>
+        </w:rPr>
+        <w:t xml:space="preserve">(</w:t>
+      </w:r>
+      <w:r>
+        <w:rPr>
+          <w:rStyle w:val="AttributeTok"/>
+        </w:rPr>
+        <w:t xml:space="preserve">avg_ice =</w:t>
+      </w:r>
+      <w:r>
+        <w:rPr>
+          <w:rStyle w:val="NormalTok"/>
+        </w:rPr>
+        <w:t xml:space="preserve"> </w:t>
+      </w:r>
+      <w:r>
+        <w:rPr>
+          <w:rStyle w:val="FunctionTok"/>
+        </w:rPr>
+        <w:t xml:space="preserve">mean</w:t>
+      </w:r>
+      <w:r>
+        <w:rPr>
+          <w:rStyle w:val="NormalTok"/>
+        </w:rPr>
+        <w:t xml:space="preserve">(ice_cover, </w:t>
+      </w:r>
+      <w:r>
+        <w:rPr>
+          <w:rStyle w:val="AttributeTok"/>
+        </w:rPr>
+        <w:t xml:space="preserve">na.rm =</w:t>
+      </w:r>
+      <w:r>
+        <w:rPr>
+          <w:rStyle w:val="NormalTok"/>
+        </w:rPr>
+        <w:t xml:space="preserve"> </w:t>
+      </w:r>
+      <w:r>
+        <w:rPr>
+          <w:rStyle w:val="ConstantTok"/>
+        </w:rPr>
+        <w:t xml:space="preserve">TRUE</w:t>
+      </w:r>
+      <w:r>
+        <w:rPr>
+          <w:rStyle w:val="NormalTok"/>
+        </w:rPr>
+        <w:t xml:space="preserve">))</w:t>
+      </w:r>
+      <w:r>
+        <w:br/>
+      </w:r>
+      <w:r>
+        <w:br/>
+      </w:r>
+      <w:r>
+        <w:rPr>
+          <w:rStyle w:val="NormalTok"/>
+        </w:rPr>
+        <w:t xml:space="preserve">current_yr         </w:t>
+      </w:r>
+      <w:r>
+        <w:rPr>
+          <w:rStyle w:val="OtherTok"/>
+        </w:rPr>
+        <w:t xml:space="preserve">&lt;-</w:t>
+      </w:r>
+      <w:r>
+        <w:rPr>
+          <w:rStyle w:val="NormalTok"/>
+        </w:rPr>
+        <w:t xml:space="preserve"> </w:t>
+      </w:r>
+      <w:r>
+        <w:rPr>
+          <w:rStyle w:val="FunctionTok"/>
+        </w:rPr>
+        <w:t xml:space="preserve">max</w:t>
+      </w:r>
+      <w:r>
+        <w:rPr>
+          <w:rStyle w:val="NormalTok"/>
+        </w:rPr>
+        <w:t xml:space="preserve">(ice_plot_data</w:t>
+      </w:r>
+      <w:r>
+        <w:rPr>
+          <w:rStyle w:val="SpecialCharTok"/>
+        </w:rPr>
+        <w:t xml:space="preserve">$</w:t>
+      </w:r>
+      <w:r>
+        <w:rPr>
+          <w:rStyle w:val="NormalTok"/>
+        </w:rPr>
+        <w:t xml:space="preserve">year)</w:t>
+      </w:r>
+      <w:r>
+        <w:br/>
+      </w:r>
+      <w:r>
+        <w:rPr>
+          <w:rStyle w:val="NormalTok"/>
+        </w:rPr>
+        <w:t xml:space="preserve">past_years         </w:t>
+      </w:r>
+      <w:r>
+        <w:rPr>
+          <w:rStyle w:val="OtherTok"/>
+        </w:rPr>
+        <w:t xml:space="preserve">&lt;-</w:t>
+      </w:r>
+      <w:r>
+        <w:rPr>
+          <w:rStyle w:val="NormalTok"/>
+        </w:rPr>
+        <w:t xml:space="preserve"> ice_plot_data </w:t>
+      </w:r>
+      <w:r>
+        <w:rPr>
+          <w:rStyle w:val="SpecialCharTok"/>
+        </w:rPr>
+        <w:t xml:space="preserve">%&gt;%</w:t>
+      </w:r>
+      <w:r>
+        <w:rPr>
+          <w:rStyle w:val="NormalTok"/>
+        </w:rPr>
+        <w:t xml:space="preserve"> </w:t>
+      </w:r>
+      <w:r>
+        <w:rPr>
+          <w:rStyle w:val="FunctionTok"/>
+        </w:rPr>
+        <w:t xml:space="preserve">filter</w:t>
+      </w:r>
+      <w:r>
+        <w:rPr>
+          <w:rStyle w:val="NormalTok"/>
+        </w:rPr>
+        <w:t xml:space="preserve">(year </w:t>
+      </w:r>
+      <w:r>
+        <w:rPr>
+          <w:rStyle w:val="SpecialCharTok"/>
+        </w:rPr>
+        <w:t xml:space="preserve">&lt;</w:t>
+      </w:r>
+      <w:r>
+        <w:rPr>
+          <w:rStyle w:val="NormalTok"/>
+        </w:rPr>
+        <w:t xml:space="preserve"> current_yr)</w:t>
+      </w:r>
+      <w:r>
+        <w:br/>
+      </w:r>
+      <w:r>
+        <w:rPr>
+          <w:rStyle w:val="NormalTok"/>
+        </w:rPr>
+        <w:t xml:space="preserve">current_year_data  </w:t>
+      </w:r>
+      <w:r>
+        <w:rPr>
+          <w:rStyle w:val="OtherTok"/>
+        </w:rPr>
+        <w:t xml:space="preserve">&lt;-</w:t>
+      </w:r>
+      <w:r>
+        <w:rPr>
+          <w:rStyle w:val="NormalTok"/>
+        </w:rPr>
+        <w:t xml:space="preserve"> ice_plot_data </w:t>
+      </w:r>
+      <w:r>
+        <w:rPr>
+          <w:rStyle w:val="SpecialCharTok"/>
+        </w:rPr>
+        <w:t xml:space="preserve">%&gt;%</w:t>
+      </w:r>
+      <w:r>
+        <w:rPr>
+          <w:rStyle w:val="NormalTok"/>
+        </w:rPr>
+        <w:t xml:space="preserve"> </w:t>
+      </w:r>
+      <w:r>
+        <w:rPr>
+          <w:rStyle w:val="FunctionTok"/>
+        </w:rPr>
+        <w:t xml:space="preserve">filter</w:t>
+      </w:r>
+      <w:r>
+        <w:rPr>
+          <w:rStyle w:val="NormalTok"/>
+        </w:rPr>
+        <w:t xml:space="preserve">(year </w:t>
+      </w:r>
+      <w:r>
+        <w:rPr>
+          <w:rStyle w:val="SpecialCharTok"/>
+        </w:rPr>
+        <w:t xml:space="preserve">==</w:t>
+      </w:r>
+      <w:r>
+        <w:rPr>
+          <w:rStyle w:val="NormalTok"/>
+        </w:rPr>
+        <w:t xml:space="preserve"> current_yr)</w:t>
+      </w:r>
+    </w:p>
+    <w:p>
+      <w:pPr>
+        <w:pStyle w:val="FirstParagraph"/>
+      </w:pPr>
+      <w:r>
+        <w:rPr>
+          <w:b/>
+          <w:bCs/>
+        </w:rPr>
+        <w:t xml:space="preserve">The trick:</w:t>
+      </w:r>
+      <w:r>
+        <w:t xml:space="preserve"> </w:t>
+      </w:r>
+      <w:r>
+        <w:t xml:space="preserve">every winter spans two real calendar years (e.g. Nov 1973–May 1974). To overlay them, we relabel every date onto</w:t>
+      </w:r>
+      <w:r>
+        <w:t xml:space="preserve"> </w:t>
+      </w:r>
+      <w:r>
+        <w:rPr>
+          <w:b/>
+          <w:bCs/>
+        </w:rPr>
+        <w:t xml:space="preserve">one fake shared year</w:t>
+      </w:r>
+      <w:r>
+        <w:t xml:space="preserve"> </w:t>
+      </w:r>
+      <w:r>
+        <w:t xml:space="preserve">(1999 for fall, 2000 for spring) — only the month/day matters for the x-axis.</w:t>
+      </w:r>
+    </w:p>
+    <w:p>
+      <w:pPr>
+        <w:pStyle w:val="BodyText"/>
+      </w:pPr>
+      <w:r>
+        <w:t xml:space="preserve">This is a common trick for any</w:t>
+      </w:r>
+      <w:r>
+        <w:t xml:space="preserve"> </w:t>
+      </w:r>
+      <w:r>
+        <w:rPr>
+          <w:b/>
+          <w:bCs/>
+        </w:rPr>
+        <w:t xml:space="preserve">seasonal, cyclical</w:t>
+      </w:r>
+      <w:r>
+        <w:t xml:space="preserve"> </w:t>
+      </w:r>
+      <w:r>
+        <w:t xml:space="preserve">time series.</w:t>
+      </w:r>
+    </w:p>
+    <w:bookmarkEnd w:id="45"/>
+    <w:bookmarkStart w:id="49" w:name="build-the-spaghetti-plot"/>
+    <w:p>
+      <w:pPr>
+        <w:pStyle w:val="Heading1"/>
+      </w:pPr>
+      <w:r>
+        <w:t xml:space="preserve">Build the Spaghetti Plot</w:t>
+      </w:r>
+    </w:p>
+    <w:p>
+      <w:pPr>
+        <w:pStyle w:val="SourceCode"/>
+      </w:pPr>
+      <w:r>
+        <w:rPr>
+          <w:rStyle w:val="NormalTok"/>
+        </w:rPr>
+        <w:t xml:space="preserve">ice_spaghetti_plot </w:t>
+      </w:r>
+      <w:r>
+        <w:rPr>
+          <w:rStyle w:val="OtherTok"/>
+        </w:rPr>
+        <w:t xml:space="preserve">&lt;-</w:t>
+      </w:r>
+      <w:r>
+        <w:rPr>
+          <w:rStyle w:val="NormalTok"/>
+        </w:rPr>
+        <w:t xml:space="preserve"> </w:t>
+      </w:r>
+      <w:r>
+        <w:rPr>
+          <w:rStyle w:val="FunctionTok"/>
+        </w:rPr>
+        <w:t xml:space="preserve">ggplot</w:t>
+      </w:r>
+      <w:r>
+        <w:rPr>
+          <w:rStyle w:val="NormalTok"/>
+        </w:rPr>
+        <w:t xml:space="preserve">() </w:t>
+      </w:r>
+      <w:r>
+        <w:rPr>
+          <w:rStyle w:val="SpecialCharTok"/>
+        </w:rPr>
+        <w:t xml:space="preserve">+</w:t>
+      </w:r>
+      <w:r>
+        <w:br/>
+      </w:r>
+      <w:r>
+        <w:rPr>
+          <w:rStyle w:val="NormalTok"/>
+        </w:rPr>
+        <w:t xml:space="preserve">  </w:t>
+      </w:r>
+      <w:r>
+        <w:rPr>
+          <w:rStyle w:val="FunctionTok"/>
+        </w:rPr>
+        <w:t xml:space="preserve">geom_line</w:t>
+      </w:r>
+      <w:r>
+        <w:rPr>
+          <w:rStyle w:val="NormalTok"/>
+        </w:rPr>
+        <w:t xml:space="preserve">(</w:t>
+      </w:r>
+      <w:r>
+        <w:br/>
+      </w:r>
+      <w:r>
+        <w:rPr>
+          <w:rStyle w:val="NormalTok"/>
+        </w:rPr>
+        <w:t xml:space="preserve">    </w:t>
+      </w:r>
+      <w:r>
+        <w:rPr>
+          <w:rStyle w:val="AttributeTok"/>
+        </w:rPr>
+        <w:t xml:space="preserve">data =</w:t>
+      </w:r>
+      <w:r>
+        <w:rPr>
+          <w:rStyle w:val="NormalTok"/>
+        </w:rPr>
+        <w:t xml:space="preserve"> past_years,</w:t>
+      </w:r>
+      <w:r>
+        <w:br/>
+      </w:r>
+      <w:r>
+        <w:rPr>
+          <w:rStyle w:val="NormalTok"/>
+        </w:rPr>
+        <w:t xml:space="preserve">    </w:t>
+      </w:r>
+      <w:r>
+        <w:rPr>
+          <w:rStyle w:val="FunctionTok"/>
+        </w:rPr>
+        <w:t xml:space="preserve">aes</w:t>
+      </w:r>
+      <w:r>
+        <w:rPr>
+          <w:rStyle w:val="NormalTok"/>
+        </w:rPr>
+        <w:t xml:space="preserve">(</w:t>
+      </w:r>
+      <w:r>
+        <w:rPr>
+          <w:rStyle w:val="AttributeTok"/>
+        </w:rPr>
+        <w:t xml:space="preserve">x =</w:t>
+      </w:r>
+      <w:r>
+        <w:rPr>
+          <w:rStyle w:val="NormalTok"/>
+        </w:rPr>
+        <w:t xml:space="preserve"> plot_date, </w:t>
+      </w:r>
+      <w:r>
+        <w:rPr>
+          <w:rStyle w:val="AttributeTok"/>
+        </w:rPr>
+        <w:t xml:space="preserve">y =</w:t>
+      </w:r>
+      <w:r>
+        <w:rPr>
+          <w:rStyle w:val="NormalTok"/>
+        </w:rPr>
+        <w:t xml:space="preserve"> ice_cover, </w:t>
+      </w:r>
+      <w:r>
+        <w:rPr>
+          <w:rStyle w:val="AttributeTok"/>
+        </w:rPr>
+        <w:t xml:space="preserve">group =</w:t>
+      </w:r>
+      <w:r>
+        <w:rPr>
+          <w:rStyle w:val="NormalTok"/>
+        </w:rPr>
+        <w:t xml:space="preserve"> year),</w:t>
+      </w:r>
+      <w:r>
+        <w:br/>
+      </w:r>
+      <w:r>
+        <w:rPr>
+          <w:rStyle w:val="NormalTok"/>
+        </w:rPr>
+        <w:t xml:space="preserve">    </w:t>
+      </w:r>
+      <w:r>
+        <w:rPr>
+          <w:rStyle w:val="AttributeTok"/>
+        </w:rPr>
+        <w:t xml:space="preserve">color =</w:t>
+      </w:r>
+      <w:r>
+        <w:rPr>
+          <w:rStyle w:val="NormalTok"/>
+        </w:rPr>
+        <w:t xml:space="preserve"> </w:t>
+      </w:r>
+      <w:r>
+        <w:rPr>
+          <w:rStyle w:val="StringTok"/>
+        </w:rPr>
+        <w:t xml:space="preserve">"blue"</w:t>
+      </w:r>
+      <w:r>
+        <w:rPr>
+          <w:rStyle w:val="NormalTok"/>
+        </w:rPr>
+        <w:t xml:space="preserve">, </w:t>
+      </w:r>
+      <w:r>
+        <w:rPr>
+          <w:rStyle w:val="AttributeTok"/>
+        </w:rPr>
+        <w:t xml:space="preserve">alpha =</w:t>
+      </w:r>
+      <w:r>
+        <w:rPr>
+          <w:rStyle w:val="NormalTok"/>
+        </w:rPr>
+        <w:t xml:space="preserve"> </w:t>
+      </w:r>
+      <w:r>
+        <w:rPr>
+          <w:rStyle w:val="FloatTok"/>
+        </w:rPr>
+        <w:t xml:space="preserve">0.15</w:t>
+      </w:r>
+      <w:r>
+        <w:br/>
+      </w:r>
+      <w:r>
+        <w:rPr>
+          <w:rStyle w:val="NormalTok"/>
+        </w:rPr>
+        <w:t xml:space="preserve">  ) </w:t>
+      </w:r>
+      <w:r>
+        <w:rPr>
+          <w:rStyle w:val="SpecialCharTok"/>
+        </w:rPr>
+        <w:t xml:space="preserve">+</w:t>
+      </w:r>
+      <w:r>
+        <w:br/>
+      </w:r>
+      <w:r>
+        <w:rPr>
+          <w:rStyle w:val="NormalTok"/>
+        </w:rPr>
+        <w:t xml:space="preserve">  </w:t>
+      </w:r>
+      <w:r>
+        <w:rPr>
+          <w:rStyle w:val="FunctionTok"/>
+        </w:rPr>
+        <w:t xml:space="preserve">geom_line</w:t>
+      </w:r>
+      <w:r>
+        <w:rPr>
+          <w:rStyle w:val="NormalTok"/>
+        </w:rPr>
+        <w:t xml:space="preserve">(</w:t>
+      </w:r>
+      <w:r>
+        <w:br/>
+      </w:r>
+      <w:r>
+        <w:rPr>
+          <w:rStyle w:val="NormalTok"/>
+        </w:rPr>
+        <w:t xml:space="preserve">    </w:t>
+      </w:r>
+      <w:r>
+        <w:rPr>
+          <w:rStyle w:val="AttributeTok"/>
+        </w:rPr>
+        <w:t xml:space="preserve">data =</w:t>
+      </w:r>
+      <w:r>
+        <w:rPr>
+          <w:rStyle w:val="NormalTok"/>
+        </w:rPr>
+        <w:t xml:space="preserve"> historical_avg,</w:t>
+      </w:r>
+      <w:r>
+        <w:br/>
+      </w:r>
+      <w:r>
+        <w:rPr>
+          <w:rStyle w:val="NormalTok"/>
+        </w:rPr>
+        <w:t xml:space="preserve">    </w:t>
+      </w:r>
+      <w:r>
+        <w:rPr>
+          <w:rStyle w:val="FunctionTok"/>
+        </w:rPr>
+        <w:t xml:space="preserve">aes</w:t>
+      </w:r>
+      <w:r>
+        <w:rPr>
+          <w:rStyle w:val="NormalTok"/>
+        </w:rPr>
+        <w:t xml:space="preserve">(</w:t>
+      </w:r>
+      <w:r>
+        <w:rPr>
+          <w:rStyle w:val="AttributeTok"/>
+        </w:rPr>
+        <w:t xml:space="preserve">x =</w:t>
+      </w:r>
+      <w:r>
+        <w:rPr>
+          <w:rStyle w:val="NormalTok"/>
+        </w:rPr>
+        <w:t xml:space="preserve"> plot_date, </w:t>
+      </w:r>
+      <w:r>
+        <w:rPr>
+          <w:rStyle w:val="AttributeTok"/>
+        </w:rPr>
+        <w:t xml:space="preserve">y =</w:t>
+      </w:r>
+      <w:r>
+        <w:rPr>
+          <w:rStyle w:val="NormalTok"/>
+        </w:rPr>
+        <w:t xml:space="preserve"> avg_ice),</w:t>
+      </w:r>
+      <w:r>
+        <w:br/>
+      </w:r>
+      <w:r>
+        <w:rPr>
+          <w:rStyle w:val="NormalTok"/>
+        </w:rPr>
+        <w:t xml:space="preserve">    </w:t>
+      </w:r>
+      <w:r>
+        <w:rPr>
+          <w:rStyle w:val="AttributeTok"/>
+        </w:rPr>
+        <w:t xml:space="preserve">color =</w:t>
+      </w:r>
+      <w:r>
+        <w:rPr>
+          <w:rStyle w:val="NormalTok"/>
+        </w:rPr>
+        <w:t xml:space="preserve"> </w:t>
+      </w:r>
+      <w:r>
+        <w:rPr>
+          <w:rStyle w:val="StringTok"/>
+        </w:rPr>
+        <w:t xml:space="preserve">"red"</w:t>
+      </w:r>
+      <w:r>
+        <w:rPr>
+          <w:rStyle w:val="NormalTok"/>
+        </w:rPr>
+        <w:t xml:space="preserve">, </w:t>
+      </w:r>
+      <w:r>
+        <w:rPr>
+          <w:rStyle w:val="AttributeTok"/>
+        </w:rPr>
+        <w:t xml:space="preserve">linewidth =</w:t>
+      </w:r>
+      <w:r>
+        <w:rPr>
+          <w:rStyle w:val="NormalTok"/>
+        </w:rPr>
+        <w:t xml:space="preserve"> </w:t>
+      </w:r>
+      <w:r>
+        <w:rPr>
+          <w:rStyle w:val="FloatTok"/>
+        </w:rPr>
+        <w:t xml:space="preserve">1.2</w:t>
+      </w:r>
+      <w:r>
+        <w:br/>
+      </w:r>
+      <w:r>
+        <w:rPr>
+          <w:rStyle w:val="NormalTok"/>
+        </w:rPr>
+        <w:t xml:space="preserve">  ) </w:t>
+      </w:r>
+      <w:r>
+        <w:rPr>
+          <w:rStyle w:val="SpecialCharTok"/>
+        </w:rPr>
+        <w:t xml:space="preserve">+</w:t>
+      </w:r>
+      <w:r>
+        <w:br/>
+      </w:r>
+      <w:r>
+        <w:rPr>
+          <w:rStyle w:val="NormalTok"/>
+        </w:rPr>
+        <w:t xml:space="preserve">  </w:t>
+      </w:r>
+      <w:r>
+        <w:rPr>
+          <w:rStyle w:val="FunctionTok"/>
+        </w:rPr>
+        <w:t xml:space="preserve">geom_line</w:t>
+      </w:r>
+      <w:r>
+        <w:rPr>
+          <w:rStyle w:val="NormalTok"/>
+        </w:rPr>
+        <w:t xml:space="preserve">(</w:t>
+      </w:r>
+      <w:r>
+        <w:br/>
+      </w:r>
+      <w:r>
+        <w:rPr>
+          <w:rStyle w:val="NormalTok"/>
+        </w:rPr>
+        <w:t xml:space="preserve">    </w:t>
+      </w:r>
+      <w:r>
+        <w:rPr>
+          <w:rStyle w:val="AttributeTok"/>
+        </w:rPr>
+        <w:t xml:space="preserve">data =</w:t>
+      </w:r>
+      <w:r>
+        <w:rPr>
+          <w:rStyle w:val="NormalTok"/>
+        </w:rPr>
+        <w:t xml:space="preserve"> current_year_data,</w:t>
+      </w:r>
+      <w:r>
+        <w:br/>
+      </w:r>
+      <w:r>
+        <w:rPr>
+          <w:rStyle w:val="NormalTok"/>
+        </w:rPr>
+        <w:t xml:space="preserve">    </w:t>
+      </w:r>
+      <w:r>
+        <w:rPr>
+          <w:rStyle w:val="FunctionTok"/>
+        </w:rPr>
+        <w:t xml:space="preserve">aes</w:t>
+      </w:r>
+      <w:r>
+        <w:rPr>
+          <w:rStyle w:val="NormalTok"/>
+        </w:rPr>
+        <w:t xml:space="preserve">(</w:t>
+      </w:r>
+      <w:r>
+        <w:rPr>
+          <w:rStyle w:val="AttributeTok"/>
+        </w:rPr>
+        <w:t xml:space="preserve">x =</w:t>
+      </w:r>
+      <w:r>
+        <w:rPr>
+          <w:rStyle w:val="NormalTok"/>
+        </w:rPr>
+        <w:t xml:space="preserve"> plot_date, </w:t>
+      </w:r>
+      <w:r>
+        <w:rPr>
+          <w:rStyle w:val="AttributeTok"/>
+        </w:rPr>
+        <w:t xml:space="preserve">y =</w:t>
+      </w:r>
+      <w:r>
+        <w:rPr>
+          <w:rStyle w:val="NormalTok"/>
+        </w:rPr>
+        <w:t xml:space="preserve"> ice_cover),</w:t>
+      </w:r>
+      <w:r>
+        <w:br/>
+      </w:r>
+      <w:r>
+        <w:rPr>
+          <w:rStyle w:val="NormalTok"/>
+        </w:rPr>
+        <w:t xml:space="preserve">    </w:t>
+      </w:r>
+      <w:r>
+        <w:rPr>
+          <w:rStyle w:val="AttributeTok"/>
+        </w:rPr>
+        <w:t xml:space="preserve">color =</w:t>
+      </w:r>
+      <w:r>
+        <w:rPr>
+          <w:rStyle w:val="NormalTok"/>
+        </w:rPr>
+        <w:t xml:space="preserve"> </w:t>
+      </w:r>
+      <w:r>
+        <w:rPr>
+          <w:rStyle w:val="StringTok"/>
+        </w:rPr>
+        <w:t xml:space="preserve">"black"</w:t>
+      </w:r>
+      <w:r>
+        <w:rPr>
+          <w:rStyle w:val="NormalTok"/>
+        </w:rPr>
+        <w:t xml:space="preserve">, </w:t>
+      </w:r>
+      <w:r>
+        <w:rPr>
+          <w:rStyle w:val="AttributeTok"/>
+        </w:rPr>
+        <w:t xml:space="preserve">linewidth =</w:t>
+      </w:r>
+      <w:r>
+        <w:rPr>
+          <w:rStyle w:val="NormalTok"/>
+        </w:rPr>
+        <w:t xml:space="preserve"> </w:t>
+      </w:r>
+      <w:r>
+        <w:rPr>
+          <w:rStyle w:val="FloatTok"/>
+        </w:rPr>
+        <w:t xml:space="preserve">1.2</w:t>
+      </w:r>
+      <w:r>
+        <w:br/>
+      </w:r>
+      <w:r>
+        <w:rPr>
+          <w:rStyle w:val="NormalTok"/>
+        </w:rPr>
+        <w:t xml:space="preserve">  ) </w:t>
+      </w:r>
+      <w:r>
+        <w:rPr>
+          <w:rStyle w:val="SpecialCharTok"/>
+        </w:rPr>
+        <w:t xml:space="preserve">+</w:t>
+      </w:r>
+      <w:r>
+        <w:br/>
+      </w:r>
+      <w:r>
+        <w:rPr>
+          <w:rStyle w:val="NormalTok"/>
+        </w:rPr>
+        <w:t xml:space="preserve">  </w:t>
+      </w:r>
+      <w:r>
+        <w:rPr>
+          <w:rStyle w:val="FunctionTok"/>
+        </w:rPr>
+        <w:t xml:space="preserve">scale_x_date</w:t>
+      </w:r>
+      <w:r>
+        <w:rPr>
+          <w:rStyle w:val="NormalTok"/>
+        </w:rPr>
+        <w:t xml:space="preserve">(</w:t>
+      </w:r>
+      <w:r>
+        <w:rPr>
+          <w:rStyle w:val="AttributeTok"/>
+        </w:rPr>
+        <w:t xml:space="preserve">date_labels =</w:t>
+      </w:r>
+      <w:r>
+        <w:rPr>
+          <w:rStyle w:val="NormalTok"/>
+        </w:rPr>
+        <w:t xml:space="preserve"> </w:t>
+      </w:r>
+      <w:r>
+        <w:rPr>
+          <w:rStyle w:val="StringTok"/>
+        </w:rPr>
+        <w:t xml:space="preserve">"%b"</w:t>
+      </w:r>
+      <w:r>
+        <w:rPr>
+          <w:rStyle w:val="NormalTok"/>
+        </w:rPr>
+        <w:t xml:space="preserve">, </w:t>
+      </w:r>
+      <w:r>
+        <w:rPr>
+          <w:rStyle w:val="AttributeTok"/>
+        </w:rPr>
+        <w:t xml:space="preserve">date_breaks =</w:t>
+      </w:r>
+      <w:r>
+        <w:rPr>
+          <w:rStyle w:val="NormalTok"/>
+        </w:rPr>
+        <w:t xml:space="preserve"> </w:t>
+      </w:r>
+      <w:r>
+        <w:rPr>
+          <w:rStyle w:val="StringTok"/>
+        </w:rPr>
+        <w:t xml:space="preserve">"1 month"</w:t>
+      </w:r>
+      <w:r>
+        <w:rPr>
+          <w:rStyle w:val="NormalTok"/>
+        </w:rPr>
+        <w:t xml:space="preserve">) </w:t>
+      </w:r>
+      <w:r>
+        <w:rPr>
+          <w:rStyle w:val="SpecialCharTok"/>
+        </w:rPr>
+        <w:t xml:space="preserve">+</w:t>
+      </w:r>
+      <w:r>
+        <w:br/>
+      </w:r>
+      <w:r>
+        <w:rPr>
+          <w:rStyle w:val="NormalTok"/>
+        </w:rPr>
+        <w:t xml:space="preserve">  </w:t>
+      </w:r>
+      <w:r>
+        <w:rPr>
+          <w:rStyle w:val="FunctionTok"/>
+        </w:rPr>
+        <w:t xml:space="preserve">labs</w:t>
+      </w:r>
+      <w:r>
+        <w:rPr>
+          <w:rStyle w:val="NormalTok"/>
+        </w:rPr>
+        <w:t xml:space="preserve">(</w:t>
+      </w:r>
+      <w:r>
+        <w:br/>
+      </w:r>
+      <w:r>
+        <w:rPr>
+          <w:rStyle w:val="NormalTok"/>
+        </w:rPr>
+        <w:t xml:space="preserve">    </w:t>
+      </w:r>
+      <w:r>
+        <w:rPr>
+          <w:rStyle w:val="AttributeTok"/>
+        </w:rPr>
+        <w:t xml:space="preserve">title    =</w:t>
+      </w:r>
+      <w:r>
+        <w:rPr>
+          <w:rStyle w:val="NormalTok"/>
+        </w:rPr>
+        <w:t xml:space="preserve"> </w:t>
+      </w:r>
+      <w:r>
+        <w:rPr>
+          <w:rStyle w:val="StringTok"/>
+        </w:rPr>
+        <w:t xml:space="preserve">"Lake Superior Average Ice Cover"</w:t>
+      </w:r>
+      <w:r>
+        <w:rPr>
+          <w:rStyle w:val="NormalTok"/>
+        </w:rPr>
+        <w:t xml:space="preserve">,</w:t>
+      </w:r>
+      <w:r>
+        <w:br/>
+      </w:r>
+      <w:r>
+        <w:rPr>
+          <w:rStyle w:val="NormalTok"/>
+        </w:rPr>
+        <w:t xml:space="preserve">    </w:t>
+      </w:r>
+      <w:r>
+        <w:rPr>
+          <w:rStyle w:val="AttributeTok"/>
+        </w:rPr>
+        <w:t xml:space="preserve">subtitle =</w:t>
+      </w:r>
+      <w:r>
+        <w:rPr>
+          <w:rStyle w:val="NormalTok"/>
+        </w:rPr>
+        <w:t xml:space="preserve"> </w:t>
+      </w:r>
+      <w:r>
+        <w:rPr>
+          <w:rStyle w:val="FunctionTok"/>
+        </w:rPr>
+        <w:t xml:space="preserve">paste</w:t>
+      </w:r>
+      <w:r>
+        <w:rPr>
+          <w:rStyle w:val="NormalTok"/>
+        </w:rPr>
+        <w:t xml:space="preserve">(</w:t>
+      </w:r>
+      <w:r>
+        <w:rPr>
+          <w:rStyle w:val="StringTok"/>
+        </w:rPr>
+        <w:t xml:space="preserve">"Comparing"</w:t>
+      </w:r>
+      <w:r>
+        <w:rPr>
+          <w:rStyle w:val="NormalTok"/>
+        </w:rPr>
+        <w:t xml:space="preserve">, current_yr, </w:t>
+      </w:r>
+      <w:r>
+        <w:rPr>
+          <w:rStyle w:val="StringTok"/>
+        </w:rPr>
+        <w:t xml:space="preserve">"to Historical Data"</w:t>
+      </w:r>
+      <w:r>
+        <w:rPr>
+          <w:rStyle w:val="NormalTok"/>
+        </w:rPr>
+        <w:t xml:space="preserve">),</w:t>
+      </w:r>
+      <w:r>
+        <w:br/>
+      </w:r>
+      <w:r>
+        <w:rPr>
+          <w:rStyle w:val="NormalTok"/>
+        </w:rPr>
+        <w:t xml:space="preserve">    </w:t>
+      </w:r>
+      <w:r>
+        <w:rPr>
+          <w:rStyle w:val="AttributeTok"/>
+        </w:rPr>
+        <w:t xml:space="preserve">x =</w:t>
+      </w:r>
+      <w:r>
+        <w:rPr>
+          <w:rStyle w:val="NormalTok"/>
+        </w:rPr>
+        <w:t xml:space="preserve"> </w:t>
+      </w:r>
+      <w:r>
+        <w:rPr>
+          <w:rStyle w:val="ConstantTok"/>
+        </w:rPr>
+        <w:t xml:space="preserve">NULL</w:t>
+      </w:r>
+      <w:r>
+        <w:rPr>
+          <w:rStyle w:val="NormalTok"/>
+        </w:rPr>
+        <w:t xml:space="preserve">, </w:t>
+      </w:r>
+      <w:r>
+        <w:rPr>
+          <w:rStyle w:val="AttributeTok"/>
+        </w:rPr>
+        <w:t xml:space="preserve">y =</w:t>
+      </w:r>
+      <w:r>
+        <w:rPr>
+          <w:rStyle w:val="NormalTok"/>
+        </w:rPr>
+        <w:t xml:space="preserve"> </w:t>
+      </w:r>
+      <w:r>
+        <w:rPr>
+          <w:rStyle w:val="StringTok"/>
+        </w:rPr>
+        <w:t xml:space="preserve">"Ice Cover (%)"</w:t>
+      </w:r>
+      <w:r>
+        <w:br/>
+      </w:r>
+      <w:r>
+        <w:rPr>
+          <w:rStyle w:val="NormalTok"/>
+        </w:rPr>
+        <w:t xml:space="preserve">  ) </w:t>
+      </w:r>
+      <w:r>
+        <w:rPr>
+          <w:rStyle w:val="SpecialCharTok"/>
+        </w:rPr>
+        <w:t xml:space="preserve">+</w:t>
+      </w:r>
+      <w:r>
+        <w:br/>
+      </w:r>
+      <w:r>
+        <w:rPr>
+          <w:rStyle w:val="NormalTok"/>
+        </w:rPr>
+        <w:t xml:space="preserve">  </w:t>
+      </w:r>
+      <w:r>
+        <w:rPr>
+          <w:rStyle w:val="FunctionTok"/>
+        </w:rPr>
+        <w:t xml:space="preserve">theme_bw</w:t>
+      </w:r>
+      <w:r>
+        <w:rPr>
+          <w:rStyle w:val="NormalTok"/>
+        </w:rPr>
+        <w:t xml:space="preserve">()</w:t>
+      </w:r>
+      <w:r>
+        <w:br/>
+      </w:r>
+      <w:r>
+        <w:br/>
+      </w:r>
+      <w:r>
+        <w:rPr>
+          <w:rStyle w:val="NormalTok"/>
+        </w:rPr>
+        <w:t xml:space="preserve">ice_spaghetti_plot</w:t>
+      </w:r>
+    </w:p>
+    <w:p>
+      <w:pPr>
+        <w:pStyle w:val="FirstParagraph"/>
+      </w:pPr>
+      <w:r>
+        <w:drawing>
+          <wp:inline>
+            <wp:extent cx="5943600" cy="5943600"/>
+            <wp:effectExtent b="0" l="0" r="0" t="0"/>
+            <wp:docPr descr="" title="" id="47" name="Picture"/>
+            <a:graphic>
+              <a:graphicData uri="http://schemas.openxmlformats.org/drawingml/2006/picture">
+                <pic:pic>
+                  <pic:nvPicPr>
+                    <pic:cNvPr descr="07_lecture_powerpoint_files/figure-docx/spaghetti-plot-07-1.png" id="48" name="Picture"/>
+                    <pic:cNvPicPr>
+                      <a:picLocks noChangeArrowheads="1" noChangeAspect="1"/>
+                    </pic:cNvPicPr>
+                  </pic:nvPicPr>
+                  <pic:blipFill>
+                    <a:blip r:embed="rId46"/>
+                    <a:stretch>
+                      <a:fillRect/>
+                    </a:stretch>
+                  </pic:blipFill>
+                  <pic:spPr bwMode="auto">
+                    <a:xfrm>
+                      <a:off x="0" y="0"/>
+                      <a:ext cx="5943600" cy="5943600"/>
+                    </a:xfrm>
+                    <a:prstGeom prst="rect">
+                      <a:avLst/>
+                    </a:prstGeom>
+                    <a:noFill/>
+                    <a:ln w="9525">
+                      <a:noFill/>
+                      <a:headEnd/>
+                      <a:tailEnd/>
+                    </a:ln>
+                  </pic:spPr>
+                </pic:pic>
+              </a:graphicData>
+            </a:graphic>
+          </wp:inline>
+        </w:drawing>
+      </w:r>
+    </w:p>
+    <w:p>
+      <w:pPr>
+        <w:pStyle w:val="BodyText"/>
+      </w:pPr>
+      <w:r>
+        <w:rPr>
+          <w:b/>
+          <w:bCs/>
+        </w:rPr>
+        <w:t xml:space="preserve">Three layers, three</w:t>
+      </w:r>
+      <w:r>
+        <w:rPr>
+          <w:b/>
+          <w:bCs/>
+        </w:rPr>
+        <w:t xml:space="preserve"> </w:t>
+      </w:r>
+      <w:r>
+        <w:rPr>
+          <w:rStyle w:val="VerbatimChar"/>
+          <w:b/>
+          <w:bCs/>
+        </w:rPr>
+        <w:t xml:space="preserve">geom_line()</w:t>
+      </w:r>
+      <w:r>
+        <w:rPr>
+          <w:b/>
+          <w:bCs/>
+        </w:rPr>
+        <w:t xml:space="preserve"> </w:t>
+      </w:r>
+      <w:r>
+        <w:rPr>
+          <w:b/>
+          <w:bCs/>
+        </w:rPr>
+        <w:t xml:space="preserve">calls:</w:t>
+      </w:r>
+    </w:p>
+    <w:p>
+      <w:pPr>
+        <w:pStyle w:val="Compact"/>
+        <w:numPr>
+          <w:ilvl w:val="0"/>
+          <w:numId w:val="1017"/>
+        </w:numPr>
+      </w:pPr>
+      <w:r>
+        <w:t xml:space="preserve">Thin, transparent blue lines — every past year, faded so patterns (not individual years) stand out</w:t>
+      </w:r>
+    </w:p>
+    <w:p>
+      <w:pPr>
+        <w:pStyle w:val="Compact"/>
+        <w:numPr>
+          <w:ilvl w:val="0"/>
+          <w:numId w:val="1017"/>
+        </w:numPr>
+      </w:pPr>
+      <w:r>
+        <w:t xml:space="preserve">Thick red line — the 50+ year historical average</w:t>
+      </w:r>
+    </w:p>
+    <w:p>
+      <w:pPr>
+        <w:pStyle w:val="Compact"/>
+        <w:numPr>
+          <w:ilvl w:val="0"/>
+          <w:numId w:val="1017"/>
+        </w:numPr>
+      </w:pPr>
+      <w:r>
+        <w:t xml:space="preserve">Thick black line — this year, drawn last so it’s on top</w:t>
+      </w:r>
+    </w:p>
+    <w:p>
+      <w:pPr>
+        <w:pStyle w:val="FirstParagraph"/>
+      </w:pPr>
+      <w:r>
+        <w:t xml:space="preserve">Compare your version to NOAA’s published plot — did we recreate it?</w:t>
+      </w:r>
+    </w:p>
+    <w:bookmarkEnd w:id="49"/>
+    <w:bookmarkStart w:id="50" w:name="Xdd2e622fc946feb8b20ce2d5d8ba21efebad948"/>
+    <w:p>
+      <w:pPr>
+        <w:pStyle w:val="Heading1"/>
+      </w:pPr>
+      <w:r>
+        <w:t xml:space="preserve">A New Question: Is Maximum Ice Cover Changing?</w:t>
+      </w:r>
+    </w:p>
+    <w:p>
+      <w:pPr>
+        <w:pStyle w:val="FirstParagraph"/>
+      </w:pPr>
+      <w:r>
+        <w:rPr>
+          <w:b/>
+          <w:bCs/>
+        </w:rPr>
+        <w:t xml:space="preserve">So far:</w:t>
+      </w:r>
+      <w:r>
+        <w:t xml:space="preserve"> </w:t>
+      </w:r>
+      <w:r>
+        <w:t xml:space="preserve">we’ve visualized the</w:t>
+      </w:r>
+      <w:r>
+        <w:t xml:space="preserve"> </w:t>
+      </w:r>
+      <w:r>
+        <w:rPr>
+          <w:i/>
+          <w:iCs/>
+        </w:rPr>
+        <w:t xml:space="preserve">shape</w:t>
+      </w:r>
+      <w:r>
+        <w:t xml:space="preserve"> </w:t>
+      </w:r>
+      <w:r>
+        <w:t xml:space="preserve">of each ice season.</w:t>
+      </w:r>
+    </w:p>
+    <w:p>
+      <w:pPr>
+        <w:pStyle w:val="BodyText"/>
+      </w:pPr>
+      <w:r>
+        <w:rPr>
+          <w:b/>
+          <w:bCs/>
+        </w:rPr>
+        <w:t xml:space="preserve">New question:</w:t>
+      </w:r>
+      <w:r>
+        <w:t xml:space="preserve"> </w:t>
+      </w:r>
+      <w:r>
+        <w:t xml:space="preserve">has the</w:t>
+      </w:r>
+      <w:r>
+        <w:t xml:space="preserve"> </w:t>
+      </w:r>
+      <w:r>
+        <w:rPr>
+          <w:b/>
+          <w:bCs/>
+        </w:rPr>
+        <w:t xml:space="preserve">peak</w:t>
+      </w:r>
+      <w:r>
+        <w:t xml:space="preserve"> </w:t>
+      </w:r>
+      <w:r>
+        <w:t xml:space="preserve">(maximum) ice cover of each winter changed over the last 50 years?</w:t>
+      </w:r>
+    </w:p>
+    <w:p>
+      <w:pPr>
+        <w:pStyle w:val="SourceCode"/>
+      </w:pPr>
+      <w:r>
+        <w:rPr>
+          <w:rStyle w:val="CommentTok"/>
+        </w:rPr>
+        <w:t xml:space="preserve"># Find the single highest ice-cover day each year --------</w:t>
+      </w:r>
+      <w:r>
+        <w:br/>
+      </w:r>
+      <w:r>
+        <w:rPr>
+          <w:rStyle w:val="NormalTok"/>
+        </w:rPr>
+        <w:t xml:space="preserve">max_ice_per_year </w:t>
+      </w:r>
+      <w:r>
+        <w:rPr>
+          <w:rStyle w:val="OtherTok"/>
+        </w:rPr>
+        <w:t xml:space="preserve">&lt;-</w:t>
+      </w:r>
+      <w:r>
+        <w:rPr>
+          <w:rStyle w:val="NormalTok"/>
+        </w:rPr>
+        <w:t xml:space="preserve"> ice_clean </w:t>
+      </w:r>
+      <w:r>
+        <w:rPr>
+          <w:rStyle w:val="SpecialCharTok"/>
+        </w:rPr>
+        <w:t xml:space="preserve">%&gt;%</w:t>
+      </w:r>
+      <w:r>
+        <w:br/>
+      </w:r>
+      <w:r>
+        <w:rPr>
+          <w:rStyle w:val="NormalTok"/>
+        </w:rPr>
+        <w:t xml:space="preserve">  </w:t>
+      </w:r>
+      <w:r>
+        <w:rPr>
+          <w:rStyle w:val="FunctionTok"/>
+        </w:rPr>
+        <w:t xml:space="preserve">group_by</w:t>
+      </w:r>
+      <w:r>
+        <w:rPr>
+          <w:rStyle w:val="NormalTok"/>
+        </w:rPr>
+        <w:t xml:space="preserve">(year) </w:t>
+      </w:r>
+      <w:r>
+        <w:rPr>
+          <w:rStyle w:val="SpecialCharTok"/>
+        </w:rPr>
+        <w:t xml:space="preserve">%&gt;%</w:t>
+      </w:r>
+      <w:r>
+        <w:br/>
+      </w:r>
+      <w:r>
+        <w:rPr>
+          <w:rStyle w:val="NormalTok"/>
+        </w:rPr>
+        <w:t xml:space="preserve">  </w:t>
+      </w:r>
+      <w:r>
+        <w:rPr>
+          <w:rStyle w:val="FunctionTok"/>
+        </w:rPr>
+        <w:t xml:space="preserve">slice_max</w:t>
+      </w:r>
+      <w:r>
+        <w:rPr>
+          <w:rStyle w:val="NormalTok"/>
+        </w:rPr>
+        <w:t xml:space="preserve">(</w:t>
+      </w:r>
+      <w:r>
+        <w:rPr>
+          <w:rStyle w:val="AttributeTok"/>
+        </w:rPr>
+        <w:t xml:space="preserve">order_by =</w:t>
+      </w:r>
+      <w:r>
+        <w:rPr>
+          <w:rStyle w:val="NormalTok"/>
+        </w:rPr>
+        <w:t xml:space="preserve"> ice_cover, </w:t>
+      </w:r>
+      <w:r>
+        <w:rPr>
+          <w:rStyle w:val="AttributeTok"/>
+        </w:rPr>
+        <w:t xml:space="preserve">n =</w:t>
+      </w:r>
+      <w:r>
+        <w:rPr>
+          <w:rStyle w:val="NormalTok"/>
+        </w:rPr>
+        <w:t xml:space="preserve"> </w:t>
+      </w:r>
+      <w:r>
+        <w:rPr>
+          <w:rStyle w:val="DecValTok"/>
+        </w:rPr>
+        <w:t xml:space="preserve">1</w:t>
+      </w:r>
+      <w:r>
+        <w:rPr>
+          <w:rStyle w:val="NormalTok"/>
+        </w:rPr>
+        <w:t xml:space="preserve">, </w:t>
+      </w:r>
+      <w:r>
+        <w:rPr>
+          <w:rStyle w:val="AttributeTok"/>
+        </w:rPr>
+        <w:t xml:space="preserve">with_ties =</w:t>
+      </w:r>
+      <w:r>
+        <w:rPr>
+          <w:rStyle w:val="NormalTok"/>
+        </w:rPr>
+        <w:t xml:space="preserve"> </w:t>
+      </w:r>
+      <w:r>
+        <w:rPr>
+          <w:rStyle w:val="ConstantTok"/>
+        </w:rPr>
+        <w:t xml:space="preserve">FALSE</w:t>
+      </w:r>
+      <w:r>
+        <w:rPr>
+          <w:rStyle w:val="NormalTok"/>
+        </w:rPr>
+        <w:t xml:space="preserve">)</w:t>
+      </w:r>
+      <w:r>
+        <w:br/>
+      </w:r>
+      <w:r>
+        <w:br/>
+      </w:r>
+      <w:r>
+        <w:rPr>
+          <w:rStyle w:val="FunctionTok"/>
+        </w:rPr>
+        <w:t xml:space="preserve">head</w:t>
+      </w:r>
+      <w:r>
+        <w:rPr>
+          <w:rStyle w:val="NormalTok"/>
+        </w:rPr>
+        <w:t xml:space="preserve">(max_ice_per_year </w:t>
+      </w:r>
+      <w:r>
+        <w:rPr>
+          <w:rStyle w:val="SpecialCharTok"/>
+        </w:rPr>
+        <w:t xml:space="preserve">%&gt;%</w:t>
+      </w:r>
+      <w:r>
+        <w:rPr>
+          <w:rStyle w:val="NormalTok"/>
+        </w:rPr>
+        <w:t xml:space="preserve"> </w:t>
+      </w:r>
+      <w:r>
+        <w:rPr>
+          <w:rStyle w:val="FunctionTok"/>
+        </w:rPr>
+        <w:t xml:space="preserve">arrange</w:t>
+      </w:r>
+      <w:r>
+        <w:rPr>
+          <w:rStyle w:val="NormalTok"/>
+        </w:rPr>
+        <w:t xml:space="preserve">(ice_cover))</w:t>
+      </w:r>
+    </w:p>
+    <w:p>
+      <w:pPr>
+        <w:pStyle w:val="SourceCode"/>
+      </w:pPr>
+      <w:r>
+        <w:rPr>
+          <w:rStyle w:val="VerbatimChar"/>
+        </w:rPr>
+        <w:t xml:space="preserve"># A tibble: 6 × 6</w:t>
+      </w:r>
+      <w:r>
+        <w:br/>
+      </w:r>
+      <w:r>
+        <w:rPr>
+          <w:rStyle w:val="VerbatimChar"/>
+        </w:rPr>
+        <w:t xml:space="preserve"># Groups:   year [6]</w:t>
+      </w:r>
+      <w:r>
+        <w:br/>
+      </w:r>
+      <w:r>
+        <w:rPr>
+          <w:rStyle w:val="VerbatimChar"/>
+        </w:rPr>
+        <w:t xml:space="preserve">  date    year ice_cover calendar_year full_date  month</w:t>
+      </w:r>
+      <w:r>
+        <w:br/>
+      </w:r>
+      <w:r>
+        <w:rPr>
+          <w:rStyle w:val="VerbatimChar"/>
+        </w:rPr>
+        <w:t xml:space="preserve">  &lt;chr&gt;  &lt;dbl&gt;     &lt;dbl&gt;         &lt;dbl&gt; &lt;date&gt;     &lt;ord&gt;</w:t>
+      </w:r>
+      <w:r>
+        <w:br/>
+      </w:r>
+      <w:r>
+        <w:rPr>
+          <w:rStyle w:val="VerbatimChar"/>
+        </w:rPr>
+        <w:t xml:space="preserve">1 Jan-22  2012       8.2          2012 2012-01-22 Jan  </w:t>
+      </w:r>
+      <w:r>
+        <w:br/>
+      </w:r>
+      <w:r>
+        <w:rPr>
+          <w:rStyle w:val="VerbatimChar"/>
+        </w:rPr>
+        <w:t xml:space="preserve">2 Mar-17  2002      10.3          2002 2002-03-17 Mar  </w:t>
+      </w:r>
+      <w:r>
+        <w:br/>
+      </w:r>
+      <w:r>
+        <w:rPr>
+          <w:rStyle w:val="VerbatimChar"/>
+        </w:rPr>
+        <w:t xml:space="preserve">3 Jan-16  1998      11.1          1998 1998-01-16 Jan  </w:t>
+      </w:r>
+      <w:r>
+        <w:br/>
+      </w:r>
+      <w:r>
+        <w:rPr>
+          <w:rStyle w:val="VerbatimChar"/>
+        </w:rPr>
+        <w:t xml:space="preserve">4 Feb-19  2024      12            2024 2024-02-19 Feb  </w:t>
+      </w:r>
+      <w:r>
+        <w:br/>
+      </w:r>
+      <w:r>
+        <w:rPr>
+          <w:rStyle w:val="VerbatimChar"/>
+        </w:rPr>
+        <w:t xml:space="preserve">5 Jan-25  1987      14.5          1987 1987-01-25 Jan  </w:t>
+      </w:r>
+      <w:r>
+        <w:br/>
+      </w:r>
+      <w:r>
+        <w:rPr>
+          <w:rStyle w:val="VerbatimChar"/>
+        </w:rPr>
+        <w:t xml:space="preserve">6 Mar-02  2006      16.7          2006 2006-03-02 Mar  </w:t>
+      </w:r>
+    </w:p>
+    <w:p>
+      <w:pPr>
+        <w:pStyle w:val="FirstParagraph"/>
+      </w:pPr>
+      <w:r>
+        <w:rPr>
+          <w:rStyle w:val="VerbatimChar"/>
+        </w:rPr>
+        <w:t xml:space="preserve">slice_max()</w:t>
+      </w:r>
+      <w:r>
+        <w:t xml:space="preserve"> </w:t>
+      </w:r>
+      <w:r>
+        <w:t xml:space="preserve">keeps only the single row with the highest value in each group — here, one row per year: the date and value of that winter’s ice peak.</w:t>
+      </w:r>
+    </w:p>
+    <w:p>
+      <w:pPr>
+        <w:pStyle w:val="BodyText"/>
+      </w:pPr>
+      <w:r>
+        <w:rPr>
+          <w:b/>
+          <w:bCs/>
+        </w:rPr>
+        <w:t xml:space="preserve">This also gives us the</w:t>
+      </w:r>
+      <w:r>
+        <w:rPr>
+          <w:b/>
+          <w:bCs/>
+        </w:rPr>
+        <w:t xml:space="preserve"> </w:t>
+      </w:r>
+      <w:r>
+        <w:rPr>
+          <w:b/>
+          <w:bCs/>
+        </w:rPr>
+        <w:t xml:space="preserve">“ice-on/ice-off”</w:t>
+      </w:r>
+      <w:r>
+        <w:rPr>
+          <w:b/>
+          <w:bCs/>
+        </w:rPr>
+        <w:t xml:space="preserve"> </w:t>
+      </w:r>
+      <w:r>
+        <w:rPr>
+          <w:b/>
+          <w:bCs/>
+        </w:rPr>
+        <w:t xml:space="preserve">story:</w:t>
+      </w:r>
+    </w:p>
+    <w:p>
+      <w:pPr>
+        <w:pStyle w:val="Compact"/>
+        <w:numPr>
+          <w:ilvl w:val="0"/>
+          <w:numId w:val="1018"/>
+        </w:numPr>
+      </w:pPr>
+      <w:r>
+        <w:t xml:space="preserve">The</w:t>
+      </w:r>
+      <w:r>
+        <w:t xml:space="preserve"> </w:t>
+      </w:r>
+      <w:r>
+        <w:rPr>
+          <w:b/>
+          <w:bCs/>
+        </w:rPr>
+        <w:t xml:space="preserve">date</w:t>
+      </w:r>
+      <w:r>
+        <w:t xml:space="preserve"> </w:t>
+      </w:r>
+      <w:r>
+        <w:t xml:space="preserve">of each year’s maximum is itself meaningful — an early peak (Jan) vs. a late peak (Mar/Apr) tells you something about how long the ice season lasted</w:t>
+      </w:r>
+    </w:p>
+    <w:p>
+      <w:pPr>
+        <w:pStyle w:val="Compact"/>
+        <w:numPr>
+          <w:ilvl w:val="0"/>
+          <w:numId w:val="1018"/>
+        </w:numPr>
+      </w:pPr>
+      <w:r>
+        <w:t xml:space="preserve">1998’s max ice cover was only ~11%, on Jan 16 — a nearly ice-free winter</w:t>
+      </w:r>
+    </w:p>
+    <w:p>
+      <w:pPr>
+        <w:pStyle w:val="Compact"/>
+        <w:numPr>
+          <w:ilvl w:val="0"/>
+          <w:numId w:val="1018"/>
+        </w:numPr>
+      </w:pPr>
+      <w:r>
+        <w:t xml:space="preserve">1979’s max was ~97%, on Feb 25 — almost total coverage</w:t>
+      </w:r>
+    </w:p>
+    <w:bookmarkEnd w:id="50"/>
+    <w:bookmarkStart w:id="54" w:name="model-the-trend-in-maximum-ice-cover"/>
+    <w:p>
+      <w:pPr>
+        <w:pStyle w:val="Heading1"/>
+      </w:pPr>
+      <w:r>
+        <w:t xml:space="preserve">Model the Trend in Maximum Ice Cover</w:t>
+      </w:r>
+    </w:p>
+    <w:p>
+      <w:pPr>
+        <w:pStyle w:val="SourceCode"/>
+      </w:pPr>
+      <w:r>
+        <w:rPr>
+          <w:rStyle w:val="CommentTok"/>
+        </w:rPr>
+        <w:t xml:space="preserve"># Fit a regression: max ice cover by year -----------------</w:t>
+      </w:r>
+      <w:r>
+        <w:br/>
+      </w:r>
+      <w:r>
+        <w:rPr>
+          <w:rStyle w:val="NormalTok"/>
+        </w:rPr>
+        <w:t xml:space="preserve">max_ice_model </w:t>
+      </w:r>
+      <w:r>
+        <w:rPr>
+          <w:rStyle w:val="OtherTok"/>
+        </w:rPr>
+        <w:t xml:space="preserve">&lt;-</w:t>
+      </w:r>
+      <w:r>
+        <w:rPr>
+          <w:rStyle w:val="NormalTok"/>
+        </w:rPr>
+        <w:t xml:space="preserve"> </w:t>
+      </w:r>
+      <w:r>
+        <w:rPr>
+          <w:rStyle w:val="FunctionTok"/>
+        </w:rPr>
+        <w:t xml:space="preserve">lm</w:t>
+      </w:r>
+      <w:r>
+        <w:rPr>
+          <w:rStyle w:val="NormalTok"/>
+        </w:rPr>
+        <w:t xml:space="preserve">(ice_cover </w:t>
+      </w:r>
+      <w:r>
+        <w:rPr>
+          <w:rStyle w:val="SpecialCharTok"/>
+        </w:rPr>
+        <w:t xml:space="preserve">~</w:t>
+      </w:r>
+      <w:r>
+        <w:rPr>
+          <w:rStyle w:val="NormalTok"/>
+        </w:rPr>
+        <w:t xml:space="preserve"> year, </w:t>
+      </w:r>
+      <w:r>
+        <w:rPr>
+          <w:rStyle w:val="AttributeTok"/>
+        </w:rPr>
+        <w:t xml:space="preserve">data =</w:t>
+      </w:r>
+      <w:r>
+        <w:rPr>
+          <w:rStyle w:val="NormalTok"/>
+        </w:rPr>
+        <w:t xml:space="preserve"> max_ice_per_year)</w:t>
+      </w:r>
+      <w:r>
+        <w:br/>
+      </w:r>
+      <w:r>
+        <w:br/>
+      </w:r>
+      <w:r>
+        <w:rPr>
+          <w:rStyle w:val="FunctionTok"/>
+        </w:rPr>
+        <w:t xml:space="preserve">summary</w:t>
+      </w:r>
+      <w:r>
+        <w:rPr>
+          <w:rStyle w:val="NormalTok"/>
+        </w:rPr>
+        <w:t xml:space="preserve">(max_ice_model)</w:t>
+      </w:r>
+    </w:p>
+    <w:p>
+      <w:pPr>
+        <w:pStyle w:val="SourceCode"/>
+      </w:pPr>
+      <w:r>
+        <w:br/>
+      </w:r>
+      <w:r>
+        <w:rPr>
+          <w:rStyle w:val="VerbatimChar"/>
+        </w:rPr>
+        <w:t xml:space="preserve">Call:</w:t>
+      </w:r>
+      <w:r>
+        <w:br/>
+      </w:r>
+      <w:r>
+        <w:rPr>
+          <w:rStyle w:val="VerbatimChar"/>
+        </w:rPr>
+        <w:t xml:space="preserve">lm(formula = ice_cover ~ year, data = max_ice_per_year)</w:t>
+      </w:r>
+      <w:r>
+        <w:br/>
+      </w:r>
+      <w:r>
+        <w:br/>
+      </w:r>
+      <w:r>
+        <w:rPr>
+          <w:rStyle w:val="VerbatimChar"/>
+        </w:rPr>
+        <w:t xml:space="preserve">Residuals:</w:t>
+      </w:r>
+      <w:r>
+        <w:br/>
+      </w:r>
+      <w:r>
+        <w:rPr>
+          <w:rStyle w:val="VerbatimChar"/>
+        </w:rPr>
+        <w:t xml:space="preserve">    Min      1Q  Median      3Q     Max </w:t>
+      </w:r>
+      <w:r>
+        <w:br/>
+      </w:r>
+      <w:r>
+        <w:rPr>
+          <w:rStyle w:val="VerbatimChar"/>
+        </w:rPr>
+        <w:t xml:space="preserve">-53.692 -24.810   3.811  20.982  48.599 </w:t>
+      </w:r>
+      <w:r>
+        <w:br/>
+      </w:r>
+      <w:r>
+        <w:br/>
+      </w:r>
+      <w:r>
+        <w:rPr>
+          <w:rStyle w:val="VerbatimChar"/>
+        </w:rPr>
+        <w:t xml:space="preserve">Coefficients:</w:t>
+      </w:r>
+      <w:r>
+        <w:br/>
+      </w:r>
+      <w:r>
+        <w:rPr>
+          <w:rStyle w:val="VerbatimChar"/>
+        </w:rPr>
+        <w:t xml:space="preserve">             Estimate Std. Error t value Pr(&gt;|t|)   </w:t>
+      </w:r>
+      <w:r>
+        <w:br/>
+      </w:r>
+      <w:r>
+        <w:rPr>
+          <w:rStyle w:val="VerbatimChar"/>
+        </w:rPr>
+        <w:t xml:space="preserve">(Intercept) 1427.4557   498.1910   2.865  0.00600 **</w:t>
+      </w:r>
+      <w:r>
+        <w:br/>
+      </w:r>
+      <w:r>
+        <w:rPr>
+          <w:rStyle w:val="VerbatimChar"/>
+        </w:rPr>
+        <w:t xml:space="preserve">year          -0.6841     0.2492  -2.746  0.00827 **</w:t>
+      </w:r>
+      <w:r>
+        <w:br/>
+      </w:r>
+      <w:r>
+        <w:rPr>
+          <w:rStyle w:val="VerbatimChar"/>
+        </w:rPr>
+        <w:t xml:space="preserve">---</w:t>
+      </w:r>
+      <w:r>
+        <w:br/>
+      </w:r>
+      <w:r>
+        <w:rPr>
+          <w:rStyle w:val="VerbatimChar"/>
+        </w:rPr>
+        <w:t xml:space="preserve">Signif. codes:  0 '***' 0.001 '**' 0.01 '*' 0.05 '.' 0.1 ' ' 1</w:t>
+      </w:r>
+      <w:r>
+        <w:br/>
+      </w:r>
+      <w:r>
+        <w:br/>
+      </w:r>
+      <w:r>
+        <w:rPr>
+          <w:rStyle w:val="VerbatimChar"/>
+        </w:rPr>
+        <w:t xml:space="preserve">Residual standard error: 28.54 on 52 degrees of freedom</w:t>
+      </w:r>
+      <w:r>
+        <w:br/>
+      </w:r>
+      <w:r>
+        <w:rPr>
+          <w:rStyle w:val="VerbatimChar"/>
+        </w:rPr>
+        <w:t xml:space="preserve">Multiple R-squared:  0.1266,    Adjusted R-squared:  0.1098 </w:t>
+      </w:r>
+      <w:r>
+        <w:br/>
+      </w:r>
+      <w:r>
+        <w:rPr>
+          <w:rStyle w:val="VerbatimChar"/>
+        </w:rPr>
+        <w:t xml:space="preserve">F-statistic: 7.539 on 1 and 52 DF,  p-value: 0.008274</w:t>
+      </w:r>
+    </w:p>
+    <w:p>
+      <w:pPr>
+        <w:pStyle w:val="SourceCode"/>
+      </w:pPr>
+      <w:r>
+        <w:rPr>
+          <w:rStyle w:val="NormalTok"/>
+        </w:rPr>
+        <w:t xml:space="preserve">max_ice_plot </w:t>
+      </w:r>
+      <w:r>
+        <w:rPr>
+          <w:rStyle w:val="OtherTok"/>
+        </w:rPr>
+        <w:t xml:space="preserve">&lt;-</w:t>
+      </w:r>
+      <w:r>
+        <w:rPr>
+          <w:rStyle w:val="NormalTok"/>
+        </w:rPr>
+        <w:t xml:space="preserve"> max_ice_per_year </w:t>
+      </w:r>
+      <w:r>
+        <w:rPr>
+          <w:rStyle w:val="SpecialCharTok"/>
+        </w:rPr>
+        <w:t xml:space="preserve">%&gt;%</w:t>
+      </w:r>
+      <w:r>
+        <w:br/>
+      </w:r>
+      <w:r>
+        <w:rPr>
+          <w:rStyle w:val="NormalTok"/>
+        </w:rPr>
+        <w:t xml:space="preserve">  </w:t>
+      </w:r>
+      <w:r>
+        <w:rPr>
+          <w:rStyle w:val="FunctionTok"/>
+        </w:rPr>
+        <w:t xml:space="preserve">ggplot</w:t>
+      </w:r>
+      <w:r>
+        <w:rPr>
+          <w:rStyle w:val="NormalTok"/>
+        </w:rPr>
+        <w:t xml:space="preserve">(</w:t>
+      </w:r>
+      <w:r>
+        <w:rPr>
+          <w:rStyle w:val="FunctionTok"/>
+        </w:rPr>
+        <w:t xml:space="preserve">aes</w:t>
+      </w:r>
+      <w:r>
+        <w:rPr>
+          <w:rStyle w:val="NormalTok"/>
+        </w:rPr>
+        <w:t xml:space="preserve">(</w:t>
+      </w:r>
+      <w:r>
+        <w:rPr>
+          <w:rStyle w:val="AttributeTok"/>
+        </w:rPr>
+        <w:t xml:space="preserve">x =</w:t>
+      </w:r>
+      <w:r>
+        <w:rPr>
+          <w:rStyle w:val="NormalTok"/>
+        </w:rPr>
+        <w:t xml:space="preserve"> year, </w:t>
+      </w:r>
+      <w:r>
+        <w:rPr>
+          <w:rStyle w:val="AttributeTok"/>
+        </w:rPr>
+        <w:t xml:space="preserve">y =</w:t>
+      </w:r>
+      <w:r>
+        <w:rPr>
+          <w:rStyle w:val="NormalTok"/>
+        </w:rPr>
+        <w:t xml:space="preserve"> ice_cover)) </w:t>
+      </w:r>
+      <w:r>
+        <w:rPr>
+          <w:rStyle w:val="SpecialCharTok"/>
+        </w:rPr>
+        <w:t xml:space="preserve">+</w:t>
+      </w:r>
+      <w:r>
+        <w:br/>
+      </w:r>
+      <w:r>
+        <w:rPr>
+          <w:rStyle w:val="NormalTok"/>
+        </w:rPr>
+        <w:t xml:space="preserve">  </w:t>
+      </w:r>
+      <w:r>
+        <w:rPr>
+          <w:rStyle w:val="FunctionTok"/>
+        </w:rPr>
+        <w:t xml:space="preserve">geom_point</w:t>
+      </w:r>
+      <w:r>
+        <w:rPr>
+          <w:rStyle w:val="NormalTok"/>
+        </w:rPr>
+        <w:t xml:space="preserve">(</w:t>
+      </w:r>
+      <w:r>
+        <w:rPr>
+          <w:rStyle w:val="AttributeTok"/>
+        </w:rPr>
+        <w:t xml:space="preserve">size =</w:t>
+      </w:r>
+      <w:r>
+        <w:rPr>
+          <w:rStyle w:val="NormalTok"/>
+        </w:rPr>
+        <w:t xml:space="preserve"> </w:t>
+      </w:r>
+      <w:r>
+        <w:rPr>
+          <w:rStyle w:val="DecValTok"/>
+        </w:rPr>
+        <w:t xml:space="preserve">2</w:t>
+      </w:r>
+      <w:r>
+        <w:rPr>
+          <w:rStyle w:val="NormalTok"/>
+        </w:rPr>
+        <w:t xml:space="preserve">) </w:t>
+      </w:r>
+      <w:r>
+        <w:rPr>
+          <w:rStyle w:val="SpecialCharTok"/>
+        </w:rPr>
+        <w:t xml:space="preserve">+</w:t>
+      </w:r>
+      <w:r>
+        <w:br/>
+      </w:r>
+      <w:r>
+        <w:rPr>
+          <w:rStyle w:val="NormalTok"/>
+        </w:rPr>
+        <w:t xml:space="preserve">  </w:t>
+      </w:r>
+      <w:r>
+        <w:rPr>
+          <w:rStyle w:val="FunctionTok"/>
+        </w:rPr>
+        <w:t xml:space="preserve">geom_smooth</w:t>
+      </w:r>
+      <w:r>
+        <w:rPr>
+          <w:rStyle w:val="NormalTok"/>
+        </w:rPr>
+        <w:t xml:space="preserve">(</w:t>
+      </w:r>
+      <w:r>
+        <w:rPr>
+          <w:rStyle w:val="AttributeTok"/>
+        </w:rPr>
+        <w:t xml:space="preserve">method =</w:t>
+      </w:r>
+      <w:r>
+        <w:rPr>
+          <w:rStyle w:val="NormalTok"/>
+        </w:rPr>
+        <w:t xml:space="preserve"> </w:t>
+      </w:r>
+      <w:r>
+        <w:rPr>
+          <w:rStyle w:val="StringTok"/>
+        </w:rPr>
+        <w:t xml:space="preserve">"lm"</w:t>
+      </w:r>
+      <w:r>
+        <w:rPr>
+          <w:rStyle w:val="NormalTok"/>
+        </w:rPr>
+        <w:t xml:space="preserve">, </w:t>
+      </w:r>
+      <w:r>
+        <w:rPr>
+          <w:rStyle w:val="AttributeTok"/>
+        </w:rPr>
+        <w:t xml:space="preserve">color =</w:t>
+      </w:r>
+      <w:r>
+        <w:rPr>
+          <w:rStyle w:val="NormalTok"/>
+        </w:rPr>
+        <w:t xml:space="preserve"> </w:t>
+      </w:r>
+      <w:r>
+        <w:rPr>
+          <w:rStyle w:val="StringTok"/>
+        </w:rPr>
+        <w:t xml:space="preserve">"firebrick"</w:t>
+      </w:r>
+      <w:r>
+        <w:rPr>
+          <w:rStyle w:val="NormalTok"/>
+        </w:rPr>
+        <w:t xml:space="preserve">) </w:t>
+      </w:r>
+      <w:r>
+        <w:rPr>
+          <w:rStyle w:val="SpecialCharTok"/>
+        </w:rPr>
+        <w:t xml:space="preserve">+</w:t>
+      </w:r>
+      <w:r>
+        <w:br/>
+      </w:r>
+      <w:r>
+        <w:rPr>
+          <w:rStyle w:val="NormalTok"/>
+        </w:rPr>
+        <w:t xml:space="preserve">  </w:t>
+      </w:r>
+      <w:r>
+        <w:rPr>
+          <w:rStyle w:val="FunctionTok"/>
+        </w:rPr>
+        <w:t xml:space="preserve">labs</w:t>
+      </w:r>
+      <w:r>
+        <w:rPr>
+          <w:rStyle w:val="NormalTok"/>
+        </w:rPr>
+        <w:t xml:space="preserve">(</w:t>
+      </w:r>
+      <w:r>
+        <w:br/>
+      </w:r>
+      <w:r>
+        <w:rPr>
+          <w:rStyle w:val="NormalTok"/>
+        </w:rPr>
+        <w:t xml:space="preserve">    </w:t>
+      </w:r>
+      <w:r>
+        <w:rPr>
+          <w:rStyle w:val="AttributeTok"/>
+        </w:rPr>
+        <w:t xml:space="preserve">title =</w:t>
+      </w:r>
+      <w:r>
+        <w:rPr>
+          <w:rStyle w:val="NormalTok"/>
+        </w:rPr>
+        <w:t xml:space="preserve"> </w:t>
+      </w:r>
+      <w:r>
+        <w:rPr>
+          <w:rStyle w:val="StringTok"/>
+        </w:rPr>
+        <w:t xml:space="preserve">"Lake Superior — Annual Maximum Ice Cover"</w:t>
+      </w:r>
+      <w:r>
+        <w:rPr>
+          <w:rStyle w:val="NormalTok"/>
+        </w:rPr>
+        <w:t xml:space="preserve">,</w:t>
+      </w:r>
+      <w:r>
+        <w:br/>
+      </w:r>
+      <w:r>
+        <w:rPr>
+          <w:rStyle w:val="NormalTok"/>
+        </w:rPr>
+        <w:t xml:space="preserve">    </w:t>
+      </w:r>
+      <w:r>
+        <w:rPr>
+          <w:rStyle w:val="AttributeTok"/>
+        </w:rPr>
+        <w:t xml:space="preserve">x =</w:t>
+      </w:r>
+      <w:r>
+        <w:rPr>
+          <w:rStyle w:val="NormalTok"/>
+        </w:rPr>
+        <w:t xml:space="preserve"> </w:t>
+      </w:r>
+      <w:r>
+        <w:rPr>
+          <w:rStyle w:val="StringTok"/>
+        </w:rPr>
+        <w:t xml:space="preserve">"Year"</w:t>
+      </w:r>
+      <w:r>
+        <w:rPr>
+          <w:rStyle w:val="NormalTok"/>
+        </w:rPr>
+        <w:t xml:space="preserve">, </w:t>
+      </w:r>
+      <w:r>
+        <w:rPr>
+          <w:rStyle w:val="AttributeTok"/>
+        </w:rPr>
+        <w:t xml:space="preserve">y =</w:t>
+      </w:r>
+      <w:r>
+        <w:rPr>
+          <w:rStyle w:val="NormalTok"/>
+        </w:rPr>
+        <w:t xml:space="preserve"> </w:t>
+      </w:r>
+      <w:r>
+        <w:rPr>
+          <w:rStyle w:val="StringTok"/>
+        </w:rPr>
+        <w:t xml:space="preserve">"Max Ice Cover (%)"</w:t>
+      </w:r>
+      <w:r>
+        <w:br/>
+      </w:r>
+      <w:r>
+        <w:rPr>
+          <w:rStyle w:val="NormalTok"/>
+        </w:rPr>
+        <w:t xml:space="preserve">  ) </w:t>
+      </w:r>
+      <w:r>
+        <w:rPr>
+          <w:rStyle w:val="SpecialCharTok"/>
+        </w:rPr>
+        <w:t xml:space="preserve">+</w:t>
+      </w:r>
+      <w:r>
+        <w:br/>
+      </w:r>
+      <w:r>
+        <w:rPr>
+          <w:rStyle w:val="NormalTok"/>
+        </w:rPr>
+        <w:t xml:space="preserve">  </w:t>
+      </w:r>
+      <w:r>
+        <w:rPr>
+          <w:rStyle w:val="FunctionTok"/>
+        </w:rPr>
+        <w:t xml:space="preserve">theme_minimal</w:t>
+      </w:r>
+      <w:r>
+        <w:rPr>
+          <w:rStyle w:val="NormalTok"/>
+        </w:rPr>
+        <w:t xml:space="preserve">()</w:t>
+      </w:r>
+      <w:r>
+        <w:br/>
+      </w:r>
+      <w:r>
+        <w:br/>
+      </w:r>
+      <w:r>
+        <w:rPr>
+          <w:rStyle w:val="NormalTok"/>
+        </w:rPr>
+        <w:t xml:space="preserve">max_ice_plot</w:t>
+      </w:r>
+    </w:p>
+    <w:p>
+      <w:pPr>
+        <w:pStyle w:val="FirstParagraph"/>
+      </w:pPr>
+      <w:r>
+        <w:drawing>
+          <wp:inline>
+            <wp:extent cx="5943600" cy="5943600"/>
+            <wp:effectExtent b="0" l="0" r="0" t="0"/>
+            <wp:docPr descr="" title="" id="52" name="Picture"/>
+            <a:graphic>
+              <a:graphicData uri="http://schemas.openxmlformats.org/drawingml/2006/picture">
+                <pic:pic>
+                  <pic:nvPicPr>
+                    <pic:cNvPr descr="07_lecture_powerpoint_files/figure-docx/max-ice-plot-07-1.png" id="53" name="Picture"/>
+                    <pic:cNvPicPr>
+                      <a:picLocks noChangeArrowheads="1" noChangeAspect="1"/>
+                    </pic:cNvPicPr>
+                  </pic:nvPicPr>
+                  <pic:blipFill>
+                    <a:blip r:embed="rId51"/>
+                    <a:stretch>
+                      <a:fillRect/>
+                    </a:stretch>
+                  </pic:blipFill>
+                  <pic:spPr bwMode="auto">
+                    <a:xfrm>
+                      <a:off x="0" y="0"/>
+                      <a:ext cx="5943600" cy="5943600"/>
+                    </a:xfrm>
+                    <a:prstGeom prst="rect">
+                      <a:avLst/>
+                    </a:prstGeom>
+                    <a:noFill/>
+                    <a:ln w="9525">
+                      <a:noFill/>
+                      <a:headEnd/>
+                      <a:tailEnd/>
+                    </a:ln>
+                  </pic:spPr>
+                </pic:pic>
+              </a:graphicData>
+            </a:graphic>
+          </wp:inline>
+        </w:drawing>
+      </w:r>
+    </w:p>
+    <w:p>
+      <w:pPr>
+        <w:pStyle w:val="BodyText"/>
+      </w:pPr>
+      <w:r>
+        <w:rPr>
+          <w:b/>
+          <w:bCs/>
+        </w:rPr>
+        <w:t xml:space="preserve">Same</w:t>
+      </w:r>
+      <w:r>
+        <w:rPr>
+          <w:b/>
+          <w:bCs/>
+        </w:rPr>
+        <w:t xml:space="preserve"> </w:t>
+      </w:r>
+      <w:r>
+        <w:rPr>
+          <w:rStyle w:val="VerbatimChar"/>
+          <w:b/>
+          <w:bCs/>
+        </w:rPr>
+        <w:t xml:space="preserve">lm()</w:t>
+      </w:r>
+      <w:r>
+        <w:rPr>
+          <w:b/>
+          <w:bCs/>
+        </w:rPr>
+        <w:t xml:space="preserve"> </w:t>
+      </w:r>
+      <w:r>
+        <w:rPr>
+          <w:b/>
+          <w:bCs/>
+        </w:rPr>
+        <w:t xml:space="preserve">syntax as Lecture 06</w:t>
+      </w:r>
+      <w:r>
+        <w:t xml:space="preserve"> </w:t>
+      </w:r>
+      <w:r>
+        <w:t xml:space="preserve">— only now</w:t>
+      </w:r>
+      <w:r>
+        <w:t xml:space="preserve"> </w:t>
+      </w:r>
+      <w:r>
+        <w:rPr>
+          <w:rStyle w:val="VerbatimChar"/>
+        </w:rPr>
+        <w:t xml:space="preserve">X = year</w:t>
+      </w:r>
+      <w:r>
+        <w:t xml:space="preserve"> </w:t>
+      </w:r>
+      <w:r>
+        <w:t xml:space="preserve">and</w:t>
+      </w:r>
+      <w:r>
+        <w:t xml:space="preserve"> </w:t>
+      </w:r>
+      <w:r>
+        <w:rPr>
+          <w:rStyle w:val="VerbatimChar"/>
+        </w:rPr>
+        <w:t xml:space="preserve">Y = ice_cover</w:t>
+      </w:r>
+      <w:r>
+        <w:t xml:space="preserve"> </w:t>
+      </w:r>
+      <w:r>
+        <w:t xml:space="preserve">(the yearly peak, not a daily or monthly mean).</w:t>
+      </w:r>
+    </w:p>
+    <w:p>
+      <w:pPr>
+        <w:pStyle w:val="Compact"/>
+        <w:numPr>
+          <w:ilvl w:val="0"/>
+          <w:numId w:val="1019"/>
+        </w:numPr>
+      </w:pPr>
+      <w:r>
+        <w:t xml:space="preserve">The slope tells us °C-equivalent: percentage points of max ice cover, per year</w:t>
+      </w:r>
+    </w:p>
+    <w:p>
+      <w:pPr>
+        <w:pStyle w:val="Compact"/>
+        <w:numPr>
+          <w:ilvl w:val="0"/>
+          <w:numId w:val="1019"/>
+        </w:numPr>
+      </w:pPr>
+      <w:r>
+        <w:t xml:space="preserve">Notice the</w:t>
+      </w:r>
+      <w:r>
+        <w:t xml:space="preserve"> </w:t>
+      </w:r>
+      <w:r>
+        <w:rPr>
+          <w:b/>
+          <w:bCs/>
+        </w:rPr>
+        <w:t xml:space="preserve">huge year-to-year scatter</w:t>
+      </w:r>
+      <w:r>
+        <w:t xml:space="preserve"> </w:t>
+      </w:r>
+      <w:r>
+        <w:t xml:space="preserve">— Great Lakes ice cover is famously variable, driven by short-term weather patterns like ENSO and the polar vortex, not just a steady climate trend</w:t>
+      </w:r>
+    </w:p>
+    <w:p>
+      <w:pPr>
+        <w:pStyle w:val="FirstParagraph"/>
+      </w:pPr>
+      <w:r>
+        <w:t xml:space="preserve">This is real data — the story is messier (and more honest) than a clean line.</w:t>
+      </w:r>
+    </w:p>
+    <w:bookmarkEnd w:id="54"/>
+    <w:bookmarkStart w:id="55" w:name="what-we-learned-today"/>
+    <w:p>
+      <w:pPr>
+        <w:pStyle w:val="Heading1"/>
+      </w:pPr>
+      <w:r>
+        <w:t xml:space="preserve">What We Learned Today</w:t>
+      </w:r>
+    </w:p>
+    <w:p>
+      <w:pPr>
+        <w:pStyle w:val="FirstParagraph"/>
+      </w:pPr>
+      <w:r>
+        <w:rPr>
+          <w:b/>
+          <w:bCs/>
+        </w:rPr>
+        <w:t xml:space="preserve">Concepts:</w:t>
+      </w:r>
+    </w:p>
+    <w:p>
+      <w:pPr>
+        <w:pStyle w:val="Compact"/>
+        <w:numPr>
+          <w:ilvl w:val="0"/>
+          <w:numId w:val="1020"/>
+        </w:numPr>
+      </w:pPr>
+      <w:r>
+        <w:t xml:space="preserve">Real-world data is often</w:t>
+      </w:r>
+      <w:r>
+        <w:t xml:space="preserve"> </w:t>
+      </w:r>
+      <w:r>
+        <w:rPr>
+          <w:b/>
+          <w:bCs/>
+        </w:rPr>
+        <w:t xml:space="preserve">wide</w:t>
+      </w:r>
+      <w:r>
+        <w:t xml:space="preserve"> </w:t>
+      </w:r>
+      <w:r>
+        <w:t xml:space="preserve">— shaped for human eyes, not for R</w:t>
+      </w:r>
+    </w:p>
+    <w:p>
+      <w:pPr>
+        <w:pStyle w:val="Compact"/>
+        <w:numPr>
+          <w:ilvl w:val="0"/>
+          <w:numId w:val="1020"/>
+        </w:numPr>
+      </w:pPr>
+      <w:r>
+        <w:rPr>
+          <w:rStyle w:val="VerbatimChar"/>
+        </w:rPr>
+        <w:t xml:space="preserve">pivot_longer()</w:t>
+      </w:r>
+      <w:r>
+        <w:t xml:space="preserve"> </w:t>
+      </w:r>
+      <w:r>
+        <w:t xml:space="preserve">collapses many columns into key-value pairs — unlocking</w:t>
+      </w:r>
+      <w:r>
+        <w:t xml:space="preserve"> </w:t>
+      </w:r>
+      <w:r>
+        <w:rPr>
+          <w:rStyle w:val="VerbatimChar"/>
+        </w:rPr>
+        <w:t xml:space="preserve">group_by()</w:t>
+      </w:r>
+      <w:r>
+        <w:t xml:space="preserve">,</w:t>
+      </w:r>
+      <w:r>
+        <w:t xml:space="preserve"> </w:t>
+      </w:r>
+      <w:r>
+        <w:rPr>
+          <w:rStyle w:val="VerbatimChar"/>
+        </w:rPr>
+        <w:t xml:space="preserve">summarize()</w:t>
+      </w:r>
+      <w:r>
+        <w:t xml:space="preserve">, and</w:t>
+      </w:r>
+      <w:r>
+        <w:t xml:space="preserve"> </w:t>
+      </w:r>
+      <w:r>
+        <w:rPr>
+          <w:rStyle w:val="VerbatimChar"/>
+        </w:rPr>
+        <w:t xml:space="preserve">ggplot()</w:t>
+      </w:r>
+    </w:p>
+    <w:p>
+      <w:pPr>
+        <w:pStyle w:val="Compact"/>
+        <w:numPr>
+          <w:ilvl w:val="0"/>
+          <w:numId w:val="1020"/>
+        </w:numPr>
+      </w:pPr>
+      <w:r>
+        <w:rPr>
+          <w:rStyle w:val="VerbatimChar"/>
+        </w:rPr>
+        <w:t xml:space="preserve">pivot_wider()</w:t>
+      </w:r>
+      <w:r>
+        <w:t xml:space="preserve"> </w:t>
+      </w:r>
+      <w:r>
+        <w:t xml:space="preserve">does the reverse — builds a readable summary table from tidy data</w:t>
+      </w:r>
+    </w:p>
+    <w:p>
+      <w:pPr>
+        <w:pStyle w:val="Compact"/>
+        <w:numPr>
+          <w:ilvl w:val="0"/>
+          <w:numId w:val="1020"/>
+        </w:numPr>
+      </w:pPr>
+      <w:r>
+        <w:t xml:space="preserve">Seasonal data that</w:t>
+      </w:r>
+      <w:r>
+        <w:t xml:space="preserve"> </w:t>
+      </w:r>
+      <w:r>
+        <w:rPr>
+          <w:b/>
+          <w:bCs/>
+        </w:rPr>
+        <w:t xml:space="preserve">crosses the calendar year boundary</w:t>
+      </w:r>
+      <w:r>
+        <w:t xml:space="preserve"> </w:t>
+      </w:r>
+      <w:r>
+        <w:t xml:space="preserve">needs careful date logic</w:t>
+      </w:r>
+    </w:p>
+    <w:p>
+      <w:pPr>
+        <w:pStyle w:val="Compact"/>
+        <w:numPr>
+          <w:ilvl w:val="0"/>
+          <w:numId w:val="1020"/>
+        </w:numPr>
+      </w:pPr>
+      <w:r>
+        <w:rPr>
+          <w:rStyle w:val="VerbatimChar"/>
+        </w:rPr>
+        <w:t xml:space="preserve">slice_max()</w:t>
+      </w:r>
+      <w:r>
+        <w:t xml:space="preserve"> </w:t>
+      </w:r>
+      <w:r>
+        <w:t xml:space="preserve">pulls out the single extreme value per group — useful for</w:t>
+      </w:r>
+      <w:r>
+        <w:t xml:space="preserve"> </w:t>
+      </w:r>
+      <w:r>
+        <w:t xml:space="preserve">“ice-on/ice-off”</w:t>
+      </w:r>
+      <w:r>
+        <w:t xml:space="preserve"> </w:t>
+      </w:r>
+      <w:r>
+        <w:t xml:space="preserve">type questions</w:t>
+      </w:r>
+    </w:p>
+    <w:p>
+      <w:pPr>
+        <w:pStyle w:val="Compact"/>
+        <w:numPr>
+          <w:ilvl w:val="0"/>
+          <w:numId w:val="1020"/>
+        </w:numPr>
+      </w:pPr>
+      <w:r>
+        <w:t xml:space="preserve">The same</w:t>
+      </w:r>
+      <w:r>
+        <w:t xml:space="preserve"> </w:t>
+      </w:r>
+      <w:r>
+        <w:rPr>
+          <w:rStyle w:val="VerbatimChar"/>
+        </w:rPr>
+        <w:t xml:space="preserve">lm()</w:t>
+      </w:r>
+      <w:r>
+        <w:t xml:space="preserve"> </w:t>
+      </w:r>
+      <w:r>
+        <w:t xml:space="preserve">workflow from Lecture 06 applies to</w:t>
+      </w:r>
+      <w:r>
+        <w:t xml:space="preserve"> </w:t>
+      </w:r>
+      <w:r>
+        <w:rPr>
+          <w:i/>
+          <w:iCs/>
+        </w:rPr>
+        <w:t xml:space="preserve">any</w:t>
+      </w:r>
+      <w:r>
+        <w:t xml:space="preserve"> </w:t>
+      </w:r>
+      <w:r>
+        <w:t xml:space="preserve">time-indexed variable, including a yearly maximum</w:t>
+      </w:r>
+    </w:p>
+    <w:p>
+      <w:pPr>
+        <w:pStyle w:val="FirstParagraph"/>
+      </w:pPr>
+      <w:r>
+        <w:rPr>
+          <w:b/>
+          <w:bCs/>
+        </w:rPr>
+        <w:t xml:space="preserve">R skills:</w:t>
+      </w:r>
+    </w:p>
+    <w:p>
+      <w:pPr>
+        <w:pStyle w:val="Compact"/>
+        <w:numPr>
+          <w:ilvl w:val="0"/>
+          <w:numId w:val="1021"/>
+        </w:numPr>
+      </w:pPr>
+      <w:r>
+        <w:rPr>
+          <w:rStyle w:val="VerbatimChar"/>
+        </w:rPr>
+        <w:t xml:space="preserve">read.table()</w:t>
+      </w:r>
+      <w:r>
+        <w:t xml:space="preserve"> </w:t>
+      </w:r>
+      <w:r>
+        <w:t xml:space="preserve">+</w:t>
+      </w:r>
+      <w:r>
+        <w:t xml:space="preserve"> </w:t>
+      </w:r>
+      <w:r>
+        <w:rPr>
+          <w:rStyle w:val="VerbatimChar"/>
+        </w:rPr>
+        <w:t xml:space="preserve">rownames_to_column()</w:t>
+      </w:r>
+      <w:r>
+        <w:t xml:space="preserve"> </w:t>
+      </w:r>
+      <w:r>
+        <w:t xml:space="preserve">for messy text files</w:t>
+      </w:r>
+    </w:p>
+    <w:p>
+      <w:pPr>
+        <w:pStyle w:val="Compact"/>
+        <w:numPr>
+          <w:ilvl w:val="0"/>
+          <w:numId w:val="1021"/>
+        </w:numPr>
+      </w:pPr>
+      <w:r>
+        <w:rPr>
+          <w:rStyle w:val="VerbatimChar"/>
+        </w:rPr>
+        <w:t xml:space="preserve">pivot_longer()</w:t>
+      </w:r>
+      <w:r>
+        <w:t xml:space="preserve"> </w:t>
+      </w:r>
+      <w:r>
+        <w:t xml:space="preserve">/</w:t>
+      </w:r>
+      <w:r>
+        <w:t xml:space="preserve"> </w:t>
+      </w:r>
+      <w:r>
+        <w:rPr>
+          <w:rStyle w:val="VerbatimChar"/>
+        </w:rPr>
+        <w:t xml:space="preserve">pivot_wider()</w:t>
+      </w:r>
+    </w:p>
+    <w:p>
+      <w:pPr>
+        <w:pStyle w:val="Compact"/>
+        <w:numPr>
+          <w:ilvl w:val="0"/>
+          <w:numId w:val="1021"/>
+        </w:numPr>
+      </w:pPr>
+      <w:r>
+        <w:rPr>
+          <w:rStyle w:val="VerbatimChar"/>
+        </w:rPr>
+        <w:t xml:space="preserve">str_starts()</w:t>
+      </w:r>
+      <w:r>
+        <w:t xml:space="preserve">,</w:t>
+      </w:r>
+      <w:r>
+        <w:t xml:space="preserve"> </w:t>
+      </w:r>
+      <w:r>
+        <w:rPr>
+          <w:rStyle w:val="VerbatimChar"/>
+        </w:rPr>
+        <w:t xml:space="preserve">if_else()</w:t>
+      </w:r>
+      <w:r>
+        <w:t xml:space="preserve">,</w:t>
+      </w:r>
+      <w:r>
+        <w:t xml:space="preserve"> </w:t>
+      </w:r>
+      <w:r>
+        <w:rPr>
+          <w:rStyle w:val="VerbatimChar"/>
+        </w:rPr>
+        <w:t xml:space="preserve">ymd()</w:t>
+      </w:r>
+      <w:r>
+        <w:t xml:space="preserve">,</w:t>
+      </w:r>
+      <w:r>
+        <w:t xml:space="preserve"> </w:t>
+      </w:r>
+      <w:r>
+        <w:rPr>
+          <w:rStyle w:val="VerbatimChar"/>
+        </w:rPr>
+        <w:t xml:space="preserve">update()</w:t>
+      </w:r>
+      <w:r>
+        <w:t xml:space="preserve"> </w:t>
+      </w:r>
+      <w:r>
+        <w:t xml:space="preserve">for date wrangling</w:t>
+      </w:r>
+    </w:p>
+    <w:p>
+      <w:pPr>
+        <w:pStyle w:val="Compact"/>
+        <w:numPr>
+          <w:ilvl w:val="0"/>
+          <w:numId w:val="1021"/>
+        </w:numPr>
+      </w:pPr>
+      <w:r>
+        <w:rPr>
+          <w:rStyle w:val="VerbatimChar"/>
+        </w:rPr>
+        <w:t xml:space="preserve">slice_max(order_by = ..., n = 1)</w:t>
+      </w:r>
+    </w:p>
+    <w:p>
+      <w:pPr>
+        <w:pStyle w:val="FirstParagraph"/>
+      </w:pPr>
+      <w:r>
+        <w:rPr>
+          <w:b/>
+          <w:bCs/>
+        </w:rPr>
+        <w:t xml:space="preserve">References:</w:t>
+      </w:r>
+    </w:p>
+    <w:p>
+      <w:pPr>
+        <w:pStyle w:val="Compact"/>
+        <w:numPr>
+          <w:ilvl w:val="0"/>
+          <w:numId w:val="1022"/>
+        </w:numPr>
+      </w:pPr>
+      <w:r>
+        <w:t xml:space="preserve">📖 R4DS Ch. 5 — Data tidying</w:t>
+      </w:r>
+    </w:p>
+    <w:p>
+      <w:pPr>
+        <w:pStyle w:val="Compact"/>
+        <w:numPr>
+          <w:ilvl w:val="0"/>
+          <w:numId w:val="1022"/>
+        </w:numPr>
+      </w:pPr>
+      <w:r>
+        <w:t xml:space="preserve">📖 R4DS Ch. 17 — Dates and times</w:t>
+      </w:r>
+    </w:p>
+    <w:p>
+      <w:pPr>
+        <w:pStyle w:val="Compact"/>
+        <w:numPr>
+          <w:ilvl w:val="0"/>
+          <w:numId w:val="1022"/>
+        </w:numPr>
+      </w:pPr>
+      <w:r>
+        <w:t xml:space="preserve">📖 Data Carpentry — R for Ecologists</w:t>
+      </w:r>
+    </w:p>
+    <w:p>
+      <w:pPr>
+        <w:pStyle w:val="FirstParagraph"/>
+      </w:pPr>
+      <w:r>
+        <w:rPr>
+          <w:b/>
+          <w:bCs/>
+        </w:rPr>
+        <w:t xml:space="preserve">Data source:</w:t>
+      </w:r>
+    </w:p>
+    <w:p>
+      <w:pPr>
+        <w:pStyle w:val="Compact"/>
+        <w:numPr>
+          <w:ilvl w:val="0"/>
+          <w:numId w:val="1023"/>
+        </w:numPr>
+      </w:pPr>
+      <w:r>
+        <w:t xml:space="preserve">NOAA-GLERL Great Lakes Ice Cover Database</w:t>
+      </w:r>
+      <w:r>
+        <w:br/>
+      </w:r>
+      <w:r>
+        <w:rPr>
+          <w:rStyle w:val="VerbatimChar"/>
+        </w:rPr>
+        <w:t xml:space="preserve">glerl.noaa.gov/data/ice</w:t>
+      </w:r>
+    </w:p>
+    <w:p>
+      <w:pPr>
+        <w:pStyle w:val="FirstParagraph"/>
+      </w:pPr>
+      <w:r>
+        <w:rPr>
+          <w:b/>
+          <w:bCs/>
+        </w:rPr>
+        <w:t xml:space="preserve">Up next — Homework:</w:t>
+      </w:r>
+    </w:p>
+    <w:p>
+      <w:pPr>
+        <w:pStyle w:val="Compact"/>
+        <w:numPr>
+          <w:ilvl w:val="0"/>
+          <w:numId w:val="1024"/>
+        </w:numPr>
+      </w:pPr>
+      <w:r>
+        <w:t xml:space="preserve">Apply the same wide-to-long pivot workflow to a Great Lake of your choice</w:t>
+      </w:r>
+    </w:p>
+    <w:p>
+      <w:pPr>
+        <w:pStyle w:val="Compact"/>
+        <w:numPr>
+          <w:ilvl w:val="0"/>
+          <w:numId w:val="1024"/>
+        </w:numPr>
+      </w:pPr>
+      <w:r>
+        <w:t xml:space="preserve">Compare your lake’s maximum ice trend to Lake Superior’s</w:t>
+      </w:r>
+    </w:p>
+    <w:bookmarkEnd w:id="55"/>
     <w:sectPr>
       <w:pgSz w:h="15840" w:w="12240"/>
       <w:pgMar w:bottom="1440" w:footer="720" w:gutter="0" w:header="720" w:left="1440" w:right="1440" w:top="1440"/>
@@ -139,8 +9094,183 @@
       </w:pPr>
     </w:lvl>
   </w:abstractNum>
+  <w:abstractNum w:abstractNumId="991">
+    <w:nsid w:val="0000A991"/>
+    <w:multiLevelType w:val="multilevel"/>
+    <w:lvl w:ilvl="0">
+      <w:numFmt w:val="bullet"/>
+      <w:lvlText w:val=""/>
+      <w:lvlJc w:val="left"/>
+      <w:pPr>
+        <w:ind w:left="720" w:hanging="360"/>
+      </w:pPr>
+      <w:rPr>
+        <w:rFonts w:ascii="Symbol" w:hAnsi="Symbol" w:cs="Symbol" w:hint="default"/>
+      </w:rPr>
+    </w:lvl>
+    <w:lvl w:ilvl="1">
+      <w:numFmt w:val="bullet"/>
+      <w:lvlText w:val="o"/>
+      <w:lvlJc w:val="left"/>
+      <w:pPr>
+        <w:ind w:left="1440" w:hanging="360"/>
+      </w:pPr>
+      <w:rPr>
+        <w:rFonts w:ascii="Courier New" w:hAnsi="Courier New" w:cs="Courier New" w:hint="default"/>
+      </w:rPr>
+    </w:lvl>
+    <w:lvl w:ilvl="2">
+      <w:numFmt w:val="bullet"/>
+      <w:lvlText w:val=""/>
+      <w:lvlJc w:val="left"/>
+      <w:pPr>
+        <w:ind w:left="2160" w:hanging="360"/>
+      </w:pPr>
+      <w:rPr>
+        <w:rFonts w:ascii="Wingdings" w:hAnsi="Wingdings" w:cs="Wingdings" w:hint="default"/>
+      </w:rPr>
+    </w:lvl>
+    <w:lvl w:ilvl="3">
+      <w:numFmt w:val="bullet"/>
+      <w:lvlText w:val=""/>
+      <w:lvlJc w:val="left"/>
+      <w:pPr>
+        <w:ind w:left="2880" w:hanging="360"/>
+      </w:pPr>
+      <w:rPr>
+        <w:rFonts w:ascii="Symbol" w:hAnsi="Symbol" w:cs="Symbol" w:hint="default"/>
+      </w:rPr>
+    </w:lvl>
+    <w:lvl w:ilvl="4">
+      <w:numFmt w:val="bullet"/>
+      <w:lvlText w:val="o"/>
+      <w:lvlJc w:val="left"/>
+      <w:pPr>
+        <w:ind w:left="3600" w:hanging="360"/>
+      </w:pPr>
+      <w:rPr>
+        <w:rFonts w:ascii="Courier New" w:hAnsi="Courier New" w:cs="Courier New" w:hint="default"/>
+      </w:rPr>
+    </w:lvl>
+    <w:lvl w:ilvl="5">
+      <w:numFmt w:val="bullet"/>
+      <w:lvlText w:val=""/>
+      <w:lvlJc w:val="left"/>
+      <w:pPr>
+        <w:ind w:left="4320" w:hanging="360"/>
+      </w:pPr>
+      <w:rPr>
+        <w:rFonts w:ascii="Wingdings" w:hAnsi="Wingdings" w:cs="Wingdings" w:hint="default"/>
+      </w:rPr>
+    </w:lvl>
+    <w:lvl w:ilvl="6">
+      <w:numFmt w:val="bullet"/>
+      <w:lvlText w:val=""/>
+      <w:lvlJc w:val="left"/>
+      <w:pPr>
+        <w:ind w:left="5040" w:hanging="360"/>
+      </w:pPr>
+      <w:rPr>
+        <w:rFonts w:ascii="Symbol" w:hAnsi="Symbol" w:cs="Symbol" w:hint="default"/>
+      </w:rPr>
+    </w:lvl>
+    <w:lvl w:ilvl="7">
+      <w:numFmt w:val="bullet"/>
+      <w:lvlText w:val="o"/>
+      <w:lvlJc w:val="left"/>
+      <w:pPr>
+        <w:ind w:left="5760" w:hanging="360"/>
+      </w:pPr>
+      <w:rPr>
+        <w:rFonts w:ascii="Courier New" w:hAnsi="Courier New" w:cs="Courier New" w:hint="default"/>
+      </w:rPr>
+    </w:lvl>
+    <w:lvl w:ilvl="8">
+      <w:numFmt w:val="bullet"/>
+      <w:lvlText w:val=""/>
+      <w:lvlJc w:val="left"/>
+      <w:pPr>
+        <w:ind w:left="6480" w:hanging="360"/>
+      </w:pPr>
+      <w:rPr>
+        <w:rFonts w:ascii="Wingdings" w:hAnsi="Wingdings" w:cs="Wingdings" w:hint="default"/>
+      </w:rPr>
+    </w:lvl>
+  </w:abstractNum>
   <w:num w:numId="1000">
     <w:abstractNumId w:val="990"/>
+  </w:num>
+  <w:num w:numId="1001">
+    <w:abstractNumId w:val="991"/>
+  </w:num>
+  <w:num w:numId="1002">
+    <w:abstractNumId w:val="991"/>
+  </w:num>
+  <w:num w:numId="1003">
+    <w:abstractNumId w:val="991"/>
+  </w:num>
+  <w:num w:numId="1004">
+    <w:abstractNumId w:val="991"/>
+  </w:num>
+  <w:num w:numId="1005">
+    <w:abstractNumId w:val="991"/>
+  </w:num>
+  <w:num w:numId="1006">
+    <w:abstractNumId w:val="991"/>
+  </w:num>
+  <w:num w:numId="1007">
+    <w:abstractNumId w:val="991"/>
+  </w:num>
+  <w:num w:numId="1008">
+    <w:abstractNumId w:val="991"/>
+  </w:num>
+  <w:num w:numId="1009">
+    <w:abstractNumId w:val="991"/>
+  </w:num>
+  <w:num w:numId="1010">
+    <w:abstractNumId w:val="991"/>
+  </w:num>
+  <w:num w:numId="1011">
+    <w:abstractNumId w:val="991"/>
+  </w:num>
+  <w:num w:numId="1012">
+    <w:abstractNumId w:val="991"/>
+  </w:num>
+  <w:num w:numId="1013">
+    <w:abstractNumId w:val="991"/>
+  </w:num>
+  <w:num w:numId="1014">
+    <w:abstractNumId w:val="991"/>
+  </w:num>
+  <w:num w:numId="1015">
+    <w:abstractNumId w:val="991"/>
+  </w:num>
+  <w:num w:numId="1016">
+    <w:abstractNumId w:val="991"/>
+  </w:num>
+  <w:num w:numId="1017">
+    <w:abstractNumId w:val="991"/>
+  </w:num>
+  <w:num w:numId="1018">
+    <w:abstractNumId w:val="991"/>
+  </w:num>
+  <w:num w:numId="1019">
+    <w:abstractNumId w:val="991"/>
+  </w:num>
+  <w:num w:numId="1020">
+    <w:abstractNumId w:val="991"/>
+  </w:num>
+  <w:num w:numId="1021">
+    <w:abstractNumId w:val="991"/>
+  </w:num>
+  <w:num w:numId="1022">
+    <w:abstractNumId w:val="991"/>
+  </w:num>
+  <w:num w:numId="1023">
+    <w:abstractNumId w:val="991"/>
+  </w:num>
+  <w:num w:numId="1024">
+    <w:abstractNumId w:val="991"/>
   </w:num>
 </w:numbering>
 </file>
